--- a/docx/ru/BUFRCREX_TableB_ru_33.docx
+++ b/docx/ru/BUFRCREX_TableB_ru_33.docx
@@ -8,19 +8,33 @@
       </w:pPr>
       <w:r>
         <w:rPr>
-          <w:rFonts w:ascii="Arial" w:hAnsi="Arial"/>
+          <w:rFonts w:ascii="Verdana" w:hAnsi="Verdana"/>
           <w:b/>
           <w:sz w:val="22"/>
         </w:rPr>
-        <w:t>BUFR/CREX Table B — Class 33: Информация о качестве в BUFR/CREX</w:t>
+        <w:t>Класс 33: Информация о качестве в BUFR/CREX</w:t>
       </w:r>
     </w:p>
     <w:tbl>
       <w:tblPr>
         <w:tblStyle w:val="TableGrid"/>
         <w:tblW w:type="auto" w:w="0"/>
-        <w:jc w:val="center"/>
+        <w:jc w:val="left"/>
         <w:tblLook w:firstColumn="1" w:firstRow="1" w:lastColumn="0" w:lastRow="0" w:noHBand="0" w:noVBand="1" w:val="04A0"/>
+        <w:tblBorders>
+          <w:top w:val="single" w:sz="4" w:space="0" w:color="595959"/>
+          <w:left w:val="single" w:sz="4" w:space="0" w:color="595959"/>
+          <w:bottom w:val="single" w:sz="4" w:space="0" w:color="595959"/>
+          <w:right w:val="single" w:sz="4" w:space="0" w:color="595959"/>
+          <w:insideH w:val="single" w:sz="4" w:space="0" w:color="595959"/>
+          <w:insideV w:val="single" w:sz="4" w:space="0" w:color="595959"/>
+        </w:tblBorders>
+        <w:tblCellMar>
+          <w:top w:w="85" w:type="dxa"/>
+          <w:left w:w="85" w:type="dxa"/>
+          <w:bottom w:w="85" w:type="dxa"/>
+          <w:right w:w="85" w:type="dxa"/>
+        </w:tblCellMar>
       </w:tblPr>
       <w:tblGrid>
         <w:gridCol w:w="1514"/>
@@ -35,20 +49,20 @@
         <w:gridCol w:w="1514"/>
       </w:tblGrid>
       <w:tr>
-        <w:tc>
-          <w:tcPr>
-            <w:tcW w:type="dxa" w:w="1514"/>
-            <w:shd w:val="clear" w:color="auto" w:fill="D9E2F3"/>
-          </w:tcPr>
-          <w:p>
-            <w:pPr>
-              <w:jc w:val="center"/>
-            </w:pPr>
-            <w:r/>
-            <w:r>
-              <w:rPr>
-                <w:rFonts w:ascii="Arial" w:hAnsi="Arial"/>
-                <w:b/>
+        <w:trPr>
+          <w:tblHeader/>
+        </w:trPr>
+        <w:tc>
+          <w:tcPr>
+            <w:tcW w:type="dxa" w:w="1514"/>
+            <w:shd w:val="clear" w:color="auto" w:fill="D9D9D9"/>
+          </w:tcPr>
+          <w:p>
+            <w:r/>
+            <w:r>
+              <w:rPr>
+                <w:rFonts w:ascii="Verdana" w:hAnsi="Verdana"/>
+                <w:b w:val="0"/>
                 <w:sz w:val="16"/>
               </w:rPr>
               <w:t>FXY</w:t>
@@ -58,194 +72,170 @@
         <w:tc>
           <w:tcPr>
             <w:tcW w:type="dxa" w:w="1514"/>
-            <w:shd w:val="clear" w:color="auto" w:fill="D9E2F3"/>
-          </w:tcPr>
-          <w:p>
-            <w:pPr>
-              <w:jc w:val="center"/>
-            </w:pPr>
-            <w:r/>
-            <w:r>
-              <w:rPr>
-                <w:rFonts w:ascii="Arial" w:hAnsi="Arial"/>
-                <w:b/>
-                <w:sz w:val="16"/>
-              </w:rPr>
-              <w:t>ElementName</w:t>
-            </w:r>
-          </w:p>
-        </w:tc>
-        <w:tc>
-          <w:tcPr>
-            <w:tcW w:type="dxa" w:w="1514"/>
-            <w:shd w:val="clear" w:color="auto" w:fill="D9E2F3"/>
-          </w:tcPr>
-          <w:p>
-            <w:pPr>
-              <w:jc w:val="center"/>
-            </w:pPr>
-            <w:r/>
-            <w:r>
-              <w:rPr>
-                <w:rFonts w:ascii="Arial" w:hAnsi="Arial"/>
-                <w:b/>
-                <w:sz w:val="16"/>
-              </w:rPr>
-              <w:t>BUFR Unit</w:t>
-            </w:r>
-          </w:p>
-        </w:tc>
-        <w:tc>
-          <w:tcPr>
-            <w:tcW w:type="dxa" w:w="1514"/>
-            <w:shd w:val="clear" w:color="auto" w:fill="D9E2F3"/>
-          </w:tcPr>
-          <w:p>
-            <w:pPr>
-              <w:jc w:val="center"/>
-            </w:pPr>
-            <w:r/>
-            <w:r>
-              <w:rPr>
-                <w:rFonts w:ascii="Arial" w:hAnsi="Arial"/>
-                <w:b/>
-                <w:sz w:val="16"/>
-              </w:rPr>
-              <w:t>Scale</w:t>
-            </w:r>
-          </w:p>
-        </w:tc>
-        <w:tc>
-          <w:tcPr>
-            <w:tcW w:type="dxa" w:w="1514"/>
-            <w:shd w:val="clear" w:color="auto" w:fill="D9E2F3"/>
-          </w:tcPr>
-          <w:p>
-            <w:pPr>
-              <w:jc w:val="center"/>
-            </w:pPr>
-            <w:r/>
-            <w:r>
-              <w:rPr>
-                <w:rFonts w:ascii="Arial" w:hAnsi="Arial"/>
-                <w:b/>
-                <w:sz w:val="16"/>
-              </w:rPr>
-              <w:t>Ref Value</w:t>
-            </w:r>
-          </w:p>
-        </w:tc>
-        <w:tc>
-          <w:tcPr>
-            <w:tcW w:type="dxa" w:w="1514"/>
-            <w:shd w:val="clear" w:color="auto" w:fill="D9E2F3"/>
-          </w:tcPr>
-          <w:p>
-            <w:pPr>
-              <w:jc w:val="center"/>
-            </w:pPr>
-            <w:r/>
-            <w:r>
-              <w:rPr>
-                <w:rFonts w:ascii="Arial" w:hAnsi="Arial"/>
-                <w:b/>
-                <w:sz w:val="16"/>
-              </w:rPr>
-              <w:t>Bits</w:t>
-            </w:r>
-          </w:p>
-        </w:tc>
-        <w:tc>
-          <w:tcPr>
-            <w:tcW w:type="dxa" w:w="1514"/>
-            <w:shd w:val="clear" w:color="auto" w:fill="D9E2F3"/>
-          </w:tcPr>
-          <w:p>
-            <w:pPr>
-              <w:jc w:val="center"/>
-            </w:pPr>
-            <w:r/>
-            <w:r>
-              <w:rPr>
-                <w:rFonts w:ascii="Arial" w:hAnsi="Arial"/>
-                <w:b/>
-                <w:sz w:val="16"/>
-              </w:rPr>
-              <w:t>CREX Unit</w:t>
-            </w:r>
-          </w:p>
-        </w:tc>
-        <w:tc>
-          <w:tcPr>
-            <w:tcW w:type="dxa" w:w="1514"/>
-            <w:shd w:val="clear" w:color="auto" w:fill="D9E2F3"/>
-          </w:tcPr>
-          <w:p>
-            <w:pPr>
-              <w:jc w:val="center"/>
-            </w:pPr>
-            <w:r/>
-            <w:r>
-              <w:rPr>
-                <w:rFonts w:ascii="Arial" w:hAnsi="Arial"/>
-                <w:b/>
-                <w:sz w:val="16"/>
-              </w:rPr>
-              <w:t>Scale</w:t>
-            </w:r>
-          </w:p>
-        </w:tc>
-        <w:tc>
-          <w:tcPr>
-            <w:tcW w:type="dxa" w:w="1514"/>
-            <w:shd w:val="clear" w:color="auto" w:fill="D9E2F3"/>
-          </w:tcPr>
-          <w:p>
-            <w:pPr>
-              <w:jc w:val="center"/>
-            </w:pPr>
-            <w:r/>
-            <w:r>
-              <w:rPr>
-                <w:rFonts w:ascii="Arial" w:hAnsi="Arial"/>
-                <w:b/>
-                <w:sz w:val="16"/>
-              </w:rPr>
-              <w:t>Chars</w:t>
-            </w:r>
-          </w:p>
-        </w:tc>
-        <w:tc>
-          <w:tcPr>
-            <w:tcW w:type="dxa" w:w="1514"/>
-            <w:shd w:val="clear" w:color="auto" w:fill="D9E2F3"/>
-          </w:tcPr>
-          <w:p>
-            <w:pPr>
-              <w:jc w:val="center"/>
-            </w:pPr>
-            <w:r/>
-            <w:r>
-              <w:rPr>
-                <w:rFonts w:ascii="Arial" w:hAnsi="Arial"/>
-                <w:b/>
-                <w:sz w:val="16"/>
-              </w:rPr>
-              <w:t>Note</w:t>
+            <w:shd w:val="clear" w:color="auto" w:fill="D9D9D9"/>
+          </w:tcPr>
+          <w:p>
+            <w:r/>
+            <w:r>
+              <w:rPr>
+                <w:rFonts w:ascii="Verdana" w:hAnsi="Verdana"/>
+                <w:b w:val="0"/>
+                <w:sz w:val="16"/>
+              </w:rPr>
+              <w:t>НАЗВАНИЕ ЭЛЕМЕНТА</w:t>
+            </w:r>
+          </w:p>
+        </w:tc>
+        <w:tc>
+          <w:tcPr>
+            <w:tcW w:type="dxa" w:w="1514"/>
+            <w:shd w:val="clear" w:color="auto" w:fill="D9D9D9"/>
+          </w:tcPr>
+          <w:p>
+            <w:r/>
+            <w:r>
+              <w:rPr>
+                <w:rFonts w:ascii="Verdana" w:hAnsi="Verdana"/>
+                <w:b w:val="0"/>
+                <w:sz w:val="16"/>
+              </w:rPr>
+              <w:t>ЕД. ИЗМ. BUFR</w:t>
+            </w:r>
+          </w:p>
+        </w:tc>
+        <w:tc>
+          <w:tcPr>
+            <w:tcW w:type="dxa" w:w="1514"/>
+            <w:shd w:val="clear" w:color="auto" w:fill="D9D9D9"/>
+          </w:tcPr>
+          <w:p>
+            <w:r/>
+            <w:r>
+              <w:rPr>
+                <w:rFonts w:ascii="Verdana" w:hAnsi="Verdana"/>
+                <w:b w:val="0"/>
+                <w:sz w:val="16"/>
+              </w:rPr>
+              <w:t>МАСШТАБ</w:t>
+            </w:r>
+          </w:p>
+        </w:tc>
+        <w:tc>
+          <w:tcPr>
+            <w:tcW w:type="dxa" w:w="1514"/>
+            <w:shd w:val="clear" w:color="auto" w:fill="D9D9D9"/>
+          </w:tcPr>
+          <w:p>
+            <w:r/>
+            <w:r>
+              <w:rPr>
+                <w:rFonts w:ascii="Verdana" w:hAnsi="Verdana"/>
+                <w:b w:val="0"/>
+                <w:sz w:val="16"/>
+              </w:rPr>
+              <w:t>НАЧ. ОТСЧ.</w:t>
+            </w:r>
+          </w:p>
+        </w:tc>
+        <w:tc>
+          <w:tcPr>
+            <w:tcW w:type="dxa" w:w="1514"/>
+            <w:shd w:val="clear" w:color="auto" w:fill="D9D9D9"/>
+          </w:tcPr>
+          <w:p>
+            <w:r/>
+            <w:r>
+              <w:rPr>
+                <w:rFonts w:ascii="Verdana" w:hAnsi="Verdana"/>
+                <w:b w:val="0"/>
+                <w:sz w:val="16"/>
+              </w:rPr>
+              <w:t>БИТЫ</w:t>
+            </w:r>
+          </w:p>
+        </w:tc>
+        <w:tc>
+          <w:tcPr>
+            <w:tcW w:type="dxa" w:w="1514"/>
+            <w:shd w:val="clear" w:color="auto" w:fill="D9D9D9"/>
+          </w:tcPr>
+          <w:p>
+            <w:r/>
+            <w:r>
+              <w:rPr>
+                <w:rFonts w:ascii="Verdana" w:hAnsi="Verdana"/>
+                <w:b w:val="0"/>
+                <w:sz w:val="16"/>
+              </w:rPr>
+              <w:t>ЕД. ИЗМ. CREX</w:t>
+            </w:r>
+          </w:p>
+        </w:tc>
+        <w:tc>
+          <w:tcPr>
+            <w:tcW w:type="dxa" w:w="1514"/>
+            <w:shd w:val="clear" w:color="auto" w:fill="D9D9D9"/>
+          </w:tcPr>
+          <w:p>
+            <w:r/>
+            <w:r>
+              <w:rPr>
+                <w:rFonts w:ascii="Verdana" w:hAnsi="Verdana"/>
+                <w:b w:val="0"/>
+                <w:sz w:val="16"/>
+              </w:rPr>
+              <w:t>МАСШТАБ</w:t>
+            </w:r>
+          </w:p>
+        </w:tc>
+        <w:tc>
+          <w:tcPr>
+            <w:tcW w:type="dxa" w:w="1514"/>
+            <w:shd w:val="clear" w:color="auto" w:fill="D9D9D9"/>
+          </w:tcPr>
+          <w:p>
+            <w:r/>
+            <w:r>
+              <w:rPr>
+                <w:rFonts w:ascii="Verdana" w:hAnsi="Verdana"/>
+                <w:b w:val="0"/>
+                <w:sz w:val="16"/>
+              </w:rPr>
+              <w:t>СИМВ.</w:t>
+            </w:r>
+          </w:p>
+        </w:tc>
+        <w:tc>
+          <w:tcPr>
+            <w:tcW w:type="dxa" w:w="1514"/>
+            <w:shd w:val="clear" w:color="auto" w:fill="D9D9D9"/>
+          </w:tcPr>
+          <w:p>
+            <w:r/>
+            <w:r>
+              <w:rPr>
+                <w:rFonts w:ascii="Verdana" w:hAnsi="Verdana"/>
+                <w:b w:val="0"/>
+                <w:sz w:val="16"/>
+              </w:rPr>
+              <w:t>ПРИМЕЧАНИЕ</w:t>
             </w:r>
           </w:p>
         </w:tc>
       </w:tr>
       <w:tr>
-        <w:tc>
-          <w:tcPr>
-            <w:tcW w:type="dxa" w:w="1514"/>
-          </w:tcPr>
-          <w:p>
-            <w:r/>
-            <w:r>
-              <w:rPr>
-                <w:rFonts w:ascii="Arial" w:hAnsi="Arial"/>
+        <w:trPr>
+          <w:cantSplit/>
+        </w:trPr>
+        <w:tc>
+          <w:tcPr>
+            <w:tcW w:type="dxa" w:w="1514"/>
+          </w:tcPr>
+          <w:p>
+            <w:r/>
+            <w:r>
+              <w:rPr>
+                <w:rFonts w:ascii="Verdana" w:hAnsi="Verdana"/>
                 <w:b w:val="0"/>
                 <w:sz w:val="16"/>
               </w:rPr>
@@ -261,7 +251,7 @@
             <w:r/>
             <w:r>
               <w:rPr>
-                <w:rFonts w:ascii="Arial" w:hAnsi="Arial"/>
+                <w:rFonts w:ascii="Verdana" w:hAnsi="Verdana"/>
                 <w:b w:val="0"/>
                 <w:sz w:val="16"/>
               </w:rPr>
@@ -277,7 +267,7 @@
             <w:r/>
             <w:r>
               <w:rPr>
-                <w:rFonts w:ascii="Arial" w:hAnsi="Arial"/>
+                <w:rFonts w:ascii="Verdana" w:hAnsi="Verdana"/>
                 <w:b w:val="0"/>
                 <w:sz w:val="16"/>
               </w:rPr>
@@ -293,7 +283,7 @@
             <w:r/>
             <w:r>
               <w:rPr>
-                <w:rFonts w:ascii="Arial" w:hAnsi="Arial"/>
+                <w:rFonts w:ascii="Verdana" w:hAnsi="Verdana"/>
                 <w:b w:val="0"/>
                 <w:sz w:val="16"/>
               </w:rPr>
@@ -309,7 +299,7 @@
             <w:r/>
             <w:r>
               <w:rPr>
-                <w:rFonts w:ascii="Arial" w:hAnsi="Arial"/>
+                <w:rFonts w:ascii="Verdana" w:hAnsi="Verdana"/>
                 <w:b w:val="0"/>
                 <w:sz w:val="16"/>
               </w:rPr>
@@ -325,7 +315,7 @@
             <w:r/>
             <w:r>
               <w:rPr>
-                <w:rFonts w:ascii="Arial" w:hAnsi="Arial"/>
+                <w:rFonts w:ascii="Verdana" w:hAnsi="Verdana"/>
                 <w:b w:val="0"/>
                 <w:sz w:val="16"/>
               </w:rPr>
@@ -341,7 +331,7 @@
             <w:r/>
             <w:r>
               <w:rPr>
-                <w:rFonts w:ascii="Arial" w:hAnsi="Arial"/>
+                <w:rFonts w:ascii="Verdana" w:hAnsi="Verdana"/>
                 <w:b w:val="0"/>
                 <w:sz w:val="16"/>
               </w:rPr>
@@ -357,7 +347,7 @@
             <w:r/>
             <w:r>
               <w:rPr>
-                <w:rFonts w:ascii="Arial" w:hAnsi="Arial"/>
+                <w:rFonts w:ascii="Verdana" w:hAnsi="Verdana"/>
                 <w:b w:val="0"/>
                 <w:sz w:val="16"/>
               </w:rPr>
@@ -373,7 +363,7 @@
             <w:r/>
             <w:r>
               <w:rPr>
-                <w:rFonts w:ascii="Arial" w:hAnsi="Arial"/>
+                <w:rFonts w:ascii="Verdana" w:hAnsi="Verdana"/>
                 <w:b w:val="0"/>
                 <w:sz w:val="16"/>
               </w:rPr>
@@ -389,7 +379,7 @@
             <w:r/>
             <w:r>
               <w:rPr>
-                <w:rFonts w:ascii="Arial" w:hAnsi="Arial"/>
+                <w:rFonts w:ascii="Verdana" w:hAnsi="Verdana"/>
                 <w:b w:val="0"/>
                 <w:sz w:val="16"/>
               </w:rPr>
@@ -398,15 +388,18 @@
         </w:tc>
       </w:tr>
       <w:tr>
-        <w:tc>
-          <w:tcPr>
-            <w:tcW w:type="dxa" w:w="1514"/>
-          </w:tcPr>
-          <w:p>
-            <w:r/>
-            <w:r>
-              <w:rPr>
-                <w:rFonts w:ascii="Arial" w:hAnsi="Arial"/>
+        <w:trPr>
+          <w:cantSplit/>
+        </w:trPr>
+        <w:tc>
+          <w:tcPr>
+            <w:tcW w:type="dxa" w:w="1514"/>
+          </w:tcPr>
+          <w:p>
+            <w:r/>
+            <w:r>
+              <w:rPr>
+                <w:rFonts w:ascii="Verdana" w:hAnsi="Verdana"/>
                 <w:b w:val="0"/>
                 <w:sz w:val="16"/>
               </w:rPr>
@@ -422,7 +415,7 @@
             <w:r/>
             <w:r>
               <w:rPr>
-                <w:rFonts w:ascii="Arial" w:hAnsi="Arial"/>
+                <w:rFonts w:ascii="Verdana" w:hAnsi="Verdana"/>
                 <w:b w:val="0"/>
                 <w:sz w:val="16"/>
               </w:rPr>
@@ -438,7 +431,7 @@
             <w:r/>
             <w:r>
               <w:rPr>
-                <w:rFonts w:ascii="Arial" w:hAnsi="Arial"/>
+                <w:rFonts w:ascii="Verdana" w:hAnsi="Verdana"/>
                 <w:b w:val="0"/>
                 <w:sz w:val="16"/>
               </w:rPr>
@@ -454,7 +447,7 @@
             <w:r/>
             <w:r>
               <w:rPr>
-                <w:rFonts w:ascii="Arial" w:hAnsi="Arial"/>
+                <w:rFonts w:ascii="Verdana" w:hAnsi="Verdana"/>
                 <w:b w:val="0"/>
                 <w:sz w:val="16"/>
               </w:rPr>
@@ -470,7 +463,7 @@
             <w:r/>
             <w:r>
               <w:rPr>
-                <w:rFonts w:ascii="Arial" w:hAnsi="Arial"/>
+                <w:rFonts w:ascii="Verdana" w:hAnsi="Verdana"/>
                 <w:b w:val="0"/>
                 <w:sz w:val="16"/>
               </w:rPr>
@@ -486,7 +479,7 @@
             <w:r/>
             <w:r>
               <w:rPr>
-                <w:rFonts w:ascii="Arial" w:hAnsi="Arial"/>
+                <w:rFonts w:ascii="Verdana" w:hAnsi="Verdana"/>
                 <w:b w:val="0"/>
                 <w:sz w:val="16"/>
               </w:rPr>
@@ -502,7 +495,7 @@
             <w:r/>
             <w:r>
               <w:rPr>
-                <w:rFonts w:ascii="Arial" w:hAnsi="Arial"/>
+                <w:rFonts w:ascii="Verdana" w:hAnsi="Verdana"/>
                 <w:b w:val="0"/>
                 <w:sz w:val="16"/>
               </w:rPr>
@@ -518,7 +511,7 @@
             <w:r/>
             <w:r>
               <w:rPr>
-                <w:rFonts w:ascii="Arial" w:hAnsi="Arial"/>
+                <w:rFonts w:ascii="Verdana" w:hAnsi="Verdana"/>
                 <w:b w:val="0"/>
                 <w:sz w:val="16"/>
               </w:rPr>
@@ -534,7 +527,7 @@
             <w:r/>
             <w:r>
               <w:rPr>
-                <w:rFonts w:ascii="Arial" w:hAnsi="Arial"/>
+                <w:rFonts w:ascii="Verdana" w:hAnsi="Verdana"/>
                 <w:b w:val="0"/>
                 <w:sz w:val="16"/>
               </w:rPr>
@@ -550,7 +543,7 @@
             <w:r/>
             <w:r>
               <w:rPr>
-                <w:rFonts w:ascii="Arial" w:hAnsi="Arial"/>
+                <w:rFonts w:ascii="Verdana" w:hAnsi="Verdana"/>
                 <w:b w:val="0"/>
                 <w:sz w:val="16"/>
               </w:rPr>
@@ -559,15 +552,18 @@
         </w:tc>
       </w:tr>
       <w:tr>
-        <w:tc>
-          <w:tcPr>
-            <w:tcW w:type="dxa" w:w="1514"/>
-          </w:tcPr>
-          <w:p>
-            <w:r/>
-            <w:r>
-              <w:rPr>
-                <w:rFonts w:ascii="Arial" w:hAnsi="Arial"/>
+        <w:trPr>
+          <w:cantSplit/>
+        </w:trPr>
+        <w:tc>
+          <w:tcPr>
+            <w:tcW w:type="dxa" w:w="1514"/>
+          </w:tcPr>
+          <w:p>
+            <w:r/>
+            <w:r>
+              <w:rPr>
+                <w:rFonts w:ascii="Verdana" w:hAnsi="Verdana"/>
                 <w:b w:val="0"/>
                 <w:sz w:val="16"/>
               </w:rPr>
@@ -583,7 +579,7 @@
             <w:r/>
             <w:r>
               <w:rPr>
-                <w:rFonts w:ascii="Arial" w:hAnsi="Arial"/>
+                <w:rFonts w:ascii="Verdana" w:hAnsi="Verdana"/>
                 <w:b w:val="0"/>
                 <w:sz w:val="16"/>
               </w:rPr>
@@ -599,7 +595,7 @@
             <w:r/>
             <w:r>
               <w:rPr>
-                <w:rFonts w:ascii="Arial" w:hAnsi="Arial"/>
+                <w:rFonts w:ascii="Verdana" w:hAnsi="Verdana"/>
                 <w:b w:val="0"/>
                 <w:sz w:val="16"/>
               </w:rPr>
@@ -615,7 +611,7 @@
             <w:r/>
             <w:r>
               <w:rPr>
-                <w:rFonts w:ascii="Arial" w:hAnsi="Arial"/>
+                <w:rFonts w:ascii="Verdana" w:hAnsi="Verdana"/>
                 <w:b w:val="0"/>
                 <w:sz w:val="16"/>
               </w:rPr>
@@ -631,7 +627,7 @@
             <w:r/>
             <w:r>
               <w:rPr>
-                <w:rFonts w:ascii="Arial" w:hAnsi="Arial"/>
+                <w:rFonts w:ascii="Verdana" w:hAnsi="Verdana"/>
                 <w:b w:val="0"/>
                 <w:sz w:val="16"/>
               </w:rPr>
@@ -647,7 +643,7 @@
             <w:r/>
             <w:r>
               <w:rPr>
-                <w:rFonts w:ascii="Arial" w:hAnsi="Arial"/>
+                <w:rFonts w:ascii="Verdana" w:hAnsi="Verdana"/>
                 <w:b w:val="0"/>
                 <w:sz w:val="16"/>
               </w:rPr>
@@ -663,7 +659,7 @@
             <w:r/>
             <w:r>
               <w:rPr>
-                <w:rFonts w:ascii="Arial" w:hAnsi="Arial"/>
+                <w:rFonts w:ascii="Verdana" w:hAnsi="Verdana"/>
                 <w:b w:val="0"/>
                 <w:sz w:val="16"/>
               </w:rPr>
@@ -679,7 +675,7 @@
             <w:r/>
             <w:r>
               <w:rPr>
-                <w:rFonts w:ascii="Arial" w:hAnsi="Arial"/>
+                <w:rFonts w:ascii="Verdana" w:hAnsi="Verdana"/>
                 <w:b w:val="0"/>
                 <w:sz w:val="16"/>
               </w:rPr>
@@ -695,7 +691,7 @@
             <w:r/>
             <w:r>
               <w:rPr>
-                <w:rFonts w:ascii="Arial" w:hAnsi="Arial"/>
+                <w:rFonts w:ascii="Verdana" w:hAnsi="Verdana"/>
                 <w:b w:val="0"/>
                 <w:sz w:val="16"/>
               </w:rPr>
@@ -711,7 +707,7 @@
             <w:r/>
             <w:r>
               <w:rPr>
-                <w:rFonts w:ascii="Arial" w:hAnsi="Arial"/>
+                <w:rFonts w:ascii="Verdana" w:hAnsi="Verdana"/>
                 <w:b w:val="0"/>
                 <w:sz w:val="16"/>
               </w:rPr>
@@ -720,15 +716,18 @@
         </w:tc>
       </w:tr>
       <w:tr>
-        <w:tc>
-          <w:tcPr>
-            <w:tcW w:type="dxa" w:w="1514"/>
-          </w:tcPr>
-          <w:p>
-            <w:r/>
-            <w:r>
-              <w:rPr>
-                <w:rFonts w:ascii="Arial" w:hAnsi="Arial"/>
+        <w:trPr>
+          <w:cantSplit/>
+        </w:trPr>
+        <w:tc>
+          <w:tcPr>
+            <w:tcW w:type="dxa" w:w="1514"/>
+          </w:tcPr>
+          <w:p>
+            <w:r/>
+            <w:r>
+              <w:rPr>
+                <w:rFonts w:ascii="Verdana" w:hAnsi="Verdana"/>
                 <w:b w:val="0"/>
                 <w:sz w:val="16"/>
               </w:rPr>
@@ -744,7 +743,7 @@
             <w:r/>
             <w:r>
               <w:rPr>
-                <w:rFonts w:ascii="Arial" w:hAnsi="Arial"/>
+                <w:rFonts w:ascii="Verdana" w:hAnsi="Verdana"/>
                 <w:b w:val="0"/>
                 <w:sz w:val="16"/>
               </w:rPr>
@@ -760,7 +759,7 @@
             <w:r/>
             <w:r>
               <w:rPr>
-                <w:rFonts w:ascii="Arial" w:hAnsi="Arial"/>
+                <w:rFonts w:ascii="Verdana" w:hAnsi="Verdana"/>
                 <w:b w:val="0"/>
                 <w:sz w:val="16"/>
               </w:rPr>
@@ -776,7 +775,7 @@
             <w:r/>
             <w:r>
               <w:rPr>
-                <w:rFonts w:ascii="Arial" w:hAnsi="Arial"/>
+                <w:rFonts w:ascii="Verdana" w:hAnsi="Verdana"/>
                 <w:b w:val="0"/>
                 <w:sz w:val="16"/>
               </w:rPr>
@@ -792,7 +791,7 @@
             <w:r/>
             <w:r>
               <w:rPr>
-                <w:rFonts w:ascii="Arial" w:hAnsi="Arial"/>
+                <w:rFonts w:ascii="Verdana" w:hAnsi="Verdana"/>
                 <w:b w:val="0"/>
                 <w:sz w:val="16"/>
               </w:rPr>
@@ -808,7 +807,7 @@
             <w:r/>
             <w:r>
               <w:rPr>
-                <w:rFonts w:ascii="Arial" w:hAnsi="Arial"/>
+                <w:rFonts w:ascii="Verdana" w:hAnsi="Verdana"/>
                 <w:b w:val="0"/>
                 <w:sz w:val="16"/>
               </w:rPr>
@@ -824,7 +823,7 @@
             <w:r/>
             <w:r>
               <w:rPr>
-                <w:rFonts w:ascii="Arial" w:hAnsi="Arial"/>
+                <w:rFonts w:ascii="Verdana" w:hAnsi="Verdana"/>
                 <w:b w:val="0"/>
                 <w:sz w:val="16"/>
               </w:rPr>
@@ -840,7 +839,7 @@
             <w:r/>
             <w:r>
               <w:rPr>
-                <w:rFonts w:ascii="Arial" w:hAnsi="Arial"/>
+                <w:rFonts w:ascii="Verdana" w:hAnsi="Verdana"/>
                 <w:b w:val="0"/>
                 <w:sz w:val="16"/>
               </w:rPr>
@@ -856,7 +855,7 @@
             <w:r/>
             <w:r>
               <w:rPr>
-                <w:rFonts w:ascii="Arial" w:hAnsi="Arial"/>
+                <w:rFonts w:ascii="Verdana" w:hAnsi="Verdana"/>
                 <w:b w:val="0"/>
                 <w:sz w:val="16"/>
               </w:rPr>
@@ -872,7 +871,7 @@
             <w:r/>
             <w:r>
               <w:rPr>
-                <w:rFonts w:ascii="Arial" w:hAnsi="Arial"/>
+                <w:rFonts w:ascii="Verdana" w:hAnsi="Verdana"/>
                 <w:b w:val="0"/>
                 <w:sz w:val="16"/>
               </w:rPr>
@@ -881,15 +880,18 @@
         </w:tc>
       </w:tr>
       <w:tr>
-        <w:tc>
-          <w:tcPr>
-            <w:tcW w:type="dxa" w:w="1514"/>
-          </w:tcPr>
-          <w:p>
-            <w:r/>
-            <w:r>
-              <w:rPr>
-                <w:rFonts w:ascii="Arial" w:hAnsi="Arial"/>
+        <w:trPr>
+          <w:cantSplit/>
+        </w:trPr>
+        <w:tc>
+          <w:tcPr>
+            <w:tcW w:type="dxa" w:w="1514"/>
+          </w:tcPr>
+          <w:p>
+            <w:r/>
+            <w:r>
+              <w:rPr>
+                <w:rFonts w:ascii="Verdana" w:hAnsi="Verdana"/>
                 <w:b w:val="0"/>
                 <w:sz w:val="16"/>
               </w:rPr>
@@ -905,7 +907,7 @@
             <w:r/>
             <w:r>
               <w:rPr>
-                <w:rFonts w:ascii="Arial" w:hAnsi="Arial"/>
+                <w:rFonts w:ascii="Verdana" w:hAnsi="Verdana"/>
                 <w:b w:val="0"/>
                 <w:sz w:val="16"/>
               </w:rPr>
@@ -921,7 +923,7 @@
             <w:r/>
             <w:r>
               <w:rPr>
-                <w:rFonts w:ascii="Arial" w:hAnsi="Arial"/>
+                <w:rFonts w:ascii="Verdana" w:hAnsi="Verdana"/>
                 <w:b w:val="0"/>
                 <w:sz w:val="16"/>
               </w:rPr>
@@ -937,7 +939,7 @@
             <w:r/>
             <w:r>
               <w:rPr>
-                <w:rFonts w:ascii="Arial" w:hAnsi="Arial"/>
+                <w:rFonts w:ascii="Verdana" w:hAnsi="Verdana"/>
                 <w:b w:val="0"/>
                 <w:sz w:val="16"/>
               </w:rPr>
@@ -953,7 +955,7 @@
             <w:r/>
             <w:r>
               <w:rPr>
-                <w:rFonts w:ascii="Arial" w:hAnsi="Arial"/>
+                <w:rFonts w:ascii="Verdana" w:hAnsi="Verdana"/>
                 <w:b w:val="0"/>
                 <w:sz w:val="16"/>
               </w:rPr>
@@ -969,7 +971,7 @@
             <w:r/>
             <w:r>
               <w:rPr>
-                <w:rFonts w:ascii="Arial" w:hAnsi="Arial"/>
+                <w:rFonts w:ascii="Verdana" w:hAnsi="Verdana"/>
                 <w:b w:val="0"/>
                 <w:sz w:val="16"/>
               </w:rPr>
@@ -985,7 +987,7 @@
             <w:r/>
             <w:r>
               <w:rPr>
-                <w:rFonts w:ascii="Arial" w:hAnsi="Arial"/>
+                <w:rFonts w:ascii="Verdana" w:hAnsi="Verdana"/>
                 <w:b w:val="0"/>
                 <w:sz w:val="16"/>
               </w:rPr>
@@ -1001,7 +1003,7 @@
             <w:r/>
             <w:r>
               <w:rPr>
-                <w:rFonts w:ascii="Arial" w:hAnsi="Arial"/>
+                <w:rFonts w:ascii="Verdana" w:hAnsi="Verdana"/>
                 <w:b w:val="0"/>
                 <w:sz w:val="16"/>
               </w:rPr>
@@ -1017,7 +1019,7 @@
             <w:r/>
             <w:r>
               <w:rPr>
-                <w:rFonts w:ascii="Arial" w:hAnsi="Arial"/>
+                <w:rFonts w:ascii="Verdana" w:hAnsi="Verdana"/>
                 <w:b w:val="0"/>
                 <w:sz w:val="16"/>
               </w:rPr>
@@ -1033,7 +1035,7 @@
             <w:r/>
             <w:r>
               <w:rPr>
-                <w:rFonts w:ascii="Arial" w:hAnsi="Arial"/>
+                <w:rFonts w:ascii="Verdana" w:hAnsi="Verdana"/>
                 <w:b w:val="0"/>
                 <w:sz w:val="16"/>
               </w:rPr>
@@ -1042,15 +1044,18 @@
         </w:tc>
       </w:tr>
       <w:tr>
-        <w:tc>
-          <w:tcPr>
-            <w:tcW w:type="dxa" w:w="1514"/>
-          </w:tcPr>
-          <w:p>
-            <w:r/>
-            <w:r>
-              <w:rPr>
-                <w:rFonts w:ascii="Arial" w:hAnsi="Arial"/>
+        <w:trPr>
+          <w:cantSplit/>
+        </w:trPr>
+        <w:tc>
+          <w:tcPr>
+            <w:tcW w:type="dxa" w:w="1514"/>
+          </w:tcPr>
+          <w:p>
+            <w:r/>
+            <w:r>
+              <w:rPr>
+                <w:rFonts w:ascii="Verdana" w:hAnsi="Verdana"/>
                 <w:b w:val="0"/>
                 <w:sz w:val="16"/>
               </w:rPr>
@@ -1066,7 +1071,7 @@
             <w:r/>
             <w:r>
               <w:rPr>
-                <w:rFonts w:ascii="Arial" w:hAnsi="Arial"/>
+                <w:rFonts w:ascii="Verdana" w:hAnsi="Verdana"/>
                 <w:b w:val="0"/>
                 <w:sz w:val="16"/>
               </w:rPr>
@@ -1082,7 +1087,7 @@
             <w:r/>
             <w:r>
               <w:rPr>
-                <w:rFonts w:ascii="Arial" w:hAnsi="Arial"/>
+                <w:rFonts w:ascii="Verdana" w:hAnsi="Verdana"/>
                 <w:b w:val="0"/>
                 <w:sz w:val="16"/>
               </w:rPr>
@@ -1098,7 +1103,7 @@
             <w:r/>
             <w:r>
               <w:rPr>
-                <w:rFonts w:ascii="Arial" w:hAnsi="Arial"/>
+                <w:rFonts w:ascii="Verdana" w:hAnsi="Verdana"/>
                 <w:b w:val="0"/>
                 <w:sz w:val="16"/>
               </w:rPr>
@@ -1114,7 +1119,7 @@
             <w:r/>
             <w:r>
               <w:rPr>
-                <w:rFonts w:ascii="Arial" w:hAnsi="Arial"/>
+                <w:rFonts w:ascii="Verdana" w:hAnsi="Verdana"/>
                 <w:b w:val="0"/>
                 <w:sz w:val="16"/>
               </w:rPr>
@@ -1130,7 +1135,7 @@
             <w:r/>
             <w:r>
               <w:rPr>
-                <w:rFonts w:ascii="Arial" w:hAnsi="Arial"/>
+                <w:rFonts w:ascii="Verdana" w:hAnsi="Verdana"/>
                 <w:b w:val="0"/>
                 <w:sz w:val="16"/>
               </w:rPr>
@@ -1146,7 +1151,7 @@
             <w:r/>
             <w:r>
               <w:rPr>
-                <w:rFonts w:ascii="Arial" w:hAnsi="Arial"/>
+                <w:rFonts w:ascii="Verdana" w:hAnsi="Verdana"/>
                 <w:b w:val="0"/>
                 <w:sz w:val="16"/>
               </w:rPr>
@@ -1162,7 +1167,7 @@
             <w:r/>
             <w:r>
               <w:rPr>
-                <w:rFonts w:ascii="Arial" w:hAnsi="Arial"/>
+                <w:rFonts w:ascii="Verdana" w:hAnsi="Verdana"/>
                 <w:b w:val="0"/>
                 <w:sz w:val="16"/>
               </w:rPr>
@@ -1178,7 +1183,7 @@
             <w:r/>
             <w:r>
               <w:rPr>
-                <w:rFonts w:ascii="Arial" w:hAnsi="Arial"/>
+                <w:rFonts w:ascii="Verdana" w:hAnsi="Verdana"/>
                 <w:b w:val="0"/>
                 <w:sz w:val="16"/>
               </w:rPr>
@@ -1194,7 +1199,7 @@
             <w:r/>
             <w:r>
               <w:rPr>
-                <w:rFonts w:ascii="Arial" w:hAnsi="Arial"/>
+                <w:rFonts w:ascii="Verdana" w:hAnsi="Verdana"/>
                 <w:b w:val="0"/>
                 <w:sz w:val="16"/>
               </w:rPr>
@@ -1203,15 +1208,18 @@
         </w:tc>
       </w:tr>
       <w:tr>
-        <w:tc>
-          <w:tcPr>
-            <w:tcW w:type="dxa" w:w="1514"/>
-          </w:tcPr>
-          <w:p>
-            <w:r/>
-            <w:r>
-              <w:rPr>
-                <w:rFonts w:ascii="Arial" w:hAnsi="Arial"/>
+        <w:trPr>
+          <w:cantSplit/>
+        </w:trPr>
+        <w:tc>
+          <w:tcPr>
+            <w:tcW w:type="dxa" w:w="1514"/>
+          </w:tcPr>
+          <w:p>
+            <w:r/>
+            <w:r>
+              <w:rPr>
+                <w:rFonts w:ascii="Verdana" w:hAnsi="Verdana"/>
                 <w:b w:val="0"/>
                 <w:sz w:val="16"/>
               </w:rPr>
@@ -1227,7 +1235,7 @@
             <w:r/>
             <w:r>
               <w:rPr>
-                <w:rFonts w:ascii="Arial" w:hAnsi="Arial"/>
+                <w:rFonts w:ascii="Verdana" w:hAnsi="Verdana"/>
                 <w:b w:val="0"/>
                 <w:sz w:val="16"/>
               </w:rPr>
@@ -1243,7 +1251,7 @@
             <w:r/>
             <w:r>
               <w:rPr>
-                <w:rFonts w:ascii="Arial" w:hAnsi="Arial"/>
+                <w:rFonts w:ascii="Verdana" w:hAnsi="Verdana"/>
                 <w:b w:val="0"/>
                 <w:sz w:val="16"/>
               </w:rPr>
@@ -1259,7 +1267,7 @@
             <w:r/>
             <w:r>
               <w:rPr>
-                <w:rFonts w:ascii="Arial" w:hAnsi="Arial"/>
+                <w:rFonts w:ascii="Verdana" w:hAnsi="Verdana"/>
                 <w:b w:val="0"/>
                 <w:sz w:val="16"/>
               </w:rPr>
@@ -1275,7 +1283,7 @@
             <w:r/>
             <w:r>
               <w:rPr>
-                <w:rFonts w:ascii="Arial" w:hAnsi="Arial"/>
+                <w:rFonts w:ascii="Verdana" w:hAnsi="Verdana"/>
                 <w:b w:val="0"/>
                 <w:sz w:val="16"/>
               </w:rPr>
@@ -1291,7 +1299,7 @@
             <w:r/>
             <w:r>
               <w:rPr>
-                <w:rFonts w:ascii="Arial" w:hAnsi="Arial"/>
+                <w:rFonts w:ascii="Verdana" w:hAnsi="Verdana"/>
                 <w:b w:val="0"/>
                 <w:sz w:val="16"/>
               </w:rPr>
@@ -1307,7 +1315,7 @@
             <w:r/>
             <w:r>
               <w:rPr>
-                <w:rFonts w:ascii="Arial" w:hAnsi="Arial"/>
+                <w:rFonts w:ascii="Verdana" w:hAnsi="Verdana"/>
                 <w:b w:val="0"/>
                 <w:sz w:val="16"/>
               </w:rPr>
@@ -1323,7 +1331,7 @@
             <w:r/>
             <w:r>
               <w:rPr>
-                <w:rFonts w:ascii="Arial" w:hAnsi="Arial"/>
+                <w:rFonts w:ascii="Verdana" w:hAnsi="Verdana"/>
                 <w:b w:val="0"/>
                 <w:sz w:val="16"/>
               </w:rPr>
@@ -1339,7 +1347,7 @@
             <w:r/>
             <w:r>
               <w:rPr>
-                <w:rFonts w:ascii="Arial" w:hAnsi="Arial"/>
+                <w:rFonts w:ascii="Verdana" w:hAnsi="Verdana"/>
                 <w:b w:val="0"/>
                 <w:sz w:val="16"/>
               </w:rPr>
@@ -1355,7 +1363,7 @@
             <w:r/>
             <w:r>
               <w:rPr>
-                <w:rFonts w:ascii="Arial" w:hAnsi="Arial"/>
+                <w:rFonts w:ascii="Verdana" w:hAnsi="Verdana"/>
                 <w:b w:val="0"/>
                 <w:sz w:val="16"/>
               </w:rPr>
@@ -1364,15 +1372,18 @@
         </w:tc>
       </w:tr>
       <w:tr>
-        <w:tc>
-          <w:tcPr>
-            <w:tcW w:type="dxa" w:w="1514"/>
-          </w:tcPr>
-          <w:p>
-            <w:r/>
-            <w:r>
-              <w:rPr>
-                <w:rFonts w:ascii="Arial" w:hAnsi="Arial"/>
+        <w:trPr>
+          <w:cantSplit/>
+        </w:trPr>
+        <w:tc>
+          <w:tcPr>
+            <w:tcW w:type="dxa" w:w="1514"/>
+          </w:tcPr>
+          <w:p>
+            <w:r/>
+            <w:r>
+              <w:rPr>
+                <w:rFonts w:ascii="Verdana" w:hAnsi="Verdana"/>
                 <w:b w:val="0"/>
                 <w:sz w:val="16"/>
               </w:rPr>
@@ -1388,7 +1399,7 @@
             <w:r/>
             <w:r>
               <w:rPr>
-                <w:rFonts w:ascii="Arial" w:hAnsi="Arial"/>
+                <w:rFonts w:ascii="Verdana" w:hAnsi="Verdana"/>
                 <w:b w:val="0"/>
                 <w:sz w:val="16"/>
               </w:rPr>
@@ -1404,7 +1415,7 @@
             <w:r/>
             <w:r>
               <w:rPr>
-                <w:rFonts w:ascii="Arial" w:hAnsi="Arial"/>
+                <w:rFonts w:ascii="Verdana" w:hAnsi="Verdana"/>
                 <w:b w:val="0"/>
                 <w:sz w:val="16"/>
               </w:rPr>
@@ -1420,7 +1431,7 @@
             <w:r/>
             <w:r>
               <w:rPr>
-                <w:rFonts w:ascii="Arial" w:hAnsi="Arial"/>
+                <w:rFonts w:ascii="Verdana" w:hAnsi="Verdana"/>
                 <w:b w:val="0"/>
                 <w:sz w:val="16"/>
               </w:rPr>
@@ -1436,7 +1447,7 @@
             <w:r/>
             <w:r>
               <w:rPr>
-                <w:rFonts w:ascii="Arial" w:hAnsi="Arial"/>
+                <w:rFonts w:ascii="Verdana" w:hAnsi="Verdana"/>
                 <w:b w:val="0"/>
                 <w:sz w:val="16"/>
               </w:rPr>
@@ -1452,7 +1463,7 @@
             <w:r/>
             <w:r>
               <w:rPr>
-                <w:rFonts w:ascii="Arial" w:hAnsi="Arial"/>
+                <w:rFonts w:ascii="Verdana" w:hAnsi="Verdana"/>
                 <w:b w:val="0"/>
                 <w:sz w:val="16"/>
               </w:rPr>
@@ -1468,7 +1479,7 @@
             <w:r/>
             <w:r>
               <w:rPr>
-                <w:rFonts w:ascii="Arial" w:hAnsi="Arial"/>
+                <w:rFonts w:ascii="Verdana" w:hAnsi="Verdana"/>
                 <w:b w:val="0"/>
                 <w:sz w:val="16"/>
               </w:rPr>
@@ -1484,7 +1495,7 @@
             <w:r/>
             <w:r>
               <w:rPr>
-                <w:rFonts w:ascii="Arial" w:hAnsi="Arial"/>
+                <w:rFonts w:ascii="Verdana" w:hAnsi="Verdana"/>
                 <w:b w:val="0"/>
                 <w:sz w:val="16"/>
               </w:rPr>
@@ -1500,7 +1511,7 @@
             <w:r/>
             <w:r>
               <w:rPr>
-                <w:rFonts w:ascii="Arial" w:hAnsi="Arial"/>
+                <w:rFonts w:ascii="Verdana" w:hAnsi="Verdana"/>
                 <w:b w:val="0"/>
                 <w:sz w:val="16"/>
               </w:rPr>
@@ -1516,7 +1527,7 @@
             <w:r/>
             <w:r>
               <w:rPr>
-                <w:rFonts w:ascii="Arial" w:hAnsi="Arial"/>
+                <w:rFonts w:ascii="Verdana" w:hAnsi="Verdana"/>
                 <w:b w:val="0"/>
                 <w:sz w:val="16"/>
               </w:rPr>
@@ -1525,15 +1536,18 @@
         </w:tc>
       </w:tr>
       <w:tr>
-        <w:tc>
-          <w:tcPr>
-            <w:tcW w:type="dxa" w:w="1514"/>
-          </w:tcPr>
-          <w:p>
-            <w:r/>
-            <w:r>
-              <w:rPr>
-                <w:rFonts w:ascii="Arial" w:hAnsi="Arial"/>
+        <w:trPr>
+          <w:cantSplit/>
+        </w:trPr>
+        <w:tc>
+          <w:tcPr>
+            <w:tcW w:type="dxa" w:w="1514"/>
+          </w:tcPr>
+          <w:p>
+            <w:r/>
+            <w:r>
+              <w:rPr>
+                <w:rFonts w:ascii="Verdana" w:hAnsi="Verdana"/>
                 <w:b w:val="0"/>
                 <w:sz w:val="16"/>
               </w:rPr>
@@ -1549,7 +1563,7 @@
             <w:r/>
             <w:r>
               <w:rPr>
-                <w:rFonts w:ascii="Arial" w:hAnsi="Arial"/>
+                <w:rFonts w:ascii="Verdana" w:hAnsi="Verdana"/>
                 <w:b w:val="0"/>
                 <w:sz w:val="16"/>
               </w:rPr>
@@ -1565,7 +1579,7 @@
             <w:r/>
             <w:r>
               <w:rPr>
-                <w:rFonts w:ascii="Arial" w:hAnsi="Arial"/>
+                <w:rFonts w:ascii="Verdana" w:hAnsi="Verdana"/>
                 <w:b w:val="0"/>
                 <w:sz w:val="16"/>
               </w:rPr>
@@ -1581,7 +1595,7 @@
             <w:r/>
             <w:r>
               <w:rPr>
-                <w:rFonts w:ascii="Arial" w:hAnsi="Arial"/>
+                <w:rFonts w:ascii="Verdana" w:hAnsi="Verdana"/>
                 <w:b w:val="0"/>
                 <w:sz w:val="16"/>
               </w:rPr>
@@ -1597,7 +1611,7 @@
             <w:r/>
             <w:r>
               <w:rPr>
-                <w:rFonts w:ascii="Arial" w:hAnsi="Arial"/>
+                <w:rFonts w:ascii="Verdana" w:hAnsi="Verdana"/>
                 <w:b w:val="0"/>
                 <w:sz w:val="16"/>
               </w:rPr>
@@ -1613,7 +1627,7 @@
             <w:r/>
             <w:r>
               <w:rPr>
-                <w:rFonts w:ascii="Arial" w:hAnsi="Arial"/>
+                <w:rFonts w:ascii="Verdana" w:hAnsi="Verdana"/>
                 <w:b w:val="0"/>
                 <w:sz w:val="16"/>
               </w:rPr>
@@ -1629,7 +1643,7 @@
             <w:r/>
             <w:r>
               <w:rPr>
-                <w:rFonts w:ascii="Arial" w:hAnsi="Arial"/>
+                <w:rFonts w:ascii="Verdana" w:hAnsi="Verdana"/>
                 <w:b w:val="0"/>
                 <w:sz w:val="16"/>
               </w:rPr>
@@ -1645,7 +1659,7 @@
             <w:r/>
             <w:r>
               <w:rPr>
-                <w:rFonts w:ascii="Arial" w:hAnsi="Arial"/>
+                <w:rFonts w:ascii="Verdana" w:hAnsi="Verdana"/>
                 <w:b w:val="0"/>
                 <w:sz w:val="16"/>
               </w:rPr>
@@ -1661,7 +1675,7 @@
             <w:r/>
             <w:r>
               <w:rPr>
-                <w:rFonts w:ascii="Arial" w:hAnsi="Arial"/>
+                <w:rFonts w:ascii="Verdana" w:hAnsi="Verdana"/>
                 <w:b w:val="0"/>
                 <w:sz w:val="16"/>
               </w:rPr>
@@ -1677,7 +1691,7 @@
             <w:r/>
             <w:r>
               <w:rPr>
-                <w:rFonts w:ascii="Arial" w:hAnsi="Arial"/>
+                <w:rFonts w:ascii="Verdana" w:hAnsi="Verdana"/>
                 <w:b w:val="0"/>
                 <w:sz w:val="16"/>
               </w:rPr>
@@ -1686,15 +1700,18 @@
         </w:tc>
       </w:tr>
       <w:tr>
-        <w:tc>
-          <w:tcPr>
-            <w:tcW w:type="dxa" w:w="1514"/>
-          </w:tcPr>
-          <w:p>
-            <w:r/>
-            <w:r>
-              <w:rPr>
-                <w:rFonts w:ascii="Arial" w:hAnsi="Arial"/>
+        <w:trPr>
+          <w:cantSplit/>
+        </w:trPr>
+        <w:tc>
+          <w:tcPr>
+            <w:tcW w:type="dxa" w:w="1514"/>
+          </w:tcPr>
+          <w:p>
+            <w:r/>
+            <w:r>
+              <w:rPr>
+                <w:rFonts w:ascii="Verdana" w:hAnsi="Verdana"/>
                 <w:b w:val="0"/>
                 <w:sz w:val="16"/>
               </w:rPr>
@@ -1710,7 +1727,7 @@
             <w:r/>
             <w:r>
               <w:rPr>
-                <w:rFonts w:ascii="Arial" w:hAnsi="Arial"/>
+                <w:rFonts w:ascii="Verdana" w:hAnsi="Verdana"/>
                 <w:b w:val="0"/>
                 <w:sz w:val="16"/>
               </w:rPr>
@@ -1726,7 +1743,7 @@
             <w:r/>
             <w:r>
               <w:rPr>
-                <w:rFonts w:ascii="Arial" w:hAnsi="Arial"/>
+                <w:rFonts w:ascii="Verdana" w:hAnsi="Verdana"/>
                 <w:b w:val="0"/>
                 <w:sz w:val="16"/>
               </w:rPr>
@@ -1742,7 +1759,7 @@
             <w:r/>
             <w:r>
               <w:rPr>
-                <w:rFonts w:ascii="Arial" w:hAnsi="Arial"/>
+                <w:rFonts w:ascii="Verdana" w:hAnsi="Verdana"/>
                 <w:b w:val="0"/>
                 <w:sz w:val="16"/>
               </w:rPr>
@@ -1758,7 +1775,7 @@
             <w:r/>
             <w:r>
               <w:rPr>
-                <w:rFonts w:ascii="Arial" w:hAnsi="Arial"/>
+                <w:rFonts w:ascii="Verdana" w:hAnsi="Verdana"/>
                 <w:b w:val="0"/>
                 <w:sz w:val="16"/>
               </w:rPr>
@@ -1774,7 +1791,7 @@
             <w:r/>
             <w:r>
               <w:rPr>
-                <w:rFonts w:ascii="Arial" w:hAnsi="Arial"/>
+                <w:rFonts w:ascii="Verdana" w:hAnsi="Verdana"/>
                 <w:b w:val="0"/>
                 <w:sz w:val="16"/>
               </w:rPr>
@@ -1790,7 +1807,7 @@
             <w:r/>
             <w:r>
               <w:rPr>
-                <w:rFonts w:ascii="Arial" w:hAnsi="Arial"/>
+                <w:rFonts w:ascii="Verdana" w:hAnsi="Verdana"/>
                 <w:b w:val="0"/>
                 <w:sz w:val="16"/>
               </w:rPr>
@@ -1806,7 +1823,7 @@
             <w:r/>
             <w:r>
               <w:rPr>
-                <w:rFonts w:ascii="Arial" w:hAnsi="Arial"/>
+                <w:rFonts w:ascii="Verdana" w:hAnsi="Verdana"/>
                 <w:b w:val="0"/>
                 <w:sz w:val="16"/>
               </w:rPr>
@@ -1822,7 +1839,7 @@
             <w:r/>
             <w:r>
               <w:rPr>
-                <w:rFonts w:ascii="Arial" w:hAnsi="Arial"/>
+                <w:rFonts w:ascii="Verdana" w:hAnsi="Verdana"/>
                 <w:b w:val="0"/>
                 <w:sz w:val="16"/>
               </w:rPr>
@@ -1838,7 +1855,7 @@
             <w:r/>
             <w:r>
               <w:rPr>
-                <w:rFonts w:ascii="Arial" w:hAnsi="Arial"/>
+                <w:rFonts w:ascii="Verdana" w:hAnsi="Verdana"/>
                 <w:b w:val="0"/>
                 <w:sz w:val="16"/>
               </w:rPr>
@@ -1847,15 +1864,18 @@
         </w:tc>
       </w:tr>
       <w:tr>
-        <w:tc>
-          <w:tcPr>
-            <w:tcW w:type="dxa" w:w="1514"/>
-          </w:tcPr>
-          <w:p>
-            <w:r/>
-            <w:r>
-              <w:rPr>
-                <w:rFonts w:ascii="Arial" w:hAnsi="Arial"/>
+        <w:trPr>
+          <w:cantSplit/>
+        </w:trPr>
+        <w:tc>
+          <w:tcPr>
+            <w:tcW w:type="dxa" w:w="1514"/>
+          </w:tcPr>
+          <w:p>
+            <w:r/>
+            <w:r>
+              <w:rPr>
+                <w:rFonts w:ascii="Verdana" w:hAnsi="Verdana"/>
                 <w:b w:val="0"/>
                 <w:sz w:val="16"/>
               </w:rPr>
@@ -1871,7 +1891,7 @@
             <w:r/>
             <w:r>
               <w:rPr>
-                <w:rFonts w:ascii="Arial" w:hAnsi="Arial"/>
+                <w:rFonts w:ascii="Verdana" w:hAnsi="Verdana"/>
                 <w:b w:val="0"/>
                 <w:sz w:val="16"/>
               </w:rPr>
@@ -1887,7 +1907,7 @@
             <w:r/>
             <w:r>
               <w:rPr>
-                <w:rFonts w:ascii="Arial" w:hAnsi="Arial"/>
+                <w:rFonts w:ascii="Verdana" w:hAnsi="Verdana"/>
                 <w:b w:val="0"/>
                 <w:sz w:val="16"/>
               </w:rPr>
@@ -1903,7 +1923,7 @@
             <w:r/>
             <w:r>
               <w:rPr>
-                <w:rFonts w:ascii="Arial" w:hAnsi="Arial"/>
+                <w:rFonts w:ascii="Verdana" w:hAnsi="Verdana"/>
                 <w:b w:val="0"/>
                 <w:sz w:val="16"/>
               </w:rPr>
@@ -1919,7 +1939,7 @@
             <w:r/>
             <w:r>
               <w:rPr>
-                <w:rFonts w:ascii="Arial" w:hAnsi="Arial"/>
+                <w:rFonts w:ascii="Verdana" w:hAnsi="Verdana"/>
                 <w:b w:val="0"/>
                 <w:sz w:val="16"/>
               </w:rPr>
@@ -1935,7 +1955,7 @@
             <w:r/>
             <w:r>
               <w:rPr>
-                <w:rFonts w:ascii="Arial" w:hAnsi="Arial"/>
+                <w:rFonts w:ascii="Verdana" w:hAnsi="Verdana"/>
                 <w:b w:val="0"/>
                 <w:sz w:val="16"/>
               </w:rPr>
@@ -1951,7 +1971,7 @@
             <w:r/>
             <w:r>
               <w:rPr>
-                <w:rFonts w:ascii="Arial" w:hAnsi="Arial"/>
+                <w:rFonts w:ascii="Verdana" w:hAnsi="Verdana"/>
                 <w:b w:val="0"/>
                 <w:sz w:val="16"/>
               </w:rPr>
@@ -1967,7 +1987,7 @@
             <w:r/>
             <w:r>
               <w:rPr>
-                <w:rFonts w:ascii="Arial" w:hAnsi="Arial"/>
+                <w:rFonts w:ascii="Verdana" w:hAnsi="Verdana"/>
                 <w:b w:val="0"/>
                 <w:sz w:val="16"/>
               </w:rPr>
@@ -1983,7 +2003,7 @@
             <w:r/>
             <w:r>
               <w:rPr>
-                <w:rFonts w:ascii="Arial" w:hAnsi="Arial"/>
+                <w:rFonts w:ascii="Verdana" w:hAnsi="Verdana"/>
                 <w:b w:val="0"/>
                 <w:sz w:val="16"/>
               </w:rPr>
@@ -1999,7 +2019,7 @@
             <w:r/>
             <w:r>
               <w:rPr>
-                <w:rFonts w:ascii="Arial" w:hAnsi="Arial"/>
+                <w:rFonts w:ascii="Verdana" w:hAnsi="Verdana"/>
                 <w:b w:val="0"/>
                 <w:sz w:val="16"/>
               </w:rPr>
@@ -2008,15 +2028,18 @@
         </w:tc>
       </w:tr>
       <w:tr>
-        <w:tc>
-          <w:tcPr>
-            <w:tcW w:type="dxa" w:w="1514"/>
-          </w:tcPr>
-          <w:p>
-            <w:r/>
-            <w:r>
-              <w:rPr>
-                <w:rFonts w:ascii="Arial" w:hAnsi="Arial"/>
+        <w:trPr>
+          <w:cantSplit/>
+        </w:trPr>
+        <w:tc>
+          <w:tcPr>
+            <w:tcW w:type="dxa" w:w="1514"/>
+          </w:tcPr>
+          <w:p>
+            <w:r/>
+            <w:r>
+              <w:rPr>
+                <w:rFonts w:ascii="Verdana" w:hAnsi="Verdana"/>
                 <w:b w:val="0"/>
                 <w:sz w:val="16"/>
               </w:rPr>
@@ -2032,7 +2055,7 @@
             <w:r/>
             <w:r>
               <w:rPr>
-                <w:rFonts w:ascii="Arial" w:hAnsi="Arial"/>
+                <w:rFonts w:ascii="Verdana" w:hAnsi="Verdana"/>
                 <w:b w:val="0"/>
                 <w:sz w:val="16"/>
               </w:rPr>
@@ -2048,7 +2071,7 @@
             <w:r/>
             <w:r>
               <w:rPr>
-                <w:rFonts w:ascii="Arial" w:hAnsi="Arial"/>
+                <w:rFonts w:ascii="Verdana" w:hAnsi="Verdana"/>
                 <w:b w:val="0"/>
                 <w:sz w:val="16"/>
               </w:rPr>
@@ -2064,7 +2087,7 @@
             <w:r/>
             <w:r>
               <w:rPr>
-                <w:rFonts w:ascii="Arial" w:hAnsi="Arial"/>
+                <w:rFonts w:ascii="Verdana" w:hAnsi="Verdana"/>
                 <w:b w:val="0"/>
                 <w:sz w:val="16"/>
               </w:rPr>
@@ -2080,7 +2103,7 @@
             <w:r/>
             <w:r>
               <w:rPr>
-                <w:rFonts w:ascii="Arial" w:hAnsi="Arial"/>
+                <w:rFonts w:ascii="Verdana" w:hAnsi="Verdana"/>
                 <w:b w:val="0"/>
                 <w:sz w:val="16"/>
               </w:rPr>
@@ -2096,7 +2119,7 @@
             <w:r/>
             <w:r>
               <w:rPr>
-                <w:rFonts w:ascii="Arial" w:hAnsi="Arial"/>
+                <w:rFonts w:ascii="Verdana" w:hAnsi="Verdana"/>
                 <w:b w:val="0"/>
                 <w:sz w:val="16"/>
               </w:rPr>
@@ -2112,7 +2135,7 @@
             <w:r/>
             <w:r>
               <w:rPr>
-                <w:rFonts w:ascii="Arial" w:hAnsi="Arial"/>
+                <w:rFonts w:ascii="Verdana" w:hAnsi="Verdana"/>
                 <w:b w:val="0"/>
                 <w:sz w:val="16"/>
               </w:rPr>
@@ -2128,7 +2151,7 @@
             <w:r/>
             <w:r>
               <w:rPr>
-                <w:rFonts w:ascii="Arial" w:hAnsi="Arial"/>
+                <w:rFonts w:ascii="Verdana" w:hAnsi="Verdana"/>
                 <w:b w:val="0"/>
                 <w:sz w:val="16"/>
               </w:rPr>
@@ -2144,7 +2167,7 @@
             <w:r/>
             <w:r>
               <w:rPr>
-                <w:rFonts w:ascii="Arial" w:hAnsi="Arial"/>
+                <w:rFonts w:ascii="Verdana" w:hAnsi="Verdana"/>
                 <w:b w:val="0"/>
                 <w:sz w:val="16"/>
               </w:rPr>
@@ -2160,7 +2183,7 @@
             <w:r/>
             <w:r>
               <w:rPr>
-                <w:rFonts w:ascii="Arial" w:hAnsi="Arial"/>
+                <w:rFonts w:ascii="Verdana" w:hAnsi="Verdana"/>
                 <w:b w:val="0"/>
                 <w:sz w:val="16"/>
               </w:rPr>
@@ -2169,15 +2192,18 @@
         </w:tc>
       </w:tr>
       <w:tr>
-        <w:tc>
-          <w:tcPr>
-            <w:tcW w:type="dxa" w:w="1514"/>
-          </w:tcPr>
-          <w:p>
-            <w:r/>
-            <w:r>
-              <w:rPr>
-                <w:rFonts w:ascii="Arial" w:hAnsi="Arial"/>
+        <w:trPr>
+          <w:cantSplit/>
+        </w:trPr>
+        <w:tc>
+          <w:tcPr>
+            <w:tcW w:type="dxa" w:w="1514"/>
+          </w:tcPr>
+          <w:p>
+            <w:r/>
+            <w:r>
+              <w:rPr>
+                <w:rFonts w:ascii="Verdana" w:hAnsi="Verdana"/>
                 <w:b w:val="0"/>
                 <w:sz w:val="16"/>
               </w:rPr>
@@ -2193,7 +2219,7 @@
             <w:r/>
             <w:r>
               <w:rPr>
-                <w:rFonts w:ascii="Arial" w:hAnsi="Arial"/>
+                <w:rFonts w:ascii="Verdana" w:hAnsi="Verdana"/>
                 <w:b w:val="0"/>
                 <w:sz w:val="16"/>
               </w:rPr>
@@ -2209,7 +2235,7 @@
             <w:r/>
             <w:r>
               <w:rPr>
-                <w:rFonts w:ascii="Arial" w:hAnsi="Arial"/>
+                <w:rFonts w:ascii="Verdana" w:hAnsi="Verdana"/>
                 <w:b w:val="0"/>
                 <w:sz w:val="16"/>
               </w:rPr>
@@ -2225,7 +2251,7 @@
             <w:r/>
             <w:r>
               <w:rPr>
-                <w:rFonts w:ascii="Arial" w:hAnsi="Arial"/>
+                <w:rFonts w:ascii="Verdana" w:hAnsi="Verdana"/>
                 <w:b w:val="0"/>
                 <w:sz w:val="16"/>
               </w:rPr>
@@ -2241,7 +2267,7 @@
             <w:r/>
             <w:r>
               <w:rPr>
-                <w:rFonts w:ascii="Arial" w:hAnsi="Arial"/>
+                <w:rFonts w:ascii="Verdana" w:hAnsi="Verdana"/>
                 <w:b w:val="0"/>
                 <w:sz w:val="16"/>
               </w:rPr>
@@ -2257,7 +2283,7 @@
             <w:r/>
             <w:r>
               <w:rPr>
-                <w:rFonts w:ascii="Arial" w:hAnsi="Arial"/>
+                <w:rFonts w:ascii="Verdana" w:hAnsi="Verdana"/>
                 <w:b w:val="0"/>
                 <w:sz w:val="16"/>
               </w:rPr>
@@ -2273,7 +2299,7 @@
             <w:r/>
             <w:r>
               <w:rPr>
-                <w:rFonts w:ascii="Arial" w:hAnsi="Arial"/>
+                <w:rFonts w:ascii="Verdana" w:hAnsi="Verdana"/>
                 <w:b w:val="0"/>
                 <w:sz w:val="16"/>
               </w:rPr>
@@ -2289,7 +2315,7 @@
             <w:r/>
             <w:r>
               <w:rPr>
-                <w:rFonts w:ascii="Arial" w:hAnsi="Arial"/>
+                <w:rFonts w:ascii="Verdana" w:hAnsi="Verdana"/>
                 <w:b w:val="0"/>
                 <w:sz w:val="16"/>
               </w:rPr>
@@ -2305,7 +2331,7 @@
             <w:r/>
             <w:r>
               <w:rPr>
-                <w:rFonts w:ascii="Arial" w:hAnsi="Arial"/>
+                <w:rFonts w:ascii="Verdana" w:hAnsi="Verdana"/>
                 <w:b w:val="0"/>
                 <w:sz w:val="16"/>
               </w:rPr>
@@ -2321,7 +2347,7 @@
             <w:r/>
             <w:r>
               <w:rPr>
-                <w:rFonts w:ascii="Arial" w:hAnsi="Arial"/>
+                <w:rFonts w:ascii="Verdana" w:hAnsi="Verdana"/>
                 <w:b w:val="0"/>
                 <w:sz w:val="16"/>
               </w:rPr>
@@ -2330,15 +2356,18 @@
         </w:tc>
       </w:tr>
       <w:tr>
-        <w:tc>
-          <w:tcPr>
-            <w:tcW w:type="dxa" w:w="1514"/>
-          </w:tcPr>
-          <w:p>
-            <w:r/>
-            <w:r>
-              <w:rPr>
-                <w:rFonts w:ascii="Arial" w:hAnsi="Arial"/>
+        <w:trPr>
+          <w:cantSplit/>
+        </w:trPr>
+        <w:tc>
+          <w:tcPr>
+            <w:tcW w:type="dxa" w:w="1514"/>
+          </w:tcPr>
+          <w:p>
+            <w:r/>
+            <w:r>
+              <w:rPr>
+                <w:rFonts w:ascii="Verdana" w:hAnsi="Verdana"/>
                 <w:b w:val="0"/>
                 <w:sz w:val="16"/>
               </w:rPr>
@@ -2354,7 +2383,7 @@
             <w:r/>
             <w:r>
               <w:rPr>
-                <w:rFonts w:ascii="Arial" w:hAnsi="Arial"/>
+                <w:rFonts w:ascii="Verdana" w:hAnsi="Verdana"/>
                 <w:b w:val="0"/>
                 <w:sz w:val="16"/>
               </w:rPr>
@@ -2370,7 +2399,7 @@
             <w:r/>
             <w:r>
               <w:rPr>
-                <w:rFonts w:ascii="Arial" w:hAnsi="Arial"/>
+                <w:rFonts w:ascii="Verdana" w:hAnsi="Verdana"/>
                 <w:b w:val="0"/>
                 <w:sz w:val="16"/>
               </w:rPr>
@@ -2386,7 +2415,7 @@
             <w:r/>
             <w:r>
               <w:rPr>
-                <w:rFonts w:ascii="Arial" w:hAnsi="Arial"/>
+                <w:rFonts w:ascii="Verdana" w:hAnsi="Verdana"/>
                 <w:b w:val="0"/>
                 <w:sz w:val="16"/>
               </w:rPr>
@@ -2402,7 +2431,7 @@
             <w:r/>
             <w:r>
               <w:rPr>
-                <w:rFonts w:ascii="Arial" w:hAnsi="Arial"/>
+                <w:rFonts w:ascii="Verdana" w:hAnsi="Verdana"/>
                 <w:b w:val="0"/>
                 <w:sz w:val="16"/>
               </w:rPr>
@@ -2418,7 +2447,7 @@
             <w:r/>
             <w:r>
               <w:rPr>
-                <w:rFonts w:ascii="Arial" w:hAnsi="Arial"/>
+                <w:rFonts w:ascii="Verdana" w:hAnsi="Verdana"/>
                 <w:b w:val="0"/>
                 <w:sz w:val="16"/>
               </w:rPr>
@@ -2434,7 +2463,7 @@
             <w:r/>
             <w:r>
               <w:rPr>
-                <w:rFonts w:ascii="Arial" w:hAnsi="Arial"/>
+                <w:rFonts w:ascii="Verdana" w:hAnsi="Verdana"/>
                 <w:b w:val="0"/>
                 <w:sz w:val="16"/>
               </w:rPr>
@@ -2450,7 +2479,7 @@
             <w:r/>
             <w:r>
               <w:rPr>
-                <w:rFonts w:ascii="Arial" w:hAnsi="Arial"/>
+                <w:rFonts w:ascii="Verdana" w:hAnsi="Verdana"/>
                 <w:b w:val="0"/>
                 <w:sz w:val="16"/>
               </w:rPr>
@@ -2466,7 +2495,7 @@
             <w:r/>
             <w:r>
               <w:rPr>
-                <w:rFonts w:ascii="Arial" w:hAnsi="Arial"/>
+                <w:rFonts w:ascii="Verdana" w:hAnsi="Verdana"/>
                 <w:b w:val="0"/>
                 <w:sz w:val="16"/>
               </w:rPr>
@@ -2482,7 +2511,7 @@
             <w:r/>
             <w:r>
               <w:rPr>
-                <w:rFonts w:ascii="Arial" w:hAnsi="Arial"/>
+                <w:rFonts w:ascii="Verdana" w:hAnsi="Verdana"/>
                 <w:b w:val="0"/>
                 <w:sz w:val="16"/>
               </w:rPr>
@@ -2491,15 +2520,18 @@
         </w:tc>
       </w:tr>
       <w:tr>
-        <w:tc>
-          <w:tcPr>
-            <w:tcW w:type="dxa" w:w="1514"/>
-          </w:tcPr>
-          <w:p>
-            <w:r/>
-            <w:r>
-              <w:rPr>
-                <w:rFonts w:ascii="Arial" w:hAnsi="Arial"/>
+        <w:trPr>
+          <w:cantSplit/>
+        </w:trPr>
+        <w:tc>
+          <w:tcPr>
+            <w:tcW w:type="dxa" w:w="1514"/>
+          </w:tcPr>
+          <w:p>
+            <w:r/>
+            <w:r>
+              <w:rPr>
+                <w:rFonts w:ascii="Verdana" w:hAnsi="Verdana"/>
                 <w:b w:val="0"/>
                 <w:sz w:val="16"/>
               </w:rPr>
@@ -2515,7 +2547,7 @@
             <w:r/>
             <w:r>
               <w:rPr>
-                <w:rFonts w:ascii="Arial" w:hAnsi="Arial"/>
+                <w:rFonts w:ascii="Verdana" w:hAnsi="Verdana"/>
                 <w:b w:val="0"/>
                 <w:sz w:val="16"/>
               </w:rPr>
@@ -2531,7 +2563,7 @@
             <w:r/>
             <w:r>
               <w:rPr>
-                <w:rFonts w:ascii="Arial" w:hAnsi="Arial"/>
+                <w:rFonts w:ascii="Verdana" w:hAnsi="Verdana"/>
                 <w:b w:val="0"/>
                 <w:sz w:val="16"/>
               </w:rPr>
@@ -2547,7 +2579,7 @@
             <w:r/>
             <w:r>
               <w:rPr>
-                <w:rFonts w:ascii="Arial" w:hAnsi="Arial"/>
+                <w:rFonts w:ascii="Verdana" w:hAnsi="Verdana"/>
                 <w:b w:val="0"/>
                 <w:sz w:val="16"/>
               </w:rPr>
@@ -2563,7 +2595,7 @@
             <w:r/>
             <w:r>
               <w:rPr>
-                <w:rFonts w:ascii="Arial" w:hAnsi="Arial"/>
+                <w:rFonts w:ascii="Verdana" w:hAnsi="Verdana"/>
                 <w:b w:val="0"/>
                 <w:sz w:val="16"/>
               </w:rPr>
@@ -2579,7 +2611,7 @@
             <w:r/>
             <w:r>
               <w:rPr>
-                <w:rFonts w:ascii="Arial" w:hAnsi="Arial"/>
+                <w:rFonts w:ascii="Verdana" w:hAnsi="Verdana"/>
                 <w:b w:val="0"/>
                 <w:sz w:val="16"/>
               </w:rPr>
@@ -2595,7 +2627,7 @@
             <w:r/>
             <w:r>
               <w:rPr>
-                <w:rFonts w:ascii="Arial" w:hAnsi="Arial"/>
+                <w:rFonts w:ascii="Verdana" w:hAnsi="Verdana"/>
                 <w:b w:val="0"/>
                 <w:sz w:val="16"/>
               </w:rPr>
@@ -2611,7 +2643,7 @@
             <w:r/>
             <w:r>
               <w:rPr>
-                <w:rFonts w:ascii="Arial" w:hAnsi="Arial"/>
+                <w:rFonts w:ascii="Verdana" w:hAnsi="Verdana"/>
                 <w:b w:val="0"/>
                 <w:sz w:val="16"/>
               </w:rPr>
@@ -2627,7 +2659,7 @@
             <w:r/>
             <w:r>
               <w:rPr>
-                <w:rFonts w:ascii="Arial" w:hAnsi="Arial"/>
+                <w:rFonts w:ascii="Verdana" w:hAnsi="Verdana"/>
                 <w:b w:val="0"/>
                 <w:sz w:val="16"/>
               </w:rPr>
@@ -2643,7 +2675,7 @@
             <w:r/>
             <w:r>
               <w:rPr>
-                <w:rFonts w:ascii="Arial" w:hAnsi="Arial"/>
+                <w:rFonts w:ascii="Verdana" w:hAnsi="Verdana"/>
                 <w:b w:val="0"/>
                 <w:sz w:val="16"/>
               </w:rPr>
@@ -2652,15 +2684,18 @@
         </w:tc>
       </w:tr>
       <w:tr>
-        <w:tc>
-          <w:tcPr>
-            <w:tcW w:type="dxa" w:w="1514"/>
-          </w:tcPr>
-          <w:p>
-            <w:r/>
-            <w:r>
-              <w:rPr>
-                <w:rFonts w:ascii="Arial" w:hAnsi="Arial"/>
+        <w:trPr>
+          <w:cantSplit/>
+        </w:trPr>
+        <w:tc>
+          <w:tcPr>
+            <w:tcW w:type="dxa" w:w="1514"/>
+          </w:tcPr>
+          <w:p>
+            <w:r/>
+            <w:r>
+              <w:rPr>
+                <w:rFonts w:ascii="Verdana" w:hAnsi="Verdana"/>
                 <w:b w:val="0"/>
                 <w:sz w:val="16"/>
               </w:rPr>
@@ -2676,7 +2711,7 @@
             <w:r/>
             <w:r>
               <w:rPr>
-                <w:rFonts w:ascii="Arial" w:hAnsi="Arial"/>
+                <w:rFonts w:ascii="Verdana" w:hAnsi="Verdana"/>
                 <w:b w:val="0"/>
                 <w:sz w:val="16"/>
               </w:rPr>
@@ -2692,7 +2727,7 @@
             <w:r/>
             <w:r>
               <w:rPr>
-                <w:rFonts w:ascii="Arial" w:hAnsi="Arial"/>
+                <w:rFonts w:ascii="Verdana" w:hAnsi="Verdana"/>
                 <w:b w:val="0"/>
                 <w:sz w:val="16"/>
               </w:rPr>
@@ -2708,7 +2743,7 @@
             <w:r/>
             <w:r>
               <w:rPr>
-                <w:rFonts w:ascii="Arial" w:hAnsi="Arial"/>
+                <w:rFonts w:ascii="Verdana" w:hAnsi="Verdana"/>
                 <w:b w:val="0"/>
                 <w:sz w:val="16"/>
               </w:rPr>
@@ -2724,7 +2759,7 @@
             <w:r/>
             <w:r>
               <w:rPr>
-                <w:rFonts w:ascii="Arial" w:hAnsi="Arial"/>
+                <w:rFonts w:ascii="Verdana" w:hAnsi="Verdana"/>
                 <w:b w:val="0"/>
                 <w:sz w:val="16"/>
               </w:rPr>
@@ -2740,7 +2775,7 @@
             <w:r/>
             <w:r>
               <w:rPr>
-                <w:rFonts w:ascii="Arial" w:hAnsi="Arial"/>
+                <w:rFonts w:ascii="Verdana" w:hAnsi="Verdana"/>
                 <w:b w:val="0"/>
                 <w:sz w:val="16"/>
               </w:rPr>
@@ -2756,7 +2791,7 @@
             <w:r/>
             <w:r>
               <w:rPr>
-                <w:rFonts w:ascii="Arial" w:hAnsi="Arial"/>
+                <w:rFonts w:ascii="Verdana" w:hAnsi="Verdana"/>
                 <w:b w:val="0"/>
                 <w:sz w:val="16"/>
               </w:rPr>
@@ -2772,7 +2807,7 @@
             <w:r/>
             <w:r>
               <w:rPr>
-                <w:rFonts w:ascii="Arial" w:hAnsi="Arial"/>
+                <w:rFonts w:ascii="Verdana" w:hAnsi="Verdana"/>
                 <w:b w:val="0"/>
                 <w:sz w:val="16"/>
               </w:rPr>
@@ -2788,7 +2823,7 @@
             <w:r/>
             <w:r>
               <w:rPr>
-                <w:rFonts w:ascii="Arial" w:hAnsi="Arial"/>
+                <w:rFonts w:ascii="Verdana" w:hAnsi="Verdana"/>
                 <w:b w:val="0"/>
                 <w:sz w:val="16"/>
               </w:rPr>
@@ -2804,7 +2839,7 @@
             <w:r/>
             <w:r>
               <w:rPr>
-                <w:rFonts w:ascii="Arial" w:hAnsi="Arial"/>
+                <w:rFonts w:ascii="Verdana" w:hAnsi="Verdana"/>
                 <w:b w:val="0"/>
                 <w:sz w:val="16"/>
               </w:rPr>
@@ -2813,15 +2848,18 @@
         </w:tc>
       </w:tr>
       <w:tr>
-        <w:tc>
-          <w:tcPr>
-            <w:tcW w:type="dxa" w:w="1514"/>
-          </w:tcPr>
-          <w:p>
-            <w:r/>
-            <w:r>
-              <w:rPr>
-                <w:rFonts w:ascii="Arial" w:hAnsi="Arial"/>
+        <w:trPr>
+          <w:cantSplit/>
+        </w:trPr>
+        <w:tc>
+          <w:tcPr>
+            <w:tcW w:type="dxa" w:w="1514"/>
+          </w:tcPr>
+          <w:p>
+            <w:r/>
+            <w:r>
+              <w:rPr>
+                <w:rFonts w:ascii="Verdana" w:hAnsi="Verdana"/>
                 <w:b w:val="0"/>
                 <w:sz w:val="16"/>
               </w:rPr>
@@ -2837,7 +2875,7 @@
             <w:r/>
             <w:r>
               <w:rPr>
-                <w:rFonts w:ascii="Arial" w:hAnsi="Arial"/>
+                <w:rFonts w:ascii="Verdana" w:hAnsi="Verdana"/>
                 <w:b w:val="0"/>
                 <w:sz w:val="16"/>
               </w:rPr>
@@ -2853,7 +2891,7 @@
             <w:r/>
             <w:r>
               <w:rPr>
-                <w:rFonts w:ascii="Arial" w:hAnsi="Arial"/>
+                <w:rFonts w:ascii="Verdana" w:hAnsi="Verdana"/>
                 <w:b w:val="0"/>
                 <w:sz w:val="16"/>
               </w:rPr>
@@ -2869,7 +2907,7 @@
             <w:r/>
             <w:r>
               <w:rPr>
-                <w:rFonts w:ascii="Arial" w:hAnsi="Arial"/>
+                <w:rFonts w:ascii="Verdana" w:hAnsi="Verdana"/>
                 <w:b w:val="0"/>
                 <w:sz w:val="16"/>
               </w:rPr>
@@ -2885,7 +2923,7 @@
             <w:r/>
             <w:r>
               <w:rPr>
-                <w:rFonts w:ascii="Arial" w:hAnsi="Arial"/>
+                <w:rFonts w:ascii="Verdana" w:hAnsi="Verdana"/>
                 <w:b w:val="0"/>
                 <w:sz w:val="16"/>
               </w:rPr>
@@ -2901,7 +2939,7 @@
             <w:r/>
             <w:r>
               <w:rPr>
-                <w:rFonts w:ascii="Arial" w:hAnsi="Arial"/>
+                <w:rFonts w:ascii="Verdana" w:hAnsi="Verdana"/>
                 <w:b w:val="0"/>
                 <w:sz w:val="16"/>
               </w:rPr>
@@ -2917,7 +2955,7 @@
             <w:r/>
             <w:r>
               <w:rPr>
-                <w:rFonts w:ascii="Arial" w:hAnsi="Arial"/>
+                <w:rFonts w:ascii="Verdana" w:hAnsi="Verdana"/>
                 <w:b w:val="0"/>
                 <w:sz w:val="16"/>
               </w:rPr>
@@ -2933,7 +2971,7 @@
             <w:r/>
             <w:r>
               <w:rPr>
-                <w:rFonts w:ascii="Arial" w:hAnsi="Arial"/>
+                <w:rFonts w:ascii="Verdana" w:hAnsi="Verdana"/>
                 <w:b w:val="0"/>
                 <w:sz w:val="16"/>
               </w:rPr>
@@ -2949,7 +2987,7 @@
             <w:r/>
             <w:r>
               <w:rPr>
-                <w:rFonts w:ascii="Arial" w:hAnsi="Arial"/>
+                <w:rFonts w:ascii="Verdana" w:hAnsi="Verdana"/>
                 <w:b w:val="0"/>
                 <w:sz w:val="16"/>
               </w:rPr>
@@ -2965,7 +3003,7 @@
             <w:r/>
             <w:r>
               <w:rPr>
-                <w:rFonts w:ascii="Arial" w:hAnsi="Arial"/>
+                <w:rFonts w:ascii="Verdana" w:hAnsi="Verdana"/>
                 <w:b w:val="0"/>
                 <w:sz w:val="16"/>
               </w:rPr>
@@ -2974,15 +3012,18 @@
         </w:tc>
       </w:tr>
       <w:tr>
-        <w:tc>
-          <w:tcPr>
-            <w:tcW w:type="dxa" w:w="1514"/>
-          </w:tcPr>
-          <w:p>
-            <w:r/>
-            <w:r>
-              <w:rPr>
-                <w:rFonts w:ascii="Arial" w:hAnsi="Arial"/>
+        <w:trPr>
+          <w:cantSplit/>
+        </w:trPr>
+        <w:tc>
+          <w:tcPr>
+            <w:tcW w:type="dxa" w:w="1514"/>
+          </w:tcPr>
+          <w:p>
+            <w:r/>
+            <w:r>
+              <w:rPr>
+                <w:rFonts w:ascii="Verdana" w:hAnsi="Verdana"/>
                 <w:b w:val="0"/>
                 <w:sz w:val="16"/>
               </w:rPr>
@@ -2998,7 +3039,7 @@
             <w:r/>
             <w:r>
               <w:rPr>
-                <w:rFonts w:ascii="Arial" w:hAnsi="Arial"/>
+                <w:rFonts w:ascii="Verdana" w:hAnsi="Verdana"/>
                 <w:b w:val="0"/>
                 <w:sz w:val="16"/>
               </w:rPr>
@@ -3014,7 +3055,7 @@
             <w:r/>
             <w:r>
               <w:rPr>
-                <w:rFonts w:ascii="Arial" w:hAnsi="Arial"/>
+                <w:rFonts w:ascii="Verdana" w:hAnsi="Verdana"/>
                 <w:b w:val="0"/>
                 <w:sz w:val="16"/>
               </w:rPr>
@@ -3030,7 +3071,7 @@
             <w:r/>
             <w:r>
               <w:rPr>
-                <w:rFonts w:ascii="Arial" w:hAnsi="Arial"/>
+                <w:rFonts w:ascii="Verdana" w:hAnsi="Verdana"/>
                 <w:b w:val="0"/>
                 <w:sz w:val="16"/>
               </w:rPr>
@@ -3046,7 +3087,7 @@
             <w:r/>
             <w:r>
               <w:rPr>
-                <w:rFonts w:ascii="Arial" w:hAnsi="Arial"/>
+                <w:rFonts w:ascii="Verdana" w:hAnsi="Verdana"/>
                 <w:b w:val="0"/>
                 <w:sz w:val="16"/>
               </w:rPr>
@@ -3062,7 +3103,7 @@
             <w:r/>
             <w:r>
               <w:rPr>
-                <w:rFonts w:ascii="Arial" w:hAnsi="Arial"/>
+                <w:rFonts w:ascii="Verdana" w:hAnsi="Verdana"/>
                 <w:b w:val="0"/>
                 <w:sz w:val="16"/>
               </w:rPr>
@@ -3078,7 +3119,7 @@
             <w:r/>
             <w:r>
               <w:rPr>
-                <w:rFonts w:ascii="Arial" w:hAnsi="Arial"/>
+                <w:rFonts w:ascii="Verdana" w:hAnsi="Verdana"/>
                 <w:b w:val="0"/>
                 <w:sz w:val="16"/>
               </w:rPr>
@@ -3094,7 +3135,7 @@
             <w:r/>
             <w:r>
               <w:rPr>
-                <w:rFonts w:ascii="Arial" w:hAnsi="Arial"/>
+                <w:rFonts w:ascii="Verdana" w:hAnsi="Verdana"/>
                 <w:b w:val="0"/>
                 <w:sz w:val="16"/>
               </w:rPr>
@@ -3110,7 +3151,7 @@
             <w:r/>
             <w:r>
               <w:rPr>
-                <w:rFonts w:ascii="Arial" w:hAnsi="Arial"/>
+                <w:rFonts w:ascii="Verdana" w:hAnsi="Verdana"/>
                 <w:b w:val="0"/>
                 <w:sz w:val="16"/>
               </w:rPr>
@@ -3126,7 +3167,7 @@
             <w:r/>
             <w:r>
               <w:rPr>
-                <w:rFonts w:ascii="Arial" w:hAnsi="Arial"/>
+                <w:rFonts w:ascii="Verdana" w:hAnsi="Verdana"/>
                 <w:b w:val="0"/>
                 <w:sz w:val="16"/>
               </w:rPr>
@@ -3135,15 +3176,18 @@
         </w:tc>
       </w:tr>
       <w:tr>
-        <w:tc>
-          <w:tcPr>
-            <w:tcW w:type="dxa" w:w="1514"/>
-          </w:tcPr>
-          <w:p>
-            <w:r/>
-            <w:r>
-              <w:rPr>
-                <w:rFonts w:ascii="Arial" w:hAnsi="Arial"/>
+        <w:trPr>
+          <w:cantSplit/>
+        </w:trPr>
+        <w:tc>
+          <w:tcPr>
+            <w:tcW w:type="dxa" w:w="1514"/>
+          </w:tcPr>
+          <w:p>
+            <w:r/>
+            <w:r>
+              <w:rPr>
+                <w:rFonts w:ascii="Verdana" w:hAnsi="Verdana"/>
                 <w:b w:val="0"/>
                 <w:sz w:val="16"/>
               </w:rPr>
@@ -3159,7 +3203,7 @@
             <w:r/>
             <w:r>
               <w:rPr>
-                <w:rFonts w:ascii="Arial" w:hAnsi="Arial"/>
+                <w:rFonts w:ascii="Verdana" w:hAnsi="Verdana"/>
                 <w:b w:val="0"/>
                 <w:sz w:val="16"/>
               </w:rPr>
@@ -3175,7 +3219,7 @@
             <w:r/>
             <w:r>
               <w:rPr>
-                <w:rFonts w:ascii="Arial" w:hAnsi="Arial"/>
+                <w:rFonts w:ascii="Verdana" w:hAnsi="Verdana"/>
                 <w:b w:val="0"/>
                 <w:sz w:val="16"/>
               </w:rPr>
@@ -3191,7 +3235,7 @@
             <w:r/>
             <w:r>
               <w:rPr>
-                <w:rFonts w:ascii="Arial" w:hAnsi="Arial"/>
+                <w:rFonts w:ascii="Verdana" w:hAnsi="Verdana"/>
                 <w:b w:val="0"/>
                 <w:sz w:val="16"/>
               </w:rPr>
@@ -3207,7 +3251,7 @@
             <w:r/>
             <w:r>
               <w:rPr>
-                <w:rFonts w:ascii="Arial" w:hAnsi="Arial"/>
+                <w:rFonts w:ascii="Verdana" w:hAnsi="Verdana"/>
                 <w:b w:val="0"/>
                 <w:sz w:val="16"/>
               </w:rPr>
@@ -3223,7 +3267,7 @@
             <w:r/>
             <w:r>
               <w:rPr>
-                <w:rFonts w:ascii="Arial" w:hAnsi="Arial"/>
+                <w:rFonts w:ascii="Verdana" w:hAnsi="Verdana"/>
                 <w:b w:val="0"/>
                 <w:sz w:val="16"/>
               </w:rPr>
@@ -3239,7 +3283,7 @@
             <w:r/>
             <w:r>
               <w:rPr>
-                <w:rFonts w:ascii="Arial" w:hAnsi="Arial"/>
+                <w:rFonts w:ascii="Verdana" w:hAnsi="Verdana"/>
                 <w:b w:val="0"/>
                 <w:sz w:val="16"/>
               </w:rPr>
@@ -3255,7 +3299,7 @@
             <w:r/>
             <w:r>
               <w:rPr>
-                <w:rFonts w:ascii="Arial" w:hAnsi="Arial"/>
+                <w:rFonts w:ascii="Verdana" w:hAnsi="Verdana"/>
                 <w:b w:val="0"/>
                 <w:sz w:val="16"/>
               </w:rPr>
@@ -3271,7 +3315,7 @@
             <w:r/>
             <w:r>
               <w:rPr>
-                <w:rFonts w:ascii="Arial" w:hAnsi="Arial"/>
+                <w:rFonts w:ascii="Verdana" w:hAnsi="Verdana"/>
                 <w:b w:val="0"/>
                 <w:sz w:val="16"/>
               </w:rPr>
@@ -3287,7 +3331,7 @@
             <w:r/>
             <w:r>
               <w:rPr>
-                <w:rFonts w:ascii="Arial" w:hAnsi="Arial"/>
+                <w:rFonts w:ascii="Verdana" w:hAnsi="Verdana"/>
                 <w:b w:val="0"/>
                 <w:sz w:val="16"/>
               </w:rPr>
@@ -3296,15 +3340,18 @@
         </w:tc>
       </w:tr>
       <w:tr>
-        <w:tc>
-          <w:tcPr>
-            <w:tcW w:type="dxa" w:w="1514"/>
-          </w:tcPr>
-          <w:p>
-            <w:r/>
-            <w:r>
-              <w:rPr>
-                <w:rFonts w:ascii="Arial" w:hAnsi="Arial"/>
+        <w:trPr>
+          <w:cantSplit/>
+        </w:trPr>
+        <w:tc>
+          <w:tcPr>
+            <w:tcW w:type="dxa" w:w="1514"/>
+          </w:tcPr>
+          <w:p>
+            <w:r/>
+            <w:r>
+              <w:rPr>
+                <w:rFonts w:ascii="Verdana" w:hAnsi="Verdana"/>
                 <w:b w:val="0"/>
                 <w:sz w:val="16"/>
               </w:rPr>
@@ -3320,7 +3367,7 @@
             <w:r/>
             <w:r>
               <w:rPr>
-                <w:rFonts w:ascii="Arial" w:hAnsi="Arial"/>
+                <w:rFonts w:ascii="Verdana" w:hAnsi="Verdana"/>
                 <w:b w:val="0"/>
                 <w:sz w:val="16"/>
               </w:rPr>
@@ -3336,7 +3383,7 @@
             <w:r/>
             <w:r>
               <w:rPr>
-                <w:rFonts w:ascii="Arial" w:hAnsi="Arial"/>
+                <w:rFonts w:ascii="Verdana" w:hAnsi="Verdana"/>
                 <w:b w:val="0"/>
                 <w:sz w:val="16"/>
               </w:rPr>
@@ -3352,7 +3399,7 @@
             <w:r/>
             <w:r>
               <w:rPr>
-                <w:rFonts w:ascii="Arial" w:hAnsi="Arial"/>
+                <w:rFonts w:ascii="Verdana" w:hAnsi="Verdana"/>
                 <w:b w:val="0"/>
                 <w:sz w:val="16"/>
               </w:rPr>
@@ -3368,7 +3415,7 @@
             <w:r/>
             <w:r>
               <w:rPr>
-                <w:rFonts w:ascii="Arial" w:hAnsi="Arial"/>
+                <w:rFonts w:ascii="Verdana" w:hAnsi="Verdana"/>
                 <w:b w:val="0"/>
                 <w:sz w:val="16"/>
               </w:rPr>
@@ -3384,7 +3431,7 @@
             <w:r/>
             <w:r>
               <w:rPr>
-                <w:rFonts w:ascii="Arial" w:hAnsi="Arial"/>
+                <w:rFonts w:ascii="Verdana" w:hAnsi="Verdana"/>
                 <w:b w:val="0"/>
                 <w:sz w:val="16"/>
               </w:rPr>
@@ -3400,7 +3447,7 @@
             <w:r/>
             <w:r>
               <w:rPr>
-                <w:rFonts w:ascii="Arial" w:hAnsi="Arial"/>
+                <w:rFonts w:ascii="Verdana" w:hAnsi="Verdana"/>
                 <w:b w:val="0"/>
                 <w:sz w:val="16"/>
               </w:rPr>
@@ -3416,7 +3463,7 @@
             <w:r/>
             <w:r>
               <w:rPr>
-                <w:rFonts w:ascii="Arial" w:hAnsi="Arial"/>
+                <w:rFonts w:ascii="Verdana" w:hAnsi="Verdana"/>
                 <w:b w:val="0"/>
                 <w:sz w:val="16"/>
               </w:rPr>
@@ -3432,7 +3479,7 @@
             <w:r/>
             <w:r>
               <w:rPr>
-                <w:rFonts w:ascii="Arial" w:hAnsi="Arial"/>
+                <w:rFonts w:ascii="Verdana" w:hAnsi="Verdana"/>
                 <w:b w:val="0"/>
                 <w:sz w:val="16"/>
               </w:rPr>
@@ -3448,7 +3495,7 @@
             <w:r/>
             <w:r>
               <w:rPr>
-                <w:rFonts w:ascii="Arial" w:hAnsi="Arial"/>
+                <w:rFonts w:ascii="Verdana" w:hAnsi="Verdana"/>
                 <w:b w:val="0"/>
                 <w:sz w:val="16"/>
               </w:rPr>
@@ -3457,15 +3504,18 @@
         </w:tc>
       </w:tr>
       <w:tr>
-        <w:tc>
-          <w:tcPr>
-            <w:tcW w:type="dxa" w:w="1514"/>
-          </w:tcPr>
-          <w:p>
-            <w:r/>
-            <w:r>
-              <w:rPr>
-                <w:rFonts w:ascii="Arial" w:hAnsi="Arial"/>
+        <w:trPr>
+          <w:cantSplit/>
+        </w:trPr>
+        <w:tc>
+          <w:tcPr>
+            <w:tcW w:type="dxa" w:w="1514"/>
+          </w:tcPr>
+          <w:p>
+            <w:r/>
+            <w:r>
+              <w:rPr>
+                <w:rFonts w:ascii="Verdana" w:hAnsi="Verdana"/>
                 <w:b w:val="0"/>
                 <w:sz w:val="16"/>
               </w:rPr>
@@ -3481,7 +3531,7 @@
             <w:r/>
             <w:r>
               <w:rPr>
-                <w:rFonts w:ascii="Arial" w:hAnsi="Arial"/>
+                <w:rFonts w:ascii="Verdana" w:hAnsi="Verdana"/>
                 <w:b w:val="0"/>
                 <w:sz w:val="16"/>
               </w:rPr>
@@ -3497,7 +3547,7 @@
             <w:r/>
             <w:r>
               <w:rPr>
-                <w:rFonts w:ascii="Arial" w:hAnsi="Arial"/>
+                <w:rFonts w:ascii="Verdana" w:hAnsi="Verdana"/>
                 <w:b w:val="0"/>
                 <w:sz w:val="16"/>
               </w:rPr>
@@ -3513,7 +3563,7 @@
             <w:r/>
             <w:r>
               <w:rPr>
-                <w:rFonts w:ascii="Arial" w:hAnsi="Arial"/>
+                <w:rFonts w:ascii="Verdana" w:hAnsi="Verdana"/>
                 <w:b w:val="0"/>
                 <w:sz w:val="16"/>
               </w:rPr>
@@ -3529,7 +3579,7 @@
             <w:r/>
             <w:r>
               <w:rPr>
-                <w:rFonts w:ascii="Arial" w:hAnsi="Arial"/>
+                <w:rFonts w:ascii="Verdana" w:hAnsi="Verdana"/>
                 <w:b w:val="0"/>
                 <w:sz w:val="16"/>
               </w:rPr>
@@ -3545,7 +3595,7 @@
             <w:r/>
             <w:r>
               <w:rPr>
-                <w:rFonts w:ascii="Arial" w:hAnsi="Arial"/>
+                <w:rFonts w:ascii="Verdana" w:hAnsi="Verdana"/>
                 <w:b w:val="0"/>
                 <w:sz w:val="16"/>
               </w:rPr>
@@ -3561,7 +3611,7 @@
             <w:r/>
             <w:r>
               <w:rPr>
-                <w:rFonts w:ascii="Arial" w:hAnsi="Arial"/>
+                <w:rFonts w:ascii="Verdana" w:hAnsi="Verdana"/>
                 <w:b w:val="0"/>
                 <w:sz w:val="16"/>
               </w:rPr>
@@ -3577,7 +3627,7 @@
             <w:r/>
             <w:r>
               <w:rPr>
-                <w:rFonts w:ascii="Arial" w:hAnsi="Arial"/>
+                <w:rFonts w:ascii="Verdana" w:hAnsi="Verdana"/>
                 <w:b w:val="0"/>
                 <w:sz w:val="16"/>
               </w:rPr>
@@ -3593,7 +3643,7 @@
             <w:r/>
             <w:r>
               <w:rPr>
-                <w:rFonts w:ascii="Arial" w:hAnsi="Arial"/>
+                <w:rFonts w:ascii="Verdana" w:hAnsi="Verdana"/>
                 <w:b w:val="0"/>
                 <w:sz w:val="16"/>
               </w:rPr>
@@ -3609,7 +3659,7 @@
             <w:r/>
             <w:r>
               <w:rPr>
-                <w:rFonts w:ascii="Arial" w:hAnsi="Arial"/>
+                <w:rFonts w:ascii="Verdana" w:hAnsi="Verdana"/>
                 <w:b w:val="0"/>
                 <w:sz w:val="16"/>
               </w:rPr>
@@ -3618,15 +3668,18 @@
         </w:tc>
       </w:tr>
       <w:tr>
-        <w:tc>
-          <w:tcPr>
-            <w:tcW w:type="dxa" w:w="1514"/>
-          </w:tcPr>
-          <w:p>
-            <w:r/>
-            <w:r>
-              <w:rPr>
-                <w:rFonts w:ascii="Arial" w:hAnsi="Arial"/>
+        <w:trPr>
+          <w:cantSplit/>
+        </w:trPr>
+        <w:tc>
+          <w:tcPr>
+            <w:tcW w:type="dxa" w:w="1514"/>
+          </w:tcPr>
+          <w:p>
+            <w:r/>
+            <w:r>
+              <w:rPr>
+                <w:rFonts w:ascii="Verdana" w:hAnsi="Verdana"/>
                 <w:b w:val="0"/>
                 <w:sz w:val="16"/>
               </w:rPr>
@@ -3642,7 +3695,7 @@
             <w:r/>
             <w:r>
               <w:rPr>
-                <w:rFonts w:ascii="Arial" w:hAnsi="Arial"/>
+                <w:rFonts w:ascii="Verdana" w:hAnsi="Verdana"/>
                 <w:b w:val="0"/>
                 <w:sz w:val="16"/>
               </w:rPr>
@@ -3658,7 +3711,7 @@
             <w:r/>
             <w:r>
               <w:rPr>
-                <w:rFonts w:ascii="Arial" w:hAnsi="Arial"/>
+                <w:rFonts w:ascii="Verdana" w:hAnsi="Verdana"/>
                 <w:b w:val="0"/>
                 <w:sz w:val="16"/>
               </w:rPr>
@@ -3674,7 +3727,7 @@
             <w:r/>
             <w:r>
               <w:rPr>
-                <w:rFonts w:ascii="Arial" w:hAnsi="Arial"/>
+                <w:rFonts w:ascii="Verdana" w:hAnsi="Verdana"/>
                 <w:b w:val="0"/>
                 <w:sz w:val="16"/>
               </w:rPr>
@@ -3690,7 +3743,7 @@
             <w:r/>
             <w:r>
               <w:rPr>
-                <w:rFonts w:ascii="Arial" w:hAnsi="Arial"/>
+                <w:rFonts w:ascii="Verdana" w:hAnsi="Verdana"/>
                 <w:b w:val="0"/>
                 <w:sz w:val="16"/>
               </w:rPr>
@@ -3706,7 +3759,7 @@
             <w:r/>
             <w:r>
               <w:rPr>
-                <w:rFonts w:ascii="Arial" w:hAnsi="Arial"/>
+                <w:rFonts w:ascii="Verdana" w:hAnsi="Verdana"/>
                 <w:b w:val="0"/>
                 <w:sz w:val="16"/>
               </w:rPr>
@@ -3722,7 +3775,7 @@
             <w:r/>
             <w:r>
               <w:rPr>
-                <w:rFonts w:ascii="Arial" w:hAnsi="Arial"/>
+                <w:rFonts w:ascii="Verdana" w:hAnsi="Verdana"/>
                 <w:b w:val="0"/>
                 <w:sz w:val="16"/>
               </w:rPr>
@@ -3738,7 +3791,7 @@
             <w:r/>
             <w:r>
               <w:rPr>
-                <w:rFonts w:ascii="Arial" w:hAnsi="Arial"/>
+                <w:rFonts w:ascii="Verdana" w:hAnsi="Verdana"/>
                 <w:b w:val="0"/>
                 <w:sz w:val="16"/>
               </w:rPr>
@@ -3754,7 +3807,7 @@
             <w:r/>
             <w:r>
               <w:rPr>
-                <w:rFonts w:ascii="Arial" w:hAnsi="Arial"/>
+                <w:rFonts w:ascii="Verdana" w:hAnsi="Verdana"/>
                 <w:b w:val="0"/>
                 <w:sz w:val="16"/>
               </w:rPr>
@@ -3770,7 +3823,7 @@
             <w:r/>
             <w:r>
               <w:rPr>
-                <w:rFonts w:ascii="Arial" w:hAnsi="Arial"/>
+                <w:rFonts w:ascii="Verdana" w:hAnsi="Verdana"/>
                 <w:b w:val="0"/>
                 <w:sz w:val="16"/>
               </w:rPr>
@@ -3779,15 +3832,18 @@
         </w:tc>
       </w:tr>
       <w:tr>
-        <w:tc>
-          <w:tcPr>
-            <w:tcW w:type="dxa" w:w="1514"/>
-          </w:tcPr>
-          <w:p>
-            <w:r/>
-            <w:r>
-              <w:rPr>
-                <w:rFonts w:ascii="Arial" w:hAnsi="Arial"/>
+        <w:trPr>
+          <w:cantSplit/>
+        </w:trPr>
+        <w:tc>
+          <w:tcPr>
+            <w:tcW w:type="dxa" w:w="1514"/>
+          </w:tcPr>
+          <w:p>
+            <w:r/>
+            <w:r>
+              <w:rPr>
+                <w:rFonts w:ascii="Verdana" w:hAnsi="Verdana"/>
                 <w:b w:val="0"/>
                 <w:sz w:val="16"/>
               </w:rPr>
@@ -3803,7 +3859,7 @@
             <w:r/>
             <w:r>
               <w:rPr>
-                <w:rFonts w:ascii="Arial" w:hAnsi="Arial"/>
+                <w:rFonts w:ascii="Verdana" w:hAnsi="Verdana"/>
                 <w:b w:val="0"/>
                 <w:sz w:val="16"/>
               </w:rPr>
@@ -3819,7 +3875,7 @@
             <w:r/>
             <w:r>
               <w:rPr>
-                <w:rFonts w:ascii="Arial" w:hAnsi="Arial"/>
+                <w:rFonts w:ascii="Verdana" w:hAnsi="Verdana"/>
                 <w:b w:val="0"/>
                 <w:sz w:val="16"/>
               </w:rPr>
@@ -3835,7 +3891,7 @@
             <w:r/>
             <w:r>
               <w:rPr>
-                <w:rFonts w:ascii="Arial" w:hAnsi="Arial"/>
+                <w:rFonts w:ascii="Verdana" w:hAnsi="Verdana"/>
                 <w:b w:val="0"/>
                 <w:sz w:val="16"/>
               </w:rPr>
@@ -3851,7 +3907,7 @@
             <w:r/>
             <w:r>
               <w:rPr>
-                <w:rFonts w:ascii="Arial" w:hAnsi="Arial"/>
+                <w:rFonts w:ascii="Verdana" w:hAnsi="Verdana"/>
                 <w:b w:val="0"/>
                 <w:sz w:val="16"/>
               </w:rPr>
@@ -3867,7 +3923,7 @@
             <w:r/>
             <w:r>
               <w:rPr>
-                <w:rFonts w:ascii="Arial" w:hAnsi="Arial"/>
+                <w:rFonts w:ascii="Verdana" w:hAnsi="Verdana"/>
                 <w:b w:val="0"/>
                 <w:sz w:val="16"/>
               </w:rPr>
@@ -3883,7 +3939,7 @@
             <w:r/>
             <w:r>
               <w:rPr>
-                <w:rFonts w:ascii="Arial" w:hAnsi="Arial"/>
+                <w:rFonts w:ascii="Verdana" w:hAnsi="Verdana"/>
                 <w:b w:val="0"/>
                 <w:sz w:val="16"/>
               </w:rPr>
@@ -3899,7 +3955,7 @@
             <w:r/>
             <w:r>
               <w:rPr>
-                <w:rFonts w:ascii="Arial" w:hAnsi="Arial"/>
+                <w:rFonts w:ascii="Verdana" w:hAnsi="Verdana"/>
                 <w:b w:val="0"/>
                 <w:sz w:val="16"/>
               </w:rPr>
@@ -3915,7 +3971,7 @@
             <w:r/>
             <w:r>
               <w:rPr>
-                <w:rFonts w:ascii="Arial" w:hAnsi="Arial"/>
+                <w:rFonts w:ascii="Verdana" w:hAnsi="Verdana"/>
                 <w:b w:val="0"/>
                 <w:sz w:val="16"/>
               </w:rPr>
@@ -3931,7 +3987,7 @@
             <w:r/>
             <w:r>
               <w:rPr>
-                <w:rFonts w:ascii="Arial" w:hAnsi="Arial"/>
+                <w:rFonts w:ascii="Verdana" w:hAnsi="Verdana"/>
                 <w:b w:val="0"/>
                 <w:sz w:val="16"/>
               </w:rPr>
@@ -3940,15 +3996,18 @@
         </w:tc>
       </w:tr>
       <w:tr>
-        <w:tc>
-          <w:tcPr>
-            <w:tcW w:type="dxa" w:w="1514"/>
-          </w:tcPr>
-          <w:p>
-            <w:r/>
-            <w:r>
-              <w:rPr>
-                <w:rFonts w:ascii="Arial" w:hAnsi="Arial"/>
+        <w:trPr>
+          <w:cantSplit/>
+        </w:trPr>
+        <w:tc>
+          <w:tcPr>
+            <w:tcW w:type="dxa" w:w="1514"/>
+          </w:tcPr>
+          <w:p>
+            <w:r/>
+            <w:r>
+              <w:rPr>
+                <w:rFonts w:ascii="Verdana" w:hAnsi="Verdana"/>
                 <w:b w:val="0"/>
                 <w:sz w:val="16"/>
               </w:rPr>
@@ -3964,7 +4023,7 @@
             <w:r/>
             <w:r>
               <w:rPr>
-                <w:rFonts w:ascii="Arial" w:hAnsi="Arial"/>
+                <w:rFonts w:ascii="Verdana" w:hAnsi="Verdana"/>
                 <w:b w:val="0"/>
                 <w:sz w:val="16"/>
               </w:rPr>
@@ -3980,7 +4039,7 @@
             <w:r/>
             <w:r>
               <w:rPr>
-                <w:rFonts w:ascii="Arial" w:hAnsi="Arial"/>
+                <w:rFonts w:ascii="Verdana" w:hAnsi="Verdana"/>
                 <w:b w:val="0"/>
                 <w:sz w:val="16"/>
               </w:rPr>
@@ -3996,7 +4055,7 @@
             <w:r/>
             <w:r>
               <w:rPr>
-                <w:rFonts w:ascii="Arial" w:hAnsi="Arial"/>
+                <w:rFonts w:ascii="Verdana" w:hAnsi="Verdana"/>
                 <w:b w:val="0"/>
                 <w:sz w:val="16"/>
               </w:rPr>
@@ -4012,7 +4071,7 @@
             <w:r/>
             <w:r>
               <w:rPr>
-                <w:rFonts w:ascii="Arial" w:hAnsi="Arial"/>
+                <w:rFonts w:ascii="Verdana" w:hAnsi="Verdana"/>
                 <w:b w:val="0"/>
                 <w:sz w:val="16"/>
               </w:rPr>
@@ -4028,7 +4087,7 @@
             <w:r/>
             <w:r>
               <w:rPr>
-                <w:rFonts w:ascii="Arial" w:hAnsi="Arial"/>
+                <w:rFonts w:ascii="Verdana" w:hAnsi="Verdana"/>
                 <w:b w:val="0"/>
                 <w:sz w:val="16"/>
               </w:rPr>
@@ -4044,7 +4103,7 @@
             <w:r/>
             <w:r>
               <w:rPr>
-                <w:rFonts w:ascii="Arial" w:hAnsi="Arial"/>
+                <w:rFonts w:ascii="Verdana" w:hAnsi="Verdana"/>
                 <w:b w:val="0"/>
                 <w:sz w:val="16"/>
               </w:rPr>
@@ -4060,7 +4119,7 @@
             <w:r/>
             <w:r>
               <w:rPr>
-                <w:rFonts w:ascii="Arial" w:hAnsi="Arial"/>
+                <w:rFonts w:ascii="Verdana" w:hAnsi="Verdana"/>
                 <w:b w:val="0"/>
                 <w:sz w:val="16"/>
               </w:rPr>
@@ -4076,7 +4135,7 @@
             <w:r/>
             <w:r>
               <w:rPr>
-                <w:rFonts w:ascii="Arial" w:hAnsi="Arial"/>
+                <w:rFonts w:ascii="Verdana" w:hAnsi="Verdana"/>
                 <w:b w:val="0"/>
                 <w:sz w:val="16"/>
               </w:rPr>
@@ -4092,7 +4151,7 @@
             <w:r/>
             <w:r>
               <w:rPr>
-                <w:rFonts w:ascii="Arial" w:hAnsi="Arial"/>
+                <w:rFonts w:ascii="Verdana" w:hAnsi="Verdana"/>
                 <w:b w:val="0"/>
                 <w:sz w:val="16"/>
               </w:rPr>
@@ -4101,15 +4160,18 @@
         </w:tc>
       </w:tr>
       <w:tr>
-        <w:tc>
-          <w:tcPr>
-            <w:tcW w:type="dxa" w:w="1514"/>
-          </w:tcPr>
-          <w:p>
-            <w:r/>
-            <w:r>
-              <w:rPr>
-                <w:rFonts w:ascii="Arial" w:hAnsi="Arial"/>
+        <w:trPr>
+          <w:cantSplit/>
+        </w:trPr>
+        <w:tc>
+          <w:tcPr>
+            <w:tcW w:type="dxa" w:w="1514"/>
+          </w:tcPr>
+          <w:p>
+            <w:r/>
+            <w:r>
+              <w:rPr>
+                <w:rFonts w:ascii="Verdana" w:hAnsi="Verdana"/>
                 <w:b w:val="0"/>
                 <w:sz w:val="16"/>
               </w:rPr>
@@ -4125,7 +4187,7 @@
             <w:r/>
             <w:r>
               <w:rPr>
-                <w:rFonts w:ascii="Arial" w:hAnsi="Arial"/>
+                <w:rFonts w:ascii="Verdana" w:hAnsi="Verdana"/>
                 <w:b w:val="0"/>
                 <w:sz w:val="16"/>
               </w:rPr>
@@ -4141,7 +4203,7 @@
             <w:r/>
             <w:r>
               <w:rPr>
-                <w:rFonts w:ascii="Arial" w:hAnsi="Arial"/>
+                <w:rFonts w:ascii="Verdana" w:hAnsi="Verdana"/>
                 <w:b w:val="0"/>
                 <w:sz w:val="16"/>
               </w:rPr>
@@ -4157,7 +4219,7 @@
             <w:r/>
             <w:r>
               <w:rPr>
-                <w:rFonts w:ascii="Arial" w:hAnsi="Arial"/>
+                <w:rFonts w:ascii="Verdana" w:hAnsi="Verdana"/>
                 <w:b w:val="0"/>
                 <w:sz w:val="16"/>
               </w:rPr>
@@ -4173,7 +4235,7 @@
             <w:r/>
             <w:r>
               <w:rPr>
-                <w:rFonts w:ascii="Arial" w:hAnsi="Arial"/>
+                <w:rFonts w:ascii="Verdana" w:hAnsi="Verdana"/>
                 <w:b w:val="0"/>
                 <w:sz w:val="16"/>
               </w:rPr>
@@ -4189,7 +4251,7 @@
             <w:r/>
             <w:r>
               <w:rPr>
-                <w:rFonts w:ascii="Arial" w:hAnsi="Arial"/>
+                <w:rFonts w:ascii="Verdana" w:hAnsi="Verdana"/>
                 <w:b w:val="0"/>
                 <w:sz w:val="16"/>
               </w:rPr>
@@ -4205,7 +4267,7 @@
             <w:r/>
             <w:r>
               <w:rPr>
-                <w:rFonts w:ascii="Arial" w:hAnsi="Arial"/>
+                <w:rFonts w:ascii="Verdana" w:hAnsi="Verdana"/>
                 <w:b w:val="0"/>
                 <w:sz w:val="16"/>
               </w:rPr>
@@ -4221,7 +4283,7 @@
             <w:r/>
             <w:r>
               <w:rPr>
-                <w:rFonts w:ascii="Arial" w:hAnsi="Arial"/>
+                <w:rFonts w:ascii="Verdana" w:hAnsi="Verdana"/>
                 <w:b w:val="0"/>
                 <w:sz w:val="16"/>
               </w:rPr>
@@ -4237,7 +4299,7 @@
             <w:r/>
             <w:r>
               <w:rPr>
-                <w:rFonts w:ascii="Arial" w:hAnsi="Arial"/>
+                <w:rFonts w:ascii="Verdana" w:hAnsi="Verdana"/>
                 <w:b w:val="0"/>
                 <w:sz w:val="16"/>
               </w:rPr>
@@ -4253,7 +4315,7 @@
             <w:r/>
             <w:r>
               <w:rPr>
-                <w:rFonts w:ascii="Arial" w:hAnsi="Arial"/>
+                <w:rFonts w:ascii="Verdana" w:hAnsi="Verdana"/>
                 <w:b w:val="0"/>
                 <w:sz w:val="16"/>
               </w:rPr>
@@ -4262,15 +4324,18 @@
         </w:tc>
       </w:tr>
       <w:tr>
-        <w:tc>
-          <w:tcPr>
-            <w:tcW w:type="dxa" w:w="1514"/>
-          </w:tcPr>
-          <w:p>
-            <w:r/>
-            <w:r>
-              <w:rPr>
-                <w:rFonts w:ascii="Arial" w:hAnsi="Arial"/>
+        <w:trPr>
+          <w:cantSplit/>
+        </w:trPr>
+        <w:tc>
+          <w:tcPr>
+            <w:tcW w:type="dxa" w:w="1514"/>
+          </w:tcPr>
+          <w:p>
+            <w:r/>
+            <w:r>
+              <w:rPr>
+                <w:rFonts w:ascii="Verdana" w:hAnsi="Verdana"/>
                 <w:b w:val="0"/>
                 <w:sz w:val="16"/>
               </w:rPr>
@@ -4286,7 +4351,7 @@
             <w:r/>
             <w:r>
               <w:rPr>
-                <w:rFonts w:ascii="Arial" w:hAnsi="Arial"/>
+                <w:rFonts w:ascii="Verdana" w:hAnsi="Verdana"/>
                 <w:b w:val="0"/>
                 <w:sz w:val="16"/>
               </w:rPr>
@@ -4302,7 +4367,7 @@
             <w:r/>
             <w:r>
               <w:rPr>
-                <w:rFonts w:ascii="Arial" w:hAnsi="Arial"/>
+                <w:rFonts w:ascii="Verdana" w:hAnsi="Verdana"/>
                 <w:b w:val="0"/>
                 <w:sz w:val="16"/>
               </w:rPr>
@@ -4318,7 +4383,7 @@
             <w:r/>
             <w:r>
               <w:rPr>
-                <w:rFonts w:ascii="Arial" w:hAnsi="Arial"/>
+                <w:rFonts w:ascii="Verdana" w:hAnsi="Verdana"/>
                 <w:b w:val="0"/>
                 <w:sz w:val="16"/>
               </w:rPr>
@@ -4334,7 +4399,7 @@
             <w:r/>
             <w:r>
               <w:rPr>
-                <w:rFonts w:ascii="Arial" w:hAnsi="Arial"/>
+                <w:rFonts w:ascii="Verdana" w:hAnsi="Verdana"/>
                 <w:b w:val="0"/>
                 <w:sz w:val="16"/>
               </w:rPr>
@@ -4350,7 +4415,7 @@
             <w:r/>
             <w:r>
               <w:rPr>
-                <w:rFonts w:ascii="Arial" w:hAnsi="Arial"/>
+                <w:rFonts w:ascii="Verdana" w:hAnsi="Verdana"/>
                 <w:b w:val="0"/>
                 <w:sz w:val="16"/>
               </w:rPr>
@@ -4366,7 +4431,7 @@
             <w:r/>
             <w:r>
               <w:rPr>
-                <w:rFonts w:ascii="Arial" w:hAnsi="Arial"/>
+                <w:rFonts w:ascii="Verdana" w:hAnsi="Verdana"/>
                 <w:b w:val="0"/>
                 <w:sz w:val="16"/>
               </w:rPr>
@@ -4382,7 +4447,7 @@
             <w:r/>
             <w:r>
               <w:rPr>
-                <w:rFonts w:ascii="Arial" w:hAnsi="Arial"/>
+                <w:rFonts w:ascii="Verdana" w:hAnsi="Verdana"/>
                 <w:b w:val="0"/>
                 <w:sz w:val="16"/>
               </w:rPr>
@@ -4398,7 +4463,7 @@
             <w:r/>
             <w:r>
               <w:rPr>
-                <w:rFonts w:ascii="Arial" w:hAnsi="Arial"/>
+                <w:rFonts w:ascii="Verdana" w:hAnsi="Verdana"/>
                 <w:b w:val="0"/>
                 <w:sz w:val="16"/>
               </w:rPr>
@@ -4414,7 +4479,7 @@
             <w:r/>
             <w:r>
               <w:rPr>
-                <w:rFonts w:ascii="Arial" w:hAnsi="Arial"/>
+                <w:rFonts w:ascii="Verdana" w:hAnsi="Verdana"/>
                 <w:b w:val="0"/>
                 <w:sz w:val="16"/>
               </w:rPr>
@@ -4423,15 +4488,18 @@
         </w:tc>
       </w:tr>
       <w:tr>
-        <w:tc>
-          <w:tcPr>
-            <w:tcW w:type="dxa" w:w="1514"/>
-          </w:tcPr>
-          <w:p>
-            <w:r/>
-            <w:r>
-              <w:rPr>
-                <w:rFonts w:ascii="Arial" w:hAnsi="Arial"/>
+        <w:trPr>
+          <w:cantSplit/>
+        </w:trPr>
+        <w:tc>
+          <w:tcPr>
+            <w:tcW w:type="dxa" w:w="1514"/>
+          </w:tcPr>
+          <w:p>
+            <w:r/>
+            <w:r>
+              <w:rPr>
+                <w:rFonts w:ascii="Verdana" w:hAnsi="Verdana"/>
                 <w:b w:val="0"/>
                 <w:sz w:val="16"/>
               </w:rPr>
@@ -4447,7 +4515,7 @@
             <w:r/>
             <w:r>
               <w:rPr>
-                <w:rFonts w:ascii="Arial" w:hAnsi="Arial"/>
+                <w:rFonts w:ascii="Verdana" w:hAnsi="Verdana"/>
                 <w:b w:val="0"/>
                 <w:sz w:val="16"/>
               </w:rPr>
@@ -4463,7 +4531,7 @@
             <w:r/>
             <w:r>
               <w:rPr>
-                <w:rFonts w:ascii="Arial" w:hAnsi="Arial"/>
+                <w:rFonts w:ascii="Verdana" w:hAnsi="Verdana"/>
                 <w:b w:val="0"/>
                 <w:sz w:val="16"/>
               </w:rPr>
@@ -4479,7 +4547,7 @@
             <w:r/>
             <w:r>
               <w:rPr>
-                <w:rFonts w:ascii="Arial" w:hAnsi="Arial"/>
+                <w:rFonts w:ascii="Verdana" w:hAnsi="Verdana"/>
                 <w:b w:val="0"/>
                 <w:sz w:val="16"/>
               </w:rPr>
@@ -4495,7 +4563,7 @@
             <w:r/>
             <w:r>
               <w:rPr>
-                <w:rFonts w:ascii="Arial" w:hAnsi="Arial"/>
+                <w:rFonts w:ascii="Verdana" w:hAnsi="Verdana"/>
                 <w:b w:val="0"/>
                 <w:sz w:val="16"/>
               </w:rPr>
@@ -4511,7 +4579,7 @@
             <w:r/>
             <w:r>
               <w:rPr>
-                <w:rFonts w:ascii="Arial" w:hAnsi="Arial"/>
+                <w:rFonts w:ascii="Verdana" w:hAnsi="Verdana"/>
                 <w:b w:val="0"/>
                 <w:sz w:val="16"/>
               </w:rPr>
@@ -4527,7 +4595,7 @@
             <w:r/>
             <w:r>
               <w:rPr>
-                <w:rFonts w:ascii="Arial" w:hAnsi="Arial"/>
+                <w:rFonts w:ascii="Verdana" w:hAnsi="Verdana"/>
                 <w:b w:val="0"/>
                 <w:sz w:val="16"/>
               </w:rPr>
@@ -4543,7 +4611,7 @@
             <w:r/>
             <w:r>
               <w:rPr>
-                <w:rFonts w:ascii="Arial" w:hAnsi="Arial"/>
+                <w:rFonts w:ascii="Verdana" w:hAnsi="Verdana"/>
                 <w:b w:val="0"/>
                 <w:sz w:val="16"/>
               </w:rPr>
@@ -4559,7 +4627,7 @@
             <w:r/>
             <w:r>
               <w:rPr>
-                <w:rFonts w:ascii="Arial" w:hAnsi="Arial"/>
+                <w:rFonts w:ascii="Verdana" w:hAnsi="Verdana"/>
                 <w:b w:val="0"/>
                 <w:sz w:val="16"/>
               </w:rPr>
@@ -4575,7 +4643,7 @@
             <w:r/>
             <w:r>
               <w:rPr>
-                <w:rFonts w:ascii="Arial" w:hAnsi="Arial"/>
+                <w:rFonts w:ascii="Verdana" w:hAnsi="Verdana"/>
                 <w:b w:val="0"/>
                 <w:sz w:val="16"/>
               </w:rPr>
@@ -4584,15 +4652,18 @@
         </w:tc>
       </w:tr>
       <w:tr>
-        <w:tc>
-          <w:tcPr>
-            <w:tcW w:type="dxa" w:w="1514"/>
-          </w:tcPr>
-          <w:p>
-            <w:r/>
-            <w:r>
-              <w:rPr>
-                <w:rFonts w:ascii="Arial" w:hAnsi="Arial"/>
+        <w:trPr>
+          <w:cantSplit/>
+        </w:trPr>
+        <w:tc>
+          <w:tcPr>
+            <w:tcW w:type="dxa" w:w="1514"/>
+          </w:tcPr>
+          <w:p>
+            <w:r/>
+            <w:r>
+              <w:rPr>
+                <w:rFonts w:ascii="Verdana" w:hAnsi="Verdana"/>
                 <w:b w:val="0"/>
                 <w:sz w:val="16"/>
               </w:rPr>
@@ -4608,7 +4679,7 @@
             <w:r/>
             <w:r>
               <w:rPr>
-                <w:rFonts w:ascii="Arial" w:hAnsi="Arial"/>
+                <w:rFonts w:ascii="Verdana" w:hAnsi="Verdana"/>
                 <w:b w:val="0"/>
                 <w:sz w:val="16"/>
               </w:rPr>
@@ -4624,7 +4695,7 @@
             <w:r/>
             <w:r>
               <w:rPr>
-                <w:rFonts w:ascii="Arial" w:hAnsi="Arial"/>
+                <w:rFonts w:ascii="Verdana" w:hAnsi="Verdana"/>
                 <w:b w:val="0"/>
                 <w:sz w:val="16"/>
               </w:rPr>
@@ -4640,7 +4711,7 @@
             <w:r/>
             <w:r>
               <w:rPr>
-                <w:rFonts w:ascii="Arial" w:hAnsi="Arial"/>
+                <w:rFonts w:ascii="Verdana" w:hAnsi="Verdana"/>
                 <w:b w:val="0"/>
                 <w:sz w:val="16"/>
               </w:rPr>
@@ -4656,7 +4727,7 @@
             <w:r/>
             <w:r>
               <w:rPr>
-                <w:rFonts w:ascii="Arial" w:hAnsi="Arial"/>
+                <w:rFonts w:ascii="Verdana" w:hAnsi="Verdana"/>
                 <w:b w:val="0"/>
                 <w:sz w:val="16"/>
               </w:rPr>
@@ -4672,7 +4743,7 @@
             <w:r/>
             <w:r>
               <w:rPr>
-                <w:rFonts w:ascii="Arial" w:hAnsi="Arial"/>
+                <w:rFonts w:ascii="Verdana" w:hAnsi="Verdana"/>
                 <w:b w:val="0"/>
                 <w:sz w:val="16"/>
               </w:rPr>
@@ -4688,7 +4759,7 @@
             <w:r/>
             <w:r>
               <w:rPr>
-                <w:rFonts w:ascii="Arial" w:hAnsi="Arial"/>
+                <w:rFonts w:ascii="Verdana" w:hAnsi="Verdana"/>
                 <w:b w:val="0"/>
                 <w:sz w:val="16"/>
               </w:rPr>
@@ -4704,7 +4775,7 @@
             <w:r/>
             <w:r>
               <w:rPr>
-                <w:rFonts w:ascii="Arial" w:hAnsi="Arial"/>
+                <w:rFonts w:ascii="Verdana" w:hAnsi="Verdana"/>
                 <w:b w:val="0"/>
                 <w:sz w:val="16"/>
               </w:rPr>
@@ -4720,7 +4791,7 @@
             <w:r/>
             <w:r>
               <w:rPr>
-                <w:rFonts w:ascii="Arial" w:hAnsi="Arial"/>
+                <w:rFonts w:ascii="Verdana" w:hAnsi="Verdana"/>
                 <w:b w:val="0"/>
                 <w:sz w:val="16"/>
               </w:rPr>
@@ -4736,7 +4807,7 @@
             <w:r/>
             <w:r>
               <w:rPr>
-                <w:rFonts w:ascii="Arial" w:hAnsi="Arial"/>
+                <w:rFonts w:ascii="Verdana" w:hAnsi="Verdana"/>
                 <w:b w:val="0"/>
                 <w:sz w:val="16"/>
               </w:rPr>
@@ -4745,15 +4816,18 @@
         </w:tc>
       </w:tr>
       <w:tr>
-        <w:tc>
-          <w:tcPr>
-            <w:tcW w:type="dxa" w:w="1514"/>
-          </w:tcPr>
-          <w:p>
-            <w:r/>
-            <w:r>
-              <w:rPr>
-                <w:rFonts w:ascii="Arial" w:hAnsi="Arial"/>
+        <w:trPr>
+          <w:cantSplit/>
+        </w:trPr>
+        <w:tc>
+          <w:tcPr>
+            <w:tcW w:type="dxa" w:w="1514"/>
+          </w:tcPr>
+          <w:p>
+            <w:r/>
+            <w:r>
+              <w:rPr>
+                <w:rFonts w:ascii="Verdana" w:hAnsi="Verdana"/>
                 <w:b w:val="0"/>
                 <w:sz w:val="16"/>
               </w:rPr>
@@ -4769,7 +4843,7 @@
             <w:r/>
             <w:r>
               <w:rPr>
-                <w:rFonts w:ascii="Arial" w:hAnsi="Arial"/>
+                <w:rFonts w:ascii="Verdana" w:hAnsi="Verdana"/>
                 <w:b w:val="0"/>
                 <w:sz w:val="16"/>
               </w:rPr>
@@ -4785,7 +4859,7 @@
             <w:r/>
             <w:r>
               <w:rPr>
-                <w:rFonts w:ascii="Arial" w:hAnsi="Arial"/>
+                <w:rFonts w:ascii="Verdana" w:hAnsi="Verdana"/>
                 <w:b w:val="0"/>
                 <w:sz w:val="16"/>
               </w:rPr>
@@ -4801,7 +4875,7 @@
             <w:r/>
             <w:r>
               <w:rPr>
-                <w:rFonts w:ascii="Arial" w:hAnsi="Arial"/>
+                <w:rFonts w:ascii="Verdana" w:hAnsi="Verdana"/>
                 <w:b w:val="0"/>
                 <w:sz w:val="16"/>
               </w:rPr>
@@ -4817,7 +4891,7 @@
             <w:r/>
             <w:r>
               <w:rPr>
-                <w:rFonts w:ascii="Arial" w:hAnsi="Arial"/>
+                <w:rFonts w:ascii="Verdana" w:hAnsi="Verdana"/>
                 <w:b w:val="0"/>
                 <w:sz w:val="16"/>
               </w:rPr>
@@ -4833,7 +4907,7 @@
             <w:r/>
             <w:r>
               <w:rPr>
-                <w:rFonts w:ascii="Arial" w:hAnsi="Arial"/>
+                <w:rFonts w:ascii="Verdana" w:hAnsi="Verdana"/>
                 <w:b w:val="0"/>
                 <w:sz w:val="16"/>
               </w:rPr>
@@ -4849,7 +4923,7 @@
             <w:r/>
             <w:r>
               <w:rPr>
-                <w:rFonts w:ascii="Arial" w:hAnsi="Arial"/>
+                <w:rFonts w:ascii="Verdana" w:hAnsi="Verdana"/>
                 <w:b w:val="0"/>
                 <w:sz w:val="16"/>
               </w:rPr>
@@ -4865,7 +4939,7 @@
             <w:r/>
             <w:r>
               <w:rPr>
-                <w:rFonts w:ascii="Arial" w:hAnsi="Arial"/>
+                <w:rFonts w:ascii="Verdana" w:hAnsi="Verdana"/>
                 <w:b w:val="0"/>
                 <w:sz w:val="16"/>
               </w:rPr>
@@ -4881,7 +4955,7 @@
             <w:r/>
             <w:r>
               <w:rPr>
-                <w:rFonts w:ascii="Arial" w:hAnsi="Arial"/>
+                <w:rFonts w:ascii="Verdana" w:hAnsi="Verdana"/>
                 <w:b w:val="0"/>
                 <w:sz w:val="16"/>
               </w:rPr>
@@ -4897,7 +4971,7 @@
             <w:r/>
             <w:r>
               <w:rPr>
-                <w:rFonts w:ascii="Arial" w:hAnsi="Arial"/>
+                <w:rFonts w:ascii="Verdana" w:hAnsi="Verdana"/>
                 <w:b w:val="0"/>
                 <w:sz w:val="16"/>
               </w:rPr>
@@ -4906,15 +4980,18 @@
         </w:tc>
       </w:tr>
       <w:tr>
-        <w:tc>
-          <w:tcPr>
-            <w:tcW w:type="dxa" w:w="1514"/>
-          </w:tcPr>
-          <w:p>
-            <w:r/>
-            <w:r>
-              <w:rPr>
-                <w:rFonts w:ascii="Arial" w:hAnsi="Arial"/>
+        <w:trPr>
+          <w:cantSplit/>
+        </w:trPr>
+        <w:tc>
+          <w:tcPr>
+            <w:tcW w:type="dxa" w:w="1514"/>
+          </w:tcPr>
+          <w:p>
+            <w:r/>
+            <w:r>
+              <w:rPr>
+                <w:rFonts w:ascii="Verdana" w:hAnsi="Verdana"/>
                 <w:b w:val="0"/>
                 <w:sz w:val="16"/>
               </w:rPr>
@@ -4930,7 +5007,7 @@
             <w:r/>
             <w:r>
               <w:rPr>
-                <w:rFonts w:ascii="Arial" w:hAnsi="Arial"/>
+                <w:rFonts w:ascii="Verdana" w:hAnsi="Verdana"/>
                 <w:b w:val="0"/>
                 <w:sz w:val="16"/>
               </w:rPr>
@@ -4946,7 +5023,7 @@
             <w:r/>
             <w:r>
               <w:rPr>
-                <w:rFonts w:ascii="Arial" w:hAnsi="Arial"/>
+                <w:rFonts w:ascii="Verdana" w:hAnsi="Verdana"/>
                 <w:b w:val="0"/>
                 <w:sz w:val="16"/>
               </w:rPr>
@@ -4962,7 +5039,7 @@
             <w:r/>
             <w:r>
               <w:rPr>
-                <w:rFonts w:ascii="Arial" w:hAnsi="Arial"/>
+                <w:rFonts w:ascii="Verdana" w:hAnsi="Verdana"/>
                 <w:b w:val="0"/>
                 <w:sz w:val="16"/>
               </w:rPr>
@@ -4978,7 +5055,7 @@
             <w:r/>
             <w:r>
               <w:rPr>
-                <w:rFonts w:ascii="Arial" w:hAnsi="Arial"/>
+                <w:rFonts w:ascii="Verdana" w:hAnsi="Verdana"/>
                 <w:b w:val="0"/>
                 <w:sz w:val="16"/>
               </w:rPr>
@@ -4994,7 +5071,7 @@
             <w:r/>
             <w:r>
               <w:rPr>
-                <w:rFonts w:ascii="Arial" w:hAnsi="Arial"/>
+                <w:rFonts w:ascii="Verdana" w:hAnsi="Verdana"/>
                 <w:b w:val="0"/>
                 <w:sz w:val="16"/>
               </w:rPr>
@@ -5010,7 +5087,7 @@
             <w:r/>
             <w:r>
               <w:rPr>
-                <w:rFonts w:ascii="Arial" w:hAnsi="Arial"/>
+                <w:rFonts w:ascii="Verdana" w:hAnsi="Verdana"/>
                 <w:b w:val="0"/>
                 <w:sz w:val="16"/>
               </w:rPr>
@@ -5026,7 +5103,7 @@
             <w:r/>
             <w:r>
               <w:rPr>
-                <w:rFonts w:ascii="Arial" w:hAnsi="Arial"/>
+                <w:rFonts w:ascii="Verdana" w:hAnsi="Verdana"/>
                 <w:b w:val="0"/>
                 <w:sz w:val="16"/>
               </w:rPr>
@@ -5042,7 +5119,7 @@
             <w:r/>
             <w:r>
               <w:rPr>
-                <w:rFonts w:ascii="Arial" w:hAnsi="Arial"/>
+                <w:rFonts w:ascii="Verdana" w:hAnsi="Verdana"/>
                 <w:b w:val="0"/>
                 <w:sz w:val="16"/>
               </w:rPr>
@@ -5058,7 +5135,7 @@
             <w:r/>
             <w:r>
               <w:rPr>
-                <w:rFonts w:ascii="Arial" w:hAnsi="Arial"/>
+                <w:rFonts w:ascii="Verdana" w:hAnsi="Verdana"/>
                 <w:b w:val="0"/>
                 <w:sz w:val="16"/>
               </w:rPr>
@@ -5068,15 +5145,18 @@
         </w:tc>
       </w:tr>
       <w:tr>
-        <w:tc>
-          <w:tcPr>
-            <w:tcW w:type="dxa" w:w="1514"/>
-          </w:tcPr>
-          <w:p>
-            <w:r/>
-            <w:r>
-              <w:rPr>
-                <w:rFonts w:ascii="Arial" w:hAnsi="Arial"/>
+        <w:trPr>
+          <w:cantSplit/>
+        </w:trPr>
+        <w:tc>
+          <w:tcPr>
+            <w:tcW w:type="dxa" w:w="1514"/>
+          </w:tcPr>
+          <w:p>
+            <w:r/>
+            <w:r>
+              <w:rPr>
+                <w:rFonts w:ascii="Verdana" w:hAnsi="Verdana"/>
                 <w:b w:val="0"/>
                 <w:sz w:val="16"/>
               </w:rPr>
@@ -5092,7 +5172,7 @@
             <w:r/>
             <w:r>
               <w:rPr>
-                <w:rFonts w:ascii="Arial" w:hAnsi="Arial"/>
+                <w:rFonts w:ascii="Verdana" w:hAnsi="Verdana"/>
                 <w:b w:val="0"/>
                 <w:sz w:val="16"/>
               </w:rPr>
@@ -5108,7 +5188,7 @@
             <w:r/>
             <w:r>
               <w:rPr>
-                <w:rFonts w:ascii="Arial" w:hAnsi="Arial"/>
+                <w:rFonts w:ascii="Verdana" w:hAnsi="Verdana"/>
                 <w:b w:val="0"/>
                 <w:sz w:val="16"/>
               </w:rPr>
@@ -5124,7 +5204,7 @@
             <w:r/>
             <w:r>
               <w:rPr>
-                <w:rFonts w:ascii="Arial" w:hAnsi="Arial"/>
+                <w:rFonts w:ascii="Verdana" w:hAnsi="Verdana"/>
                 <w:b w:val="0"/>
                 <w:sz w:val="16"/>
               </w:rPr>
@@ -5140,7 +5220,7 @@
             <w:r/>
             <w:r>
               <w:rPr>
-                <w:rFonts w:ascii="Arial" w:hAnsi="Arial"/>
+                <w:rFonts w:ascii="Verdana" w:hAnsi="Verdana"/>
                 <w:b w:val="0"/>
                 <w:sz w:val="16"/>
               </w:rPr>
@@ -5156,7 +5236,7 @@
             <w:r/>
             <w:r>
               <w:rPr>
-                <w:rFonts w:ascii="Arial" w:hAnsi="Arial"/>
+                <w:rFonts w:ascii="Verdana" w:hAnsi="Verdana"/>
                 <w:b w:val="0"/>
                 <w:sz w:val="16"/>
               </w:rPr>
@@ -5172,7 +5252,7 @@
             <w:r/>
             <w:r>
               <w:rPr>
-                <w:rFonts w:ascii="Arial" w:hAnsi="Arial"/>
+                <w:rFonts w:ascii="Verdana" w:hAnsi="Verdana"/>
                 <w:b w:val="0"/>
                 <w:sz w:val="16"/>
               </w:rPr>
@@ -5188,7 +5268,7 @@
             <w:r/>
             <w:r>
               <w:rPr>
-                <w:rFonts w:ascii="Arial" w:hAnsi="Arial"/>
+                <w:rFonts w:ascii="Verdana" w:hAnsi="Verdana"/>
                 <w:b w:val="0"/>
                 <w:sz w:val="16"/>
               </w:rPr>
@@ -5204,7 +5284,7 @@
             <w:r/>
             <w:r>
               <w:rPr>
-                <w:rFonts w:ascii="Arial" w:hAnsi="Arial"/>
+                <w:rFonts w:ascii="Verdana" w:hAnsi="Verdana"/>
                 <w:b w:val="0"/>
                 <w:sz w:val="16"/>
               </w:rPr>
@@ -5220,7 +5300,7 @@
             <w:r/>
             <w:r>
               <w:rPr>
-                <w:rFonts w:ascii="Arial" w:hAnsi="Arial"/>
+                <w:rFonts w:ascii="Verdana" w:hAnsi="Verdana"/>
                 <w:b w:val="0"/>
                 <w:sz w:val="16"/>
               </w:rPr>
@@ -5230,15 +5310,18 @@
         </w:tc>
       </w:tr>
       <w:tr>
-        <w:tc>
-          <w:tcPr>
-            <w:tcW w:type="dxa" w:w="1514"/>
-          </w:tcPr>
-          <w:p>
-            <w:r/>
-            <w:r>
-              <w:rPr>
-                <w:rFonts w:ascii="Arial" w:hAnsi="Arial"/>
+        <w:trPr>
+          <w:cantSplit/>
+        </w:trPr>
+        <w:tc>
+          <w:tcPr>
+            <w:tcW w:type="dxa" w:w="1514"/>
+          </w:tcPr>
+          <w:p>
+            <w:r/>
+            <w:r>
+              <w:rPr>
+                <w:rFonts w:ascii="Verdana" w:hAnsi="Verdana"/>
                 <w:b w:val="0"/>
                 <w:sz w:val="16"/>
               </w:rPr>
@@ -5254,7 +5337,7 @@
             <w:r/>
             <w:r>
               <w:rPr>
-                <w:rFonts w:ascii="Arial" w:hAnsi="Arial"/>
+                <w:rFonts w:ascii="Verdana" w:hAnsi="Verdana"/>
                 <w:b w:val="0"/>
                 <w:sz w:val="16"/>
               </w:rPr>
@@ -5270,7 +5353,7 @@
             <w:r/>
             <w:r>
               <w:rPr>
-                <w:rFonts w:ascii="Arial" w:hAnsi="Arial"/>
+                <w:rFonts w:ascii="Verdana" w:hAnsi="Verdana"/>
                 <w:b w:val="0"/>
                 <w:sz w:val="16"/>
               </w:rPr>
@@ -5286,7 +5369,7 @@
             <w:r/>
             <w:r>
               <w:rPr>
-                <w:rFonts w:ascii="Arial" w:hAnsi="Arial"/>
+                <w:rFonts w:ascii="Verdana" w:hAnsi="Verdana"/>
                 <w:b w:val="0"/>
                 <w:sz w:val="16"/>
               </w:rPr>
@@ -5302,7 +5385,7 @@
             <w:r/>
             <w:r>
               <w:rPr>
-                <w:rFonts w:ascii="Arial" w:hAnsi="Arial"/>
+                <w:rFonts w:ascii="Verdana" w:hAnsi="Verdana"/>
                 <w:b w:val="0"/>
                 <w:sz w:val="16"/>
               </w:rPr>
@@ -5318,7 +5401,7 @@
             <w:r/>
             <w:r>
               <w:rPr>
-                <w:rFonts w:ascii="Arial" w:hAnsi="Arial"/>
+                <w:rFonts w:ascii="Verdana" w:hAnsi="Verdana"/>
                 <w:b w:val="0"/>
                 <w:sz w:val="16"/>
               </w:rPr>
@@ -5334,7 +5417,7 @@
             <w:r/>
             <w:r>
               <w:rPr>
-                <w:rFonts w:ascii="Arial" w:hAnsi="Arial"/>
+                <w:rFonts w:ascii="Verdana" w:hAnsi="Verdana"/>
                 <w:b w:val="0"/>
                 <w:sz w:val="16"/>
               </w:rPr>
@@ -5350,7 +5433,7 @@
             <w:r/>
             <w:r>
               <w:rPr>
-                <w:rFonts w:ascii="Arial" w:hAnsi="Arial"/>
+                <w:rFonts w:ascii="Verdana" w:hAnsi="Verdana"/>
                 <w:b w:val="0"/>
                 <w:sz w:val="16"/>
               </w:rPr>
@@ -5366,7 +5449,7 @@
             <w:r/>
             <w:r>
               <w:rPr>
-                <w:rFonts w:ascii="Arial" w:hAnsi="Arial"/>
+                <w:rFonts w:ascii="Verdana" w:hAnsi="Verdana"/>
                 <w:b w:val="0"/>
                 <w:sz w:val="16"/>
               </w:rPr>
@@ -5382,7 +5465,7 @@
             <w:r/>
             <w:r>
               <w:rPr>
-                <w:rFonts w:ascii="Arial" w:hAnsi="Arial"/>
+                <w:rFonts w:ascii="Verdana" w:hAnsi="Verdana"/>
                 <w:b w:val="0"/>
                 <w:sz w:val="16"/>
               </w:rPr>
@@ -5391,15 +5474,18 @@
         </w:tc>
       </w:tr>
       <w:tr>
-        <w:tc>
-          <w:tcPr>
-            <w:tcW w:type="dxa" w:w="1514"/>
-          </w:tcPr>
-          <w:p>
-            <w:r/>
-            <w:r>
-              <w:rPr>
-                <w:rFonts w:ascii="Arial" w:hAnsi="Arial"/>
+        <w:trPr>
+          <w:cantSplit/>
+        </w:trPr>
+        <w:tc>
+          <w:tcPr>
+            <w:tcW w:type="dxa" w:w="1514"/>
+          </w:tcPr>
+          <w:p>
+            <w:r/>
+            <w:r>
+              <w:rPr>
+                <w:rFonts w:ascii="Verdana" w:hAnsi="Verdana"/>
                 <w:b w:val="0"/>
                 <w:sz w:val="16"/>
               </w:rPr>
@@ -5415,7 +5501,7 @@
             <w:r/>
             <w:r>
               <w:rPr>
-                <w:rFonts w:ascii="Arial" w:hAnsi="Arial"/>
+                <w:rFonts w:ascii="Verdana" w:hAnsi="Verdana"/>
                 <w:b w:val="0"/>
                 <w:sz w:val="16"/>
               </w:rPr>
@@ -5431,7 +5517,7 @@
             <w:r/>
             <w:r>
               <w:rPr>
-                <w:rFonts w:ascii="Arial" w:hAnsi="Arial"/>
+                <w:rFonts w:ascii="Verdana" w:hAnsi="Verdana"/>
                 <w:b w:val="0"/>
                 <w:sz w:val="16"/>
               </w:rPr>
@@ -5447,7 +5533,7 @@
             <w:r/>
             <w:r>
               <w:rPr>
-                <w:rFonts w:ascii="Arial" w:hAnsi="Arial"/>
+                <w:rFonts w:ascii="Verdana" w:hAnsi="Verdana"/>
                 <w:b w:val="0"/>
                 <w:sz w:val="16"/>
               </w:rPr>
@@ -5463,7 +5549,7 @@
             <w:r/>
             <w:r>
               <w:rPr>
-                <w:rFonts w:ascii="Arial" w:hAnsi="Arial"/>
+                <w:rFonts w:ascii="Verdana" w:hAnsi="Verdana"/>
                 <w:b w:val="0"/>
                 <w:sz w:val="16"/>
               </w:rPr>
@@ -5479,7 +5565,7 @@
             <w:r/>
             <w:r>
               <w:rPr>
-                <w:rFonts w:ascii="Arial" w:hAnsi="Arial"/>
+                <w:rFonts w:ascii="Verdana" w:hAnsi="Verdana"/>
                 <w:b w:val="0"/>
                 <w:sz w:val="16"/>
               </w:rPr>
@@ -5495,7 +5581,7 @@
             <w:r/>
             <w:r>
               <w:rPr>
-                <w:rFonts w:ascii="Arial" w:hAnsi="Arial"/>
+                <w:rFonts w:ascii="Verdana" w:hAnsi="Verdana"/>
                 <w:b w:val="0"/>
                 <w:sz w:val="16"/>
               </w:rPr>
@@ -5511,7 +5597,7 @@
             <w:r/>
             <w:r>
               <w:rPr>
-                <w:rFonts w:ascii="Arial" w:hAnsi="Arial"/>
+                <w:rFonts w:ascii="Verdana" w:hAnsi="Verdana"/>
                 <w:b w:val="0"/>
                 <w:sz w:val="16"/>
               </w:rPr>
@@ -5527,7 +5613,7 @@
             <w:r/>
             <w:r>
               <w:rPr>
-                <w:rFonts w:ascii="Arial" w:hAnsi="Arial"/>
+                <w:rFonts w:ascii="Verdana" w:hAnsi="Verdana"/>
                 <w:b w:val="0"/>
                 <w:sz w:val="16"/>
               </w:rPr>
@@ -5543,7 +5629,7 @@
             <w:r/>
             <w:r>
               <w:rPr>
-                <w:rFonts w:ascii="Arial" w:hAnsi="Arial"/>
+                <w:rFonts w:ascii="Verdana" w:hAnsi="Verdana"/>
                 <w:b w:val="0"/>
                 <w:sz w:val="16"/>
               </w:rPr>
@@ -5552,15 +5638,18 @@
         </w:tc>
       </w:tr>
       <w:tr>
-        <w:tc>
-          <w:tcPr>
-            <w:tcW w:type="dxa" w:w="1514"/>
-          </w:tcPr>
-          <w:p>
-            <w:r/>
-            <w:r>
-              <w:rPr>
-                <w:rFonts w:ascii="Arial" w:hAnsi="Arial"/>
+        <w:trPr>
+          <w:cantSplit/>
+        </w:trPr>
+        <w:tc>
+          <w:tcPr>
+            <w:tcW w:type="dxa" w:w="1514"/>
+          </w:tcPr>
+          <w:p>
+            <w:r/>
+            <w:r>
+              <w:rPr>
+                <w:rFonts w:ascii="Verdana" w:hAnsi="Verdana"/>
                 <w:b w:val="0"/>
                 <w:sz w:val="16"/>
               </w:rPr>
@@ -5576,7 +5665,7 @@
             <w:r/>
             <w:r>
               <w:rPr>
-                <w:rFonts w:ascii="Arial" w:hAnsi="Arial"/>
+                <w:rFonts w:ascii="Verdana" w:hAnsi="Verdana"/>
                 <w:b w:val="0"/>
                 <w:sz w:val="16"/>
               </w:rPr>
@@ -5592,7 +5681,7 @@
             <w:r/>
             <w:r>
               <w:rPr>
-                <w:rFonts w:ascii="Arial" w:hAnsi="Arial"/>
+                <w:rFonts w:ascii="Verdana" w:hAnsi="Verdana"/>
                 <w:b w:val="0"/>
                 <w:sz w:val="16"/>
               </w:rPr>
@@ -5608,7 +5697,7 @@
             <w:r/>
             <w:r>
               <w:rPr>
-                <w:rFonts w:ascii="Arial" w:hAnsi="Arial"/>
+                <w:rFonts w:ascii="Verdana" w:hAnsi="Verdana"/>
                 <w:b w:val="0"/>
                 <w:sz w:val="16"/>
               </w:rPr>
@@ -5624,7 +5713,7 @@
             <w:r/>
             <w:r>
               <w:rPr>
-                <w:rFonts w:ascii="Arial" w:hAnsi="Arial"/>
+                <w:rFonts w:ascii="Verdana" w:hAnsi="Verdana"/>
                 <w:b w:val="0"/>
                 <w:sz w:val="16"/>
               </w:rPr>
@@ -5640,7 +5729,7 @@
             <w:r/>
             <w:r>
               <w:rPr>
-                <w:rFonts w:ascii="Arial" w:hAnsi="Arial"/>
+                <w:rFonts w:ascii="Verdana" w:hAnsi="Verdana"/>
                 <w:b w:val="0"/>
                 <w:sz w:val="16"/>
               </w:rPr>
@@ -5656,7 +5745,7 @@
             <w:r/>
             <w:r>
               <w:rPr>
-                <w:rFonts w:ascii="Arial" w:hAnsi="Arial"/>
+                <w:rFonts w:ascii="Verdana" w:hAnsi="Verdana"/>
                 <w:b w:val="0"/>
                 <w:sz w:val="16"/>
               </w:rPr>
@@ -5672,7 +5761,7 @@
             <w:r/>
             <w:r>
               <w:rPr>
-                <w:rFonts w:ascii="Arial" w:hAnsi="Arial"/>
+                <w:rFonts w:ascii="Verdana" w:hAnsi="Verdana"/>
                 <w:b w:val="0"/>
                 <w:sz w:val="16"/>
               </w:rPr>
@@ -5688,7 +5777,7 @@
             <w:r/>
             <w:r>
               <w:rPr>
-                <w:rFonts w:ascii="Arial" w:hAnsi="Arial"/>
+                <w:rFonts w:ascii="Verdana" w:hAnsi="Verdana"/>
                 <w:b w:val="0"/>
                 <w:sz w:val="16"/>
               </w:rPr>
@@ -5704,7 +5793,7 @@
             <w:r/>
             <w:r>
               <w:rPr>
-                <w:rFonts w:ascii="Arial" w:hAnsi="Arial"/>
+                <w:rFonts w:ascii="Verdana" w:hAnsi="Verdana"/>
                 <w:b w:val="0"/>
                 <w:sz w:val="16"/>
               </w:rPr>
@@ -5713,15 +5802,18 @@
         </w:tc>
       </w:tr>
       <w:tr>
-        <w:tc>
-          <w:tcPr>
-            <w:tcW w:type="dxa" w:w="1514"/>
-          </w:tcPr>
-          <w:p>
-            <w:r/>
-            <w:r>
-              <w:rPr>
-                <w:rFonts w:ascii="Arial" w:hAnsi="Arial"/>
+        <w:trPr>
+          <w:cantSplit/>
+        </w:trPr>
+        <w:tc>
+          <w:tcPr>
+            <w:tcW w:type="dxa" w:w="1514"/>
+          </w:tcPr>
+          <w:p>
+            <w:r/>
+            <w:r>
+              <w:rPr>
+                <w:rFonts w:ascii="Verdana" w:hAnsi="Verdana"/>
                 <w:b w:val="0"/>
                 <w:sz w:val="16"/>
               </w:rPr>
@@ -5737,7 +5829,7 @@
             <w:r/>
             <w:r>
               <w:rPr>
-                <w:rFonts w:ascii="Arial" w:hAnsi="Arial"/>
+                <w:rFonts w:ascii="Verdana" w:hAnsi="Verdana"/>
                 <w:b w:val="0"/>
                 <w:sz w:val="16"/>
               </w:rPr>
@@ -5753,7 +5845,7 @@
             <w:r/>
             <w:r>
               <w:rPr>
-                <w:rFonts w:ascii="Arial" w:hAnsi="Arial"/>
+                <w:rFonts w:ascii="Verdana" w:hAnsi="Verdana"/>
                 <w:b w:val="0"/>
                 <w:sz w:val="16"/>
               </w:rPr>
@@ -5769,7 +5861,7 @@
             <w:r/>
             <w:r>
               <w:rPr>
-                <w:rFonts w:ascii="Arial" w:hAnsi="Arial"/>
+                <w:rFonts w:ascii="Verdana" w:hAnsi="Verdana"/>
                 <w:b w:val="0"/>
                 <w:sz w:val="16"/>
               </w:rPr>
@@ -5785,7 +5877,7 @@
             <w:r/>
             <w:r>
               <w:rPr>
-                <w:rFonts w:ascii="Arial" w:hAnsi="Arial"/>
+                <w:rFonts w:ascii="Verdana" w:hAnsi="Verdana"/>
                 <w:b w:val="0"/>
                 <w:sz w:val="16"/>
               </w:rPr>
@@ -5801,7 +5893,7 @@
             <w:r/>
             <w:r>
               <w:rPr>
-                <w:rFonts w:ascii="Arial" w:hAnsi="Arial"/>
+                <w:rFonts w:ascii="Verdana" w:hAnsi="Verdana"/>
                 <w:b w:val="0"/>
                 <w:sz w:val="16"/>
               </w:rPr>
@@ -5817,7 +5909,7 @@
             <w:r/>
             <w:r>
               <w:rPr>
-                <w:rFonts w:ascii="Arial" w:hAnsi="Arial"/>
+                <w:rFonts w:ascii="Verdana" w:hAnsi="Verdana"/>
                 <w:b w:val="0"/>
                 <w:sz w:val="16"/>
               </w:rPr>
@@ -5833,7 +5925,7 @@
             <w:r/>
             <w:r>
               <w:rPr>
-                <w:rFonts w:ascii="Arial" w:hAnsi="Arial"/>
+                <w:rFonts w:ascii="Verdana" w:hAnsi="Verdana"/>
                 <w:b w:val="0"/>
                 <w:sz w:val="16"/>
               </w:rPr>
@@ -5849,7 +5941,7 @@
             <w:r/>
             <w:r>
               <w:rPr>
-                <w:rFonts w:ascii="Arial" w:hAnsi="Arial"/>
+                <w:rFonts w:ascii="Verdana" w:hAnsi="Verdana"/>
                 <w:b w:val="0"/>
                 <w:sz w:val="16"/>
               </w:rPr>
@@ -5865,7 +5957,7 @@
             <w:r/>
             <w:r>
               <w:rPr>
-                <w:rFonts w:ascii="Arial" w:hAnsi="Arial"/>
+                <w:rFonts w:ascii="Verdana" w:hAnsi="Verdana"/>
                 <w:b w:val="0"/>
                 <w:sz w:val="16"/>
               </w:rPr>
@@ -5874,15 +5966,18 @@
         </w:tc>
       </w:tr>
       <w:tr>
-        <w:tc>
-          <w:tcPr>
-            <w:tcW w:type="dxa" w:w="1514"/>
-          </w:tcPr>
-          <w:p>
-            <w:r/>
-            <w:r>
-              <w:rPr>
-                <w:rFonts w:ascii="Arial" w:hAnsi="Arial"/>
+        <w:trPr>
+          <w:cantSplit/>
+        </w:trPr>
+        <w:tc>
+          <w:tcPr>
+            <w:tcW w:type="dxa" w:w="1514"/>
+          </w:tcPr>
+          <w:p>
+            <w:r/>
+            <w:r>
+              <w:rPr>
+                <w:rFonts w:ascii="Verdana" w:hAnsi="Verdana"/>
                 <w:b w:val="0"/>
                 <w:sz w:val="16"/>
               </w:rPr>
@@ -5898,7 +5993,7 @@
             <w:r/>
             <w:r>
               <w:rPr>
-                <w:rFonts w:ascii="Arial" w:hAnsi="Arial"/>
+                <w:rFonts w:ascii="Verdana" w:hAnsi="Verdana"/>
                 <w:b w:val="0"/>
                 <w:sz w:val="16"/>
               </w:rPr>
@@ -5914,7 +6009,7 @@
             <w:r/>
             <w:r>
               <w:rPr>
-                <w:rFonts w:ascii="Arial" w:hAnsi="Arial"/>
+                <w:rFonts w:ascii="Verdana" w:hAnsi="Verdana"/>
                 <w:b w:val="0"/>
                 <w:sz w:val="16"/>
               </w:rPr>
@@ -5930,7 +6025,7 @@
             <w:r/>
             <w:r>
               <w:rPr>
-                <w:rFonts w:ascii="Arial" w:hAnsi="Arial"/>
+                <w:rFonts w:ascii="Verdana" w:hAnsi="Verdana"/>
                 <w:b w:val="0"/>
                 <w:sz w:val="16"/>
               </w:rPr>
@@ -5946,7 +6041,7 @@
             <w:r/>
             <w:r>
               <w:rPr>
-                <w:rFonts w:ascii="Arial" w:hAnsi="Arial"/>
+                <w:rFonts w:ascii="Verdana" w:hAnsi="Verdana"/>
                 <w:b w:val="0"/>
                 <w:sz w:val="16"/>
               </w:rPr>
@@ -5962,7 +6057,7 @@
             <w:r/>
             <w:r>
               <w:rPr>
-                <w:rFonts w:ascii="Arial" w:hAnsi="Arial"/>
+                <w:rFonts w:ascii="Verdana" w:hAnsi="Verdana"/>
                 <w:b w:val="0"/>
                 <w:sz w:val="16"/>
               </w:rPr>
@@ -5978,7 +6073,7 @@
             <w:r/>
             <w:r>
               <w:rPr>
-                <w:rFonts w:ascii="Arial" w:hAnsi="Arial"/>
+                <w:rFonts w:ascii="Verdana" w:hAnsi="Verdana"/>
                 <w:b w:val="0"/>
                 <w:sz w:val="16"/>
               </w:rPr>
@@ -5994,7 +6089,7 @@
             <w:r/>
             <w:r>
               <w:rPr>
-                <w:rFonts w:ascii="Arial" w:hAnsi="Arial"/>
+                <w:rFonts w:ascii="Verdana" w:hAnsi="Verdana"/>
                 <w:b w:val="0"/>
                 <w:sz w:val="16"/>
               </w:rPr>
@@ -6010,7 +6105,7 @@
             <w:r/>
             <w:r>
               <w:rPr>
-                <w:rFonts w:ascii="Arial" w:hAnsi="Arial"/>
+                <w:rFonts w:ascii="Verdana" w:hAnsi="Verdana"/>
                 <w:b w:val="0"/>
                 <w:sz w:val="16"/>
               </w:rPr>
@@ -6026,7 +6121,7 @@
             <w:r/>
             <w:r>
               <w:rPr>
-                <w:rFonts w:ascii="Arial" w:hAnsi="Arial"/>
+                <w:rFonts w:ascii="Verdana" w:hAnsi="Verdana"/>
                 <w:b w:val="0"/>
                 <w:sz w:val="16"/>
               </w:rPr>
@@ -6035,15 +6130,18 @@
         </w:tc>
       </w:tr>
       <w:tr>
-        <w:tc>
-          <w:tcPr>
-            <w:tcW w:type="dxa" w:w="1514"/>
-          </w:tcPr>
-          <w:p>
-            <w:r/>
-            <w:r>
-              <w:rPr>
-                <w:rFonts w:ascii="Arial" w:hAnsi="Arial"/>
+        <w:trPr>
+          <w:cantSplit/>
+        </w:trPr>
+        <w:tc>
+          <w:tcPr>
+            <w:tcW w:type="dxa" w:w="1514"/>
+          </w:tcPr>
+          <w:p>
+            <w:r/>
+            <w:r>
+              <w:rPr>
+                <w:rFonts w:ascii="Verdana" w:hAnsi="Verdana"/>
                 <w:b w:val="0"/>
                 <w:sz w:val="16"/>
               </w:rPr>
@@ -6059,7 +6157,7 @@
             <w:r/>
             <w:r>
               <w:rPr>
-                <w:rFonts w:ascii="Arial" w:hAnsi="Arial"/>
+                <w:rFonts w:ascii="Verdana" w:hAnsi="Verdana"/>
                 <w:b w:val="0"/>
                 <w:sz w:val="16"/>
               </w:rPr>
@@ -6075,7 +6173,7 @@
             <w:r/>
             <w:r>
               <w:rPr>
-                <w:rFonts w:ascii="Arial" w:hAnsi="Arial"/>
+                <w:rFonts w:ascii="Verdana" w:hAnsi="Verdana"/>
                 <w:b w:val="0"/>
                 <w:sz w:val="16"/>
               </w:rPr>
@@ -6091,7 +6189,7 @@
             <w:r/>
             <w:r>
               <w:rPr>
-                <w:rFonts w:ascii="Arial" w:hAnsi="Arial"/>
+                <w:rFonts w:ascii="Verdana" w:hAnsi="Verdana"/>
                 <w:b w:val="0"/>
                 <w:sz w:val="16"/>
               </w:rPr>
@@ -6107,7 +6205,7 @@
             <w:r/>
             <w:r>
               <w:rPr>
-                <w:rFonts w:ascii="Arial" w:hAnsi="Arial"/>
+                <w:rFonts w:ascii="Verdana" w:hAnsi="Verdana"/>
                 <w:b w:val="0"/>
                 <w:sz w:val="16"/>
               </w:rPr>
@@ -6123,7 +6221,7 @@
             <w:r/>
             <w:r>
               <w:rPr>
-                <w:rFonts w:ascii="Arial" w:hAnsi="Arial"/>
+                <w:rFonts w:ascii="Verdana" w:hAnsi="Verdana"/>
                 <w:b w:val="0"/>
                 <w:sz w:val="16"/>
               </w:rPr>
@@ -6139,7 +6237,7 @@
             <w:r/>
             <w:r>
               <w:rPr>
-                <w:rFonts w:ascii="Arial" w:hAnsi="Arial"/>
+                <w:rFonts w:ascii="Verdana" w:hAnsi="Verdana"/>
                 <w:b w:val="0"/>
                 <w:sz w:val="16"/>
               </w:rPr>
@@ -6155,7 +6253,7 @@
             <w:r/>
             <w:r>
               <w:rPr>
-                <w:rFonts w:ascii="Arial" w:hAnsi="Arial"/>
+                <w:rFonts w:ascii="Verdana" w:hAnsi="Verdana"/>
                 <w:b w:val="0"/>
                 <w:sz w:val="16"/>
               </w:rPr>
@@ -6171,7 +6269,7 @@
             <w:r/>
             <w:r>
               <w:rPr>
-                <w:rFonts w:ascii="Arial" w:hAnsi="Arial"/>
+                <w:rFonts w:ascii="Verdana" w:hAnsi="Verdana"/>
                 <w:b w:val="0"/>
                 <w:sz w:val="16"/>
               </w:rPr>
@@ -6187,7 +6285,7 @@
             <w:r/>
             <w:r>
               <w:rPr>
-                <w:rFonts w:ascii="Arial" w:hAnsi="Arial"/>
+                <w:rFonts w:ascii="Verdana" w:hAnsi="Verdana"/>
                 <w:b w:val="0"/>
                 <w:sz w:val="16"/>
               </w:rPr>
@@ -6196,15 +6294,18 @@
         </w:tc>
       </w:tr>
       <w:tr>
-        <w:tc>
-          <w:tcPr>
-            <w:tcW w:type="dxa" w:w="1514"/>
-          </w:tcPr>
-          <w:p>
-            <w:r/>
-            <w:r>
-              <w:rPr>
-                <w:rFonts w:ascii="Arial" w:hAnsi="Arial"/>
+        <w:trPr>
+          <w:cantSplit/>
+        </w:trPr>
+        <w:tc>
+          <w:tcPr>
+            <w:tcW w:type="dxa" w:w="1514"/>
+          </w:tcPr>
+          <w:p>
+            <w:r/>
+            <w:r>
+              <w:rPr>
+                <w:rFonts w:ascii="Verdana" w:hAnsi="Verdana"/>
                 <w:b w:val="0"/>
                 <w:sz w:val="16"/>
               </w:rPr>
@@ -6220,7 +6321,7 @@
             <w:r/>
             <w:r>
               <w:rPr>
-                <w:rFonts w:ascii="Arial" w:hAnsi="Arial"/>
+                <w:rFonts w:ascii="Verdana" w:hAnsi="Verdana"/>
                 <w:b w:val="0"/>
                 <w:sz w:val="16"/>
               </w:rPr>
@@ -6236,7 +6337,7 @@
             <w:r/>
             <w:r>
               <w:rPr>
-                <w:rFonts w:ascii="Arial" w:hAnsi="Arial"/>
+                <w:rFonts w:ascii="Verdana" w:hAnsi="Verdana"/>
                 <w:b w:val="0"/>
                 <w:sz w:val="16"/>
               </w:rPr>
@@ -6252,7 +6353,7 @@
             <w:r/>
             <w:r>
               <w:rPr>
-                <w:rFonts w:ascii="Arial" w:hAnsi="Arial"/>
+                <w:rFonts w:ascii="Verdana" w:hAnsi="Verdana"/>
                 <w:b w:val="0"/>
                 <w:sz w:val="16"/>
               </w:rPr>
@@ -6268,7 +6369,7 @@
             <w:r/>
             <w:r>
               <w:rPr>
-                <w:rFonts w:ascii="Arial" w:hAnsi="Arial"/>
+                <w:rFonts w:ascii="Verdana" w:hAnsi="Verdana"/>
                 <w:b w:val="0"/>
                 <w:sz w:val="16"/>
               </w:rPr>
@@ -6284,7 +6385,7 @@
             <w:r/>
             <w:r>
               <w:rPr>
-                <w:rFonts w:ascii="Arial" w:hAnsi="Arial"/>
+                <w:rFonts w:ascii="Verdana" w:hAnsi="Verdana"/>
                 <w:b w:val="0"/>
                 <w:sz w:val="16"/>
               </w:rPr>
@@ -6300,7 +6401,7 @@
             <w:r/>
             <w:r>
               <w:rPr>
-                <w:rFonts w:ascii="Arial" w:hAnsi="Arial"/>
+                <w:rFonts w:ascii="Verdana" w:hAnsi="Verdana"/>
                 <w:b w:val="0"/>
                 <w:sz w:val="16"/>
               </w:rPr>
@@ -6316,7 +6417,7 @@
             <w:r/>
             <w:r>
               <w:rPr>
-                <w:rFonts w:ascii="Arial" w:hAnsi="Arial"/>
+                <w:rFonts w:ascii="Verdana" w:hAnsi="Verdana"/>
                 <w:b w:val="0"/>
                 <w:sz w:val="16"/>
               </w:rPr>
@@ -6332,7 +6433,7 @@
             <w:r/>
             <w:r>
               <w:rPr>
-                <w:rFonts w:ascii="Arial" w:hAnsi="Arial"/>
+                <w:rFonts w:ascii="Verdana" w:hAnsi="Verdana"/>
                 <w:b w:val="0"/>
                 <w:sz w:val="16"/>
               </w:rPr>
@@ -6348,7 +6449,7 @@
             <w:r/>
             <w:r>
               <w:rPr>
-                <w:rFonts w:ascii="Arial" w:hAnsi="Arial"/>
+                <w:rFonts w:ascii="Verdana" w:hAnsi="Verdana"/>
                 <w:b w:val="0"/>
                 <w:sz w:val="16"/>
               </w:rPr>
@@ -6357,15 +6458,18 @@
         </w:tc>
       </w:tr>
       <w:tr>
-        <w:tc>
-          <w:tcPr>
-            <w:tcW w:type="dxa" w:w="1514"/>
-          </w:tcPr>
-          <w:p>
-            <w:r/>
-            <w:r>
-              <w:rPr>
-                <w:rFonts w:ascii="Arial" w:hAnsi="Arial"/>
+        <w:trPr>
+          <w:cantSplit/>
+        </w:trPr>
+        <w:tc>
+          <w:tcPr>
+            <w:tcW w:type="dxa" w:w="1514"/>
+          </w:tcPr>
+          <w:p>
+            <w:r/>
+            <w:r>
+              <w:rPr>
+                <w:rFonts w:ascii="Verdana" w:hAnsi="Verdana"/>
                 <w:b w:val="0"/>
                 <w:sz w:val="16"/>
               </w:rPr>
@@ -6381,7 +6485,7 @@
             <w:r/>
             <w:r>
               <w:rPr>
-                <w:rFonts w:ascii="Arial" w:hAnsi="Arial"/>
+                <w:rFonts w:ascii="Verdana" w:hAnsi="Verdana"/>
                 <w:b w:val="0"/>
                 <w:sz w:val="16"/>
               </w:rPr>
@@ -6397,7 +6501,7 @@
             <w:r/>
             <w:r>
               <w:rPr>
-                <w:rFonts w:ascii="Arial" w:hAnsi="Arial"/>
+                <w:rFonts w:ascii="Verdana" w:hAnsi="Verdana"/>
                 <w:b w:val="0"/>
                 <w:sz w:val="16"/>
               </w:rPr>
@@ -6413,7 +6517,7 @@
             <w:r/>
             <w:r>
               <w:rPr>
-                <w:rFonts w:ascii="Arial" w:hAnsi="Arial"/>
+                <w:rFonts w:ascii="Verdana" w:hAnsi="Verdana"/>
                 <w:b w:val="0"/>
                 <w:sz w:val="16"/>
               </w:rPr>
@@ -6429,7 +6533,7 @@
             <w:r/>
             <w:r>
               <w:rPr>
-                <w:rFonts w:ascii="Arial" w:hAnsi="Arial"/>
+                <w:rFonts w:ascii="Verdana" w:hAnsi="Verdana"/>
                 <w:b w:val="0"/>
                 <w:sz w:val="16"/>
               </w:rPr>
@@ -6445,7 +6549,7 @@
             <w:r/>
             <w:r>
               <w:rPr>
-                <w:rFonts w:ascii="Arial" w:hAnsi="Arial"/>
+                <w:rFonts w:ascii="Verdana" w:hAnsi="Verdana"/>
                 <w:b w:val="0"/>
                 <w:sz w:val="16"/>
               </w:rPr>
@@ -6461,7 +6565,7 @@
             <w:r/>
             <w:r>
               <w:rPr>
-                <w:rFonts w:ascii="Arial" w:hAnsi="Arial"/>
+                <w:rFonts w:ascii="Verdana" w:hAnsi="Verdana"/>
                 <w:b w:val="0"/>
                 <w:sz w:val="16"/>
               </w:rPr>
@@ -6477,7 +6581,7 @@
             <w:r/>
             <w:r>
               <w:rPr>
-                <w:rFonts w:ascii="Arial" w:hAnsi="Arial"/>
+                <w:rFonts w:ascii="Verdana" w:hAnsi="Verdana"/>
                 <w:b w:val="0"/>
                 <w:sz w:val="16"/>
               </w:rPr>
@@ -6493,7 +6597,7 @@
             <w:r/>
             <w:r>
               <w:rPr>
-                <w:rFonts w:ascii="Arial" w:hAnsi="Arial"/>
+                <w:rFonts w:ascii="Verdana" w:hAnsi="Verdana"/>
                 <w:b w:val="0"/>
                 <w:sz w:val="16"/>
               </w:rPr>
@@ -6509,7 +6613,7 @@
             <w:r/>
             <w:r>
               <w:rPr>
-                <w:rFonts w:ascii="Arial" w:hAnsi="Arial"/>
+                <w:rFonts w:ascii="Verdana" w:hAnsi="Verdana"/>
                 <w:b w:val="0"/>
                 <w:sz w:val="16"/>
               </w:rPr>
@@ -6518,15 +6622,18 @@
         </w:tc>
       </w:tr>
       <w:tr>
-        <w:tc>
-          <w:tcPr>
-            <w:tcW w:type="dxa" w:w="1514"/>
-          </w:tcPr>
-          <w:p>
-            <w:r/>
-            <w:r>
-              <w:rPr>
-                <w:rFonts w:ascii="Arial" w:hAnsi="Arial"/>
+        <w:trPr>
+          <w:cantSplit/>
+        </w:trPr>
+        <w:tc>
+          <w:tcPr>
+            <w:tcW w:type="dxa" w:w="1514"/>
+          </w:tcPr>
+          <w:p>
+            <w:r/>
+            <w:r>
+              <w:rPr>
+                <w:rFonts w:ascii="Verdana" w:hAnsi="Verdana"/>
                 <w:b w:val="0"/>
                 <w:sz w:val="16"/>
               </w:rPr>
@@ -6542,7 +6649,7 @@
             <w:r/>
             <w:r>
               <w:rPr>
-                <w:rFonts w:ascii="Arial" w:hAnsi="Arial"/>
+                <w:rFonts w:ascii="Verdana" w:hAnsi="Verdana"/>
                 <w:b w:val="0"/>
                 <w:sz w:val="16"/>
               </w:rPr>
@@ -6558,7 +6665,7 @@
             <w:r/>
             <w:r>
               <w:rPr>
-                <w:rFonts w:ascii="Arial" w:hAnsi="Arial"/>
+                <w:rFonts w:ascii="Verdana" w:hAnsi="Verdana"/>
                 <w:b w:val="0"/>
                 <w:sz w:val="16"/>
               </w:rPr>
@@ -6574,7 +6681,7 @@
             <w:r/>
             <w:r>
               <w:rPr>
-                <w:rFonts w:ascii="Arial" w:hAnsi="Arial"/>
+                <w:rFonts w:ascii="Verdana" w:hAnsi="Verdana"/>
                 <w:b w:val="0"/>
                 <w:sz w:val="16"/>
               </w:rPr>
@@ -6590,7 +6697,7 @@
             <w:r/>
             <w:r>
               <w:rPr>
-                <w:rFonts w:ascii="Arial" w:hAnsi="Arial"/>
+                <w:rFonts w:ascii="Verdana" w:hAnsi="Verdana"/>
                 <w:b w:val="0"/>
                 <w:sz w:val="16"/>
               </w:rPr>
@@ -6606,7 +6713,7 @@
             <w:r/>
             <w:r>
               <w:rPr>
-                <w:rFonts w:ascii="Arial" w:hAnsi="Arial"/>
+                <w:rFonts w:ascii="Verdana" w:hAnsi="Verdana"/>
                 <w:b w:val="0"/>
                 <w:sz w:val="16"/>
               </w:rPr>
@@ -6622,7 +6729,7 @@
             <w:r/>
             <w:r>
               <w:rPr>
-                <w:rFonts w:ascii="Arial" w:hAnsi="Arial"/>
+                <w:rFonts w:ascii="Verdana" w:hAnsi="Verdana"/>
                 <w:b w:val="0"/>
                 <w:sz w:val="16"/>
               </w:rPr>
@@ -6638,7 +6745,7 @@
             <w:r/>
             <w:r>
               <w:rPr>
-                <w:rFonts w:ascii="Arial" w:hAnsi="Arial"/>
+                <w:rFonts w:ascii="Verdana" w:hAnsi="Verdana"/>
                 <w:b w:val="0"/>
                 <w:sz w:val="16"/>
               </w:rPr>
@@ -6654,7 +6761,7 @@
             <w:r/>
             <w:r>
               <w:rPr>
-                <w:rFonts w:ascii="Arial" w:hAnsi="Arial"/>
+                <w:rFonts w:ascii="Verdana" w:hAnsi="Verdana"/>
                 <w:b w:val="0"/>
                 <w:sz w:val="16"/>
               </w:rPr>
@@ -6670,7 +6777,7 @@
             <w:r/>
             <w:r>
               <w:rPr>
-                <w:rFonts w:ascii="Arial" w:hAnsi="Arial"/>
+                <w:rFonts w:ascii="Verdana" w:hAnsi="Verdana"/>
                 <w:b w:val="0"/>
                 <w:sz w:val="16"/>
               </w:rPr>
@@ -6679,15 +6786,18 @@
         </w:tc>
       </w:tr>
       <w:tr>
-        <w:tc>
-          <w:tcPr>
-            <w:tcW w:type="dxa" w:w="1514"/>
-          </w:tcPr>
-          <w:p>
-            <w:r/>
-            <w:r>
-              <w:rPr>
-                <w:rFonts w:ascii="Arial" w:hAnsi="Arial"/>
+        <w:trPr>
+          <w:cantSplit/>
+        </w:trPr>
+        <w:tc>
+          <w:tcPr>
+            <w:tcW w:type="dxa" w:w="1514"/>
+          </w:tcPr>
+          <w:p>
+            <w:r/>
+            <w:r>
+              <w:rPr>
+                <w:rFonts w:ascii="Verdana" w:hAnsi="Verdana"/>
                 <w:b w:val="0"/>
                 <w:sz w:val="16"/>
               </w:rPr>
@@ -6703,7 +6813,7 @@
             <w:r/>
             <w:r>
               <w:rPr>
-                <w:rFonts w:ascii="Arial" w:hAnsi="Arial"/>
+                <w:rFonts w:ascii="Verdana" w:hAnsi="Verdana"/>
                 <w:b w:val="0"/>
                 <w:sz w:val="16"/>
               </w:rPr>
@@ -6719,7 +6829,7 @@
             <w:r/>
             <w:r>
               <w:rPr>
-                <w:rFonts w:ascii="Arial" w:hAnsi="Arial"/>
+                <w:rFonts w:ascii="Verdana" w:hAnsi="Verdana"/>
                 <w:b w:val="0"/>
                 <w:sz w:val="16"/>
               </w:rPr>
@@ -6735,7 +6845,7 @@
             <w:r/>
             <w:r>
               <w:rPr>
-                <w:rFonts w:ascii="Arial" w:hAnsi="Arial"/>
+                <w:rFonts w:ascii="Verdana" w:hAnsi="Verdana"/>
                 <w:b w:val="0"/>
                 <w:sz w:val="16"/>
               </w:rPr>
@@ -6751,7 +6861,7 @@
             <w:r/>
             <w:r>
               <w:rPr>
-                <w:rFonts w:ascii="Arial" w:hAnsi="Arial"/>
+                <w:rFonts w:ascii="Verdana" w:hAnsi="Verdana"/>
                 <w:b w:val="0"/>
                 <w:sz w:val="16"/>
               </w:rPr>
@@ -6767,7 +6877,7 @@
             <w:r/>
             <w:r>
               <w:rPr>
-                <w:rFonts w:ascii="Arial" w:hAnsi="Arial"/>
+                <w:rFonts w:ascii="Verdana" w:hAnsi="Verdana"/>
                 <w:b w:val="0"/>
                 <w:sz w:val="16"/>
               </w:rPr>
@@ -6783,7 +6893,7 @@
             <w:r/>
             <w:r>
               <w:rPr>
-                <w:rFonts w:ascii="Arial" w:hAnsi="Arial"/>
+                <w:rFonts w:ascii="Verdana" w:hAnsi="Verdana"/>
                 <w:b w:val="0"/>
                 <w:sz w:val="16"/>
               </w:rPr>
@@ -6799,7 +6909,7 @@
             <w:r/>
             <w:r>
               <w:rPr>
-                <w:rFonts w:ascii="Arial" w:hAnsi="Arial"/>
+                <w:rFonts w:ascii="Verdana" w:hAnsi="Verdana"/>
                 <w:b w:val="0"/>
                 <w:sz w:val="16"/>
               </w:rPr>
@@ -6815,7 +6925,7 @@
             <w:r/>
             <w:r>
               <w:rPr>
-                <w:rFonts w:ascii="Arial" w:hAnsi="Arial"/>
+                <w:rFonts w:ascii="Verdana" w:hAnsi="Verdana"/>
                 <w:b w:val="0"/>
                 <w:sz w:val="16"/>
               </w:rPr>
@@ -6831,7 +6941,7 @@
             <w:r/>
             <w:r>
               <w:rPr>
-                <w:rFonts w:ascii="Arial" w:hAnsi="Arial"/>
+                <w:rFonts w:ascii="Verdana" w:hAnsi="Verdana"/>
                 <w:b w:val="0"/>
                 <w:sz w:val="16"/>
               </w:rPr>
@@ -6840,15 +6950,18 @@
         </w:tc>
       </w:tr>
       <w:tr>
-        <w:tc>
-          <w:tcPr>
-            <w:tcW w:type="dxa" w:w="1514"/>
-          </w:tcPr>
-          <w:p>
-            <w:r/>
-            <w:r>
-              <w:rPr>
-                <w:rFonts w:ascii="Arial" w:hAnsi="Arial"/>
+        <w:trPr>
+          <w:cantSplit/>
+        </w:trPr>
+        <w:tc>
+          <w:tcPr>
+            <w:tcW w:type="dxa" w:w="1514"/>
+          </w:tcPr>
+          <w:p>
+            <w:r/>
+            <w:r>
+              <w:rPr>
+                <w:rFonts w:ascii="Verdana" w:hAnsi="Verdana"/>
                 <w:b w:val="0"/>
                 <w:sz w:val="16"/>
               </w:rPr>
@@ -6864,7 +6977,7 @@
             <w:r/>
             <w:r>
               <w:rPr>
-                <w:rFonts w:ascii="Arial" w:hAnsi="Arial"/>
+                <w:rFonts w:ascii="Verdana" w:hAnsi="Verdana"/>
                 <w:b w:val="0"/>
                 <w:sz w:val="16"/>
               </w:rPr>
@@ -6880,7 +6993,7 @@
             <w:r/>
             <w:r>
               <w:rPr>
-                <w:rFonts w:ascii="Arial" w:hAnsi="Arial"/>
+                <w:rFonts w:ascii="Verdana" w:hAnsi="Verdana"/>
                 <w:b w:val="0"/>
                 <w:sz w:val="16"/>
               </w:rPr>
@@ -6896,7 +7009,7 @@
             <w:r/>
             <w:r>
               <w:rPr>
-                <w:rFonts w:ascii="Arial" w:hAnsi="Arial"/>
+                <w:rFonts w:ascii="Verdana" w:hAnsi="Verdana"/>
                 <w:b w:val="0"/>
                 <w:sz w:val="16"/>
               </w:rPr>
@@ -6912,7 +7025,7 @@
             <w:r/>
             <w:r>
               <w:rPr>
-                <w:rFonts w:ascii="Arial" w:hAnsi="Arial"/>
+                <w:rFonts w:ascii="Verdana" w:hAnsi="Verdana"/>
                 <w:b w:val="0"/>
                 <w:sz w:val="16"/>
               </w:rPr>
@@ -6928,7 +7041,7 @@
             <w:r/>
             <w:r>
               <w:rPr>
-                <w:rFonts w:ascii="Arial" w:hAnsi="Arial"/>
+                <w:rFonts w:ascii="Verdana" w:hAnsi="Verdana"/>
                 <w:b w:val="0"/>
                 <w:sz w:val="16"/>
               </w:rPr>
@@ -6944,7 +7057,7 @@
             <w:r/>
             <w:r>
               <w:rPr>
-                <w:rFonts w:ascii="Arial" w:hAnsi="Arial"/>
+                <w:rFonts w:ascii="Verdana" w:hAnsi="Verdana"/>
                 <w:b w:val="0"/>
                 <w:sz w:val="16"/>
               </w:rPr>
@@ -6960,7 +7073,7 @@
             <w:r/>
             <w:r>
               <w:rPr>
-                <w:rFonts w:ascii="Arial" w:hAnsi="Arial"/>
+                <w:rFonts w:ascii="Verdana" w:hAnsi="Verdana"/>
                 <w:b w:val="0"/>
                 <w:sz w:val="16"/>
               </w:rPr>
@@ -6976,7 +7089,7 @@
             <w:r/>
             <w:r>
               <w:rPr>
-                <w:rFonts w:ascii="Arial" w:hAnsi="Arial"/>
+                <w:rFonts w:ascii="Verdana" w:hAnsi="Verdana"/>
                 <w:b w:val="0"/>
                 <w:sz w:val="16"/>
               </w:rPr>
@@ -6992,7 +7105,7 @@
             <w:r/>
             <w:r>
               <w:rPr>
-                <w:rFonts w:ascii="Arial" w:hAnsi="Arial"/>
+                <w:rFonts w:ascii="Verdana" w:hAnsi="Verdana"/>
                 <w:b w:val="0"/>
                 <w:sz w:val="16"/>
               </w:rPr>
@@ -7001,15 +7114,18 @@
         </w:tc>
       </w:tr>
       <w:tr>
-        <w:tc>
-          <w:tcPr>
-            <w:tcW w:type="dxa" w:w="1514"/>
-          </w:tcPr>
-          <w:p>
-            <w:r/>
-            <w:r>
-              <w:rPr>
-                <w:rFonts w:ascii="Arial" w:hAnsi="Arial"/>
+        <w:trPr>
+          <w:cantSplit/>
+        </w:trPr>
+        <w:tc>
+          <w:tcPr>
+            <w:tcW w:type="dxa" w:w="1514"/>
+          </w:tcPr>
+          <w:p>
+            <w:r/>
+            <w:r>
+              <w:rPr>
+                <w:rFonts w:ascii="Verdana" w:hAnsi="Verdana"/>
                 <w:b w:val="0"/>
                 <w:sz w:val="16"/>
               </w:rPr>
@@ -7025,7 +7141,7 @@
             <w:r/>
             <w:r>
               <w:rPr>
-                <w:rFonts w:ascii="Arial" w:hAnsi="Arial"/>
+                <w:rFonts w:ascii="Verdana" w:hAnsi="Verdana"/>
                 <w:b w:val="0"/>
                 <w:sz w:val="16"/>
               </w:rPr>
@@ -7041,7 +7157,7 @@
             <w:r/>
             <w:r>
               <w:rPr>
-                <w:rFonts w:ascii="Arial" w:hAnsi="Arial"/>
+                <w:rFonts w:ascii="Verdana" w:hAnsi="Verdana"/>
                 <w:b w:val="0"/>
                 <w:sz w:val="16"/>
               </w:rPr>
@@ -7057,7 +7173,7 @@
             <w:r/>
             <w:r>
               <w:rPr>
-                <w:rFonts w:ascii="Arial" w:hAnsi="Arial"/>
+                <w:rFonts w:ascii="Verdana" w:hAnsi="Verdana"/>
                 <w:b w:val="0"/>
                 <w:sz w:val="16"/>
               </w:rPr>
@@ -7073,7 +7189,7 @@
             <w:r/>
             <w:r>
               <w:rPr>
-                <w:rFonts w:ascii="Arial" w:hAnsi="Arial"/>
+                <w:rFonts w:ascii="Verdana" w:hAnsi="Verdana"/>
                 <w:b w:val="0"/>
                 <w:sz w:val="16"/>
               </w:rPr>
@@ -7089,7 +7205,7 @@
             <w:r/>
             <w:r>
               <w:rPr>
-                <w:rFonts w:ascii="Arial" w:hAnsi="Arial"/>
+                <w:rFonts w:ascii="Verdana" w:hAnsi="Verdana"/>
                 <w:b w:val="0"/>
                 <w:sz w:val="16"/>
               </w:rPr>
@@ -7105,7 +7221,7 @@
             <w:r/>
             <w:r>
               <w:rPr>
-                <w:rFonts w:ascii="Arial" w:hAnsi="Arial"/>
+                <w:rFonts w:ascii="Verdana" w:hAnsi="Verdana"/>
                 <w:b w:val="0"/>
                 <w:sz w:val="16"/>
               </w:rPr>
@@ -7121,7 +7237,7 @@
             <w:r/>
             <w:r>
               <w:rPr>
-                <w:rFonts w:ascii="Arial" w:hAnsi="Arial"/>
+                <w:rFonts w:ascii="Verdana" w:hAnsi="Verdana"/>
                 <w:b w:val="0"/>
                 <w:sz w:val="16"/>
               </w:rPr>
@@ -7137,7 +7253,7 @@
             <w:r/>
             <w:r>
               <w:rPr>
-                <w:rFonts w:ascii="Arial" w:hAnsi="Arial"/>
+                <w:rFonts w:ascii="Verdana" w:hAnsi="Verdana"/>
                 <w:b w:val="0"/>
                 <w:sz w:val="16"/>
               </w:rPr>
@@ -7153,7 +7269,7 @@
             <w:r/>
             <w:r>
               <w:rPr>
-                <w:rFonts w:ascii="Arial" w:hAnsi="Arial"/>
+                <w:rFonts w:ascii="Verdana" w:hAnsi="Verdana"/>
                 <w:b w:val="0"/>
                 <w:sz w:val="16"/>
               </w:rPr>
@@ -7162,15 +7278,18 @@
         </w:tc>
       </w:tr>
       <w:tr>
-        <w:tc>
-          <w:tcPr>
-            <w:tcW w:type="dxa" w:w="1514"/>
-          </w:tcPr>
-          <w:p>
-            <w:r/>
-            <w:r>
-              <w:rPr>
-                <w:rFonts w:ascii="Arial" w:hAnsi="Arial"/>
+        <w:trPr>
+          <w:cantSplit/>
+        </w:trPr>
+        <w:tc>
+          <w:tcPr>
+            <w:tcW w:type="dxa" w:w="1514"/>
+          </w:tcPr>
+          <w:p>
+            <w:r/>
+            <w:r>
+              <w:rPr>
+                <w:rFonts w:ascii="Verdana" w:hAnsi="Verdana"/>
                 <w:b w:val="0"/>
                 <w:sz w:val="16"/>
               </w:rPr>
@@ -7186,7 +7305,7 @@
             <w:r/>
             <w:r>
               <w:rPr>
-                <w:rFonts w:ascii="Arial" w:hAnsi="Arial"/>
+                <w:rFonts w:ascii="Verdana" w:hAnsi="Verdana"/>
                 <w:b w:val="0"/>
                 <w:sz w:val="16"/>
               </w:rPr>
@@ -7202,7 +7321,7 @@
             <w:r/>
             <w:r>
               <w:rPr>
-                <w:rFonts w:ascii="Arial" w:hAnsi="Arial"/>
+                <w:rFonts w:ascii="Verdana" w:hAnsi="Verdana"/>
                 <w:b w:val="0"/>
                 <w:sz w:val="16"/>
               </w:rPr>
@@ -7218,7 +7337,7 @@
             <w:r/>
             <w:r>
               <w:rPr>
-                <w:rFonts w:ascii="Arial" w:hAnsi="Arial"/>
+                <w:rFonts w:ascii="Verdana" w:hAnsi="Verdana"/>
                 <w:b w:val="0"/>
                 <w:sz w:val="16"/>
               </w:rPr>
@@ -7234,7 +7353,7 @@
             <w:r/>
             <w:r>
               <w:rPr>
-                <w:rFonts w:ascii="Arial" w:hAnsi="Arial"/>
+                <w:rFonts w:ascii="Verdana" w:hAnsi="Verdana"/>
                 <w:b w:val="0"/>
                 <w:sz w:val="16"/>
               </w:rPr>
@@ -7250,7 +7369,7 @@
             <w:r/>
             <w:r>
               <w:rPr>
-                <w:rFonts w:ascii="Arial" w:hAnsi="Arial"/>
+                <w:rFonts w:ascii="Verdana" w:hAnsi="Verdana"/>
                 <w:b w:val="0"/>
                 <w:sz w:val="16"/>
               </w:rPr>
@@ -7266,7 +7385,7 @@
             <w:r/>
             <w:r>
               <w:rPr>
-                <w:rFonts w:ascii="Arial" w:hAnsi="Arial"/>
+                <w:rFonts w:ascii="Verdana" w:hAnsi="Verdana"/>
                 <w:b w:val="0"/>
                 <w:sz w:val="16"/>
               </w:rPr>
@@ -7282,7 +7401,7 @@
             <w:r/>
             <w:r>
               <w:rPr>
-                <w:rFonts w:ascii="Arial" w:hAnsi="Arial"/>
+                <w:rFonts w:ascii="Verdana" w:hAnsi="Verdana"/>
                 <w:b w:val="0"/>
                 <w:sz w:val="16"/>
               </w:rPr>
@@ -7298,7 +7417,7 @@
             <w:r/>
             <w:r>
               <w:rPr>
-                <w:rFonts w:ascii="Arial" w:hAnsi="Arial"/>
+                <w:rFonts w:ascii="Verdana" w:hAnsi="Verdana"/>
                 <w:b w:val="0"/>
                 <w:sz w:val="16"/>
               </w:rPr>
@@ -7314,7 +7433,7 @@
             <w:r/>
             <w:r>
               <w:rPr>
-                <w:rFonts w:ascii="Arial" w:hAnsi="Arial"/>
+                <w:rFonts w:ascii="Verdana" w:hAnsi="Verdana"/>
                 <w:b w:val="0"/>
                 <w:sz w:val="16"/>
               </w:rPr>
@@ -7323,15 +7442,18 @@
         </w:tc>
       </w:tr>
       <w:tr>
-        <w:tc>
-          <w:tcPr>
-            <w:tcW w:type="dxa" w:w="1514"/>
-          </w:tcPr>
-          <w:p>
-            <w:r/>
-            <w:r>
-              <w:rPr>
-                <w:rFonts w:ascii="Arial" w:hAnsi="Arial"/>
+        <w:trPr>
+          <w:cantSplit/>
+        </w:trPr>
+        <w:tc>
+          <w:tcPr>
+            <w:tcW w:type="dxa" w:w="1514"/>
+          </w:tcPr>
+          <w:p>
+            <w:r/>
+            <w:r>
+              <w:rPr>
+                <w:rFonts w:ascii="Verdana" w:hAnsi="Verdana"/>
                 <w:b w:val="0"/>
                 <w:sz w:val="16"/>
               </w:rPr>
@@ -7347,7 +7469,7 @@
             <w:r/>
             <w:r>
               <w:rPr>
-                <w:rFonts w:ascii="Arial" w:hAnsi="Arial"/>
+                <w:rFonts w:ascii="Verdana" w:hAnsi="Verdana"/>
                 <w:b w:val="0"/>
                 <w:sz w:val="16"/>
               </w:rPr>
@@ -7363,7 +7485,7 @@
             <w:r/>
             <w:r>
               <w:rPr>
-                <w:rFonts w:ascii="Arial" w:hAnsi="Arial"/>
+                <w:rFonts w:ascii="Verdana" w:hAnsi="Verdana"/>
                 <w:b w:val="0"/>
                 <w:sz w:val="16"/>
               </w:rPr>
@@ -7379,7 +7501,7 @@
             <w:r/>
             <w:r>
               <w:rPr>
-                <w:rFonts w:ascii="Arial" w:hAnsi="Arial"/>
+                <w:rFonts w:ascii="Verdana" w:hAnsi="Verdana"/>
                 <w:b w:val="0"/>
                 <w:sz w:val="16"/>
               </w:rPr>
@@ -7395,7 +7517,7 @@
             <w:r/>
             <w:r>
               <w:rPr>
-                <w:rFonts w:ascii="Arial" w:hAnsi="Arial"/>
+                <w:rFonts w:ascii="Verdana" w:hAnsi="Verdana"/>
                 <w:b w:val="0"/>
                 <w:sz w:val="16"/>
               </w:rPr>
@@ -7411,7 +7533,7 @@
             <w:r/>
             <w:r>
               <w:rPr>
-                <w:rFonts w:ascii="Arial" w:hAnsi="Arial"/>
+                <w:rFonts w:ascii="Verdana" w:hAnsi="Verdana"/>
                 <w:b w:val="0"/>
                 <w:sz w:val="16"/>
               </w:rPr>
@@ -7427,7 +7549,7 @@
             <w:r/>
             <w:r>
               <w:rPr>
-                <w:rFonts w:ascii="Arial" w:hAnsi="Arial"/>
+                <w:rFonts w:ascii="Verdana" w:hAnsi="Verdana"/>
                 <w:b w:val="0"/>
                 <w:sz w:val="16"/>
               </w:rPr>
@@ -7443,7 +7565,7 @@
             <w:r/>
             <w:r>
               <w:rPr>
-                <w:rFonts w:ascii="Arial" w:hAnsi="Arial"/>
+                <w:rFonts w:ascii="Verdana" w:hAnsi="Verdana"/>
                 <w:b w:val="0"/>
                 <w:sz w:val="16"/>
               </w:rPr>
@@ -7459,7 +7581,7 @@
             <w:r/>
             <w:r>
               <w:rPr>
-                <w:rFonts w:ascii="Arial" w:hAnsi="Arial"/>
+                <w:rFonts w:ascii="Verdana" w:hAnsi="Verdana"/>
                 <w:b w:val="0"/>
                 <w:sz w:val="16"/>
               </w:rPr>
@@ -7475,7 +7597,7 @@
             <w:r/>
             <w:r>
               <w:rPr>
-                <w:rFonts w:ascii="Arial" w:hAnsi="Arial"/>
+                <w:rFonts w:ascii="Verdana" w:hAnsi="Verdana"/>
                 <w:b w:val="0"/>
                 <w:sz w:val="16"/>
               </w:rPr>
@@ -7484,15 +7606,18 @@
         </w:tc>
       </w:tr>
       <w:tr>
-        <w:tc>
-          <w:tcPr>
-            <w:tcW w:type="dxa" w:w="1514"/>
-          </w:tcPr>
-          <w:p>
-            <w:r/>
-            <w:r>
-              <w:rPr>
-                <w:rFonts w:ascii="Arial" w:hAnsi="Arial"/>
+        <w:trPr>
+          <w:cantSplit/>
+        </w:trPr>
+        <w:tc>
+          <w:tcPr>
+            <w:tcW w:type="dxa" w:w="1514"/>
+          </w:tcPr>
+          <w:p>
+            <w:r/>
+            <w:r>
+              <w:rPr>
+                <w:rFonts w:ascii="Verdana" w:hAnsi="Verdana"/>
                 <w:b w:val="0"/>
                 <w:sz w:val="16"/>
               </w:rPr>
@@ -7508,7 +7633,7 @@
             <w:r/>
             <w:r>
               <w:rPr>
-                <w:rFonts w:ascii="Arial" w:hAnsi="Arial"/>
+                <w:rFonts w:ascii="Verdana" w:hAnsi="Verdana"/>
                 <w:b w:val="0"/>
                 <w:sz w:val="16"/>
               </w:rPr>
@@ -7524,7 +7649,7 @@
             <w:r/>
             <w:r>
               <w:rPr>
-                <w:rFonts w:ascii="Arial" w:hAnsi="Arial"/>
+                <w:rFonts w:ascii="Verdana" w:hAnsi="Verdana"/>
                 <w:b w:val="0"/>
                 <w:sz w:val="16"/>
               </w:rPr>
@@ -7540,7 +7665,7 @@
             <w:r/>
             <w:r>
               <w:rPr>
-                <w:rFonts w:ascii="Arial" w:hAnsi="Arial"/>
+                <w:rFonts w:ascii="Verdana" w:hAnsi="Verdana"/>
                 <w:b w:val="0"/>
                 <w:sz w:val="16"/>
               </w:rPr>
@@ -7556,7 +7681,7 @@
             <w:r/>
             <w:r>
               <w:rPr>
-                <w:rFonts w:ascii="Arial" w:hAnsi="Arial"/>
+                <w:rFonts w:ascii="Verdana" w:hAnsi="Verdana"/>
                 <w:b w:val="0"/>
                 <w:sz w:val="16"/>
               </w:rPr>
@@ -7572,7 +7697,7 @@
             <w:r/>
             <w:r>
               <w:rPr>
-                <w:rFonts w:ascii="Arial" w:hAnsi="Arial"/>
+                <w:rFonts w:ascii="Verdana" w:hAnsi="Verdana"/>
                 <w:b w:val="0"/>
                 <w:sz w:val="16"/>
               </w:rPr>
@@ -7588,7 +7713,7 @@
             <w:r/>
             <w:r>
               <w:rPr>
-                <w:rFonts w:ascii="Arial" w:hAnsi="Arial"/>
+                <w:rFonts w:ascii="Verdana" w:hAnsi="Verdana"/>
                 <w:b w:val="0"/>
                 <w:sz w:val="16"/>
               </w:rPr>
@@ -7604,7 +7729,7 @@
             <w:r/>
             <w:r>
               <w:rPr>
-                <w:rFonts w:ascii="Arial" w:hAnsi="Arial"/>
+                <w:rFonts w:ascii="Verdana" w:hAnsi="Verdana"/>
                 <w:b w:val="0"/>
                 <w:sz w:val="16"/>
               </w:rPr>
@@ -7620,7 +7745,7 @@
             <w:r/>
             <w:r>
               <w:rPr>
-                <w:rFonts w:ascii="Arial" w:hAnsi="Arial"/>
+                <w:rFonts w:ascii="Verdana" w:hAnsi="Verdana"/>
                 <w:b w:val="0"/>
                 <w:sz w:val="16"/>
               </w:rPr>
@@ -7636,7 +7761,7 @@
             <w:r/>
             <w:r>
               <w:rPr>
-                <w:rFonts w:ascii="Arial" w:hAnsi="Arial"/>
+                <w:rFonts w:ascii="Verdana" w:hAnsi="Verdana"/>
                 <w:b w:val="0"/>
                 <w:sz w:val="16"/>
               </w:rPr>
@@ -7645,15 +7770,18 @@
         </w:tc>
       </w:tr>
       <w:tr>
-        <w:tc>
-          <w:tcPr>
-            <w:tcW w:type="dxa" w:w="1514"/>
-          </w:tcPr>
-          <w:p>
-            <w:r/>
-            <w:r>
-              <w:rPr>
-                <w:rFonts w:ascii="Arial" w:hAnsi="Arial"/>
+        <w:trPr>
+          <w:cantSplit/>
+        </w:trPr>
+        <w:tc>
+          <w:tcPr>
+            <w:tcW w:type="dxa" w:w="1514"/>
+          </w:tcPr>
+          <w:p>
+            <w:r/>
+            <w:r>
+              <w:rPr>
+                <w:rFonts w:ascii="Verdana" w:hAnsi="Verdana"/>
                 <w:b w:val="0"/>
                 <w:sz w:val="16"/>
               </w:rPr>
@@ -7669,7 +7797,7 @@
             <w:r/>
             <w:r>
               <w:rPr>
-                <w:rFonts w:ascii="Arial" w:hAnsi="Arial"/>
+                <w:rFonts w:ascii="Verdana" w:hAnsi="Verdana"/>
                 <w:b w:val="0"/>
                 <w:sz w:val="16"/>
               </w:rPr>
@@ -7685,7 +7813,7 @@
             <w:r/>
             <w:r>
               <w:rPr>
-                <w:rFonts w:ascii="Arial" w:hAnsi="Arial"/>
+                <w:rFonts w:ascii="Verdana" w:hAnsi="Verdana"/>
                 <w:b w:val="0"/>
                 <w:sz w:val="16"/>
               </w:rPr>
@@ -7701,7 +7829,7 @@
             <w:r/>
             <w:r>
               <w:rPr>
-                <w:rFonts w:ascii="Arial" w:hAnsi="Arial"/>
+                <w:rFonts w:ascii="Verdana" w:hAnsi="Verdana"/>
                 <w:b w:val="0"/>
                 <w:sz w:val="16"/>
               </w:rPr>
@@ -7717,7 +7845,7 @@
             <w:r/>
             <w:r>
               <w:rPr>
-                <w:rFonts w:ascii="Arial" w:hAnsi="Arial"/>
+                <w:rFonts w:ascii="Verdana" w:hAnsi="Verdana"/>
                 <w:b w:val="0"/>
                 <w:sz w:val="16"/>
               </w:rPr>
@@ -7733,7 +7861,7 @@
             <w:r/>
             <w:r>
               <w:rPr>
-                <w:rFonts w:ascii="Arial" w:hAnsi="Arial"/>
+                <w:rFonts w:ascii="Verdana" w:hAnsi="Verdana"/>
                 <w:b w:val="0"/>
                 <w:sz w:val="16"/>
               </w:rPr>
@@ -7749,7 +7877,7 @@
             <w:r/>
             <w:r>
               <w:rPr>
-                <w:rFonts w:ascii="Arial" w:hAnsi="Arial"/>
+                <w:rFonts w:ascii="Verdana" w:hAnsi="Verdana"/>
                 <w:b w:val="0"/>
                 <w:sz w:val="16"/>
               </w:rPr>
@@ -7765,7 +7893,7 @@
             <w:r/>
             <w:r>
               <w:rPr>
-                <w:rFonts w:ascii="Arial" w:hAnsi="Arial"/>
+                <w:rFonts w:ascii="Verdana" w:hAnsi="Verdana"/>
                 <w:b w:val="0"/>
                 <w:sz w:val="16"/>
               </w:rPr>
@@ -7781,7 +7909,7 @@
             <w:r/>
             <w:r>
               <w:rPr>
-                <w:rFonts w:ascii="Arial" w:hAnsi="Arial"/>
+                <w:rFonts w:ascii="Verdana" w:hAnsi="Verdana"/>
                 <w:b w:val="0"/>
                 <w:sz w:val="16"/>
               </w:rPr>
@@ -7797,7 +7925,7 @@
             <w:r/>
             <w:r>
               <w:rPr>
-                <w:rFonts w:ascii="Arial" w:hAnsi="Arial"/>
+                <w:rFonts w:ascii="Verdana" w:hAnsi="Verdana"/>
                 <w:b w:val="0"/>
                 <w:sz w:val="16"/>
               </w:rPr>
@@ -7806,15 +7934,18 @@
         </w:tc>
       </w:tr>
       <w:tr>
-        <w:tc>
-          <w:tcPr>
-            <w:tcW w:type="dxa" w:w="1514"/>
-          </w:tcPr>
-          <w:p>
-            <w:r/>
-            <w:r>
-              <w:rPr>
-                <w:rFonts w:ascii="Arial" w:hAnsi="Arial"/>
+        <w:trPr>
+          <w:cantSplit/>
+        </w:trPr>
+        <w:tc>
+          <w:tcPr>
+            <w:tcW w:type="dxa" w:w="1514"/>
+          </w:tcPr>
+          <w:p>
+            <w:r/>
+            <w:r>
+              <w:rPr>
+                <w:rFonts w:ascii="Verdana" w:hAnsi="Verdana"/>
                 <w:b w:val="0"/>
                 <w:sz w:val="16"/>
               </w:rPr>
@@ -7830,7 +7961,7 @@
             <w:r/>
             <w:r>
               <w:rPr>
-                <w:rFonts w:ascii="Arial" w:hAnsi="Arial"/>
+                <w:rFonts w:ascii="Verdana" w:hAnsi="Verdana"/>
                 <w:b w:val="0"/>
                 <w:sz w:val="16"/>
               </w:rPr>
@@ -7846,7 +7977,7 @@
             <w:r/>
             <w:r>
               <w:rPr>
-                <w:rFonts w:ascii="Arial" w:hAnsi="Arial"/>
+                <w:rFonts w:ascii="Verdana" w:hAnsi="Verdana"/>
                 <w:b w:val="0"/>
                 <w:sz w:val="16"/>
               </w:rPr>
@@ -7862,7 +7993,7 @@
             <w:r/>
             <w:r>
               <w:rPr>
-                <w:rFonts w:ascii="Arial" w:hAnsi="Arial"/>
+                <w:rFonts w:ascii="Verdana" w:hAnsi="Verdana"/>
                 <w:b w:val="0"/>
                 <w:sz w:val="16"/>
               </w:rPr>
@@ -7878,7 +8009,7 @@
             <w:r/>
             <w:r>
               <w:rPr>
-                <w:rFonts w:ascii="Arial" w:hAnsi="Arial"/>
+                <w:rFonts w:ascii="Verdana" w:hAnsi="Verdana"/>
                 <w:b w:val="0"/>
                 <w:sz w:val="16"/>
               </w:rPr>
@@ -7894,7 +8025,7 @@
             <w:r/>
             <w:r>
               <w:rPr>
-                <w:rFonts w:ascii="Arial" w:hAnsi="Arial"/>
+                <w:rFonts w:ascii="Verdana" w:hAnsi="Verdana"/>
                 <w:b w:val="0"/>
                 <w:sz w:val="16"/>
               </w:rPr>
@@ -7910,7 +8041,7 @@
             <w:r/>
             <w:r>
               <w:rPr>
-                <w:rFonts w:ascii="Arial" w:hAnsi="Arial"/>
+                <w:rFonts w:ascii="Verdana" w:hAnsi="Verdana"/>
                 <w:b w:val="0"/>
                 <w:sz w:val="16"/>
               </w:rPr>
@@ -7926,7 +8057,7 @@
             <w:r/>
             <w:r>
               <w:rPr>
-                <w:rFonts w:ascii="Arial" w:hAnsi="Arial"/>
+                <w:rFonts w:ascii="Verdana" w:hAnsi="Verdana"/>
                 <w:b w:val="0"/>
                 <w:sz w:val="16"/>
               </w:rPr>
@@ -7942,7 +8073,7 @@
             <w:r/>
             <w:r>
               <w:rPr>
-                <w:rFonts w:ascii="Arial" w:hAnsi="Arial"/>
+                <w:rFonts w:ascii="Verdana" w:hAnsi="Verdana"/>
                 <w:b w:val="0"/>
                 <w:sz w:val="16"/>
               </w:rPr>
@@ -7958,7 +8089,7 @@
             <w:r/>
             <w:r>
               <w:rPr>
-                <w:rFonts w:ascii="Arial" w:hAnsi="Arial"/>
+                <w:rFonts w:ascii="Verdana" w:hAnsi="Verdana"/>
                 <w:b w:val="0"/>
                 <w:sz w:val="16"/>
               </w:rPr>
@@ -7967,15 +8098,18 @@
         </w:tc>
       </w:tr>
       <w:tr>
-        <w:tc>
-          <w:tcPr>
-            <w:tcW w:type="dxa" w:w="1514"/>
-          </w:tcPr>
-          <w:p>
-            <w:r/>
-            <w:r>
-              <w:rPr>
-                <w:rFonts w:ascii="Arial" w:hAnsi="Arial"/>
+        <w:trPr>
+          <w:cantSplit/>
+        </w:trPr>
+        <w:tc>
+          <w:tcPr>
+            <w:tcW w:type="dxa" w:w="1514"/>
+          </w:tcPr>
+          <w:p>
+            <w:r/>
+            <w:r>
+              <w:rPr>
+                <w:rFonts w:ascii="Verdana" w:hAnsi="Verdana"/>
                 <w:b w:val="0"/>
                 <w:sz w:val="16"/>
               </w:rPr>
@@ -7991,7 +8125,7 @@
             <w:r/>
             <w:r>
               <w:rPr>
-                <w:rFonts w:ascii="Arial" w:hAnsi="Arial"/>
+                <w:rFonts w:ascii="Verdana" w:hAnsi="Verdana"/>
                 <w:b w:val="0"/>
                 <w:sz w:val="16"/>
               </w:rPr>
@@ -8007,7 +8141,7 @@
             <w:r/>
             <w:r>
               <w:rPr>
-                <w:rFonts w:ascii="Arial" w:hAnsi="Arial"/>
+                <w:rFonts w:ascii="Verdana" w:hAnsi="Verdana"/>
                 <w:b w:val="0"/>
                 <w:sz w:val="16"/>
               </w:rPr>
@@ -8023,7 +8157,7 @@
             <w:r/>
             <w:r>
               <w:rPr>
-                <w:rFonts w:ascii="Arial" w:hAnsi="Arial"/>
+                <w:rFonts w:ascii="Verdana" w:hAnsi="Verdana"/>
                 <w:b w:val="0"/>
                 <w:sz w:val="16"/>
               </w:rPr>
@@ -8039,7 +8173,7 @@
             <w:r/>
             <w:r>
               <w:rPr>
-                <w:rFonts w:ascii="Arial" w:hAnsi="Arial"/>
+                <w:rFonts w:ascii="Verdana" w:hAnsi="Verdana"/>
                 <w:b w:val="0"/>
                 <w:sz w:val="16"/>
               </w:rPr>
@@ -8055,7 +8189,7 @@
             <w:r/>
             <w:r>
               <w:rPr>
-                <w:rFonts w:ascii="Arial" w:hAnsi="Arial"/>
+                <w:rFonts w:ascii="Verdana" w:hAnsi="Verdana"/>
                 <w:b w:val="0"/>
                 <w:sz w:val="16"/>
               </w:rPr>
@@ -8071,7 +8205,7 @@
             <w:r/>
             <w:r>
               <w:rPr>
-                <w:rFonts w:ascii="Arial" w:hAnsi="Arial"/>
+                <w:rFonts w:ascii="Verdana" w:hAnsi="Verdana"/>
                 <w:b w:val="0"/>
                 <w:sz w:val="16"/>
               </w:rPr>
@@ -8087,7 +8221,7 @@
             <w:r/>
             <w:r>
               <w:rPr>
-                <w:rFonts w:ascii="Arial" w:hAnsi="Arial"/>
+                <w:rFonts w:ascii="Verdana" w:hAnsi="Verdana"/>
                 <w:b w:val="0"/>
                 <w:sz w:val="16"/>
               </w:rPr>
@@ -8103,7 +8237,7 @@
             <w:r/>
             <w:r>
               <w:rPr>
-                <w:rFonts w:ascii="Arial" w:hAnsi="Arial"/>
+                <w:rFonts w:ascii="Verdana" w:hAnsi="Verdana"/>
                 <w:b w:val="0"/>
                 <w:sz w:val="16"/>
               </w:rPr>
@@ -8119,7 +8253,7 @@
             <w:r/>
             <w:r>
               <w:rPr>
-                <w:rFonts w:ascii="Arial" w:hAnsi="Arial"/>
+                <w:rFonts w:ascii="Verdana" w:hAnsi="Verdana"/>
                 <w:b w:val="0"/>
                 <w:sz w:val="16"/>
               </w:rPr>
@@ -8128,15 +8262,18 @@
         </w:tc>
       </w:tr>
       <w:tr>
-        <w:tc>
-          <w:tcPr>
-            <w:tcW w:type="dxa" w:w="1514"/>
-          </w:tcPr>
-          <w:p>
-            <w:r/>
-            <w:r>
-              <w:rPr>
-                <w:rFonts w:ascii="Arial" w:hAnsi="Arial"/>
+        <w:trPr>
+          <w:cantSplit/>
+        </w:trPr>
+        <w:tc>
+          <w:tcPr>
+            <w:tcW w:type="dxa" w:w="1514"/>
+          </w:tcPr>
+          <w:p>
+            <w:r/>
+            <w:r>
+              <w:rPr>
+                <w:rFonts w:ascii="Verdana" w:hAnsi="Verdana"/>
                 <w:b w:val="0"/>
                 <w:sz w:val="16"/>
               </w:rPr>
@@ -8152,7 +8289,7 @@
             <w:r/>
             <w:r>
               <w:rPr>
-                <w:rFonts w:ascii="Arial" w:hAnsi="Arial"/>
+                <w:rFonts w:ascii="Verdana" w:hAnsi="Verdana"/>
                 <w:b w:val="0"/>
                 <w:sz w:val="16"/>
               </w:rPr>
@@ -8168,7 +8305,7 @@
             <w:r/>
             <w:r>
               <w:rPr>
-                <w:rFonts w:ascii="Arial" w:hAnsi="Arial"/>
+                <w:rFonts w:ascii="Verdana" w:hAnsi="Verdana"/>
                 <w:b w:val="0"/>
                 <w:sz w:val="16"/>
               </w:rPr>
@@ -8184,7 +8321,7 @@
             <w:r/>
             <w:r>
               <w:rPr>
-                <w:rFonts w:ascii="Arial" w:hAnsi="Arial"/>
+                <w:rFonts w:ascii="Verdana" w:hAnsi="Verdana"/>
                 <w:b w:val="0"/>
                 <w:sz w:val="16"/>
               </w:rPr>
@@ -8200,7 +8337,7 @@
             <w:r/>
             <w:r>
               <w:rPr>
-                <w:rFonts w:ascii="Arial" w:hAnsi="Arial"/>
+                <w:rFonts w:ascii="Verdana" w:hAnsi="Verdana"/>
                 <w:b w:val="0"/>
                 <w:sz w:val="16"/>
               </w:rPr>
@@ -8216,7 +8353,7 @@
             <w:r/>
             <w:r>
               <w:rPr>
-                <w:rFonts w:ascii="Arial" w:hAnsi="Arial"/>
+                <w:rFonts w:ascii="Verdana" w:hAnsi="Verdana"/>
                 <w:b w:val="0"/>
                 <w:sz w:val="16"/>
               </w:rPr>
@@ -8232,7 +8369,7 @@
             <w:r/>
             <w:r>
               <w:rPr>
-                <w:rFonts w:ascii="Arial" w:hAnsi="Arial"/>
+                <w:rFonts w:ascii="Verdana" w:hAnsi="Verdana"/>
                 <w:b w:val="0"/>
                 <w:sz w:val="16"/>
               </w:rPr>
@@ -8248,7 +8385,7 @@
             <w:r/>
             <w:r>
               <w:rPr>
-                <w:rFonts w:ascii="Arial" w:hAnsi="Arial"/>
+                <w:rFonts w:ascii="Verdana" w:hAnsi="Verdana"/>
                 <w:b w:val="0"/>
                 <w:sz w:val="16"/>
               </w:rPr>
@@ -8264,7 +8401,7 @@
             <w:r/>
             <w:r>
               <w:rPr>
-                <w:rFonts w:ascii="Arial" w:hAnsi="Arial"/>
+                <w:rFonts w:ascii="Verdana" w:hAnsi="Verdana"/>
                 <w:b w:val="0"/>
                 <w:sz w:val="16"/>
               </w:rPr>
@@ -8280,7 +8417,7 @@
             <w:r/>
             <w:r>
               <w:rPr>
-                <w:rFonts w:ascii="Arial" w:hAnsi="Arial"/>
+                <w:rFonts w:ascii="Verdana" w:hAnsi="Verdana"/>
                 <w:b w:val="0"/>
                 <w:sz w:val="16"/>
               </w:rPr>
@@ -8289,15 +8426,18 @@
         </w:tc>
       </w:tr>
       <w:tr>
-        <w:tc>
-          <w:tcPr>
-            <w:tcW w:type="dxa" w:w="1514"/>
-          </w:tcPr>
-          <w:p>
-            <w:r/>
-            <w:r>
-              <w:rPr>
-                <w:rFonts w:ascii="Arial" w:hAnsi="Arial"/>
+        <w:trPr>
+          <w:cantSplit/>
+        </w:trPr>
+        <w:tc>
+          <w:tcPr>
+            <w:tcW w:type="dxa" w:w="1514"/>
+          </w:tcPr>
+          <w:p>
+            <w:r/>
+            <w:r>
+              <w:rPr>
+                <w:rFonts w:ascii="Verdana" w:hAnsi="Verdana"/>
                 <w:b w:val="0"/>
                 <w:sz w:val="16"/>
               </w:rPr>
@@ -8313,7 +8453,7 @@
             <w:r/>
             <w:r>
               <w:rPr>
-                <w:rFonts w:ascii="Arial" w:hAnsi="Arial"/>
+                <w:rFonts w:ascii="Verdana" w:hAnsi="Verdana"/>
                 <w:b w:val="0"/>
                 <w:sz w:val="16"/>
               </w:rPr>
@@ -8329,7 +8469,7 @@
             <w:r/>
             <w:r>
               <w:rPr>
-                <w:rFonts w:ascii="Arial" w:hAnsi="Arial"/>
+                <w:rFonts w:ascii="Verdana" w:hAnsi="Verdana"/>
                 <w:b w:val="0"/>
                 <w:sz w:val="16"/>
               </w:rPr>
@@ -8345,7 +8485,7 @@
             <w:r/>
             <w:r>
               <w:rPr>
-                <w:rFonts w:ascii="Arial" w:hAnsi="Arial"/>
+                <w:rFonts w:ascii="Verdana" w:hAnsi="Verdana"/>
                 <w:b w:val="0"/>
                 <w:sz w:val="16"/>
               </w:rPr>
@@ -8361,7 +8501,7 @@
             <w:r/>
             <w:r>
               <w:rPr>
-                <w:rFonts w:ascii="Arial" w:hAnsi="Arial"/>
+                <w:rFonts w:ascii="Verdana" w:hAnsi="Verdana"/>
                 <w:b w:val="0"/>
                 <w:sz w:val="16"/>
               </w:rPr>
@@ -8377,7 +8517,7 @@
             <w:r/>
             <w:r>
               <w:rPr>
-                <w:rFonts w:ascii="Arial" w:hAnsi="Arial"/>
+                <w:rFonts w:ascii="Verdana" w:hAnsi="Verdana"/>
                 <w:b w:val="0"/>
                 <w:sz w:val="16"/>
               </w:rPr>
@@ -8393,7 +8533,7 @@
             <w:r/>
             <w:r>
               <w:rPr>
-                <w:rFonts w:ascii="Arial" w:hAnsi="Arial"/>
+                <w:rFonts w:ascii="Verdana" w:hAnsi="Verdana"/>
                 <w:b w:val="0"/>
                 <w:sz w:val="16"/>
               </w:rPr>
@@ -8409,7 +8549,7 @@
             <w:r/>
             <w:r>
               <w:rPr>
-                <w:rFonts w:ascii="Arial" w:hAnsi="Arial"/>
+                <w:rFonts w:ascii="Verdana" w:hAnsi="Verdana"/>
                 <w:b w:val="0"/>
                 <w:sz w:val="16"/>
               </w:rPr>
@@ -8425,7 +8565,7 @@
             <w:r/>
             <w:r>
               <w:rPr>
-                <w:rFonts w:ascii="Arial" w:hAnsi="Arial"/>
+                <w:rFonts w:ascii="Verdana" w:hAnsi="Verdana"/>
                 <w:b w:val="0"/>
                 <w:sz w:val="16"/>
               </w:rPr>
@@ -8441,7 +8581,7 @@
             <w:r/>
             <w:r>
               <w:rPr>
-                <w:rFonts w:ascii="Arial" w:hAnsi="Arial"/>
+                <w:rFonts w:ascii="Verdana" w:hAnsi="Verdana"/>
                 <w:b w:val="0"/>
                 <w:sz w:val="16"/>
               </w:rPr>
@@ -8450,15 +8590,18 @@
         </w:tc>
       </w:tr>
       <w:tr>
-        <w:tc>
-          <w:tcPr>
-            <w:tcW w:type="dxa" w:w="1514"/>
-          </w:tcPr>
-          <w:p>
-            <w:r/>
-            <w:r>
-              <w:rPr>
-                <w:rFonts w:ascii="Arial" w:hAnsi="Arial"/>
+        <w:trPr>
+          <w:cantSplit/>
+        </w:trPr>
+        <w:tc>
+          <w:tcPr>
+            <w:tcW w:type="dxa" w:w="1514"/>
+          </w:tcPr>
+          <w:p>
+            <w:r/>
+            <w:r>
+              <w:rPr>
+                <w:rFonts w:ascii="Verdana" w:hAnsi="Verdana"/>
                 <w:b w:val="0"/>
                 <w:sz w:val="16"/>
               </w:rPr>
@@ -8474,7 +8617,7 @@
             <w:r/>
             <w:r>
               <w:rPr>
-                <w:rFonts w:ascii="Arial" w:hAnsi="Arial"/>
+                <w:rFonts w:ascii="Verdana" w:hAnsi="Verdana"/>
                 <w:b w:val="0"/>
                 <w:sz w:val="16"/>
               </w:rPr>
@@ -8490,7 +8633,7 @@
             <w:r/>
             <w:r>
               <w:rPr>
-                <w:rFonts w:ascii="Arial" w:hAnsi="Arial"/>
+                <w:rFonts w:ascii="Verdana" w:hAnsi="Verdana"/>
                 <w:b w:val="0"/>
                 <w:sz w:val="16"/>
               </w:rPr>
@@ -8506,7 +8649,7 @@
             <w:r/>
             <w:r>
               <w:rPr>
-                <w:rFonts w:ascii="Arial" w:hAnsi="Arial"/>
+                <w:rFonts w:ascii="Verdana" w:hAnsi="Verdana"/>
                 <w:b w:val="0"/>
                 <w:sz w:val="16"/>
               </w:rPr>
@@ -8522,7 +8665,7 @@
             <w:r/>
             <w:r>
               <w:rPr>
-                <w:rFonts w:ascii="Arial" w:hAnsi="Arial"/>
+                <w:rFonts w:ascii="Verdana" w:hAnsi="Verdana"/>
                 <w:b w:val="0"/>
                 <w:sz w:val="16"/>
               </w:rPr>
@@ -8538,7 +8681,7 @@
             <w:r/>
             <w:r>
               <w:rPr>
-                <w:rFonts w:ascii="Arial" w:hAnsi="Arial"/>
+                <w:rFonts w:ascii="Verdana" w:hAnsi="Verdana"/>
                 <w:b w:val="0"/>
                 <w:sz w:val="16"/>
               </w:rPr>
@@ -8554,7 +8697,7 @@
             <w:r/>
             <w:r>
               <w:rPr>
-                <w:rFonts w:ascii="Arial" w:hAnsi="Arial"/>
+                <w:rFonts w:ascii="Verdana" w:hAnsi="Verdana"/>
                 <w:b w:val="0"/>
                 <w:sz w:val="16"/>
               </w:rPr>
@@ -8570,7 +8713,7 @@
             <w:r/>
             <w:r>
               <w:rPr>
-                <w:rFonts w:ascii="Arial" w:hAnsi="Arial"/>
+                <w:rFonts w:ascii="Verdana" w:hAnsi="Verdana"/>
                 <w:b w:val="0"/>
                 <w:sz w:val="16"/>
               </w:rPr>
@@ -8586,7 +8729,7 @@
             <w:r/>
             <w:r>
               <w:rPr>
-                <w:rFonts w:ascii="Arial" w:hAnsi="Arial"/>
+                <w:rFonts w:ascii="Verdana" w:hAnsi="Verdana"/>
                 <w:b w:val="0"/>
                 <w:sz w:val="16"/>
               </w:rPr>
@@ -8602,7 +8745,7 @@
             <w:r/>
             <w:r>
               <w:rPr>
-                <w:rFonts w:ascii="Arial" w:hAnsi="Arial"/>
+                <w:rFonts w:ascii="Verdana" w:hAnsi="Verdana"/>
                 <w:b w:val="0"/>
                 <w:sz w:val="16"/>
               </w:rPr>
@@ -8611,15 +8754,18 @@
         </w:tc>
       </w:tr>
       <w:tr>
-        <w:tc>
-          <w:tcPr>
-            <w:tcW w:type="dxa" w:w="1514"/>
-          </w:tcPr>
-          <w:p>
-            <w:r/>
-            <w:r>
-              <w:rPr>
-                <w:rFonts w:ascii="Arial" w:hAnsi="Arial"/>
+        <w:trPr>
+          <w:cantSplit/>
+        </w:trPr>
+        <w:tc>
+          <w:tcPr>
+            <w:tcW w:type="dxa" w:w="1514"/>
+          </w:tcPr>
+          <w:p>
+            <w:r/>
+            <w:r>
+              <w:rPr>
+                <w:rFonts w:ascii="Verdana" w:hAnsi="Verdana"/>
                 <w:b w:val="0"/>
                 <w:sz w:val="16"/>
               </w:rPr>
@@ -8635,7 +8781,7 @@
             <w:r/>
             <w:r>
               <w:rPr>
-                <w:rFonts w:ascii="Arial" w:hAnsi="Arial"/>
+                <w:rFonts w:ascii="Verdana" w:hAnsi="Verdana"/>
                 <w:b w:val="0"/>
                 <w:sz w:val="16"/>
               </w:rPr>
@@ -8651,7 +8797,7 @@
             <w:r/>
             <w:r>
               <w:rPr>
-                <w:rFonts w:ascii="Arial" w:hAnsi="Arial"/>
+                <w:rFonts w:ascii="Verdana" w:hAnsi="Verdana"/>
                 <w:b w:val="0"/>
                 <w:sz w:val="16"/>
               </w:rPr>
@@ -8667,7 +8813,7 @@
             <w:r/>
             <w:r>
               <w:rPr>
-                <w:rFonts w:ascii="Arial" w:hAnsi="Arial"/>
+                <w:rFonts w:ascii="Verdana" w:hAnsi="Verdana"/>
                 <w:b w:val="0"/>
                 <w:sz w:val="16"/>
               </w:rPr>
@@ -8683,7 +8829,7 @@
             <w:r/>
             <w:r>
               <w:rPr>
-                <w:rFonts w:ascii="Arial" w:hAnsi="Arial"/>
+                <w:rFonts w:ascii="Verdana" w:hAnsi="Verdana"/>
                 <w:b w:val="0"/>
                 <w:sz w:val="16"/>
               </w:rPr>
@@ -8699,7 +8845,7 @@
             <w:r/>
             <w:r>
               <w:rPr>
-                <w:rFonts w:ascii="Arial" w:hAnsi="Arial"/>
+                <w:rFonts w:ascii="Verdana" w:hAnsi="Verdana"/>
                 <w:b w:val="0"/>
                 <w:sz w:val="16"/>
               </w:rPr>
@@ -8715,7 +8861,7 @@
             <w:r/>
             <w:r>
               <w:rPr>
-                <w:rFonts w:ascii="Arial" w:hAnsi="Arial"/>
+                <w:rFonts w:ascii="Verdana" w:hAnsi="Verdana"/>
                 <w:b w:val="0"/>
                 <w:sz w:val="16"/>
               </w:rPr>
@@ -8731,7 +8877,7 @@
             <w:r/>
             <w:r>
               <w:rPr>
-                <w:rFonts w:ascii="Arial" w:hAnsi="Arial"/>
+                <w:rFonts w:ascii="Verdana" w:hAnsi="Verdana"/>
                 <w:b w:val="0"/>
                 <w:sz w:val="16"/>
               </w:rPr>
@@ -8747,7 +8893,7 @@
             <w:r/>
             <w:r>
               <w:rPr>
-                <w:rFonts w:ascii="Arial" w:hAnsi="Arial"/>
+                <w:rFonts w:ascii="Verdana" w:hAnsi="Verdana"/>
                 <w:b w:val="0"/>
                 <w:sz w:val="16"/>
               </w:rPr>
@@ -8763,7 +8909,7 @@
             <w:r/>
             <w:r>
               <w:rPr>
-                <w:rFonts w:ascii="Arial" w:hAnsi="Arial"/>
+                <w:rFonts w:ascii="Verdana" w:hAnsi="Verdana"/>
                 <w:b w:val="0"/>
                 <w:sz w:val="16"/>
               </w:rPr>
@@ -8772,15 +8918,18 @@
         </w:tc>
       </w:tr>
       <w:tr>
-        <w:tc>
-          <w:tcPr>
-            <w:tcW w:type="dxa" w:w="1514"/>
-          </w:tcPr>
-          <w:p>
-            <w:r/>
-            <w:r>
-              <w:rPr>
-                <w:rFonts w:ascii="Arial" w:hAnsi="Arial"/>
+        <w:trPr>
+          <w:cantSplit/>
+        </w:trPr>
+        <w:tc>
+          <w:tcPr>
+            <w:tcW w:type="dxa" w:w="1514"/>
+          </w:tcPr>
+          <w:p>
+            <w:r/>
+            <w:r>
+              <w:rPr>
+                <w:rFonts w:ascii="Verdana" w:hAnsi="Verdana"/>
                 <w:b w:val="0"/>
                 <w:sz w:val="16"/>
               </w:rPr>
@@ -8796,7 +8945,7 @@
             <w:r/>
             <w:r>
               <w:rPr>
-                <w:rFonts w:ascii="Arial" w:hAnsi="Arial"/>
+                <w:rFonts w:ascii="Verdana" w:hAnsi="Verdana"/>
                 <w:b w:val="0"/>
                 <w:sz w:val="16"/>
               </w:rPr>
@@ -8812,7 +8961,7 @@
             <w:r/>
             <w:r>
               <w:rPr>
-                <w:rFonts w:ascii="Arial" w:hAnsi="Arial"/>
+                <w:rFonts w:ascii="Verdana" w:hAnsi="Verdana"/>
                 <w:b w:val="0"/>
                 <w:sz w:val="16"/>
               </w:rPr>
@@ -8828,7 +8977,7 @@
             <w:r/>
             <w:r>
               <w:rPr>
-                <w:rFonts w:ascii="Arial" w:hAnsi="Arial"/>
+                <w:rFonts w:ascii="Verdana" w:hAnsi="Verdana"/>
                 <w:b w:val="0"/>
                 <w:sz w:val="16"/>
               </w:rPr>
@@ -8844,7 +8993,7 @@
             <w:r/>
             <w:r>
               <w:rPr>
-                <w:rFonts w:ascii="Arial" w:hAnsi="Arial"/>
+                <w:rFonts w:ascii="Verdana" w:hAnsi="Verdana"/>
                 <w:b w:val="0"/>
                 <w:sz w:val="16"/>
               </w:rPr>
@@ -8860,7 +9009,7 @@
             <w:r/>
             <w:r>
               <w:rPr>
-                <w:rFonts w:ascii="Arial" w:hAnsi="Arial"/>
+                <w:rFonts w:ascii="Verdana" w:hAnsi="Verdana"/>
                 <w:b w:val="0"/>
                 <w:sz w:val="16"/>
               </w:rPr>
@@ -8876,7 +9025,7 @@
             <w:r/>
             <w:r>
               <w:rPr>
-                <w:rFonts w:ascii="Arial" w:hAnsi="Arial"/>
+                <w:rFonts w:ascii="Verdana" w:hAnsi="Verdana"/>
                 <w:b w:val="0"/>
                 <w:sz w:val="16"/>
               </w:rPr>
@@ -8892,7 +9041,7 @@
             <w:r/>
             <w:r>
               <w:rPr>
-                <w:rFonts w:ascii="Arial" w:hAnsi="Arial"/>
+                <w:rFonts w:ascii="Verdana" w:hAnsi="Verdana"/>
                 <w:b w:val="0"/>
                 <w:sz w:val="16"/>
               </w:rPr>
@@ -8908,7 +9057,7 @@
             <w:r/>
             <w:r>
               <w:rPr>
-                <w:rFonts w:ascii="Arial" w:hAnsi="Arial"/>
+                <w:rFonts w:ascii="Verdana" w:hAnsi="Verdana"/>
                 <w:b w:val="0"/>
                 <w:sz w:val="16"/>
               </w:rPr>
@@ -8924,7 +9073,7 @@
             <w:r/>
             <w:r>
               <w:rPr>
-                <w:rFonts w:ascii="Arial" w:hAnsi="Arial"/>
+                <w:rFonts w:ascii="Verdana" w:hAnsi="Verdana"/>
                 <w:b w:val="0"/>
                 <w:sz w:val="16"/>
               </w:rPr>
@@ -8933,15 +9082,18 @@
         </w:tc>
       </w:tr>
       <w:tr>
-        <w:tc>
-          <w:tcPr>
-            <w:tcW w:type="dxa" w:w="1514"/>
-          </w:tcPr>
-          <w:p>
-            <w:r/>
-            <w:r>
-              <w:rPr>
-                <w:rFonts w:ascii="Arial" w:hAnsi="Arial"/>
+        <w:trPr>
+          <w:cantSplit/>
+        </w:trPr>
+        <w:tc>
+          <w:tcPr>
+            <w:tcW w:type="dxa" w:w="1514"/>
+          </w:tcPr>
+          <w:p>
+            <w:r/>
+            <w:r>
+              <w:rPr>
+                <w:rFonts w:ascii="Verdana" w:hAnsi="Verdana"/>
                 <w:b w:val="0"/>
                 <w:sz w:val="16"/>
               </w:rPr>
@@ -8957,7 +9109,7 @@
             <w:r/>
             <w:r>
               <w:rPr>
-                <w:rFonts w:ascii="Arial" w:hAnsi="Arial"/>
+                <w:rFonts w:ascii="Verdana" w:hAnsi="Verdana"/>
                 <w:b w:val="0"/>
                 <w:sz w:val="16"/>
               </w:rPr>
@@ -8973,7 +9125,7 @@
             <w:r/>
             <w:r>
               <w:rPr>
-                <w:rFonts w:ascii="Arial" w:hAnsi="Arial"/>
+                <w:rFonts w:ascii="Verdana" w:hAnsi="Verdana"/>
                 <w:b w:val="0"/>
                 <w:sz w:val="16"/>
               </w:rPr>
@@ -8989,7 +9141,7 @@
             <w:r/>
             <w:r>
               <w:rPr>
-                <w:rFonts w:ascii="Arial" w:hAnsi="Arial"/>
+                <w:rFonts w:ascii="Verdana" w:hAnsi="Verdana"/>
                 <w:b w:val="0"/>
                 <w:sz w:val="16"/>
               </w:rPr>
@@ -9005,7 +9157,7 @@
             <w:r/>
             <w:r>
               <w:rPr>
-                <w:rFonts w:ascii="Arial" w:hAnsi="Arial"/>
+                <w:rFonts w:ascii="Verdana" w:hAnsi="Verdana"/>
                 <w:b w:val="0"/>
                 <w:sz w:val="16"/>
               </w:rPr>
@@ -9021,7 +9173,7 @@
             <w:r/>
             <w:r>
               <w:rPr>
-                <w:rFonts w:ascii="Arial" w:hAnsi="Arial"/>
+                <w:rFonts w:ascii="Verdana" w:hAnsi="Verdana"/>
                 <w:b w:val="0"/>
                 <w:sz w:val="16"/>
               </w:rPr>
@@ -9037,7 +9189,7 @@
             <w:r/>
             <w:r>
               <w:rPr>
-                <w:rFonts w:ascii="Arial" w:hAnsi="Arial"/>
+                <w:rFonts w:ascii="Verdana" w:hAnsi="Verdana"/>
                 <w:b w:val="0"/>
                 <w:sz w:val="16"/>
               </w:rPr>
@@ -9053,7 +9205,7 @@
             <w:r/>
             <w:r>
               <w:rPr>
-                <w:rFonts w:ascii="Arial" w:hAnsi="Arial"/>
+                <w:rFonts w:ascii="Verdana" w:hAnsi="Verdana"/>
                 <w:b w:val="0"/>
                 <w:sz w:val="16"/>
               </w:rPr>
@@ -9069,7 +9221,7 @@
             <w:r/>
             <w:r>
               <w:rPr>
-                <w:rFonts w:ascii="Arial" w:hAnsi="Arial"/>
+                <w:rFonts w:ascii="Verdana" w:hAnsi="Verdana"/>
                 <w:b w:val="0"/>
                 <w:sz w:val="16"/>
               </w:rPr>
@@ -9085,7 +9237,7 @@
             <w:r/>
             <w:r>
               <w:rPr>
-                <w:rFonts w:ascii="Arial" w:hAnsi="Arial"/>
+                <w:rFonts w:ascii="Verdana" w:hAnsi="Verdana"/>
                 <w:b w:val="0"/>
                 <w:sz w:val="16"/>
               </w:rPr>
@@ -9094,15 +9246,18 @@
         </w:tc>
       </w:tr>
       <w:tr>
-        <w:tc>
-          <w:tcPr>
-            <w:tcW w:type="dxa" w:w="1514"/>
-          </w:tcPr>
-          <w:p>
-            <w:r/>
-            <w:r>
-              <w:rPr>
-                <w:rFonts w:ascii="Arial" w:hAnsi="Arial"/>
+        <w:trPr>
+          <w:cantSplit/>
+        </w:trPr>
+        <w:tc>
+          <w:tcPr>
+            <w:tcW w:type="dxa" w:w="1514"/>
+          </w:tcPr>
+          <w:p>
+            <w:r/>
+            <w:r>
+              <w:rPr>
+                <w:rFonts w:ascii="Verdana" w:hAnsi="Verdana"/>
                 <w:b w:val="0"/>
                 <w:sz w:val="16"/>
               </w:rPr>
@@ -9118,7 +9273,7 @@
             <w:r/>
             <w:r>
               <w:rPr>
-                <w:rFonts w:ascii="Arial" w:hAnsi="Arial"/>
+                <w:rFonts w:ascii="Verdana" w:hAnsi="Verdana"/>
                 <w:b w:val="0"/>
                 <w:sz w:val="16"/>
               </w:rPr>
@@ -9134,7 +9289,7 @@
             <w:r/>
             <w:r>
               <w:rPr>
-                <w:rFonts w:ascii="Arial" w:hAnsi="Arial"/>
+                <w:rFonts w:ascii="Verdana" w:hAnsi="Verdana"/>
                 <w:b w:val="0"/>
                 <w:sz w:val="16"/>
               </w:rPr>
@@ -9150,7 +9305,7 @@
             <w:r/>
             <w:r>
               <w:rPr>
-                <w:rFonts w:ascii="Arial" w:hAnsi="Arial"/>
+                <w:rFonts w:ascii="Verdana" w:hAnsi="Verdana"/>
                 <w:b w:val="0"/>
                 <w:sz w:val="16"/>
               </w:rPr>
@@ -9166,7 +9321,7 @@
             <w:r/>
             <w:r>
               <w:rPr>
-                <w:rFonts w:ascii="Arial" w:hAnsi="Arial"/>
+                <w:rFonts w:ascii="Verdana" w:hAnsi="Verdana"/>
                 <w:b w:val="0"/>
                 <w:sz w:val="16"/>
               </w:rPr>
@@ -9182,7 +9337,7 @@
             <w:r/>
             <w:r>
               <w:rPr>
-                <w:rFonts w:ascii="Arial" w:hAnsi="Arial"/>
+                <w:rFonts w:ascii="Verdana" w:hAnsi="Verdana"/>
                 <w:b w:val="0"/>
                 <w:sz w:val="16"/>
               </w:rPr>
@@ -9198,7 +9353,7 @@
             <w:r/>
             <w:r>
               <w:rPr>
-                <w:rFonts w:ascii="Arial" w:hAnsi="Arial"/>
+                <w:rFonts w:ascii="Verdana" w:hAnsi="Verdana"/>
                 <w:b w:val="0"/>
                 <w:sz w:val="16"/>
               </w:rPr>
@@ -9214,7 +9369,7 @@
             <w:r/>
             <w:r>
               <w:rPr>
-                <w:rFonts w:ascii="Arial" w:hAnsi="Arial"/>
+                <w:rFonts w:ascii="Verdana" w:hAnsi="Verdana"/>
                 <w:b w:val="0"/>
                 <w:sz w:val="16"/>
               </w:rPr>
@@ -9230,7 +9385,7 @@
             <w:r/>
             <w:r>
               <w:rPr>
-                <w:rFonts w:ascii="Arial" w:hAnsi="Arial"/>
+                <w:rFonts w:ascii="Verdana" w:hAnsi="Verdana"/>
                 <w:b w:val="0"/>
                 <w:sz w:val="16"/>
               </w:rPr>
@@ -9246,7 +9401,7 @@
             <w:r/>
             <w:r>
               <w:rPr>
-                <w:rFonts w:ascii="Arial" w:hAnsi="Arial"/>
+                <w:rFonts w:ascii="Verdana" w:hAnsi="Verdana"/>
                 <w:b w:val="0"/>
                 <w:sz w:val="16"/>
               </w:rPr>
@@ -9255,15 +9410,18 @@
         </w:tc>
       </w:tr>
       <w:tr>
-        <w:tc>
-          <w:tcPr>
-            <w:tcW w:type="dxa" w:w="1514"/>
-          </w:tcPr>
-          <w:p>
-            <w:r/>
-            <w:r>
-              <w:rPr>
-                <w:rFonts w:ascii="Arial" w:hAnsi="Arial"/>
+        <w:trPr>
+          <w:cantSplit/>
+        </w:trPr>
+        <w:tc>
+          <w:tcPr>
+            <w:tcW w:type="dxa" w:w="1514"/>
+          </w:tcPr>
+          <w:p>
+            <w:r/>
+            <w:r>
+              <w:rPr>
+                <w:rFonts w:ascii="Verdana" w:hAnsi="Verdana"/>
                 <w:b w:val="0"/>
                 <w:sz w:val="16"/>
               </w:rPr>
@@ -9279,7 +9437,7 @@
             <w:r/>
             <w:r>
               <w:rPr>
-                <w:rFonts w:ascii="Arial" w:hAnsi="Arial"/>
+                <w:rFonts w:ascii="Verdana" w:hAnsi="Verdana"/>
                 <w:b w:val="0"/>
                 <w:sz w:val="16"/>
               </w:rPr>
@@ -9295,7 +9453,7 @@
             <w:r/>
             <w:r>
               <w:rPr>
-                <w:rFonts w:ascii="Arial" w:hAnsi="Arial"/>
+                <w:rFonts w:ascii="Verdana" w:hAnsi="Verdana"/>
                 <w:b w:val="0"/>
                 <w:sz w:val="16"/>
               </w:rPr>
@@ -9311,7 +9469,7 @@
             <w:r/>
             <w:r>
               <w:rPr>
-                <w:rFonts w:ascii="Arial" w:hAnsi="Arial"/>
+                <w:rFonts w:ascii="Verdana" w:hAnsi="Verdana"/>
                 <w:b w:val="0"/>
                 <w:sz w:val="16"/>
               </w:rPr>
@@ -9327,7 +9485,7 @@
             <w:r/>
             <w:r>
               <w:rPr>
-                <w:rFonts w:ascii="Arial" w:hAnsi="Arial"/>
+                <w:rFonts w:ascii="Verdana" w:hAnsi="Verdana"/>
                 <w:b w:val="0"/>
                 <w:sz w:val="16"/>
               </w:rPr>
@@ -9343,7 +9501,7 @@
             <w:r/>
             <w:r>
               <w:rPr>
-                <w:rFonts w:ascii="Arial" w:hAnsi="Arial"/>
+                <w:rFonts w:ascii="Verdana" w:hAnsi="Verdana"/>
                 <w:b w:val="0"/>
                 <w:sz w:val="16"/>
               </w:rPr>
@@ -9359,7 +9517,7 @@
             <w:r/>
             <w:r>
               <w:rPr>
-                <w:rFonts w:ascii="Arial" w:hAnsi="Arial"/>
+                <w:rFonts w:ascii="Verdana" w:hAnsi="Verdana"/>
                 <w:b w:val="0"/>
                 <w:sz w:val="16"/>
               </w:rPr>
@@ -9375,7 +9533,7 @@
             <w:r/>
             <w:r>
               <w:rPr>
-                <w:rFonts w:ascii="Arial" w:hAnsi="Arial"/>
+                <w:rFonts w:ascii="Verdana" w:hAnsi="Verdana"/>
                 <w:b w:val="0"/>
                 <w:sz w:val="16"/>
               </w:rPr>
@@ -9391,7 +9549,7 @@
             <w:r/>
             <w:r>
               <w:rPr>
-                <w:rFonts w:ascii="Arial" w:hAnsi="Arial"/>
+                <w:rFonts w:ascii="Verdana" w:hAnsi="Verdana"/>
                 <w:b w:val="0"/>
                 <w:sz w:val="16"/>
               </w:rPr>
@@ -9407,7 +9565,7 @@
             <w:r/>
             <w:r>
               <w:rPr>
-                <w:rFonts w:ascii="Arial" w:hAnsi="Arial"/>
+                <w:rFonts w:ascii="Verdana" w:hAnsi="Verdana"/>
                 <w:b w:val="0"/>
                 <w:sz w:val="16"/>
               </w:rPr>
@@ -9416,15 +9574,18 @@
         </w:tc>
       </w:tr>
       <w:tr>
-        <w:tc>
-          <w:tcPr>
-            <w:tcW w:type="dxa" w:w="1514"/>
-          </w:tcPr>
-          <w:p>
-            <w:r/>
-            <w:r>
-              <w:rPr>
-                <w:rFonts w:ascii="Arial" w:hAnsi="Arial"/>
+        <w:trPr>
+          <w:cantSplit/>
+        </w:trPr>
+        <w:tc>
+          <w:tcPr>
+            <w:tcW w:type="dxa" w:w="1514"/>
+          </w:tcPr>
+          <w:p>
+            <w:r/>
+            <w:r>
+              <w:rPr>
+                <w:rFonts w:ascii="Verdana" w:hAnsi="Verdana"/>
                 <w:b w:val="0"/>
                 <w:sz w:val="16"/>
               </w:rPr>
@@ -9440,7 +9601,7 @@
             <w:r/>
             <w:r>
               <w:rPr>
-                <w:rFonts w:ascii="Arial" w:hAnsi="Arial"/>
+                <w:rFonts w:ascii="Verdana" w:hAnsi="Verdana"/>
                 <w:b w:val="0"/>
                 <w:sz w:val="16"/>
               </w:rPr>
@@ -9456,7 +9617,7 @@
             <w:r/>
             <w:r>
               <w:rPr>
-                <w:rFonts w:ascii="Arial" w:hAnsi="Arial"/>
+                <w:rFonts w:ascii="Verdana" w:hAnsi="Verdana"/>
                 <w:b w:val="0"/>
                 <w:sz w:val="16"/>
               </w:rPr>
@@ -9472,7 +9633,7 @@
             <w:r/>
             <w:r>
               <w:rPr>
-                <w:rFonts w:ascii="Arial" w:hAnsi="Arial"/>
+                <w:rFonts w:ascii="Verdana" w:hAnsi="Verdana"/>
                 <w:b w:val="0"/>
                 <w:sz w:val="16"/>
               </w:rPr>
@@ -9488,7 +9649,7 @@
             <w:r/>
             <w:r>
               <w:rPr>
-                <w:rFonts w:ascii="Arial" w:hAnsi="Arial"/>
+                <w:rFonts w:ascii="Verdana" w:hAnsi="Verdana"/>
                 <w:b w:val="0"/>
                 <w:sz w:val="16"/>
               </w:rPr>
@@ -9504,7 +9665,7 @@
             <w:r/>
             <w:r>
               <w:rPr>
-                <w:rFonts w:ascii="Arial" w:hAnsi="Arial"/>
+                <w:rFonts w:ascii="Verdana" w:hAnsi="Verdana"/>
                 <w:b w:val="0"/>
                 <w:sz w:val="16"/>
               </w:rPr>
@@ -9520,7 +9681,7 @@
             <w:r/>
             <w:r>
               <w:rPr>
-                <w:rFonts w:ascii="Arial" w:hAnsi="Arial"/>
+                <w:rFonts w:ascii="Verdana" w:hAnsi="Verdana"/>
                 <w:b w:val="0"/>
                 <w:sz w:val="16"/>
               </w:rPr>
@@ -9536,7 +9697,7 @@
             <w:r/>
             <w:r>
               <w:rPr>
-                <w:rFonts w:ascii="Arial" w:hAnsi="Arial"/>
+                <w:rFonts w:ascii="Verdana" w:hAnsi="Verdana"/>
                 <w:b w:val="0"/>
                 <w:sz w:val="16"/>
               </w:rPr>
@@ -9552,7 +9713,7 @@
             <w:r/>
             <w:r>
               <w:rPr>
-                <w:rFonts w:ascii="Arial" w:hAnsi="Arial"/>
+                <w:rFonts w:ascii="Verdana" w:hAnsi="Verdana"/>
                 <w:b w:val="0"/>
                 <w:sz w:val="16"/>
               </w:rPr>
@@ -9568,7 +9729,7 @@
             <w:r/>
             <w:r>
               <w:rPr>
-                <w:rFonts w:ascii="Arial" w:hAnsi="Arial"/>
+                <w:rFonts w:ascii="Verdana" w:hAnsi="Verdana"/>
                 <w:b w:val="0"/>
                 <w:sz w:val="16"/>
               </w:rPr>
@@ -9577,15 +9738,18 @@
         </w:tc>
       </w:tr>
       <w:tr>
-        <w:tc>
-          <w:tcPr>
-            <w:tcW w:type="dxa" w:w="1514"/>
-          </w:tcPr>
-          <w:p>
-            <w:r/>
-            <w:r>
-              <w:rPr>
-                <w:rFonts w:ascii="Arial" w:hAnsi="Arial"/>
+        <w:trPr>
+          <w:cantSplit/>
+        </w:trPr>
+        <w:tc>
+          <w:tcPr>
+            <w:tcW w:type="dxa" w:w="1514"/>
+          </w:tcPr>
+          <w:p>
+            <w:r/>
+            <w:r>
+              <w:rPr>
+                <w:rFonts w:ascii="Verdana" w:hAnsi="Verdana"/>
                 <w:b w:val="0"/>
                 <w:sz w:val="16"/>
               </w:rPr>
@@ -9601,7 +9765,7 @@
             <w:r/>
             <w:r>
               <w:rPr>
-                <w:rFonts w:ascii="Arial" w:hAnsi="Arial"/>
+                <w:rFonts w:ascii="Verdana" w:hAnsi="Verdana"/>
                 <w:b w:val="0"/>
                 <w:sz w:val="16"/>
               </w:rPr>
@@ -9617,7 +9781,7 @@
             <w:r/>
             <w:r>
               <w:rPr>
-                <w:rFonts w:ascii="Arial" w:hAnsi="Arial"/>
+                <w:rFonts w:ascii="Verdana" w:hAnsi="Verdana"/>
                 <w:b w:val="0"/>
                 <w:sz w:val="16"/>
               </w:rPr>
@@ -9633,7 +9797,7 @@
             <w:r/>
             <w:r>
               <w:rPr>
-                <w:rFonts w:ascii="Arial" w:hAnsi="Arial"/>
+                <w:rFonts w:ascii="Verdana" w:hAnsi="Verdana"/>
                 <w:b w:val="0"/>
                 <w:sz w:val="16"/>
               </w:rPr>
@@ -9649,7 +9813,7 @@
             <w:r/>
             <w:r>
               <w:rPr>
-                <w:rFonts w:ascii="Arial" w:hAnsi="Arial"/>
+                <w:rFonts w:ascii="Verdana" w:hAnsi="Verdana"/>
                 <w:b w:val="0"/>
                 <w:sz w:val="16"/>
               </w:rPr>
@@ -9665,7 +9829,7 @@
             <w:r/>
             <w:r>
               <w:rPr>
-                <w:rFonts w:ascii="Arial" w:hAnsi="Arial"/>
+                <w:rFonts w:ascii="Verdana" w:hAnsi="Verdana"/>
                 <w:b w:val="0"/>
                 <w:sz w:val="16"/>
               </w:rPr>
@@ -9681,7 +9845,7 @@
             <w:r/>
             <w:r>
               <w:rPr>
-                <w:rFonts w:ascii="Arial" w:hAnsi="Arial"/>
+                <w:rFonts w:ascii="Verdana" w:hAnsi="Verdana"/>
                 <w:b w:val="0"/>
                 <w:sz w:val="16"/>
               </w:rPr>
@@ -9697,7 +9861,7 @@
             <w:r/>
             <w:r>
               <w:rPr>
-                <w:rFonts w:ascii="Arial" w:hAnsi="Arial"/>
+                <w:rFonts w:ascii="Verdana" w:hAnsi="Verdana"/>
                 <w:b w:val="0"/>
                 <w:sz w:val="16"/>
               </w:rPr>
@@ -9713,7 +9877,7 @@
             <w:r/>
             <w:r>
               <w:rPr>
-                <w:rFonts w:ascii="Arial" w:hAnsi="Arial"/>
+                <w:rFonts w:ascii="Verdana" w:hAnsi="Verdana"/>
                 <w:b w:val="0"/>
                 <w:sz w:val="16"/>
               </w:rPr>
@@ -9729,7 +9893,7 @@
             <w:r/>
             <w:r>
               <w:rPr>
-                <w:rFonts w:ascii="Arial" w:hAnsi="Arial"/>
+                <w:rFonts w:ascii="Verdana" w:hAnsi="Verdana"/>
                 <w:b w:val="0"/>
                 <w:sz w:val="16"/>
               </w:rPr>
@@ -9738,15 +9902,18 @@
         </w:tc>
       </w:tr>
       <w:tr>
-        <w:tc>
-          <w:tcPr>
-            <w:tcW w:type="dxa" w:w="1514"/>
-          </w:tcPr>
-          <w:p>
-            <w:r/>
-            <w:r>
-              <w:rPr>
-                <w:rFonts w:ascii="Arial" w:hAnsi="Arial"/>
+        <w:trPr>
+          <w:cantSplit/>
+        </w:trPr>
+        <w:tc>
+          <w:tcPr>
+            <w:tcW w:type="dxa" w:w="1514"/>
+          </w:tcPr>
+          <w:p>
+            <w:r/>
+            <w:r>
+              <w:rPr>
+                <w:rFonts w:ascii="Verdana" w:hAnsi="Verdana"/>
                 <w:b w:val="0"/>
                 <w:sz w:val="16"/>
               </w:rPr>
@@ -9762,7 +9929,7 @@
             <w:r/>
             <w:r>
               <w:rPr>
-                <w:rFonts w:ascii="Arial" w:hAnsi="Arial"/>
+                <w:rFonts w:ascii="Verdana" w:hAnsi="Verdana"/>
                 <w:b w:val="0"/>
                 <w:sz w:val="16"/>
               </w:rPr>
@@ -9778,7 +9945,7 @@
             <w:r/>
             <w:r>
               <w:rPr>
-                <w:rFonts w:ascii="Arial" w:hAnsi="Arial"/>
+                <w:rFonts w:ascii="Verdana" w:hAnsi="Verdana"/>
                 <w:b w:val="0"/>
                 <w:sz w:val="16"/>
               </w:rPr>
@@ -9794,7 +9961,7 @@
             <w:r/>
             <w:r>
               <w:rPr>
-                <w:rFonts w:ascii="Arial" w:hAnsi="Arial"/>
+                <w:rFonts w:ascii="Verdana" w:hAnsi="Verdana"/>
                 <w:b w:val="0"/>
                 <w:sz w:val="16"/>
               </w:rPr>
@@ -9810,7 +9977,7 @@
             <w:r/>
             <w:r>
               <w:rPr>
-                <w:rFonts w:ascii="Arial" w:hAnsi="Arial"/>
+                <w:rFonts w:ascii="Verdana" w:hAnsi="Verdana"/>
                 <w:b w:val="0"/>
                 <w:sz w:val="16"/>
               </w:rPr>
@@ -9826,7 +9993,7 @@
             <w:r/>
             <w:r>
               <w:rPr>
-                <w:rFonts w:ascii="Arial" w:hAnsi="Arial"/>
+                <w:rFonts w:ascii="Verdana" w:hAnsi="Verdana"/>
                 <w:b w:val="0"/>
                 <w:sz w:val="16"/>
               </w:rPr>
@@ -9842,7 +10009,7 @@
             <w:r/>
             <w:r>
               <w:rPr>
-                <w:rFonts w:ascii="Arial" w:hAnsi="Arial"/>
+                <w:rFonts w:ascii="Verdana" w:hAnsi="Verdana"/>
                 <w:b w:val="0"/>
                 <w:sz w:val="16"/>
               </w:rPr>
@@ -9858,7 +10025,7 @@
             <w:r/>
             <w:r>
               <w:rPr>
-                <w:rFonts w:ascii="Arial" w:hAnsi="Arial"/>
+                <w:rFonts w:ascii="Verdana" w:hAnsi="Verdana"/>
                 <w:b w:val="0"/>
                 <w:sz w:val="16"/>
               </w:rPr>
@@ -9874,7 +10041,7 @@
             <w:r/>
             <w:r>
               <w:rPr>
-                <w:rFonts w:ascii="Arial" w:hAnsi="Arial"/>
+                <w:rFonts w:ascii="Verdana" w:hAnsi="Verdana"/>
                 <w:b w:val="0"/>
                 <w:sz w:val="16"/>
               </w:rPr>
@@ -9890,7 +10057,7 @@
             <w:r/>
             <w:r>
               <w:rPr>
-                <w:rFonts w:ascii="Arial" w:hAnsi="Arial"/>
+                <w:rFonts w:ascii="Verdana" w:hAnsi="Verdana"/>
                 <w:b w:val="0"/>
                 <w:sz w:val="16"/>
               </w:rPr>
@@ -9899,15 +10066,18 @@
         </w:tc>
       </w:tr>
       <w:tr>
-        <w:tc>
-          <w:tcPr>
-            <w:tcW w:type="dxa" w:w="1514"/>
-          </w:tcPr>
-          <w:p>
-            <w:r/>
-            <w:r>
-              <w:rPr>
-                <w:rFonts w:ascii="Arial" w:hAnsi="Arial"/>
+        <w:trPr>
+          <w:cantSplit/>
+        </w:trPr>
+        <w:tc>
+          <w:tcPr>
+            <w:tcW w:type="dxa" w:w="1514"/>
+          </w:tcPr>
+          <w:p>
+            <w:r/>
+            <w:r>
+              <w:rPr>
+                <w:rFonts w:ascii="Verdana" w:hAnsi="Verdana"/>
                 <w:b w:val="0"/>
                 <w:sz w:val="16"/>
               </w:rPr>
@@ -9923,7 +10093,7 @@
             <w:r/>
             <w:r>
               <w:rPr>
-                <w:rFonts w:ascii="Arial" w:hAnsi="Arial"/>
+                <w:rFonts w:ascii="Verdana" w:hAnsi="Verdana"/>
                 <w:b w:val="0"/>
                 <w:sz w:val="16"/>
               </w:rPr>
@@ -9939,7 +10109,7 @@
             <w:r/>
             <w:r>
               <w:rPr>
-                <w:rFonts w:ascii="Arial" w:hAnsi="Arial"/>
+                <w:rFonts w:ascii="Verdana" w:hAnsi="Verdana"/>
                 <w:b w:val="0"/>
                 <w:sz w:val="16"/>
               </w:rPr>
@@ -9955,7 +10125,7 @@
             <w:r/>
             <w:r>
               <w:rPr>
-                <w:rFonts w:ascii="Arial" w:hAnsi="Arial"/>
+                <w:rFonts w:ascii="Verdana" w:hAnsi="Verdana"/>
                 <w:b w:val="0"/>
                 <w:sz w:val="16"/>
               </w:rPr>
@@ -9971,7 +10141,7 @@
             <w:r/>
             <w:r>
               <w:rPr>
-                <w:rFonts w:ascii="Arial" w:hAnsi="Arial"/>
+                <w:rFonts w:ascii="Verdana" w:hAnsi="Verdana"/>
                 <w:b w:val="0"/>
                 <w:sz w:val="16"/>
               </w:rPr>
@@ -9987,7 +10157,7 @@
             <w:r/>
             <w:r>
               <w:rPr>
-                <w:rFonts w:ascii="Arial" w:hAnsi="Arial"/>
+                <w:rFonts w:ascii="Verdana" w:hAnsi="Verdana"/>
                 <w:b w:val="0"/>
                 <w:sz w:val="16"/>
               </w:rPr>
@@ -10003,7 +10173,7 @@
             <w:r/>
             <w:r>
               <w:rPr>
-                <w:rFonts w:ascii="Arial" w:hAnsi="Arial"/>
+                <w:rFonts w:ascii="Verdana" w:hAnsi="Verdana"/>
                 <w:b w:val="0"/>
                 <w:sz w:val="16"/>
               </w:rPr>
@@ -10019,7 +10189,7 @@
             <w:r/>
             <w:r>
               <w:rPr>
-                <w:rFonts w:ascii="Arial" w:hAnsi="Arial"/>
+                <w:rFonts w:ascii="Verdana" w:hAnsi="Verdana"/>
                 <w:b w:val="0"/>
                 <w:sz w:val="16"/>
               </w:rPr>
@@ -10035,7 +10205,7 @@
             <w:r/>
             <w:r>
               <w:rPr>
-                <w:rFonts w:ascii="Arial" w:hAnsi="Arial"/>
+                <w:rFonts w:ascii="Verdana" w:hAnsi="Verdana"/>
                 <w:b w:val="0"/>
                 <w:sz w:val="16"/>
               </w:rPr>
@@ -10051,7 +10221,7 @@
             <w:r/>
             <w:r>
               <w:rPr>
-                <w:rFonts w:ascii="Arial" w:hAnsi="Arial"/>
+                <w:rFonts w:ascii="Verdana" w:hAnsi="Verdana"/>
                 <w:b w:val="0"/>
                 <w:sz w:val="16"/>
               </w:rPr>
@@ -10060,15 +10230,18 @@
         </w:tc>
       </w:tr>
       <w:tr>
-        <w:tc>
-          <w:tcPr>
-            <w:tcW w:type="dxa" w:w="1514"/>
-          </w:tcPr>
-          <w:p>
-            <w:r/>
-            <w:r>
-              <w:rPr>
-                <w:rFonts w:ascii="Arial" w:hAnsi="Arial"/>
+        <w:trPr>
+          <w:cantSplit/>
+        </w:trPr>
+        <w:tc>
+          <w:tcPr>
+            <w:tcW w:type="dxa" w:w="1514"/>
+          </w:tcPr>
+          <w:p>
+            <w:r/>
+            <w:r>
+              <w:rPr>
+                <w:rFonts w:ascii="Verdana" w:hAnsi="Verdana"/>
                 <w:b w:val="0"/>
                 <w:sz w:val="16"/>
               </w:rPr>
@@ -10084,7 +10257,7 @@
             <w:r/>
             <w:r>
               <w:rPr>
-                <w:rFonts w:ascii="Arial" w:hAnsi="Arial"/>
+                <w:rFonts w:ascii="Verdana" w:hAnsi="Verdana"/>
                 <w:b w:val="0"/>
                 <w:sz w:val="16"/>
               </w:rPr>
@@ -10100,7 +10273,7 @@
             <w:r/>
             <w:r>
               <w:rPr>
-                <w:rFonts w:ascii="Arial" w:hAnsi="Arial"/>
+                <w:rFonts w:ascii="Verdana" w:hAnsi="Verdana"/>
                 <w:b w:val="0"/>
                 <w:sz w:val="16"/>
               </w:rPr>
@@ -10116,7 +10289,7 @@
             <w:r/>
             <w:r>
               <w:rPr>
-                <w:rFonts w:ascii="Arial" w:hAnsi="Arial"/>
+                <w:rFonts w:ascii="Verdana" w:hAnsi="Verdana"/>
                 <w:b w:val="0"/>
                 <w:sz w:val="16"/>
               </w:rPr>
@@ -10132,7 +10305,7 @@
             <w:r/>
             <w:r>
               <w:rPr>
-                <w:rFonts w:ascii="Arial" w:hAnsi="Arial"/>
+                <w:rFonts w:ascii="Verdana" w:hAnsi="Verdana"/>
                 <w:b w:val="0"/>
                 <w:sz w:val="16"/>
               </w:rPr>
@@ -10148,7 +10321,7 @@
             <w:r/>
             <w:r>
               <w:rPr>
-                <w:rFonts w:ascii="Arial" w:hAnsi="Arial"/>
+                <w:rFonts w:ascii="Verdana" w:hAnsi="Verdana"/>
                 <w:b w:val="0"/>
                 <w:sz w:val="16"/>
               </w:rPr>
@@ -10164,7 +10337,7 @@
             <w:r/>
             <w:r>
               <w:rPr>
-                <w:rFonts w:ascii="Arial" w:hAnsi="Arial"/>
+                <w:rFonts w:ascii="Verdana" w:hAnsi="Verdana"/>
                 <w:b w:val="0"/>
                 <w:sz w:val="16"/>
               </w:rPr>
@@ -10180,7 +10353,7 @@
             <w:r/>
             <w:r>
               <w:rPr>
-                <w:rFonts w:ascii="Arial" w:hAnsi="Arial"/>
+                <w:rFonts w:ascii="Verdana" w:hAnsi="Verdana"/>
                 <w:b w:val="0"/>
                 <w:sz w:val="16"/>
               </w:rPr>
@@ -10196,7 +10369,7 @@
             <w:r/>
             <w:r>
               <w:rPr>
-                <w:rFonts w:ascii="Arial" w:hAnsi="Arial"/>
+                <w:rFonts w:ascii="Verdana" w:hAnsi="Verdana"/>
                 <w:b w:val="0"/>
                 <w:sz w:val="16"/>
               </w:rPr>
@@ -10212,7 +10385,7 @@
             <w:r/>
             <w:r>
               <w:rPr>
-                <w:rFonts w:ascii="Arial" w:hAnsi="Arial"/>
+                <w:rFonts w:ascii="Verdana" w:hAnsi="Verdana"/>
                 <w:b w:val="0"/>
                 <w:sz w:val="16"/>
               </w:rPr>
@@ -10221,15 +10394,18 @@
         </w:tc>
       </w:tr>
       <w:tr>
-        <w:tc>
-          <w:tcPr>
-            <w:tcW w:type="dxa" w:w="1514"/>
-          </w:tcPr>
-          <w:p>
-            <w:r/>
-            <w:r>
-              <w:rPr>
-                <w:rFonts w:ascii="Arial" w:hAnsi="Arial"/>
+        <w:trPr>
+          <w:cantSplit/>
+        </w:trPr>
+        <w:tc>
+          <w:tcPr>
+            <w:tcW w:type="dxa" w:w="1514"/>
+          </w:tcPr>
+          <w:p>
+            <w:r/>
+            <w:r>
+              <w:rPr>
+                <w:rFonts w:ascii="Verdana" w:hAnsi="Verdana"/>
                 <w:b w:val="0"/>
                 <w:sz w:val="16"/>
               </w:rPr>
@@ -10245,7 +10421,7 @@
             <w:r/>
             <w:r>
               <w:rPr>
-                <w:rFonts w:ascii="Arial" w:hAnsi="Arial"/>
+                <w:rFonts w:ascii="Verdana" w:hAnsi="Verdana"/>
                 <w:b w:val="0"/>
                 <w:sz w:val="16"/>
               </w:rPr>
@@ -10261,7 +10437,7 @@
             <w:r/>
             <w:r>
               <w:rPr>
-                <w:rFonts w:ascii="Arial" w:hAnsi="Arial"/>
+                <w:rFonts w:ascii="Verdana" w:hAnsi="Verdana"/>
                 <w:b w:val="0"/>
                 <w:sz w:val="16"/>
               </w:rPr>
@@ -10277,7 +10453,7 @@
             <w:r/>
             <w:r>
               <w:rPr>
-                <w:rFonts w:ascii="Arial" w:hAnsi="Arial"/>
+                <w:rFonts w:ascii="Verdana" w:hAnsi="Verdana"/>
                 <w:b w:val="0"/>
                 <w:sz w:val="16"/>
               </w:rPr>
@@ -10293,7 +10469,7 @@
             <w:r/>
             <w:r>
               <w:rPr>
-                <w:rFonts w:ascii="Arial" w:hAnsi="Arial"/>
+                <w:rFonts w:ascii="Verdana" w:hAnsi="Verdana"/>
                 <w:b w:val="0"/>
                 <w:sz w:val="16"/>
               </w:rPr>
@@ -10309,7 +10485,7 @@
             <w:r/>
             <w:r>
               <w:rPr>
-                <w:rFonts w:ascii="Arial" w:hAnsi="Arial"/>
+                <w:rFonts w:ascii="Verdana" w:hAnsi="Verdana"/>
                 <w:b w:val="0"/>
                 <w:sz w:val="16"/>
               </w:rPr>
@@ -10325,7 +10501,7 @@
             <w:r/>
             <w:r>
               <w:rPr>
-                <w:rFonts w:ascii="Arial" w:hAnsi="Arial"/>
+                <w:rFonts w:ascii="Verdana" w:hAnsi="Verdana"/>
                 <w:b w:val="0"/>
                 <w:sz w:val="16"/>
               </w:rPr>
@@ -10341,7 +10517,7 @@
             <w:r/>
             <w:r>
               <w:rPr>
-                <w:rFonts w:ascii="Arial" w:hAnsi="Arial"/>
+                <w:rFonts w:ascii="Verdana" w:hAnsi="Verdana"/>
                 <w:b w:val="0"/>
                 <w:sz w:val="16"/>
               </w:rPr>
@@ -10357,7 +10533,7 @@
             <w:r/>
             <w:r>
               <w:rPr>
-                <w:rFonts w:ascii="Arial" w:hAnsi="Arial"/>
+                <w:rFonts w:ascii="Verdana" w:hAnsi="Verdana"/>
                 <w:b w:val="0"/>
                 <w:sz w:val="16"/>
               </w:rPr>
@@ -10373,7 +10549,7 @@
             <w:r/>
             <w:r>
               <w:rPr>
-                <w:rFonts w:ascii="Arial" w:hAnsi="Arial"/>
+                <w:rFonts w:ascii="Verdana" w:hAnsi="Verdana"/>
                 <w:b w:val="0"/>
                 <w:sz w:val="16"/>
               </w:rPr>
@@ -10382,15 +10558,18 @@
         </w:tc>
       </w:tr>
       <w:tr>
-        <w:tc>
-          <w:tcPr>
-            <w:tcW w:type="dxa" w:w="1514"/>
-          </w:tcPr>
-          <w:p>
-            <w:r/>
-            <w:r>
-              <w:rPr>
-                <w:rFonts w:ascii="Arial" w:hAnsi="Arial"/>
+        <w:trPr>
+          <w:cantSplit/>
+        </w:trPr>
+        <w:tc>
+          <w:tcPr>
+            <w:tcW w:type="dxa" w:w="1514"/>
+          </w:tcPr>
+          <w:p>
+            <w:r/>
+            <w:r>
+              <w:rPr>
+                <w:rFonts w:ascii="Verdana" w:hAnsi="Verdana"/>
                 <w:b w:val="0"/>
                 <w:sz w:val="16"/>
               </w:rPr>
@@ -10406,7 +10585,7 @@
             <w:r/>
             <w:r>
               <w:rPr>
-                <w:rFonts w:ascii="Arial" w:hAnsi="Arial"/>
+                <w:rFonts w:ascii="Verdana" w:hAnsi="Verdana"/>
                 <w:b w:val="0"/>
                 <w:sz w:val="16"/>
               </w:rPr>
@@ -10422,7 +10601,7 @@
             <w:r/>
             <w:r>
               <w:rPr>
-                <w:rFonts w:ascii="Arial" w:hAnsi="Arial"/>
+                <w:rFonts w:ascii="Verdana" w:hAnsi="Verdana"/>
                 <w:b w:val="0"/>
                 <w:sz w:val="16"/>
               </w:rPr>
@@ -10438,7 +10617,7 @@
             <w:r/>
             <w:r>
               <w:rPr>
-                <w:rFonts w:ascii="Arial" w:hAnsi="Arial"/>
+                <w:rFonts w:ascii="Verdana" w:hAnsi="Verdana"/>
                 <w:b w:val="0"/>
                 <w:sz w:val="16"/>
               </w:rPr>
@@ -10454,7 +10633,7 @@
             <w:r/>
             <w:r>
               <w:rPr>
-                <w:rFonts w:ascii="Arial" w:hAnsi="Arial"/>
+                <w:rFonts w:ascii="Verdana" w:hAnsi="Verdana"/>
                 <w:b w:val="0"/>
                 <w:sz w:val="16"/>
               </w:rPr>
@@ -10470,7 +10649,7 @@
             <w:r/>
             <w:r>
               <w:rPr>
-                <w:rFonts w:ascii="Arial" w:hAnsi="Arial"/>
+                <w:rFonts w:ascii="Verdana" w:hAnsi="Verdana"/>
                 <w:b w:val="0"/>
                 <w:sz w:val="16"/>
               </w:rPr>
@@ -10486,7 +10665,7 @@
             <w:r/>
             <w:r>
               <w:rPr>
-                <w:rFonts w:ascii="Arial" w:hAnsi="Arial"/>
+                <w:rFonts w:ascii="Verdana" w:hAnsi="Verdana"/>
                 <w:b w:val="0"/>
                 <w:sz w:val="16"/>
               </w:rPr>
@@ -10502,7 +10681,7 @@
             <w:r/>
             <w:r>
               <w:rPr>
-                <w:rFonts w:ascii="Arial" w:hAnsi="Arial"/>
+                <w:rFonts w:ascii="Verdana" w:hAnsi="Verdana"/>
                 <w:b w:val="0"/>
                 <w:sz w:val="16"/>
               </w:rPr>
@@ -10518,7 +10697,7 @@
             <w:r/>
             <w:r>
               <w:rPr>
-                <w:rFonts w:ascii="Arial" w:hAnsi="Arial"/>
+                <w:rFonts w:ascii="Verdana" w:hAnsi="Verdana"/>
                 <w:b w:val="0"/>
                 <w:sz w:val="16"/>
               </w:rPr>
@@ -10534,7 +10713,7 @@
             <w:r/>
             <w:r>
               <w:rPr>
-                <w:rFonts w:ascii="Arial" w:hAnsi="Arial"/>
+                <w:rFonts w:ascii="Verdana" w:hAnsi="Verdana"/>
                 <w:b w:val="0"/>
                 <w:sz w:val="16"/>
               </w:rPr>
@@ -10543,15 +10722,18 @@
         </w:tc>
       </w:tr>
       <w:tr>
-        <w:tc>
-          <w:tcPr>
-            <w:tcW w:type="dxa" w:w="1514"/>
-          </w:tcPr>
-          <w:p>
-            <w:r/>
-            <w:r>
-              <w:rPr>
-                <w:rFonts w:ascii="Arial" w:hAnsi="Arial"/>
+        <w:trPr>
+          <w:cantSplit/>
+        </w:trPr>
+        <w:tc>
+          <w:tcPr>
+            <w:tcW w:type="dxa" w:w="1514"/>
+          </w:tcPr>
+          <w:p>
+            <w:r/>
+            <w:r>
+              <w:rPr>
+                <w:rFonts w:ascii="Verdana" w:hAnsi="Verdana"/>
                 <w:b w:val="0"/>
                 <w:sz w:val="16"/>
               </w:rPr>
@@ -10567,7 +10749,7 @@
             <w:r/>
             <w:r>
               <w:rPr>
-                <w:rFonts w:ascii="Arial" w:hAnsi="Arial"/>
+                <w:rFonts w:ascii="Verdana" w:hAnsi="Verdana"/>
                 <w:b w:val="0"/>
                 <w:sz w:val="16"/>
               </w:rPr>
@@ -10583,7 +10765,7 @@
             <w:r/>
             <w:r>
               <w:rPr>
-                <w:rFonts w:ascii="Arial" w:hAnsi="Arial"/>
+                <w:rFonts w:ascii="Verdana" w:hAnsi="Verdana"/>
                 <w:b w:val="0"/>
                 <w:sz w:val="16"/>
               </w:rPr>
@@ -10599,7 +10781,7 @@
             <w:r/>
             <w:r>
               <w:rPr>
-                <w:rFonts w:ascii="Arial" w:hAnsi="Arial"/>
+                <w:rFonts w:ascii="Verdana" w:hAnsi="Verdana"/>
                 <w:b w:val="0"/>
                 <w:sz w:val="16"/>
               </w:rPr>
@@ -10615,7 +10797,7 @@
             <w:r/>
             <w:r>
               <w:rPr>
-                <w:rFonts w:ascii="Arial" w:hAnsi="Arial"/>
+                <w:rFonts w:ascii="Verdana" w:hAnsi="Verdana"/>
                 <w:b w:val="0"/>
                 <w:sz w:val="16"/>
               </w:rPr>
@@ -10631,7 +10813,7 @@
             <w:r/>
             <w:r>
               <w:rPr>
-                <w:rFonts w:ascii="Arial" w:hAnsi="Arial"/>
+                <w:rFonts w:ascii="Verdana" w:hAnsi="Verdana"/>
                 <w:b w:val="0"/>
                 <w:sz w:val="16"/>
               </w:rPr>
@@ -10647,7 +10829,7 @@
             <w:r/>
             <w:r>
               <w:rPr>
-                <w:rFonts w:ascii="Arial" w:hAnsi="Arial"/>
+                <w:rFonts w:ascii="Verdana" w:hAnsi="Verdana"/>
                 <w:b w:val="0"/>
                 <w:sz w:val="16"/>
               </w:rPr>
@@ -10663,7 +10845,7 @@
             <w:r/>
             <w:r>
               <w:rPr>
-                <w:rFonts w:ascii="Arial" w:hAnsi="Arial"/>
+                <w:rFonts w:ascii="Verdana" w:hAnsi="Verdana"/>
                 <w:b w:val="0"/>
                 <w:sz w:val="16"/>
               </w:rPr>
@@ -10679,7 +10861,7 @@
             <w:r/>
             <w:r>
               <w:rPr>
-                <w:rFonts w:ascii="Arial" w:hAnsi="Arial"/>
+                <w:rFonts w:ascii="Verdana" w:hAnsi="Verdana"/>
                 <w:b w:val="0"/>
                 <w:sz w:val="16"/>
               </w:rPr>
@@ -10695,7 +10877,7 @@
             <w:r/>
             <w:r>
               <w:rPr>
-                <w:rFonts w:ascii="Arial" w:hAnsi="Arial"/>
+                <w:rFonts w:ascii="Verdana" w:hAnsi="Verdana"/>
                 <w:b w:val="0"/>
                 <w:sz w:val="16"/>
               </w:rPr>

--- a/docx/ru/BUFRCREX_TableB_ru_33.docx
+++ b/docx/ru/BUFRCREX_TableB_ru_33.docx
@@ -239,7 +239,7 @@
                 <w:b w:val="0"/>
                 <w:sz w:val="16"/>
               </w:rPr>
-              <w:t>033002</w:t>
+              <w:t>0 33 002</w:t>
             </w:r>
           </w:p>
         </w:tc>
@@ -403,7 +403,7 @@
                 <w:b w:val="0"/>
                 <w:sz w:val="16"/>
               </w:rPr>
-              <w:t>033003</w:t>
+              <w:t>0 33 003</w:t>
             </w:r>
           </w:p>
         </w:tc>
@@ -567,7 +567,7 @@
                 <w:b w:val="0"/>
                 <w:sz w:val="16"/>
               </w:rPr>
-              <w:t>033005</w:t>
+              <w:t>0 33 005</w:t>
             </w:r>
           </w:p>
         </w:tc>
@@ -731,7 +731,7 @@
                 <w:b w:val="0"/>
                 <w:sz w:val="16"/>
               </w:rPr>
-              <w:t>033006</w:t>
+              <w:t>0 33 006</w:t>
             </w:r>
           </w:p>
         </w:tc>
@@ -895,7 +895,7 @@
                 <w:b w:val="0"/>
                 <w:sz w:val="16"/>
               </w:rPr>
-              <w:t>033007</w:t>
+              <w:t>0 33 007</w:t>
             </w:r>
           </w:p>
         </w:tc>
@@ -1059,7 +1059,7 @@
                 <w:b w:val="0"/>
                 <w:sz w:val="16"/>
               </w:rPr>
-              <w:t>033015</w:t>
+              <w:t>0 33 015</w:t>
             </w:r>
           </w:p>
         </w:tc>
@@ -1223,7 +1223,7 @@
                 <w:b w:val="0"/>
                 <w:sz w:val="16"/>
               </w:rPr>
-              <w:t>033020</w:t>
+              <w:t>0 33 020</w:t>
             </w:r>
           </w:p>
         </w:tc>
@@ -1387,7 +1387,7 @@
                 <w:b w:val="0"/>
                 <w:sz w:val="16"/>
               </w:rPr>
-              <w:t>033021</w:t>
+              <w:t>0 33 021</w:t>
             </w:r>
           </w:p>
         </w:tc>
@@ -1551,7 +1551,7 @@
                 <w:b w:val="0"/>
                 <w:sz w:val="16"/>
               </w:rPr>
-              <w:t>033022</w:t>
+              <w:t>0 33 022</w:t>
             </w:r>
           </w:p>
         </w:tc>
@@ -1715,7 +1715,7 @@
                 <w:b w:val="0"/>
                 <w:sz w:val="16"/>
               </w:rPr>
-              <w:t>033023</w:t>
+              <w:t>0 33 023</w:t>
             </w:r>
           </w:p>
         </w:tc>
@@ -1879,7 +1879,7 @@
                 <w:b w:val="0"/>
                 <w:sz w:val="16"/>
               </w:rPr>
-              <w:t>033024</w:t>
+              <w:t>0 33 024</w:t>
             </w:r>
           </w:p>
         </w:tc>
@@ -2043,7 +2043,7 @@
                 <w:b w:val="0"/>
                 <w:sz w:val="16"/>
               </w:rPr>
-              <w:t>033025</w:t>
+              <w:t>0 33 025</w:t>
             </w:r>
           </w:p>
         </w:tc>
@@ -2207,7 +2207,7 @@
                 <w:b w:val="0"/>
                 <w:sz w:val="16"/>
               </w:rPr>
-              <w:t>033026</w:t>
+              <w:t>0 33 026</w:t>
             </w:r>
           </w:p>
         </w:tc>
@@ -2371,7 +2371,7 @@
                 <w:b w:val="0"/>
                 <w:sz w:val="16"/>
               </w:rPr>
-              <w:t>033027</w:t>
+              <w:t>0 33 027</w:t>
             </w:r>
           </w:p>
         </w:tc>
@@ -2535,7 +2535,7 @@
                 <w:b w:val="0"/>
                 <w:sz w:val="16"/>
               </w:rPr>
-              <w:t>033028</w:t>
+              <w:t>0 33 028</w:t>
             </w:r>
           </w:p>
         </w:tc>
@@ -2699,7 +2699,7 @@
                 <w:b w:val="0"/>
                 <w:sz w:val="16"/>
               </w:rPr>
-              <w:t>033030</w:t>
+              <w:t>0 33 030</w:t>
             </w:r>
           </w:p>
         </w:tc>
@@ -2863,7 +2863,7 @@
                 <w:b w:val="0"/>
                 <w:sz w:val="16"/>
               </w:rPr>
-              <w:t>033031</w:t>
+              <w:t>0 33 031</w:t>
             </w:r>
           </w:p>
         </w:tc>
@@ -3027,7 +3027,7 @@
                 <w:b w:val="0"/>
                 <w:sz w:val="16"/>
               </w:rPr>
-              <w:t>033032</w:t>
+              <w:t>0 33 032</w:t>
             </w:r>
           </w:p>
         </w:tc>
@@ -3191,7 +3191,7 @@
                 <w:b w:val="0"/>
                 <w:sz w:val="16"/>
               </w:rPr>
-              <w:t>033033</w:t>
+              <w:t>0 33 033</w:t>
             </w:r>
           </w:p>
         </w:tc>
@@ -3355,7 +3355,7 @@
                 <w:b w:val="0"/>
                 <w:sz w:val="16"/>
               </w:rPr>
-              <w:t>033035</w:t>
+              <w:t>0 33 035</w:t>
             </w:r>
           </w:p>
         </w:tc>
@@ -3519,7 +3519,7 @@
                 <w:b w:val="0"/>
                 <w:sz w:val="16"/>
               </w:rPr>
-              <w:t>033036</w:t>
+              <w:t>0 33 036</w:t>
             </w:r>
           </w:p>
         </w:tc>
@@ -3683,7 +3683,7 @@
                 <w:b w:val="0"/>
                 <w:sz w:val="16"/>
               </w:rPr>
-              <w:t>033037</w:t>
+              <w:t>0 33 037</w:t>
             </w:r>
           </w:p>
         </w:tc>
@@ -3847,7 +3847,7 @@
                 <w:b w:val="0"/>
                 <w:sz w:val="16"/>
               </w:rPr>
-              <w:t>033038</w:t>
+              <w:t>0 33 038</w:t>
             </w:r>
           </w:p>
         </w:tc>
@@ -4011,7 +4011,7 @@
                 <w:b w:val="0"/>
                 <w:sz w:val="16"/>
               </w:rPr>
-              <w:t>033039</w:t>
+              <w:t>0 33 039</w:t>
             </w:r>
           </w:p>
         </w:tc>
@@ -4175,7 +4175,7 @@
                 <w:b w:val="0"/>
                 <w:sz w:val="16"/>
               </w:rPr>
-              <w:t>033040</w:t>
+              <w:t>0 33 040</w:t>
             </w:r>
           </w:p>
         </w:tc>
@@ -4339,7 +4339,7 @@
                 <w:b w:val="0"/>
                 <w:sz w:val="16"/>
               </w:rPr>
-              <w:t>033041</w:t>
+              <w:t>0 33 041</w:t>
             </w:r>
           </w:p>
         </w:tc>
@@ -4503,7 +4503,7 @@
                 <w:b w:val="0"/>
                 <w:sz w:val="16"/>
               </w:rPr>
-              <w:t>033042</w:t>
+              <w:t>0 33 042</w:t>
             </w:r>
           </w:p>
         </w:tc>
@@ -4667,7 +4667,7 @@
                 <w:b w:val="0"/>
                 <w:sz w:val="16"/>
               </w:rPr>
-              <w:t>033043</w:t>
+              <w:t>0 33 043</w:t>
             </w:r>
           </w:p>
         </w:tc>
@@ -4831,7 +4831,7 @@
                 <w:b w:val="0"/>
                 <w:sz w:val="16"/>
               </w:rPr>
-              <w:t>033044</w:t>
+              <w:t>0 33 044</w:t>
             </w:r>
           </w:p>
         </w:tc>
@@ -4995,7 +4995,7 @@
                 <w:b w:val="0"/>
                 <w:sz w:val="16"/>
               </w:rPr>
-              <w:t>033045</w:t>
+              <w:t>0 33 045</w:t>
             </w:r>
           </w:p>
         </w:tc>
@@ -5160,7 +5160,7 @@
                 <w:b w:val="0"/>
                 <w:sz w:val="16"/>
               </w:rPr>
-              <w:t>033046</w:t>
+              <w:t>0 33 046</w:t>
             </w:r>
           </w:p>
         </w:tc>
@@ -5325,7 +5325,7 @@
                 <w:b w:val="0"/>
                 <w:sz w:val="16"/>
               </w:rPr>
-              <w:t>033047</w:t>
+              <w:t>0 33 047</w:t>
             </w:r>
           </w:p>
         </w:tc>
@@ -5489,7 +5489,7 @@
                 <w:b w:val="0"/>
                 <w:sz w:val="16"/>
               </w:rPr>
-              <w:t>033048</w:t>
+              <w:t>0 33 048</w:t>
             </w:r>
           </w:p>
         </w:tc>
@@ -5653,7 +5653,7 @@
                 <w:b w:val="0"/>
                 <w:sz w:val="16"/>
               </w:rPr>
-              <w:t>033049</w:t>
+              <w:t>0 33 049</w:t>
             </w:r>
           </w:p>
         </w:tc>
@@ -5817,7 +5817,7 @@
                 <w:b w:val="0"/>
                 <w:sz w:val="16"/>
               </w:rPr>
-              <w:t>033050</w:t>
+              <w:t>0 33 050</w:t>
             </w:r>
           </w:p>
         </w:tc>
@@ -5981,7 +5981,7 @@
                 <w:b w:val="0"/>
                 <w:sz w:val="16"/>
               </w:rPr>
-              <w:t>033052</w:t>
+              <w:t>0 33 052</w:t>
             </w:r>
           </w:p>
         </w:tc>
@@ -6145,7 +6145,7 @@
                 <w:b w:val="0"/>
                 <w:sz w:val="16"/>
               </w:rPr>
-              <w:t>033053</w:t>
+              <w:t>0 33 053</w:t>
             </w:r>
           </w:p>
         </w:tc>
@@ -6309,7 +6309,7 @@
                 <w:b w:val="0"/>
                 <w:sz w:val="16"/>
               </w:rPr>
-              <w:t>033060</w:t>
+              <w:t>0 33 060</w:t>
             </w:r>
           </w:p>
         </w:tc>
@@ -6473,7 +6473,7 @@
                 <w:b w:val="0"/>
                 <w:sz w:val="16"/>
               </w:rPr>
-              <w:t>033061</w:t>
+              <w:t>0 33 061</w:t>
             </w:r>
           </w:p>
         </w:tc>
@@ -6637,7 +6637,7 @@
                 <w:b w:val="0"/>
                 <w:sz w:val="16"/>
               </w:rPr>
-              <w:t>033062</w:t>
+              <w:t>0 33 062</w:t>
             </w:r>
           </w:p>
         </w:tc>
@@ -6801,7 +6801,7 @@
                 <w:b w:val="0"/>
                 <w:sz w:val="16"/>
               </w:rPr>
-              <w:t>033063</w:t>
+              <w:t>0 33 063</w:t>
             </w:r>
           </w:p>
         </w:tc>
@@ -6965,7 +6965,7 @@
                 <w:b w:val="0"/>
                 <w:sz w:val="16"/>
               </w:rPr>
-              <w:t>033064</w:t>
+              <w:t>0 33 064</w:t>
             </w:r>
           </w:p>
         </w:tc>
@@ -7129,7 +7129,7 @@
                 <w:b w:val="0"/>
                 <w:sz w:val="16"/>
               </w:rPr>
-              <w:t>033065</w:t>
+              <w:t>0 33 065</w:t>
             </w:r>
           </w:p>
         </w:tc>
@@ -7293,7 +7293,7 @@
                 <w:b w:val="0"/>
                 <w:sz w:val="16"/>
               </w:rPr>
-              <w:t>033066</w:t>
+              <w:t>0 33 066</w:t>
             </w:r>
           </w:p>
         </w:tc>
@@ -7457,7 +7457,7 @@
                 <w:b w:val="0"/>
                 <w:sz w:val="16"/>
               </w:rPr>
-              <w:t>033070</w:t>
+              <w:t>0 33 070</w:t>
             </w:r>
           </w:p>
         </w:tc>
@@ -7621,7 +7621,7 @@
                 <w:b w:val="0"/>
                 <w:sz w:val="16"/>
               </w:rPr>
-              <w:t>033071</w:t>
+              <w:t>0 33 071</w:t>
             </w:r>
           </w:p>
         </w:tc>
@@ -7785,7 +7785,7 @@
                 <w:b w:val="0"/>
                 <w:sz w:val="16"/>
               </w:rPr>
-              <w:t>033072</w:t>
+              <w:t>0 33 072</w:t>
             </w:r>
           </w:p>
         </w:tc>
@@ -7949,7 +7949,7 @@
                 <w:b w:val="0"/>
                 <w:sz w:val="16"/>
               </w:rPr>
-              <w:t>033075</w:t>
+              <w:t>0 33 075</w:t>
             </w:r>
           </w:p>
         </w:tc>
@@ -8113,7 +8113,7 @@
                 <w:b w:val="0"/>
                 <w:sz w:val="16"/>
               </w:rPr>
-              <w:t>033076</w:t>
+              <w:t>0 33 076</w:t>
             </w:r>
           </w:p>
         </w:tc>
@@ -8277,7 +8277,7 @@
                 <w:b w:val="0"/>
                 <w:sz w:val="16"/>
               </w:rPr>
-              <w:t>033077</w:t>
+              <w:t>0 33 077</w:t>
             </w:r>
           </w:p>
         </w:tc>
@@ -8441,7 +8441,7 @@
                 <w:b w:val="0"/>
                 <w:sz w:val="16"/>
               </w:rPr>
-              <w:t>033078</w:t>
+              <w:t>0 33 078</w:t>
             </w:r>
           </w:p>
         </w:tc>
@@ -8605,7 +8605,7 @@
                 <w:b w:val="0"/>
                 <w:sz w:val="16"/>
               </w:rPr>
-              <w:t>033079</w:t>
+              <w:t>0 33 079</w:t>
             </w:r>
           </w:p>
         </w:tc>
@@ -8769,7 +8769,7 @@
                 <w:b w:val="0"/>
                 <w:sz w:val="16"/>
               </w:rPr>
-              <w:t>033080</w:t>
+              <w:t>0 33 080</w:t>
             </w:r>
           </w:p>
         </w:tc>
@@ -8933,7 +8933,7 @@
                 <w:b w:val="0"/>
                 <w:sz w:val="16"/>
               </w:rPr>
-              <w:t>033081</w:t>
+              <w:t>0 33 081</w:t>
             </w:r>
           </w:p>
         </w:tc>
@@ -9097,7 +9097,7 @@
                 <w:b w:val="0"/>
                 <w:sz w:val="16"/>
               </w:rPr>
-              <w:t>033082</w:t>
+              <w:t>0 33 082</w:t>
             </w:r>
           </w:p>
         </w:tc>
@@ -9261,7 +9261,7 @@
                 <w:b w:val="0"/>
                 <w:sz w:val="16"/>
               </w:rPr>
-              <w:t>033083</w:t>
+              <w:t>0 33 083</w:t>
             </w:r>
           </w:p>
         </w:tc>
@@ -9425,7 +9425,7 @@
                 <w:b w:val="0"/>
                 <w:sz w:val="16"/>
               </w:rPr>
-              <w:t>033084</w:t>
+              <w:t>0 33 084</w:t>
             </w:r>
           </w:p>
         </w:tc>
@@ -9589,7 +9589,7 @@
                 <w:b w:val="0"/>
                 <w:sz w:val="16"/>
               </w:rPr>
-              <w:t>033085</w:t>
+              <w:t>0 33 085</w:t>
             </w:r>
           </w:p>
         </w:tc>
@@ -9753,7 +9753,7 @@
                 <w:b w:val="0"/>
                 <w:sz w:val="16"/>
               </w:rPr>
-              <w:t>033086</w:t>
+              <w:t>0 33 086</w:t>
             </w:r>
           </w:p>
         </w:tc>
@@ -9917,7 +9917,7 @@
                 <w:b w:val="0"/>
                 <w:sz w:val="16"/>
               </w:rPr>
-              <w:t>033087</w:t>
+              <w:t>0 33 087</w:t>
             </w:r>
           </w:p>
         </w:tc>
@@ -10081,7 +10081,7 @@
                 <w:b w:val="0"/>
                 <w:sz w:val="16"/>
               </w:rPr>
-              <w:t>033088</w:t>
+              <w:t>0 33 088</w:t>
             </w:r>
           </w:p>
         </w:tc>
@@ -10245,7 +10245,7 @@
                 <w:b w:val="0"/>
                 <w:sz w:val="16"/>
               </w:rPr>
-              <w:t>033089</w:t>
+              <w:t>0 33 089</w:t>
             </w:r>
           </w:p>
         </w:tc>
@@ -10409,7 +10409,7 @@
                 <w:b w:val="0"/>
                 <w:sz w:val="16"/>
               </w:rPr>
-              <w:t>033090</w:t>
+              <w:t>0 33 090</w:t>
             </w:r>
           </w:p>
         </w:tc>
@@ -10573,7 +10573,7 @@
                 <w:b w:val="0"/>
                 <w:sz w:val="16"/>
               </w:rPr>
-              <w:t>033091</w:t>
+              <w:t>0 33 091</w:t>
             </w:r>
           </w:p>
         </w:tc>
@@ -10737,7 +10737,7 @@
                 <w:b w:val="0"/>
                 <w:sz w:val="16"/>
               </w:rPr>
-              <w:t>033092</w:t>
+              <w:t>0 33 092</w:t>
             </w:r>
           </w:p>
         </w:tc>

--- a/docx/ru/BUFRCREX_TableB_ru_33.docx
+++ b/docx/ru/BUFRCREX_TableB_ru_33.docx
@@ -12,7 +12,367 @@
           <w:b/>
           <w:sz w:val="22"/>
         </w:rPr>
-        <w:t>Класс 33: Информация о качестве в BUFR/CREX</w:t>
+        <w:t>Класс 33: Информация о качестве</w:t>
+      </w:r>
+    </w:p>
+    <w:p>
+      <w:r>
+        <w:rPr>
+          <w:rFonts w:ascii="Verdana" w:hAnsi="Verdana"/>
+          <w:i/>
+          <w:sz w:val="14"/>
+        </w:rPr>
+        <w:t>Note 23: Значение осадков –0,1 кг·м-2 до масштабирования (–1 после масштабирования или в коде CREX) должно указывать на «следы» осадков (не поддающиеся измерению, менее 0,05 кг·м-2).</w:t>
+      </w:r>
+    </w:p>
+    <w:p>
+      <w:r>
+        <w:rPr>
+          <w:rFonts w:ascii="Verdana" w:hAnsi="Verdana"/>
+          <w:i/>
+          <w:sz w:val="14"/>
+        </w:rPr>
+        <w:t>Note 25: Ранее определенное значение может быть отменено путем передачи «отсутствующего значения» из соответствующей кодовой таблицы или таблицы флагов.</w:t>
+      </w:r>
+    </w:p>
+    <w:p>
+      <w:r>
+        <w:rPr>
+          <w:rFonts w:ascii="Verdana" w:hAnsi="Verdana"/>
+          <w:i/>
+          <w:sz w:val="14"/>
+        </w:rPr>
+        <w:t>Note 27: Все время дается во Всемирном скоординированном времени (ВСВ), если не предусмотрено иного.</w:t>
+      </w:r>
+    </w:p>
+    <w:p>
+      <w:r>
+        <w:rPr>
+          <w:rFonts w:ascii="Verdana" w:hAnsi="Verdana"/>
+          <w:i/>
+          <w:sz w:val="14"/>
+        </w:rPr>
+        <w:t>Note 32: Пеленг или азимут следует использовать только для установленного местоположения и не должен переопределять это местоположение.</w:t>
+      </w:r>
+    </w:p>
+    <w:p>
+      <w:r>
+        <w:rPr>
+          <w:rFonts w:ascii="Verdana" w:hAnsi="Verdana"/>
+          <w:i/>
+          <w:sz w:val="14"/>
+        </w:rPr>
+        <w:t>Note 62: Расстояние следует использовать только для установленного местоположения, а также пеленга, азимута или превышения; оно не должно переопределять это местоположение.</w:t>
+      </w:r>
+    </w:p>
+    <w:p>
+      <w:r>
+        <w:rPr>
+          <w:rFonts w:ascii="Verdana" w:hAnsi="Verdana"/>
+          <w:i/>
+          <w:sz w:val="14"/>
+        </w:rPr>
+        <w:t>Note 63: Приходящей радиации следует присваивать положительные значения.</w:t>
+      </w:r>
+    </w:p>
+    <w:p>
+      <w:r>
+        <w:rPr>
+          <w:rFonts w:ascii="Verdana" w:hAnsi="Verdana"/>
+          <w:i/>
+          <w:sz w:val="14"/>
+        </w:rPr>
+        <w:t>Note 64: Для компонент w, направленных вниз, следует выделять положительные значения с единицами измерения в Па·с-1.</w:t>
+      </w:r>
+    </w:p>
+    <w:p>
+      <w:r>
+        <w:rPr>
+          <w:rFonts w:ascii="Verdana" w:hAnsi="Verdana"/>
+          <w:i/>
+          <w:sz w:val="14"/>
+        </w:rPr>
+        <w:t>Note 66: Увеличение широты с востока на запад следует выражать отрицательным значением.</w:t>
+      </w:r>
+    </w:p>
+    <w:p>
+      <w:r>
+        <w:rPr>
+          <w:rFonts w:ascii="Verdana" w:hAnsi="Verdana"/>
+          <w:i/>
+          <w:sz w:val="14"/>
+        </w:rPr>
+        <w:t>Note 75: Для дескрипторов кода CREX F = B, а не 0.</w:t>
+      </w:r>
+    </w:p>
+    <w:p>
+      <w:r>
+        <w:rPr>
+          <w:rFonts w:ascii="Verdana" w:hAnsi="Verdana"/>
+          <w:i/>
+          <w:sz w:val="14"/>
+        </w:rPr>
+        <w:t>Note 92: Для однозначного различения случаев отсутствия данных и насыщенных пикселей, n-битовые данные об изображении следует кодировать, используя длину данных n+1. Когда такого дескриптора еще нет в классе 30, дескриптор оператора 2 01 YYY следует использовать для изменения длины данных существующей позиции, по мере необходимости.</w:t>
+      </w:r>
+    </w:p>
+    <w:p>
+      <w:r>
+        <w:rPr>
+          <w:rFonts w:ascii="Verdana" w:hAnsi="Verdana"/>
+          <w:i/>
+          <w:sz w:val="14"/>
+        </w:rPr>
+        <w:t>Note 105: Негативные временные периоды или отклонения следует использовать для указания временных периодов или отклонений, предшествующих определенному текущему времени.</w:t>
+      </w:r>
+    </w:p>
+    <w:p>
+      <w:r>
+        <w:rPr>
+          <w:rFonts w:ascii="Verdana" w:hAnsi="Verdana"/>
+          <w:i/>
+          <w:sz w:val="14"/>
+        </w:rPr>
+        <w:t>Note 110: Увеличение широты с севера на юг следует выражать отрицательными значениями.</w:t>
+      </w:r>
+    </w:p>
+    <w:p>
+      <w:r>
+        <w:rPr>
+          <w:rFonts w:ascii="Verdana" w:hAnsi="Verdana"/>
+          <w:i/>
+          <w:sz w:val="14"/>
+        </w:rPr>
+        <w:t>Note 115: Длина данных пикселя может быть изменена с помощью дескриптора 2 01 YYY.</w:t>
+      </w:r>
+    </w:p>
+    <w:p>
+      <w:r>
+        <w:rPr>
+          <w:rFonts w:ascii="Verdana" w:hAnsi="Verdana"/>
+          <w:i/>
+          <w:sz w:val="14"/>
+        </w:rPr>
+        <w:t>Note 121: Некоторые указания ожидаемой точности могут в неявной форме содержаться в ряде элементов данного класса.</w:t>
+      </w:r>
+    </w:p>
+    <w:p>
+      <w:r>
+        <w:rPr>
+          <w:rFonts w:ascii="Verdana" w:hAnsi="Verdana"/>
+          <w:i/>
+          <w:sz w:val="14"/>
+        </w:rPr>
+        <w:t>Note 122: Южную широту следует выражать отрицательными значениями.</w:t>
+      </w:r>
+    </w:p>
+    <w:p>
+      <w:r>
+        <w:rPr>
+          <w:rFonts w:ascii="Verdana" w:hAnsi="Verdana"/>
+          <w:i/>
+          <w:sz w:val="14"/>
+        </w:rPr>
+        <w:t>Note 123: Для компонент v, направленных с юга на север, следует выделять положительные значения.</w:t>
+      </w:r>
+    </w:p>
+    <w:p>
+      <w:r>
+        <w:rPr>
+          <w:rFonts w:ascii="Verdana" w:hAnsi="Verdana"/>
+          <w:i/>
+          <w:sz w:val="14"/>
+        </w:rPr>
+        <w:t>Note 126: Направление приземного ветра, измеренное на станции в пределах 1° от Северного полюса или в пределах 1° от Южного полюса, следует сообщать таким образом, чтобы азимутальный круг был выровнен с нулем прибора, соответствуя 0° по Гринвичскому меридиану.</w:t>
+      </w:r>
+    </w:p>
+    <w:p>
+      <w:r>
+        <w:rPr>
+          <w:rFonts w:ascii="Verdana" w:hAnsi="Verdana"/>
+          <w:i/>
+          <w:sz w:val="14"/>
+        </w:rPr>
+        <w:t>Note 140: Размер элемента изображения на горизонтали — 1 приводится в положении, где масштабный коэффициент карты равен единице.</w:t>
+      </w:r>
+    </w:p>
+    <w:p>
+      <w:r>
+        <w:rPr>
+          <w:rFonts w:ascii="Verdana" w:hAnsi="Verdana"/>
+          <w:i/>
+          <w:sz w:val="14"/>
+        </w:rPr>
+        <w:t>Note 141: Размер элемента изображения на горизонтали — 2 указывается в положении, где масштабный коэффициент карты равен единице.</w:t>
+      </w:r>
+    </w:p>
+    <w:p>
+      <w:r>
+        <w:rPr>
+          <w:rFonts w:ascii="Verdana" w:hAnsi="Verdana"/>
+          <w:i/>
+          <w:sz w:val="14"/>
+        </w:rPr>
+        <w:t>Note 145: Значение временных периодов или отклонений может быть указано с использованием значений времени в коде, соответствующем табличной ссылке 0 08 021.</w:t>
+      </w:r>
+    </w:p>
+    <w:p>
+      <w:r>
+        <w:rPr>
+          <w:rFonts w:ascii="Verdana" w:hAnsi="Verdana"/>
+          <w:i/>
+          <w:sz w:val="14"/>
+        </w:rPr>
+        <w:t>Note 149: При использовании с прогнозируемыми величинами временное местоположение должно указывать время исходного состояния или начала для прогностического периода; при использовании с множеством средних прогностических значений временное местоположение должно указывать исходное состояние или начало первого прогноза, по которому получены множественные средние.</w:t>
+      </w:r>
+    </w:p>
+    <w:p>
+      <w:r>
+        <w:rPr>
+          <w:rFonts w:ascii="Verdana" w:hAnsi="Verdana"/>
+          <w:i/>
+          <w:sz w:val="14"/>
+        </w:rPr>
+        <w:t>Note 155: В данный класс могут также войти элементы, относящиеся к процедурам наблюдений.</w:t>
+      </w:r>
+    </w:p>
+    <w:p>
+      <w:r>
+        <w:rPr>
+          <w:rFonts w:ascii="Verdana" w:hAnsi="Verdana"/>
+          <w:i/>
+          <w:sz w:val="14"/>
+        </w:rPr>
+        <w:t>Note 156: Данный класс должен содержать элементы описания приборов, используемых для получения сообщаемых метеорологических элементов.</w:t>
+      </w:r>
+    </w:p>
+    <w:p>
+      <w:r>
+        <w:rPr>
+          <w:rFonts w:ascii="Verdana" w:hAnsi="Verdana"/>
+          <w:i/>
+          <w:sz w:val="14"/>
+        </w:rPr>
+        <w:t>Note 158: Прежде чем использовать временные периоды или отклонения и временные инкременты, необходимо определить исходное временное местоположение, за которым, по мере необходимости, следует определение значимости времени.</w:t>
+      </w:r>
+    </w:p>
+    <w:p>
+      <w:r>
+        <w:rPr>
+          <w:rFonts w:ascii="Verdana" w:hAnsi="Verdana"/>
+          <w:i/>
+          <w:sz w:val="14"/>
+        </w:rPr>
+        <w:t>Note 160: Уходящей радиации следует присваивать отрицательные значения.</w:t>
+      </w:r>
+    </w:p>
+    <w:p>
+      <w:r>
+        <w:rPr>
+          <w:rFonts w:ascii="Verdana" w:hAnsi="Verdana"/>
+          <w:i/>
+          <w:sz w:val="14"/>
+        </w:rPr>
+        <w:t>Note 161: Для компонент w, направленных вверх, следует выделять положительные значения с единицами измерения в м·с-1.</w:t>
+      </w:r>
+    </w:p>
+    <w:p>
+      <w:r>
+        <w:rPr>
+          <w:rFonts w:ascii="Verdana" w:hAnsi="Verdana"/>
+          <w:i/>
+          <w:sz w:val="14"/>
+        </w:rPr>
+        <w:t>Note 162: Пригодные диапазоны, использованные выше: 1011–1019 Бк для выбросов; 10-2–107 Бк и 10-2–107 мЗв для концентраций и доз.</w:t>
+      </w:r>
+    </w:p>
+    <w:p>
+      <w:r>
+        <w:rPr>
+          <w:rFonts w:ascii="Verdana" w:hAnsi="Verdana"/>
+          <w:i/>
+          <w:sz w:val="14"/>
+        </w:rPr>
+        <w:t>Note 163: Величины широты и приращений широты ограничены диапазоном от –90 до +90 градусов.</w:t>
+      </w:r>
+    </w:p>
+    <w:p>
+      <w:r>
+        <w:rPr>
+          <w:rFonts w:ascii="Verdana" w:hAnsi="Verdana"/>
+          <w:i/>
+          <w:sz w:val="14"/>
+        </w:rPr>
+        <w:t>Note 164: Величины долготы ограничены диапазоном от –180 до +180 градусов.</w:t>
+      </w:r>
+    </w:p>
+    <w:p>
+      <w:r>
+        <w:rPr>
+          <w:rFonts w:ascii="Verdana" w:hAnsi="Verdana"/>
+          <w:i/>
+          <w:sz w:val="14"/>
+        </w:rPr>
+        <w:t>Note 165: Вертикальные элементы и давление следует использовать для определения значений этих элементов независимо от элемента или переменной, означающей вертикальную координату.</w:t>
+      </w:r>
+    </w:p>
+    <w:p>
+      <w:r>
+        <w:rPr>
+          <w:rFonts w:ascii="Verdana" w:hAnsi="Verdana"/>
+          <w:i/>
+          <w:sz w:val="14"/>
+        </w:rPr>
+        <w:t>Note 166: Западная долгота выражается отрицательными величинами.</w:t>
+      </w:r>
+    </w:p>
+    <w:p>
+      <w:r>
+        <w:rPr>
+          <w:rFonts w:ascii="Verdana" w:hAnsi="Verdana"/>
+          <w:i/>
+          <w:sz w:val="14"/>
+        </w:rPr>
+        <w:t>Note 167: Для компонент u, направленных с запада на восток, следует выделять положительные значения.</w:t>
+      </w:r>
+    </w:p>
+    <w:p>
+      <w:r>
+        <w:rPr>
+          <w:rFonts w:ascii="Verdana" w:hAnsi="Verdana"/>
+          <w:i/>
+          <w:sz w:val="14"/>
+        </w:rPr>
+        <w:t>Note 176: Там, где в колонку «НАЗВАНИЕ ЭЛЕМЕНТА» вводится выражение «на указанной высоте и за указанный период», соответствующее вертикальное местоположение должно быть определено с использованием дескрипторов из класса 07 совместно с соответствующим периодом с использованием дескрипторов из класса 04.</w:t>
+      </w:r>
+    </w:p>
+    <w:p>
+      <w:r>
+        <w:rPr>
+          <w:rFonts w:ascii="Verdana" w:hAnsi="Verdana"/>
+          <w:i/>
+          <w:sz w:val="14"/>
+        </w:rPr>
+        <w:t>Note 178: Там, где величины суммируются или усредняются (например, за временной период), общее число значений, из которых получается сумма или среднее значение, может быть представлено с использованием ссылки 0 08 022.</w:t>
+      </w:r>
+    </w:p>
+    <w:p>
+      <w:r>
+        <w:rPr>
+          <w:rFonts w:ascii="Verdana" w:hAnsi="Verdana"/>
+          <w:i/>
+          <w:sz w:val="14"/>
+        </w:rPr>
+        <w:t>Note 179: Стандарты ветровых данных: Скорость Направление; Наблюдение отсутствует Отсутствует Отсутствует; Штиль 0 0; Обычное наблюдение &gt;0 1°–360°; Только скорость &gt;0 Отсутствует; Только направление Отсутствует 1°–360°; «Слабый и переменный» &gt;0 0</w:t>
+      </w:r>
+    </w:p>
+    <w:p>
+      <w:r>
+        <w:rPr>
+          <w:rFonts w:ascii="Verdana" w:hAnsi="Verdana"/>
+          <w:i/>
+          <w:sz w:val="14"/>
+        </w:rPr>
+        <w:t>Note 180: Стандарты сообщения о ветровых волнах и волнении: Наблюдения Скорость Направление; Нет наблюдений Отсутствует Отсутствует; Штиль 0 0; Обычное наблюдение &gt;0 1–360; Только скорость &gt;0 Отсутствует; Только направление Отсутствует 1–360; «Легкий и переменный» &gt;0 0</w:t>
       </w:r>
     </w:p>
     <w:tbl>
@@ -58,6 +418,9 @@
             <w:shd w:val="clear" w:color="auto" w:fill="D9D9D9"/>
           </w:tcPr>
           <w:p>
+            <w:pPr>
+              <w:spacing w:before="20" w:after="20"/>
+            </w:pPr>
             <w:r/>
             <w:r>
               <w:rPr>
@@ -75,6 +438,9 @@
             <w:shd w:val="clear" w:color="auto" w:fill="D9D9D9"/>
           </w:tcPr>
           <w:p>
+            <w:pPr>
+              <w:spacing w:before="20" w:after="20"/>
+            </w:pPr>
             <w:r/>
             <w:r>
               <w:rPr>
@@ -92,6 +458,9 @@
             <w:shd w:val="clear" w:color="auto" w:fill="D9D9D9"/>
           </w:tcPr>
           <w:p>
+            <w:pPr>
+              <w:spacing w:before="20" w:after="20"/>
+            </w:pPr>
             <w:r/>
             <w:r>
               <w:rPr>
@@ -109,6 +478,9 @@
             <w:shd w:val="clear" w:color="auto" w:fill="D9D9D9"/>
           </w:tcPr>
           <w:p>
+            <w:pPr>
+              <w:spacing w:before="20" w:after="20"/>
+            </w:pPr>
             <w:r/>
             <w:r>
               <w:rPr>
@@ -126,6 +498,9 @@
             <w:shd w:val="clear" w:color="auto" w:fill="D9D9D9"/>
           </w:tcPr>
           <w:p>
+            <w:pPr>
+              <w:spacing w:before="20" w:after="20"/>
+            </w:pPr>
             <w:r/>
             <w:r>
               <w:rPr>
@@ -143,6 +518,9 @@
             <w:shd w:val="clear" w:color="auto" w:fill="D9D9D9"/>
           </w:tcPr>
           <w:p>
+            <w:pPr>
+              <w:spacing w:before="20" w:after="20"/>
+            </w:pPr>
             <w:r/>
             <w:r>
               <w:rPr>
@@ -160,6 +538,9 @@
             <w:shd w:val="clear" w:color="auto" w:fill="D9D9D9"/>
           </w:tcPr>
           <w:p>
+            <w:pPr>
+              <w:spacing w:before="20" w:after="20"/>
+            </w:pPr>
             <w:r/>
             <w:r>
               <w:rPr>
@@ -177,6 +558,9 @@
             <w:shd w:val="clear" w:color="auto" w:fill="D9D9D9"/>
           </w:tcPr>
           <w:p>
+            <w:pPr>
+              <w:spacing w:before="20" w:after="20"/>
+            </w:pPr>
             <w:r/>
             <w:r>
               <w:rPr>
@@ -194,6 +578,9 @@
             <w:shd w:val="clear" w:color="auto" w:fill="D9D9D9"/>
           </w:tcPr>
           <w:p>
+            <w:pPr>
+              <w:spacing w:before="20" w:after="20"/>
+            </w:pPr>
             <w:r/>
             <w:r>
               <w:rPr>
@@ -211,6 +598,9 @@
             <w:shd w:val="clear" w:color="auto" w:fill="D9D9D9"/>
           </w:tcPr>
           <w:p>
+            <w:pPr>
+              <w:spacing w:before="20" w:after="20"/>
+            </w:pPr>
             <w:r/>
             <w:r>
               <w:rPr>
@@ -232,6 +622,9 @@
             <w:tcW w:type="dxa" w:w="1514"/>
           </w:tcPr>
           <w:p>
+            <w:pPr>
+              <w:spacing w:before="20" w:after="20"/>
+            </w:pPr>
             <w:r/>
             <w:r>
               <w:rPr>
@@ -248,6 +641,9 @@
             <w:tcW w:type="dxa" w:w="1514"/>
           </w:tcPr>
           <w:p>
+            <w:pPr>
+              <w:spacing w:before="20" w:after="20"/>
+            </w:pPr>
             <w:r/>
             <w:r>
               <w:rPr>
@@ -264,11 +660,13 @@
             <w:tcW w:type="dxa" w:w="1514"/>
           </w:tcPr>
           <w:p>
-            <w:r/>
-            <w:r>
-              <w:rPr>
-                <w:rFonts w:ascii="Verdana" w:hAnsi="Verdana"/>
-                <w:b w:val="0"/>
+            <w:pPr>
+              <w:spacing w:before="20" w:after="20"/>
+            </w:pPr>
+            <w:r/>
+            <w:r>
+              <w:rPr>
+                <w:rFonts w:ascii="Verdana" w:hAnsi="Verdana"/>
                 <w:sz w:val="16"/>
               </w:rPr>
               <w:t>Кодовая таблица</w:t>
@@ -280,6 +678,9 @@
             <w:tcW w:type="dxa" w:w="1514"/>
           </w:tcPr>
           <w:p>
+            <w:pPr>
+              <w:spacing w:before="20" w:after="20"/>
+            </w:pPr>
             <w:r/>
             <w:r>
               <w:rPr>
@@ -296,6 +697,9 @@
             <w:tcW w:type="dxa" w:w="1514"/>
           </w:tcPr>
           <w:p>
+            <w:pPr>
+              <w:spacing w:before="20" w:after="20"/>
+            </w:pPr>
             <w:r/>
             <w:r>
               <w:rPr>
@@ -312,6 +716,9 @@
             <w:tcW w:type="dxa" w:w="1514"/>
           </w:tcPr>
           <w:p>
+            <w:pPr>
+              <w:spacing w:before="20" w:after="20"/>
+            </w:pPr>
             <w:r/>
             <w:r>
               <w:rPr>
@@ -328,11 +735,13 @@
             <w:tcW w:type="dxa" w:w="1514"/>
           </w:tcPr>
           <w:p>
-            <w:r/>
-            <w:r>
-              <w:rPr>
-                <w:rFonts w:ascii="Verdana" w:hAnsi="Verdana"/>
-                <w:b w:val="0"/>
+            <w:pPr>
+              <w:spacing w:before="20" w:after="20"/>
+            </w:pPr>
+            <w:r/>
+            <w:r>
+              <w:rPr>
+                <w:rFonts w:ascii="Verdana" w:hAnsi="Verdana"/>
                 <w:sz w:val="16"/>
               </w:rPr>
               <w:t>Кодовая таблица</w:t>
@@ -344,6 +753,9 @@
             <w:tcW w:type="dxa" w:w="1514"/>
           </w:tcPr>
           <w:p>
+            <w:pPr>
+              <w:spacing w:before="20" w:after="20"/>
+            </w:pPr>
             <w:r/>
             <w:r>
               <w:rPr>
@@ -360,6 +772,9 @@
             <w:tcW w:type="dxa" w:w="1514"/>
           </w:tcPr>
           <w:p>
+            <w:pPr>
+              <w:spacing w:before="20" w:after="20"/>
+            </w:pPr>
             <w:r/>
             <w:r>
               <w:rPr>
@@ -376,6 +791,9 @@
             <w:tcW w:type="dxa" w:w="1514"/>
           </w:tcPr>
           <w:p>
+            <w:pPr>
+              <w:spacing w:before="20" w:after="20"/>
+            </w:pPr>
             <w:r/>
             <w:r>
               <w:rPr>
@@ -396,6 +814,9 @@
             <w:tcW w:type="dxa" w:w="1514"/>
           </w:tcPr>
           <w:p>
+            <w:pPr>
+              <w:spacing w:before="20" w:after="20"/>
+            </w:pPr>
             <w:r/>
             <w:r>
               <w:rPr>
@@ -412,6 +833,9 @@
             <w:tcW w:type="dxa" w:w="1514"/>
           </w:tcPr>
           <w:p>
+            <w:pPr>
+              <w:spacing w:before="20" w:after="20"/>
+            </w:pPr>
             <w:r/>
             <w:r>
               <w:rPr>
@@ -428,11 +852,13 @@
             <w:tcW w:type="dxa" w:w="1514"/>
           </w:tcPr>
           <w:p>
-            <w:r/>
-            <w:r>
-              <w:rPr>
-                <w:rFonts w:ascii="Verdana" w:hAnsi="Verdana"/>
-                <w:b w:val="0"/>
+            <w:pPr>
+              <w:spacing w:before="20" w:after="20"/>
+            </w:pPr>
+            <w:r/>
+            <w:r>
+              <w:rPr>
+                <w:rFonts w:ascii="Verdana" w:hAnsi="Verdana"/>
                 <w:sz w:val="16"/>
               </w:rPr>
               <w:t>Кодовая таблица</w:t>
@@ -444,6 +870,9 @@
             <w:tcW w:type="dxa" w:w="1514"/>
           </w:tcPr>
           <w:p>
+            <w:pPr>
+              <w:spacing w:before="20" w:after="20"/>
+            </w:pPr>
             <w:r/>
             <w:r>
               <w:rPr>
@@ -460,6 +889,9 @@
             <w:tcW w:type="dxa" w:w="1514"/>
           </w:tcPr>
           <w:p>
+            <w:pPr>
+              <w:spacing w:before="20" w:after="20"/>
+            </w:pPr>
             <w:r/>
             <w:r>
               <w:rPr>
@@ -476,6 +908,9 @@
             <w:tcW w:type="dxa" w:w="1514"/>
           </w:tcPr>
           <w:p>
+            <w:pPr>
+              <w:spacing w:before="20" w:after="20"/>
+            </w:pPr>
             <w:r/>
             <w:r>
               <w:rPr>
@@ -492,11 +927,13 @@
             <w:tcW w:type="dxa" w:w="1514"/>
           </w:tcPr>
           <w:p>
-            <w:r/>
-            <w:r>
-              <w:rPr>
-                <w:rFonts w:ascii="Verdana" w:hAnsi="Verdana"/>
-                <w:b w:val="0"/>
+            <w:pPr>
+              <w:spacing w:before="20" w:after="20"/>
+            </w:pPr>
+            <w:r/>
+            <w:r>
+              <w:rPr>
+                <w:rFonts w:ascii="Verdana" w:hAnsi="Verdana"/>
                 <w:sz w:val="16"/>
               </w:rPr>
               <w:t>Кодовая таблица</w:t>
@@ -508,6 +945,9 @@
             <w:tcW w:type="dxa" w:w="1514"/>
           </w:tcPr>
           <w:p>
+            <w:pPr>
+              <w:spacing w:before="20" w:after="20"/>
+            </w:pPr>
             <w:r/>
             <w:r>
               <w:rPr>
@@ -524,6 +964,9 @@
             <w:tcW w:type="dxa" w:w="1514"/>
           </w:tcPr>
           <w:p>
+            <w:pPr>
+              <w:spacing w:before="20" w:after="20"/>
+            </w:pPr>
             <w:r/>
             <w:r>
               <w:rPr>
@@ -540,6 +983,9 @@
             <w:tcW w:type="dxa" w:w="1514"/>
           </w:tcPr>
           <w:p>
+            <w:pPr>
+              <w:spacing w:before="20" w:after="20"/>
+            </w:pPr>
             <w:r/>
             <w:r>
               <w:rPr>
@@ -560,6 +1006,9 @@
             <w:tcW w:type="dxa" w:w="1514"/>
           </w:tcPr>
           <w:p>
+            <w:pPr>
+              <w:spacing w:before="20" w:after="20"/>
+            </w:pPr>
             <w:r/>
             <w:r>
               <w:rPr>
@@ -576,6 +1025,9 @@
             <w:tcW w:type="dxa" w:w="1514"/>
           </w:tcPr>
           <w:p>
+            <w:pPr>
+              <w:spacing w:before="20" w:after="20"/>
+            </w:pPr>
             <w:r/>
             <w:r>
               <w:rPr>
@@ -592,11 +1044,13 @@
             <w:tcW w:type="dxa" w:w="1514"/>
           </w:tcPr>
           <w:p>
-            <w:r/>
-            <w:r>
-              <w:rPr>
-                <w:rFonts w:ascii="Verdana" w:hAnsi="Verdana"/>
-                <w:b w:val="0"/>
+            <w:pPr>
+              <w:spacing w:before="20" w:after="20"/>
+            </w:pPr>
+            <w:r/>
+            <w:r>
+              <w:rPr>
+                <w:rFonts w:ascii="Verdana" w:hAnsi="Verdana"/>
                 <w:sz w:val="16"/>
               </w:rPr>
               <w:t>Таблица флагов</w:t>
@@ -608,6 +1062,9 @@
             <w:tcW w:type="dxa" w:w="1514"/>
           </w:tcPr>
           <w:p>
+            <w:pPr>
+              <w:spacing w:before="20" w:after="20"/>
+            </w:pPr>
             <w:r/>
             <w:r>
               <w:rPr>
@@ -624,6 +1081,9 @@
             <w:tcW w:type="dxa" w:w="1514"/>
           </w:tcPr>
           <w:p>
+            <w:pPr>
+              <w:spacing w:before="20" w:after="20"/>
+            </w:pPr>
             <w:r/>
             <w:r>
               <w:rPr>
@@ -640,6 +1100,9 @@
             <w:tcW w:type="dxa" w:w="1514"/>
           </w:tcPr>
           <w:p>
+            <w:pPr>
+              <w:spacing w:before="20" w:after="20"/>
+            </w:pPr>
             <w:r/>
             <w:r>
               <w:rPr>
@@ -656,11 +1119,13 @@
             <w:tcW w:type="dxa" w:w="1514"/>
           </w:tcPr>
           <w:p>
-            <w:r/>
-            <w:r>
-              <w:rPr>
-                <w:rFonts w:ascii="Verdana" w:hAnsi="Verdana"/>
-                <w:b w:val="0"/>
+            <w:pPr>
+              <w:spacing w:before="20" w:after="20"/>
+            </w:pPr>
+            <w:r/>
+            <w:r>
+              <w:rPr>
+                <w:rFonts w:ascii="Verdana" w:hAnsi="Verdana"/>
                 <w:sz w:val="16"/>
               </w:rPr>
               <w:t>Таблица флагов</w:t>
@@ -672,6 +1137,9 @@
             <w:tcW w:type="dxa" w:w="1514"/>
           </w:tcPr>
           <w:p>
+            <w:pPr>
+              <w:spacing w:before="20" w:after="20"/>
+            </w:pPr>
             <w:r/>
             <w:r>
               <w:rPr>
@@ -688,6 +1156,9 @@
             <w:tcW w:type="dxa" w:w="1514"/>
           </w:tcPr>
           <w:p>
+            <w:pPr>
+              <w:spacing w:before="20" w:after="20"/>
+            </w:pPr>
             <w:r/>
             <w:r>
               <w:rPr>
@@ -704,6 +1175,9 @@
             <w:tcW w:type="dxa" w:w="1514"/>
           </w:tcPr>
           <w:p>
+            <w:pPr>
+              <w:spacing w:before="20" w:after="20"/>
+            </w:pPr>
             <w:r/>
             <w:r>
               <w:rPr>
@@ -724,6 +1198,9 @@
             <w:tcW w:type="dxa" w:w="1514"/>
           </w:tcPr>
           <w:p>
+            <w:pPr>
+              <w:spacing w:before="20" w:after="20"/>
+            </w:pPr>
             <w:r/>
             <w:r>
               <w:rPr>
@@ -740,6 +1217,9 @@
             <w:tcW w:type="dxa" w:w="1514"/>
           </w:tcPr>
           <w:p>
+            <w:pPr>
+              <w:spacing w:before="20" w:after="20"/>
+            </w:pPr>
             <w:r/>
             <w:r>
               <w:rPr>
@@ -756,11 +1236,13 @@
             <w:tcW w:type="dxa" w:w="1514"/>
           </w:tcPr>
           <w:p>
-            <w:r/>
-            <w:r>
-              <w:rPr>
-                <w:rFonts w:ascii="Verdana" w:hAnsi="Verdana"/>
-                <w:b w:val="0"/>
+            <w:pPr>
+              <w:spacing w:before="20" w:after="20"/>
+            </w:pPr>
+            <w:r/>
+            <w:r>
+              <w:rPr>
+                <w:rFonts w:ascii="Verdana" w:hAnsi="Verdana"/>
                 <w:sz w:val="16"/>
               </w:rPr>
               <w:t>Кодовая таблица</w:t>
@@ -772,6 +1254,9 @@
             <w:tcW w:type="dxa" w:w="1514"/>
           </w:tcPr>
           <w:p>
+            <w:pPr>
+              <w:spacing w:before="20" w:after="20"/>
+            </w:pPr>
             <w:r/>
             <w:r>
               <w:rPr>
@@ -788,6 +1273,9 @@
             <w:tcW w:type="dxa" w:w="1514"/>
           </w:tcPr>
           <w:p>
+            <w:pPr>
+              <w:spacing w:before="20" w:after="20"/>
+            </w:pPr>
             <w:r/>
             <w:r>
               <w:rPr>
@@ -804,6 +1292,9 @@
             <w:tcW w:type="dxa" w:w="1514"/>
           </w:tcPr>
           <w:p>
+            <w:pPr>
+              <w:spacing w:before="20" w:after="20"/>
+            </w:pPr>
             <w:r/>
             <w:r>
               <w:rPr>
@@ -820,11 +1311,13 @@
             <w:tcW w:type="dxa" w:w="1514"/>
           </w:tcPr>
           <w:p>
-            <w:r/>
-            <w:r>
-              <w:rPr>
-                <w:rFonts w:ascii="Verdana" w:hAnsi="Verdana"/>
-                <w:b w:val="0"/>
+            <w:pPr>
+              <w:spacing w:before="20" w:after="20"/>
+            </w:pPr>
+            <w:r/>
+            <w:r>
+              <w:rPr>
+                <w:rFonts w:ascii="Verdana" w:hAnsi="Verdana"/>
                 <w:sz w:val="16"/>
               </w:rPr>
               <w:t>Кодовая таблица</w:t>
@@ -836,6 +1329,9 @@
             <w:tcW w:type="dxa" w:w="1514"/>
           </w:tcPr>
           <w:p>
+            <w:pPr>
+              <w:spacing w:before="20" w:after="20"/>
+            </w:pPr>
             <w:r/>
             <w:r>
               <w:rPr>
@@ -852,6 +1348,9 @@
             <w:tcW w:type="dxa" w:w="1514"/>
           </w:tcPr>
           <w:p>
+            <w:pPr>
+              <w:spacing w:before="20" w:after="20"/>
+            </w:pPr>
             <w:r/>
             <w:r>
               <w:rPr>
@@ -868,6 +1367,9 @@
             <w:tcW w:type="dxa" w:w="1514"/>
           </w:tcPr>
           <w:p>
+            <w:pPr>
+              <w:spacing w:before="20" w:after="20"/>
+            </w:pPr>
             <w:r/>
             <w:r>
               <w:rPr>
@@ -888,6 +1390,9 @@
             <w:tcW w:type="dxa" w:w="1514"/>
           </w:tcPr>
           <w:p>
+            <w:pPr>
+              <w:spacing w:before="20" w:after="20"/>
+            </w:pPr>
             <w:r/>
             <w:r>
               <w:rPr>
@@ -904,6 +1409,9 @@
             <w:tcW w:type="dxa" w:w="1514"/>
           </w:tcPr>
           <w:p>
+            <w:pPr>
+              <w:spacing w:before="20" w:after="20"/>
+            </w:pPr>
             <w:r/>
             <w:r>
               <w:rPr>
@@ -920,11 +1428,13 @@
             <w:tcW w:type="dxa" w:w="1514"/>
           </w:tcPr>
           <w:p>
-            <w:r/>
-            <w:r>
-              <w:rPr>
-                <w:rFonts w:ascii="Verdana" w:hAnsi="Verdana"/>
-                <w:b w:val="0"/>
+            <w:pPr>
+              <w:spacing w:before="20" w:after="20"/>
+            </w:pPr>
+            <w:r/>
+            <w:r>
+              <w:rPr>
+                <w:rFonts w:ascii="Verdana" w:hAnsi="Verdana"/>
                 <w:sz w:val="16"/>
               </w:rPr>
               <w:t>%</w:t>
@@ -936,6 +1446,9 @@
             <w:tcW w:type="dxa" w:w="1514"/>
           </w:tcPr>
           <w:p>
+            <w:pPr>
+              <w:spacing w:before="20" w:after="20"/>
+            </w:pPr>
             <w:r/>
             <w:r>
               <w:rPr>
@@ -952,6 +1465,9 @@
             <w:tcW w:type="dxa" w:w="1514"/>
           </w:tcPr>
           <w:p>
+            <w:pPr>
+              <w:spacing w:before="20" w:after="20"/>
+            </w:pPr>
             <w:r/>
             <w:r>
               <w:rPr>
@@ -968,6 +1484,9 @@
             <w:tcW w:type="dxa" w:w="1514"/>
           </w:tcPr>
           <w:p>
+            <w:pPr>
+              <w:spacing w:before="20" w:after="20"/>
+            </w:pPr>
             <w:r/>
             <w:r>
               <w:rPr>
@@ -984,11 +1503,13 @@
             <w:tcW w:type="dxa" w:w="1514"/>
           </w:tcPr>
           <w:p>
-            <w:r/>
-            <w:r>
-              <w:rPr>
-                <w:rFonts w:ascii="Verdana" w:hAnsi="Verdana"/>
-                <w:b w:val="0"/>
+            <w:pPr>
+              <w:spacing w:before="20" w:after="20"/>
+            </w:pPr>
+            <w:r/>
+            <w:r>
+              <w:rPr>
+                <w:rFonts w:ascii="Verdana" w:hAnsi="Verdana"/>
                 <w:sz w:val="16"/>
               </w:rPr>
               <w:t>%</w:t>
@@ -1000,6 +1521,9 @@
             <w:tcW w:type="dxa" w:w="1514"/>
           </w:tcPr>
           <w:p>
+            <w:pPr>
+              <w:spacing w:before="20" w:after="20"/>
+            </w:pPr>
             <w:r/>
             <w:r>
               <w:rPr>
@@ -1016,6 +1540,9 @@
             <w:tcW w:type="dxa" w:w="1514"/>
           </w:tcPr>
           <w:p>
+            <w:pPr>
+              <w:spacing w:before="20" w:after="20"/>
+            </w:pPr>
             <w:r/>
             <w:r>
               <w:rPr>
@@ -1032,6 +1559,9 @@
             <w:tcW w:type="dxa" w:w="1514"/>
           </w:tcPr>
           <w:p>
+            <w:pPr>
+              <w:spacing w:before="20" w:after="20"/>
+            </w:pPr>
             <w:r/>
             <w:r>
               <w:rPr>
@@ -1052,6 +1582,9 @@
             <w:tcW w:type="dxa" w:w="1514"/>
           </w:tcPr>
           <w:p>
+            <w:pPr>
+              <w:spacing w:before="20" w:after="20"/>
+            </w:pPr>
             <w:r/>
             <w:r>
               <w:rPr>
@@ -1068,6 +1601,9 @@
             <w:tcW w:type="dxa" w:w="1514"/>
           </w:tcPr>
           <w:p>
+            <w:pPr>
+              <w:spacing w:before="20" w:after="20"/>
+            </w:pPr>
             <w:r/>
             <w:r>
               <w:rPr>
@@ -1084,11 +1620,13 @@
             <w:tcW w:type="dxa" w:w="1514"/>
           </w:tcPr>
           <w:p>
-            <w:r/>
-            <w:r>
-              <w:rPr>
-                <w:rFonts w:ascii="Verdana" w:hAnsi="Verdana"/>
-                <w:b w:val="0"/>
+            <w:pPr>
+              <w:spacing w:before="20" w:after="20"/>
+            </w:pPr>
+            <w:r/>
+            <w:r>
+              <w:rPr>
+                <w:rFonts w:ascii="Verdana" w:hAnsi="Verdana"/>
                 <w:sz w:val="16"/>
               </w:rPr>
               <w:t>Кодовая таблица</w:t>
@@ -1100,6 +1638,9 @@
             <w:tcW w:type="dxa" w:w="1514"/>
           </w:tcPr>
           <w:p>
+            <w:pPr>
+              <w:spacing w:before="20" w:after="20"/>
+            </w:pPr>
             <w:r/>
             <w:r>
               <w:rPr>
@@ -1116,6 +1657,9 @@
             <w:tcW w:type="dxa" w:w="1514"/>
           </w:tcPr>
           <w:p>
+            <w:pPr>
+              <w:spacing w:before="20" w:after="20"/>
+            </w:pPr>
             <w:r/>
             <w:r>
               <w:rPr>
@@ -1132,6 +1676,9 @@
             <w:tcW w:type="dxa" w:w="1514"/>
           </w:tcPr>
           <w:p>
+            <w:pPr>
+              <w:spacing w:before="20" w:after="20"/>
+            </w:pPr>
             <w:r/>
             <w:r>
               <w:rPr>
@@ -1148,11 +1695,13 @@
             <w:tcW w:type="dxa" w:w="1514"/>
           </w:tcPr>
           <w:p>
-            <w:r/>
-            <w:r>
-              <w:rPr>
-                <w:rFonts w:ascii="Verdana" w:hAnsi="Verdana"/>
-                <w:b w:val="0"/>
+            <w:pPr>
+              <w:spacing w:before="20" w:after="20"/>
+            </w:pPr>
+            <w:r/>
+            <w:r>
+              <w:rPr>
+                <w:rFonts w:ascii="Verdana" w:hAnsi="Verdana"/>
                 <w:sz w:val="16"/>
               </w:rPr>
               <w:t>Кодовая таблица</w:t>
@@ -1164,6 +1713,9 @@
             <w:tcW w:type="dxa" w:w="1514"/>
           </w:tcPr>
           <w:p>
+            <w:pPr>
+              <w:spacing w:before="20" w:after="20"/>
+            </w:pPr>
             <w:r/>
             <w:r>
               <w:rPr>
@@ -1180,6 +1732,9 @@
             <w:tcW w:type="dxa" w:w="1514"/>
           </w:tcPr>
           <w:p>
+            <w:pPr>
+              <w:spacing w:before="20" w:after="20"/>
+            </w:pPr>
             <w:r/>
             <w:r>
               <w:rPr>
@@ -1196,6 +1751,9 @@
             <w:tcW w:type="dxa" w:w="1514"/>
           </w:tcPr>
           <w:p>
+            <w:pPr>
+              <w:spacing w:before="20" w:after="20"/>
+            </w:pPr>
             <w:r/>
             <w:r>
               <w:rPr>
@@ -1216,6 +1774,9 @@
             <w:tcW w:type="dxa" w:w="1514"/>
           </w:tcPr>
           <w:p>
+            <w:pPr>
+              <w:spacing w:before="20" w:after="20"/>
+            </w:pPr>
             <w:r/>
             <w:r>
               <w:rPr>
@@ -1232,6 +1793,9 @@
             <w:tcW w:type="dxa" w:w="1514"/>
           </w:tcPr>
           <w:p>
+            <w:pPr>
+              <w:spacing w:before="20" w:after="20"/>
+            </w:pPr>
             <w:r/>
             <w:r>
               <w:rPr>
@@ -1248,11 +1812,13 @@
             <w:tcW w:type="dxa" w:w="1514"/>
           </w:tcPr>
           <w:p>
-            <w:r/>
-            <w:r>
-              <w:rPr>
-                <w:rFonts w:ascii="Verdana" w:hAnsi="Verdana"/>
-                <w:b w:val="0"/>
+            <w:pPr>
+              <w:spacing w:before="20" w:after="20"/>
+            </w:pPr>
+            <w:r/>
+            <w:r>
+              <w:rPr>
+                <w:rFonts w:ascii="Verdana" w:hAnsi="Verdana"/>
                 <w:sz w:val="16"/>
               </w:rPr>
               <w:t>Кодовая таблица</w:t>
@@ -1264,6 +1830,9 @@
             <w:tcW w:type="dxa" w:w="1514"/>
           </w:tcPr>
           <w:p>
+            <w:pPr>
+              <w:spacing w:before="20" w:after="20"/>
+            </w:pPr>
             <w:r/>
             <w:r>
               <w:rPr>
@@ -1280,6 +1849,9 @@
             <w:tcW w:type="dxa" w:w="1514"/>
           </w:tcPr>
           <w:p>
+            <w:pPr>
+              <w:spacing w:before="20" w:after="20"/>
+            </w:pPr>
             <w:r/>
             <w:r>
               <w:rPr>
@@ -1296,6 +1868,9 @@
             <w:tcW w:type="dxa" w:w="1514"/>
           </w:tcPr>
           <w:p>
+            <w:pPr>
+              <w:spacing w:before="20" w:after="20"/>
+            </w:pPr>
             <w:r/>
             <w:r>
               <w:rPr>
@@ -1312,11 +1887,13 @@
             <w:tcW w:type="dxa" w:w="1514"/>
           </w:tcPr>
           <w:p>
-            <w:r/>
-            <w:r>
-              <w:rPr>
-                <w:rFonts w:ascii="Verdana" w:hAnsi="Verdana"/>
-                <w:b w:val="0"/>
+            <w:pPr>
+              <w:spacing w:before="20" w:after="20"/>
+            </w:pPr>
+            <w:r/>
+            <w:r>
+              <w:rPr>
+                <w:rFonts w:ascii="Verdana" w:hAnsi="Verdana"/>
                 <w:sz w:val="16"/>
               </w:rPr>
               <w:t>Кодовая таблица</w:t>
@@ -1328,6 +1905,9 @@
             <w:tcW w:type="dxa" w:w="1514"/>
           </w:tcPr>
           <w:p>
+            <w:pPr>
+              <w:spacing w:before="20" w:after="20"/>
+            </w:pPr>
             <w:r/>
             <w:r>
               <w:rPr>
@@ -1344,6 +1924,9 @@
             <w:tcW w:type="dxa" w:w="1514"/>
           </w:tcPr>
           <w:p>
+            <w:pPr>
+              <w:spacing w:before="20" w:after="20"/>
+            </w:pPr>
             <w:r/>
             <w:r>
               <w:rPr>
@@ -1360,6 +1943,9 @@
             <w:tcW w:type="dxa" w:w="1514"/>
           </w:tcPr>
           <w:p>
+            <w:pPr>
+              <w:spacing w:before="20" w:after="20"/>
+            </w:pPr>
             <w:r/>
             <w:r>
               <w:rPr>
@@ -1380,6 +1966,9 @@
             <w:tcW w:type="dxa" w:w="1514"/>
           </w:tcPr>
           <w:p>
+            <w:pPr>
+              <w:spacing w:before="20" w:after="20"/>
+            </w:pPr>
             <w:r/>
             <w:r>
               <w:rPr>
@@ -1396,6 +1985,9 @@
             <w:tcW w:type="dxa" w:w="1514"/>
           </w:tcPr>
           <w:p>
+            <w:pPr>
+              <w:spacing w:before="20" w:after="20"/>
+            </w:pPr>
             <w:r/>
             <w:r>
               <w:rPr>
@@ -1412,11 +2004,13 @@
             <w:tcW w:type="dxa" w:w="1514"/>
           </w:tcPr>
           <w:p>
-            <w:r/>
-            <w:r>
-              <w:rPr>
-                <w:rFonts w:ascii="Verdana" w:hAnsi="Verdana"/>
-                <w:b w:val="0"/>
+            <w:pPr>
+              <w:spacing w:before="20" w:after="20"/>
+            </w:pPr>
+            <w:r/>
+            <w:r>
+              <w:rPr>
+                <w:rFonts w:ascii="Verdana" w:hAnsi="Verdana"/>
                 <w:sz w:val="16"/>
               </w:rPr>
               <w:t>Кодовая таблица</w:t>
@@ -1428,6 +2022,9 @@
             <w:tcW w:type="dxa" w:w="1514"/>
           </w:tcPr>
           <w:p>
+            <w:pPr>
+              <w:spacing w:before="20" w:after="20"/>
+            </w:pPr>
             <w:r/>
             <w:r>
               <w:rPr>
@@ -1444,6 +2041,9 @@
             <w:tcW w:type="dxa" w:w="1514"/>
           </w:tcPr>
           <w:p>
+            <w:pPr>
+              <w:spacing w:before="20" w:after="20"/>
+            </w:pPr>
             <w:r/>
             <w:r>
               <w:rPr>
@@ -1460,6 +2060,9 @@
             <w:tcW w:type="dxa" w:w="1514"/>
           </w:tcPr>
           <w:p>
+            <w:pPr>
+              <w:spacing w:before="20" w:after="20"/>
+            </w:pPr>
             <w:r/>
             <w:r>
               <w:rPr>
@@ -1476,11 +2079,13 @@
             <w:tcW w:type="dxa" w:w="1514"/>
           </w:tcPr>
           <w:p>
-            <w:r/>
-            <w:r>
-              <w:rPr>
-                <w:rFonts w:ascii="Verdana" w:hAnsi="Verdana"/>
-                <w:b w:val="0"/>
+            <w:pPr>
+              <w:spacing w:before="20" w:after="20"/>
+            </w:pPr>
+            <w:r/>
+            <w:r>
+              <w:rPr>
+                <w:rFonts w:ascii="Verdana" w:hAnsi="Verdana"/>
                 <w:sz w:val="16"/>
               </w:rPr>
               <w:t>Кодовая таблица</w:t>
@@ -1492,6 +2097,9 @@
             <w:tcW w:type="dxa" w:w="1514"/>
           </w:tcPr>
           <w:p>
+            <w:pPr>
+              <w:spacing w:before="20" w:after="20"/>
+            </w:pPr>
             <w:r/>
             <w:r>
               <w:rPr>
@@ -1508,6 +2116,9 @@
             <w:tcW w:type="dxa" w:w="1514"/>
           </w:tcPr>
           <w:p>
+            <w:pPr>
+              <w:spacing w:before="20" w:after="20"/>
+            </w:pPr>
             <w:r/>
             <w:r>
               <w:rPr>
@@ -1524,6 +2135,9 @@
             <w:tcW w:type="dxa" w:w="1514"/>
           </w:tcPr>
           <w:p>
+            <w:pPr>
+              <w:spacing w:before="20" w:after="20"/>
+            </w:pPr>
             <w:r/>
             <w:r>
               <w:rPr>
@@ -1544,6 +2158,9 @@
             <w:tcW w:type="dxa" w:w="1514"/>
           </w:tcPr>
           <w:p>
+            <w:pPr>
+              <w:spacing w:before="20" w:after="20"/>
+            </w:pPr>
             <w:r/>
             <w:r>
               <w:rPr>
@@ -1560,6 +2177,9 @@
             <w:tcW w:type="dxa" w:w="1514"/>
           </w:tcPr>
           <w:p>
+            <w:pPr>
+              <w:spacing w:before="20" w:after="20"/>
+            </w:pPr>
             <w:r/>
             <w:r>
               <w:rPr>
@@ -1576,11 +2196,13 @@
             <w:tcW w:type="dxa" w:w="1514"/>
           </w:tcPr>
           <w:p>
-            <w:r/>
-            <w:r>
-              <w:rPr>
-                <w:rFonts w:ascii="Verdana" w:hAnsi="Verdana"/>
-                <w:b w:val="0"/>
+            <w:pPr>
+              <w:spacing w:before="20" w:after="20"/>
+            </w:pPr>
+            <w:r/>
+            <w:r>
+              <w:rPr>
+                <w:rFonts w:ascii="Verdana" w:hAnsi="Verdana"/>
                 <w:sz w:val="16"/>
               </w:rPr>
               <w:t>Кодовая таблица</w:t>
@@ -1592,6 +2214,9 @@
             <w:tcW w:type="dxa" w:w="1514"/>
           </w:tcPr>
           <w:p>
+            <w:pPr>
+              <w:spacing w:before="20" w:after="20"/>
+            </w:pPr>
             <w:r/>
             <w:r>
               <w:rPr>
@@ -1608,6 +2233,9 @@
             <w:tcW w:type="dxa" w:w="1514"/>
           </w:tcPr>
           <w:p>
+            <w:pPr>
+              <w:spacing w:before="20" w:after="20"/>
+            </w:pPr>
             <w:r/>
             <w:r>
               <w:rPr>
@@ -1624,6 +2252,9 @@
             <w:tcW w:type="dxa" w:w="1514"/>
           </w:tcPr>
           <w:p>
+            <w:pPr>
+              <w:spacing w:before="20" w:after="20"/>
+            </w:pPr>
             <w:r/>
             <w:r>
               <w:rPr>
@@ -1640,11 +2271,13 @@
             <w:tcW w:type="dxa" w:w="1514"/>
           </w:tcPr>
           <w:p>
-            <w:r/>
-            <w:r>
-              <w:rPr>
-                <w:rFonts w:ascii="Verdana" w:hAnsi="Verdana"/>
-                <w:b w:val="0"/>
+            <w:pPr>
+              <w:spacing w:before="20" w:after="20"/>
+            </w:pPr>
+            <w:r/>
+            <w:r>
+              <w:rPr>
+                <w:rFonts w:ascii="Verdana" w:hAnsi="Verdana"/>
                 <w:sz w:val="16"/>
               </w:rPr>
               <w:t>Кодовая таблица</w:t>
@@ -1656,6 +2289,9 @@
             <w:tcW w:type="dxa" w:w="1514"/>
           </w:tcPr>
           <w:p>
+            <w:pPr>
+              <w:spacing w:before="20" w:after="20"/>
+            </w:pPr>
             <w:r/>
             <w:r>
               <w:rPr>
@@ -1672,6 +2308,9 @@
             <w:tcW w:type="dxa" w:w="1514"/>
           </w:tcPr>
           <w:p>
+            <w:pPr>
+              <w:spacing w:before="20" w:after="20"/>
+            </w:pPr>
             <w:r/>
             <w:r>
               <w:rPr>
@@ -1688,6 +2327,9 @@
             <w:tcW w:type="dxa" w:w="1514"/>
           </w:tcPr>
           <w:p>
+            <w:pPr>
+              <w:spacing w:before="20" w:after="20"/>
+            </w:pPr>
             <w:r/>
             <w:r>
               <w:rPr>
@@ -1708,6 +2350,9 @@
             <w:tcW w:type="dxa" w:w="1514"/>
           </w:tcPr>
           <w:p>
+            <w:pPr>
+              <w:spacing w:before="20" w:after="20"/>
+            </w:pPr>
             <w:r/>
             <w:r>
               <w:rPr>
@@ -1724,6 +2369,9 @@
             <w:tcW w:type="dxa" w:w="1514"/>
           </w:tcPr>
           <w:p>
+            <w:pPr>
+              <w:spacing w:before="20" w:after="20"/>
+            </w:pPr>
             <w:r/>
             <w:r>
               <w:rPr>
@@ -1740,11 +2388,13 @@
             <w:tcW w:type="dxa" w:w="1514"/>
           </w:tcPr>
           <w:p>
-            <w:r/>
-            <w:r>
-              <w:rPr>
-                <w:rFonts w:ascii="Verdana" w:hAnsi="Verdana"/>
-                <w:b w:val="0"/>
+            <w:pPr>
+              <w:spacing w:before="20" w:after="20"/>
+            </w:pPr>
+            <w:r/>
+            <w:r>
+              <w:rPr>
+                <w:rFonts w:ascii="Verdana" w:hAnsi="Verdana"/>
                 <w:sz w:val="16"/>
               </w:rPr>
               <w:t>Кодовая таблица</w:t>
@@ -1756,6 +2406,9 @@
             <w:tcW w:type="dxa" w:w="1514"/>
           </w:tcPr>
           <w:p>
+            <w:pPr>
+              <w:spacing w:before="20" w:after="20"/>
+            </w:pPr>
             <w:r/>
             <w:r>
               <w:rPr>
@@ -1772,6 +2425,9 @@
             <w:tcW w:type="dxa" w:w="1514"/>
           </w:tcPr>
           <w:p>
+            <w:pPr>
+              <w:spacing w:before="20" w:after="20"/>
+            </w:pPr>
             <w:r/>
             <w:r>
               <w:rPr>
@@ -1788,6 +2444,9 @@
             <w:tcW w:type="dxa" w:w="1514"/>
           </w:tcPr>
           <w:p>
+            <w:pPr>
+              <w:spacing w:before="20" w:after="20"/>
+            </w:pPr>
             <w:r/>
             <w:r>
               <w:rPr>
@@ -1804,11 +2463,13 @@
             <w:tcW w:type="dxa" w:w="1514"/>
           </w:tcPr>
           <w:p>
-            <w:r/>
-            <w:r>
-              <w:rPr>
-                <w:rFonts w:ascii="Verdana" w:hAnsi="Verdana"/>
-                <w:b w:val="0"/>
+            <w:pPr>
+              <w:spacing w:before="20" w:after="20"/>
+            </w:pPr>
+            <w:r/>
+            <w:r>
+              <w:rPr>
+                <w:rFonts w:ascii="Verdana" w:hAnsi="Verdana"/>
                 <w:sz w:val="16"/>
               </w:rPr>
               <w:t>Кодовая таблица</w:t>
@@ -1820,6 +2481,9 @@
             <w:tcW w:type="dxa" w:w="1514"/>
           </w:tcPr>
           <w:p>
+            <w:pPr>
+              <w:spacing w:before="20" w:after="20"/>
+            </w:pPr>
             <w:r/>
             <w:r>
               <w:rPr>
@@ -1836,6 +2500,9 @@
             <w:tcW w:type="dxa" w:w="1514"/>
           </w:tcPr>
           <w:p>
+            <w:pPr>
+              <w:spacing w:before="20" w:after="20"/>
+            </w:pPr>
             <w:r/>
             <w:r>
               <w:rPr>
@@ -1852,6 +2519,9 @@
             <w:tcW w:type="dxa" w:w="1514"/>
           </w:tcPr>
           <w:p>
+            <w:pPr>
+              <w:spacing w:before="20" w:after="20"/>
+            </w:pPr>
             <w:r/>
             <w:r>
               <w:rPr>
@@ -1872,6 +2542,9 @@
             <w:tcW w:type="dxa" w:w="1514"/>
           </w:tcPr>
           <w:p>
+            <w:pPr>
+              <w:spacing w:before="20" w:after="20"/>
+            </w:pPr>
             <w:r/>
             <w:r>
               <w:rPr>
@@ -1888,6 +2561,9 @@
             <w:tcW w:type="dxa" w:w="1514"/>
           </w:tcPr>
           <w:p>
+            <w:pPr>
+              <w:spacing w:before="20" w:after="20"/>
+            </w:pPr>
             <w:r/>
             <w:r>
               <w:rPr>
@@ -1904,11 +2580,13 @@
             <w:tcW w:type="dxa" w:w="1514"/>
           </w:tcPr>
           <w:p>
-            <w:r/>
-            <w:r>
-              <w:rPr>
-                <w:rFonts w:ascii="Verdana" w:hAnsi="Verdana"/>
-                <w:b w:val="0"/>
+            <w:pPr>
+              <w:spacing w:before="20" w:after="20"/>
+            </w:pPr>
+            <w:r/>
+            <w:r>
+              <w:rPr>
+                <w:rFonts w:ascii="Verdana" w:hAnsi="Verdana"/>
                 <w:sz w:val="16"/>
               </w:rPr>
               <w:t>Кодовая таблица</w:t>
@@ -1920,6 +2598,9 @@
             <w:tcW w:type="dxa" w:w="1514"/>
           </w:tcPr>
           <w:p>
+            <w:pPr>
+              <w:spacing w:before="20" w:after="20"/>
+            </w:pPr>
             <w:r/>
             <w:r>
               <w:rPr>
@@ -1936,6 +2617,9 @@
             <w:tcW w:type="dxa" w:w="1514"/>
           </w:tcPr>
           <w:p>
+            <w:pPr>
+              <w:spacing w:before="20" w:after="20"/>
+            </w:pPr>
             <w:r/>
             <w:r>
               <w:rPr>
@@ -1952,6 +2636,9 @@
             <w:tcW w:type="dxa" w:w="1514"/>
           </w:tcPr>
           <w:p>
+            <w:pPr>
+              <w:spacing w:before="20" w:after="20"/>
+            </w:pPr>
             <w:r/>
             <w:r>
               <w:rPr>
@@ -1968,11 +2655,13 @@
             <w:tcW w:type="dxa" w:w="1514"/>
           </w:tcPr>
           <w:p>
-            <w:r/>
-            <w:r>
-              <w:rPr>
-                <w:rFonts w:ascii="Verdana" w:hAnsi="Verdana"/>
-                <w:b w:val="0"/>
+            <w:pPr>
+              <w:spacing w:before="20" w:after="20"/>
+            </w:pPr>
+            <w:r/>
+            <w:r>
+              <w:rPr>
+                <w:rFonts w:ascii="Verdana" w:hAnsi="Verdana"/>
                 <w:sz w:val="16"/>
               </w:rPr>
               <w:t>Кодовая таблица</w:t>
@@ -1984,6 +2673,9 @@
             <w:tcW w:type="dxa" w:w="1514"/>
           </w:tcPr>
           <w:p>
+            <w:pPr>
+              <w:spacing w:before="20" w:after="20"/>
+            </w:pPr>
             <w:r/>
             <w:r>
               <w:rPr>
@@ -2000,6 +2692,9 @@
             <w:tcW w:type="dxa" w:w="1514"/>
           </w:tcPr>
           <w:p>
+            <w:pPr>
+              <w:spacing w:before="20" w:after="20"/>
+            </w:pPr>
             <w:r/>
             <w:r>
               <w:rPr>
@@ -2016,6 +2711,9 @@
             <w:tcW w:type="dxa" w:w="1514"/>
           </w:tcPr>
           <w:p>
+            <w:pPr>
+              <w:spacing w:before="20" w:after="20"/>
+            </w:pPr>
             <w:r/>
             <w:r>
               <w:rPr>
@@ -2036,6 +2734,9 @@
             <w:tcW w:type="dxa" w:w="1514"/>
           </w:tcPr>
           <w:p>
+            <w:pPr>
+              <w:spacing w:before="20" w:after="20"/>
+            </w:pPr>
             <w:r/>
             <w:r>
               <w:rPr>
@@ -2052,6 +2753,9 @@
             <w:tcW w:type="dxa" w:w="1514"/>
           </w:tcPr>
           <w:p>
+            <w:pPr>
+              <w:spacing w:before="20" w:after="20"/>
+            </w:pPr>
             <w:r/>
             <w:r>
               <w:rPr>
@@ -2068,11 +2772,13 @@
             <w:tcW w:type="dxa" w:w="1514"/>
           </w:tcPr>
           <w:p>
-            <w:r/>
-            <w:r>
-              <w:rPr>
-                <w:rFonts w:ascii="Verdana" w:hAnsi="Verdana"/>
-                <w:b w:val="0"/>
+            <w:pPr>
+              <w:spacing w:before="20" w:after="20"/>
+            </w:pPr>
+            <w:r/>
+            <w:r>
+              <w:rPr>
+                <w:rFonts w:ascii="Verdana" w:hAnsi="Verdana"/>
                 <w:sz w:val="16"/>
               </w:rPr>
               <w:t>Кодовая таблица</w:t>
@@ -2084,6 +2790,9 @@
             <w:tcW w:type="dxa" w:w="1514"/>
           </w:tcPr>
           <w:p>
+            <w:pPr>
+              <w:spacing w:before="20" w:after="20"/>
+            </w:pPr>
             <w:r/>
             <w:r>
               <w:rPr>
@@ -2100,6 +2809,9 @@
             <w:tcW w:type="dxa" w:w="1514"/>
           </w:tcPr>
           <w:p>
+            <w:pPr>
+              <w:spacing w:before="20" w:after="20"/>
+            </w:pPr>
             <w:r/>
             <w:r>
               <w:rPr>
@@ -2116,6 +2828,9 @@
             <w:tcW w:type="dxa" w:w="1514"/>
           </w:tcPr>
           <w:p>
+            <w:pPr>
+              <w:spacing w:before="20" w:after="20"/>
+            </w:pPr>
             <w:r/>
             <w:r>
               <w:rPr>
@@ -2132,11 +2847,13 @@
             <w:tcW w:type="dxa" w:w="1514"/>
           </w:tcPr>
           <w:p>
-            <w:r/>
-            <w:r>
-              <w:rPr>
-                <w:rFonts w:ascii="Verdana" w:hAnsi="Verdana"/>
-                <w:b w:val="0"/>
+            <w:pPr>
+              <w:spacing w:before="20" w:after="20"/>
+            </w:pPr>
+            <w:r/>
+            <w:r>
+              <w:rPr>
+                <w:rFonts w:ascii="Verdana" w:hAnsi="Verdana"/>
                 <w:sz w:val="16"/>
               </w:rPr>
               <w:t>Кодовая таблица</w:t>
@@ -2148,6 +2865,9 @@
             <w:tcW w:type="dxa" w:w="1514"/>
           </w:tcPr>
           <w:p>
+            <w:pPr>
+              <w:spacing w:before="20" w:after="20"/>
+            </w:pPr>
             <w:r/>
             <w:r>
               <w:rPr>
@@ -2164,6 +2884,9 @@
             <w:tcW w:type="dxa" w:w="1514"/>
           </w:tcPr>
           <w:p>
+            <w:pPr>
+              <w:spacing w:before="20" w:after="20"/>
+            </w:pPr>
             <w:r/>
             <w:r>
               <w:rPr>
@@ -2180,6 +2903,9 @@
             <w:tcW w:type="dxa" w:w="1514"/>
           </w:tcPr>
           <w:p>
+            <w:pPr>
+              <w:spacing w:before="20" w:after="20"/>
+            </w:pPr>
             <w:r/>
             <w:r>
               <w:rPr>
@@ -2200,6 +2926,9 @@
             <w:tcW w:type="dxa" w:w="1514"/>
           </w:tcPr>
           <w:p>
+            <w:pPr>
+              <w:spacing w:before="20" w:after="20"/>
+            </w:pPr>
             <w:r/>
             <w:r>
               <w:rPr>
@@ -2216,6 +2945,9 @@
             <w:tcW w:type="dxa" w:w="1514"/>
           </w:tcPr>
           <w:p>
+            <w:pPr>
+              <w:spacing w:before="20" w:after="20"/>
+            </w:pPr>
             <w:r/>
             <w:r>
               <w:rPr>
@@ -2232,11 +2964,13 @@
             <w:tcW w:type="dxa" w:w="1514"/>
           </w:tcPr>
           <w:p>
-            <w:r/>
-            <w:r>
-              <w:rPr>
-                <w:rFonts w:ascii="Verdana" w:hAnsi="Verdana"/>
-                <w:b w:val="0"/>
+            <w:pPr>
+              <w:spacing w:before="20" w:after="20"/>
+            </w:pPr>
+            <w:r/>
+            <w:r>
+              <w:rPr>
+                <w:rFonts w:ascii="Verdana" w:hAnsi="Verdana"/>
                 <w:sz w:val="16"/>
               </w:rPr>
               <w:t>Кодовая таблица</w:t>
@@ -2248,6 +2982,9 @@
             <w:tcW w:type="dxa" w:w="1514"/>
           </w:tcPr>
           <w:p>
+            <w:pPr>
+              <w:spacing w:before="20" w:after="20"/>
+            </w:pPr>
             <w:r/>
             <w:r>
               <w:rPr>
@@ -2264,6 +3001,9 @@
             <w:tcW w:type="dxa" w:w="1514"/>
           </w:tcPr>
           <w:p>
+            <w:pPr>
+              <w:spacing w:before="20" w:after="20"/>
+            </w:pPr>
             <w:r/>
             <w:r>
               <w:rPr>
@@ -2280,6 +3020,9 @@
             <w:tcW w:type="dxa" w:w="1514"/>
           </w:tcPr>
           <w:p>
+            <w:pPr>
+              <w:spacing w:before="20" w:after="20"/>
+            </w:pPr>
             <w:r/>
             <w:r>
               <w:rPr>
@@ -2296,11 +3039,13 @@
             <w:tcW w:type="dxa" w:w="1514"/>
           </w:tcPr>
           <w:p>
-            <w:r/>
-            <w:r>
-              <w:rPr>
-                <w:rFonts w:ascii="Verdana" w:hAnsi="Verdana"/>
-                <w:b w:val="0"/>
+            <w:pPr>
+              <w:spacing w:before="20" w:after="20"/>
+            </w:pPr>
+            <w:r/>
+            <w:r>
+              <w:rPr>
+                <w:rFonts w:ascii="Verdana" w:hAnsi="Verdana"/>
                 <w:sz w:val="16"/>
               </w:rPr>
               <w:t>Кодовая таблица</w:t>
@@ -2312,6 +3057,9 @@
             <w:tcW w:type="dxa" w:w="1514"/>
           </w:tcPr>
           <w:p>
+            <w:pPr>
+              <w:spacing w:before="20" w:after="20"/>
+            </w:pPr>
             <w:r/>
             <w:r>
               <w:rPr>
@@ -2328,6 +3076,9 @@
             <w:tcW w:type="dxa" w:w="1514"/>
           </w:tcPr>
           <w:p>
+            <w:pPr>
+              <w:spacing w:before="20" w:after="20"/>
+            </w:pPr>
             <w:r/>
             <w:r>
               <w:rPr>
@@ -2344,6 +3095,9 @@
             <w:tcW w:type="dxa" w:w="1514"/>
           </w:tcPr>
           <w:p>
+            <w:pPr>
+              <w:spacing w:before="20" w:after="20"/>
+            </w:pPr>
             <w:r/>
             <w:r>
               <w:rPr>
@@ -2364,6 +3118,9 @@
             <w:tcW w:type="dxa" w:w="1514"/>
           </w:tcPr>
           <w:p>
+            <w:pPr>
+              <w:spacing w:before="20" w:after="20"/>
+            </w:pPr>
             <w:r/>
             <w:r>
               <w:rPr>
@@ -2380,6 +3137,9 @@
             <w:tcW w:type="dxa" w:w="1514"/>
           </w:tcPr>
           <w:p>
+            <w:pPr>
+              <w:spacing w:before="20" w:after="20"/>
+            </w:pPr>
             <w:r/>
             <w:r>
               <w:rPr>
@@ -2396,11 +3156,13 @@
             <w:tcW w:type="dxa" w:w="1514"/>
           </w:tcPr>
           <w:p>
-            <w:r/>
-            <w:r>
-              <w:rPr>
-                <w:rFonts w:ascii="Verdana" w:hAnsi="Verdana"/>
-                <w:b w:val="0"/>
+            <w:pPr>
+              <w:spacing w:before="20" w:after="20"/>
+            </w:pPr>
+            <w:r/>
+            <w:r>
+              <w:rPr>
+                <w:rFonts w:ascii="Verdana" w:hAnsi="Verdana"/>
                 <w:sz w:val="16"/>
               </w:rPr>
               <w:t>Кодовая таблица</w:t>
@@ -2412,6 +3174,9 @@
             <w:tcW w:type="dxa" w:w="1514"/>
           </w:tcPr>
           <w:p>
+            <w:pPr>
+              <w:spacing w:before="20" w:after="20"/>
+            </w:pPr>
             <w:r/>
             <w:r>
               <w:rPr>
@@ -2428,6 +3193,9 @@
             <w:tcW w:type="dxa" w:w="1514"/>
           </w:tcPr>
           <w:p>
+            <w:pPr>
+              <w:spacing w:before="20" w:after="20"/>
+            </w:pPr>
             <w:r/>
             <w:r>
               <w:rPr>
@@ -2444,6 +3212,9 @@
             <w:tcW w:type="dxa" w:w="1514"/>
           </w:tcPr>
           <w:p>
+            <w:pPr>
+              <w:spacing w:before="20" w:after="20"/>
+            </w:pPr>
             <w:r/>
             <w:r>
               <w:rPr>
@@ -2460,11 +3231,13 @@
             <w:tcW w:type="dxa" w:w="1514"/>
           </w:tcPr>
           <w:p>
-            <w:r/>
-            <w:r>
-              <w:rPr>
-                <w:rFonts w:ascii="Verdana" w:hAnsi="Verdana"/>
-                <w:b w:val="0"/>
+            <w:pPr>
+              <w:spacing w:before="20" w:after="20"/>
+            </w:pPr>
+            <w:r/>
+            <w:r>
+              <w:rPr>
+                <w:rFonts w:ascii="Verdana" w:hAnsi="Verdana"/>
                 <w:sz w:val="16"/>
               </w:rPr>
               <w:t>Кодовая таблица</w:t>
@@ -2476,6 +3249,9 @@
             <w:tcW w:type="dxa" w:w="1514"/>
           </w:tcPr>
           <w:p>
+            <w:pPr>
+              <w:spacing w:before="20" w:after="20"/>
+            </w:pPr>
             <w:r/>
             <w:r>
               <w:rPr>
@@ -2492,6 +3268,9 @@
             <w:tcW w:type="dxa" w:w="1514"/>
           </w:tcPr>
           <w:p>
+            <w:pPr>
+              <w:spacing w:before="20" w:after="20"/>
+            </w:pPr>
             <w:r/>
             <w:r>
               <w:rPr>
@@ -2508,6 +3287,9 @@
             <w:tcW w:type="dxa" w:w="1514"/>
           </w:tcPr>
           <w:p>
+            <w:pPr>
+              <w:spacing w:before="20" w:after="20"/>
+            </w:pPr>
             <w:r/>
             <w:r>
               <w:rPr>
@@ -2528,6 +3310,9 @@
             <w:tcW w:type="dxa" w:w="1514"/>
           </w:tcPr>
           <w:p>
+            <w:pPr>
+              <w:spacing w:before="20" w:after="20"/>
+            </w:pPr>
             <w:r/>
             <w:r>
               <w:rPr>
@@ -2544,6 +3329,9 @@
             <w:tcW w:type="dxa" w:w="1514"/>
           </w:tcPr>
           <w:p>
+            <w:pPr>
+              <w:spacing w:before="20" w:after="20"/>
+            </w:pPr>
             <w:r/>
             <w:r>
               <w:rPr>
@@ -2560,11 +3348,13 @@
             <w:tcW w:type="dxa" w:w="1514"/>
           </w:tcPr>
           <w:p>
-            <w:r/>
-            <w:r>
-              <w:rPr>
-                <w:rFonts w:ascii="Verdana" w:hAnsi="Verdana"/>
-                <w:b w:val="0"/>
+            <w:pPr>
+              <w:spacing w:before="20" w:after="20"/>
+            </w:pPr>
+            <w:r/>
+            <w:r>
+              <w:rPr>
+                <w:rFonts w:ascii="Verdana" w:hAnsi="Verdana"/>
                 <w:sz w:val="16"/>
               </w:rPr>
               <w:t>Кодовая таблица</w:t>
@@ -2576,6 +3366,9 @@
             <w:tcW w:type="dxa" w:w="1514"/>
           </w:tcPr>
           <w:p>
+            <w:pPr>
+              <w:spacing w:before="20" w:after="20"/>
+            </w:pPr>
             <w:r/>
             <w:r>
               <w:rPr>
@@ -2592,6 +3385,9 @@
             <w:tcW w:type="dxa" w:w="1514"/>
           </w:tcPr>
           <w:p>
+            <w:pPr>
+              <w:spacing w:before="20" w:after="20"/>
+            </w:pPr>
             <w:r/>
             <w:r>
               <w:rPr>
@@ -2608,6 +3404,9 @@
             <w:tcW w:type="dxa" w:w="1514"/>
           </w:tcPr>
           <w:p>
+            <w:pPr>
+              <w:spacing w:before="20" w:after="20"/>
+            </w:pPr>
             <w:r/>
             <w:r>
               <w:rPr>
@@ -2624,11 +3423,13 @@
             <w:tcW w:type="dxa" w:w="1514"/>
           </w:tcPr>
           <w:p>
-            <w:r/>
-            <w:r>
-              <w:rPr>
-                <w:rFonts w:ascii="Verdana" w:hAnsi="Verdana"/>
-                <w:b w:val="0"/>
+            <w:pPr>
+              <w:spacing w:before="20" w:after="20"/>
+            </w:pPr>
+            <w:r/>
+            <w:r>
+              <w:rPr>
+                <w:rFonts w:ascii="Verdana" w:hAnsi="Verdana"/>
                 <w:sz w:val="16"/>
               </w:rPr>
               <w:t>Кодовая таблица</w:t>
@@ -2640,6 +3441,9 @@
             <w:tcW w:type="dxa" w:w="1514"/>
           </w:tcPr>
           <w:p>
+            <w:pPr>
+              <w:spacing w:before="20" w:after="20"/>
+            </w:pPr>
             <w:r/>
             <w:r>
               <w:rPr>
@@ -2656,6 +3460,9 @@
             <w:tcW w:type="dxa" w:w="1514"/>
           </w:tcPr>
           <w:p>
+            <w:pPr>
+              <w:spacing w:before="20" w:after="20"/>
+            </w:pPr>
             <w:r/>
             <w:r>
               <w:rPr>
@@ -2672,6 +3479,9 @@
             <w:tcW w:type="dxa" w:w="1514"/>
           </w:tcPr>
           <w:p>
+            <w:pPr>
+              <w:spacing w:before="20" w:after="20"/>
+            </w:pPr>
             <w:r/>
             <w:r>
               <w:rPr>
@@ -2692,6 +3502,9 @@
             <w:tcW w:type="dxa" w:w="1514"/>
           </w:tcPr>
           <w:p>
+            <w:pPr>
+              <w:spacing w:before="20" w:after="20"/>
+            </w:pPr>
             <w:r/>
             <w:r>
               <w:rPr>
@@ -2708,6 +3521,9 @@
             <w:tcW w:type="dxa" w:w="1514"/>
           </w:tcPr>
           <w:p>
+            <w:pPr>
+              <w:spacing w:before="20" w:after="20"/>
+            </w:pPr>
             <w:r/>
             <w:r>
               <w:rPr>
@@ -2724,11 +3540,13 @@
             <w:tcW w:type="dxa" w:w="1514"/>
           </w:tcPr>
           <w:p>
-            <w:r/>
-            <w:r>
-              <w:rPr>
-                <w:rFonts w:ascii="Verdana" w:hAnsi="Verdana"/>
-                <w:b w:val="0"/>
+            <w:pPr>
+              <w:spacing w:before="20" w:after="20"/>
+            </w:pPr>
+            <w:r/>
+            <w:r>
+              <w:rPr>
+                <w:rFonts w:ascii="Verdana" w:hAnsi="Verdana"/>
                 <w:sz w:val="16"/>
               </w:rPr>
               <w:t>Таблица флагов</w:t>
@@ -2740,6 +3558,9 @@
             <w:tcW w:type="dxa" w:w="1514"/>
           </w:tcPr>
           <w:p>
+            <w:pPr>
+              <w:spacing w:before="20" w:after="20"/>
+            </w:pPr>
             <w:r/>
             <w:r>
               <w:rPr>
@@ -2756,6 +3577,9 @@
             <w:tcW w:type="dxa" w:w="1514"/>
           </w:tcPr>
           <w:p>
+            <w:pPr>
+              <w:spacing w:before="20" w:after="20"/>
+            </w:pPr>
             <w:r/>
             <w:r>
               <w:rPr>
@@ -2772,6 +3596,9 @@
             <w:tcW w:type="dxa" w:w="1514"/>
           </w:tcPr>
           <w:p>
+            <w:pPr>
+              <w:spacing w:before="20" w:after="20"/>
+            </w:pPr>
             <w:r/>
             <w:r>
               <w:rPr>
@@ -2788,11 +3615,13 @@
             <w:tcW w:type="dxa" w:w="1514"/>
           </w:tcPr>
           <w:p>
-            <w:r/>
-            <w:r>
-              <w:rPr>
-                <w:rFonts w:ascii="Verdana" w:hAnsi="Verdana"/>
-                <w:b w:val="0"/>
+            <w:pPr>
+              <w:spacing w:before="20" w:after="20"/>
+            </w:pPr>
+            <w:r/>
+            <w:r>
+              <w:rPr>
+                <w:rFonts w:ascii="Verdana" w:hAnsi="Verdana"/>
                 <w:sz w:val="16"/>
               </w:rPr>
               <w:t>Таблица флагов</w:t>
@@ -2804,6 +3633,9 @@
             <w:tcW w:type="dxa" w:w="1514"/>
           </w:tcPr>
           <w:p>
+            <w:pPr>
+              <w:spacing w:before="20" w:after="20"/>
+            </w:pPr>
             <w:r/>
             <w:r>
               <w:rPr>
@@ -2820,6 +3652,9 @@
             <w:tcW w:type="dxa" w:w="1514"/>
           </w:tcPr>
           <w:p>
+            <w:pPr>
+              <w:spacing w:before="20" w:after="20"/>
+            </w:pPr>
             <w:r/>
             <w:r>
               <w:rPr>
@@ -2836,6 +3671,9 @@
             <w:tcW w:type="dxa" w:w="1514"/>
           </w:tcPr>
           <w:p>
+            <w:pPr>
+              <w:spacing w:before="20" w:after="20"/>
+            </w:pPr>
             <w:r/>
             <w:r>
               <w:rPr>
@@ -2856,6 +3694,9 @@
             <w:tcW w:type="dxa" w:w="1514"/>
           </w:tcPr>
           <w:p>
+            <w:pPr>
+              <w:spacing w:before="20" w:after="20"/>
+            </w:pPr>
             <w:r/>
             <w:r>
               <w:rPr>
@@ -2872,6 +3713,9 @@
             <w:tcW w:type="dxa" w:w="1514"/>
           </w:tcPr>
           <w:p>
+            <w:pPr>
+              <w:spacing w:before="20" w:after="20"/>
+            </w:pPr>
             <w:r/>
             <w:r>
               <w:rPr>
@@ -2888,11 +3732,13 @@
             <w:tcW w:type="dxa" w:w="1514"/>
           </w:tcPr>
           <w:p>
-            <w:r/>
-            <w:r>
-              <w:rPr>
-                <w:rFonts w:ascii="Verdana" w:hAnsi="Verdana"/>
-                <w:b w:val="0"/>
+            <w:pPr>
+              <w:spacing w:before="20" w:after="20"/>
+            </w:pPr>
+            <w:r/>
+            <w:r>
+              <w:rPr>
+                <w:rFonts w:ascii="Verdana" w:hAnsi="Verdana"/>
                 <w:sz w:val="16"/>
               </w:rPr>
               <w:t>Таблица флагов</w:t>
@@ -2904,6 +3750,9 @@
             <w:tcW w:type="dxa" w:w="1514"/>
           </w:tcPr>
           <w:p>
+            <w:pPr>
+              <w:spacing w:before="20" w:after="20"/>
+            </w:pPr>
             <w:r/>
             <w:r>
               <w:rPr>
@@ -2920,6 +3769,9 @@
             <w:tcW w:type="dxa" w:w="1514"/>
           </w:tcPr>
           <w:p>
+            <w:pPr>
+              <w:spacing w:before="20" w:after="20"/>
+            </w:pPr>
             <w:r/>
             <w:r>
               <w:rPr>
@@ -2936,6 +3788,9 @@
             <w:tcW w:type="dxa" w:w="1514"/>
           </w:tcPr>
           <w:p>
+            <w:pPr>
+              <w:spacing w:before="20" w:after="20"/>
+            </w:pPr>
             <w:r/>
             <w:r>
               <w:rPr>
@@ -2952,11 +3807,13 @@
             <w:tcW w:type="dxa" w:w="1514"/>
           </w:tcPr>
           <w:p>
-            <w:r/>
-            <w:r>
-              <w:rPr>
-                <w:rFonts w:ascii="Verdana" w:hAnsi="Verdana"/>
-                <w:b w:val="0"/>
+            <w:pPr>
+              <w:spacing w:before="20" w:after="20"/>
+            </w:pPr>
+            <w:r/>
+            <w:r>
+              <w:rPr>
+                <w:rFonts w:ascii="Verdana" w:hAnsi="Verdana"/>
                 <w:sz w:val="16"/>
               </w:rPr>
               <w:t>Таблица флагов</w:t>
@@ -2968,6 +3825,9 @@
             <w:tcW w:type="dxa" w:w="1514"/>
           </w:tcPr>
           <w:p>
+            <w:pPr>
+              <w:spacing w:before="20" w:after="20"/>
+            </w:pPr>
             <w:r/>
             <w:r>
               <w:rPr>
@@ -2984,6 +3844,9 @@
             <w:tcW w:type="dxa" w:w="1514"/>
           </w:tcPr>
           <w:p>
+            <w:pPr>
+              <w:spacing w:before="20" w:after="20"/>
+            </w:pPr>
             <w:r/>
             <w:r>
               <w:rPr>
@@ -3000,6 +3863,9 @@
             <w:tcW w:type="dxa" w:w="1514"/>
           </w:tcPr>
           <w:p>
+            <w:pPr>
+              <w:spacing w:before="20" w:after="20"/>
+            </w:pPr>
             <w:r/>
             <w:r>
               <w:rPr>
@@ -3020,6 +3886,9 @@
             <w:tcW w:type="dxa" w:w="1514"/>
           </w:tcPr>
           <w:p>
+            <w:pPr>
+              <w:spacing w:before="20" w:after="20"/>
+            </w:pPr>
             <w:r/>
             <w:r>
               <w:rPr>
@@ -3036,6 +3905,9 @@
             <w:tcW w:type="dxa" w:w="1514"/>
           </w:tcPr>
           <w:p>
+            <w:pPr>
+              <w:spacing w:before="20" w:after="20"/>
+            </w:pPr>
             <w:r/>
             <w:r>
               <w:rPr>
@@ -3052,11 +3924,13 @@
             <w:tcW w:type="dxa" w:w="1514"/>
           </w:tcPr>
           <w:p>
-            <w:r/>
-            <w:r>
-              <w:rPr>
-                <w:rFonts w:ascii="Verdana" w:hAnsi="Verdana"/>
-                <w:b w:val="0"/>
+            <w:pPr>
+              <w:spacing w:before="20" w:after="20"/>
+            </w:pPr>
+            <w:r/>
+            <w:r>
+              <w:rPr>
+                <w:rFonts w:ascii="Verdana" w:hAnsi="Verdana"/>
                 <w:sz w:val="16"/>
               </w:rPr>
               <w:t>Таблица флагов</w:t>
@@ -3068,6 +3942,9 @@
             <w:tcW w:type="dxa" w:w="1514"/>
           </w:tcPr>
           <w:p>
+            <w:pPr>
+              <w:spacing w:before="20" w:after="20"/>
+            </w:pPr>
             <w:r/>
             <w:r>
               <w:rPr>
@@ -3084,6 +3961,9 @@
             <w:tcW w:type="dxa" w:w="1514"/>
           </w:tcPr>
           <w:p>
+            <w:pPr>
+              <w:spacing w:before="20" w:after="20"/>
+            </w:pPr>
             <w:r/>
             <w:r>
               <w:rPr>
@@ -3100,6 +3980,9 @@
             <w:tcW w:type="dxa" w:w="1514"/>
           </w:tcPr>
           <w:p>
+            <w:pPr>
+              <w:spacing w:before="20" w:after="20"/>
+            </w:pPr>
             <w:r/>
             <w:r>
               <w:rPr>
@@ -3116,11 +3999,13 @@
             <w:tcW w:type="dxa" w:w="1514"/>
           </w:tcPr>
           <w:p>
-            <w:r/>
-            <w:r>
-              <w:rPr>
-                <w:rFonts w:ascii="Verdana" w:hAnsi="Verdana"/>
-                <w:b w:val="0"/>
+            <w:pPr>
+              <w:spacing w:before="20" w:after="20"/>
+            </w:pPr>
+            <w:r/>
+            <w:r>
+              <w:rPr>
+                <w:rFonts w:ascii="Verdana" w:hAnsi="Verdana"/>
                 <w:sz w:val="16"/>
               </w:rPr>
               <w:t>Таблица флагов</w:t>
@@ -3132,6 +4017,9 @@
             <w:tcW w:type="dxa" w:w="1514"/>
           </w:tcPr>
           <w:p>
+            <w:pPr>
+              <w:spacing w:before="20" w:after="20"/>
+            </w:pPr>
             <w:r/>
             <w:r>
               <w:rPr>
@@ -3148,6 +4036,9 @@
             <w:tcW w:type="dxa" w:w="1514"/>
           </w:tcPr>
           <w:p>
+            <w:pPr>
+              <w:spacing w:before="20" w:after="20"/>
+            </w:pPr>
             <w:r/>
             <w:r>
               <w:rPr>
@@ -3164,6 +4055,9 @@
             <w:tcW w:type="dxa" w:w="1514"/>
           </w:tcPr>
           <w:p>
+            <w:pPr>
+              <w:spacing w:before="20" w:after="20"/>
+            </w:pPr>
             <w:r/>
             <w:r>
               <w:rPr>
@@ -3184,6 +4078,9 @@
             <w:tcW w:type="dxa" w:w="1514"/>
           </w:tcPr>
           <w:p>
+            <w:pPr>
+              <w:spacing w:before="20" w:after="20"/>
+            </w:pPr>
             <w:r/>
             <w:r>
               <w:rPr>
@@ -3200,6 +4097,9 @@
             <w:tcW w:type="dxa" w:w="1514"/>
           </w:tcPr>
           <w:p>
+            <w:pPr>
+              <w:spacing w:before="20" w:after="20"/>
+            </w:pPr>
             <w:r/>
             <w:r>
               <w:rPr>
@@ -3216,11 +4116,13 @@
             <w:tcW w:type="dxa" w:w="1514"/>
           </w:tcPr>
           <w:p>
-            <w:r/>
-            <w:r>
-              <w:rPr>
-                <w:rFonts w:ascii="Verdana" w:hAnsi="Verdana"/>
-                <w:b w:val="0"/>
+            <w:pPr>
+              <w:spacing w:before="20" w:after="20"/>
+            </w:pPr>
+            <w:r/>
+            <w:r>
+              <w:rPr>
+                <w:rFonts w:ascii="Verdana" w:hAnsi="Verdana"/>
                 <w:sz w:val="16"/>
               </w:rPr>
               <w:t>Таблица флагов</w:t>
@@ -3232,6 +4134,9 @@
             <w:tcW w:type="dxa" w:w="1514"/>
           </w:tcPr>
           <w:p>
+            <w:pPr>
+              <w:spacing w:before="20" w:after="20"/>
+            </w:pPr>
             <w:r/>
             <w:r>
               <w:rPr>
@@ -3248,6 +4153,9 @@
             <w:tcW w:type="dxa" w:w="1514"/>
           </w:tcPr>
           <w:p>
+            <w:pPr>
+              <w:spacing w:before="20" w:after="20"/>
+            </w:pPr>
             <w:r/>
             <w:r>
               <w:rPr>
@@ -3264,6 +4172,9 @@
             <w:tcW w:type="dxa" w:w="1514"/>
           </w:tcPr>
           <w:p>
+            <w:pPr>
+              <w:spacing w:before="20" w:after="20"/>
+            </w:pPr>
             <w:r/>
             <w:r>
               <w:rPr>
@@ -3280,11 +4191,13 @@
             <w:tcW w:type="dxa" w:w="1514"/>
           </w:tcPr>
           <w:p>
-            <w:r/>
-            <w:r>
-              <w:rPr>
-                <w:rFonts w:ascii="Verdana" w:hAnsi="Verdana"/>
-                <w:b w:val="0"/>
+            <w:pPr>
+              <w:spacing w:before="20" w:after="20"/>
+            </w:pPr>
+            <w:r/>
+            <w:r>
+              <w:rPr>
+                <w:rFonts w:ascii="Verdana" w:hAnsi="Verdana"/>
                 <w:sz w:val="16"/>
               </w:rPr>
               <w:t>Таблица флагов</w:t>
@@ -3296,6 +4209,9 @@
             <w:tcW w:type="dxa" w:w="1514"/>
           </w:tcPr>
           <w:p>
+            <w:pPr>
+              <w:spacing w:before="20" w:after="20"/>
+            </w:pPr>
             <w:r/>
             <w:r>
               <w:rPr>
@@ -3312,6 +4228,9 @@
             <w:tcW w:type="dxa" w:w="1514"/>
           </w:tcPr>
           <w:p>
+            <w:pPr>
+              <w:spacing w:before="20" w:after="20"/>
+            </w:pPr>
             <w:r/>
             <w:r>
               <w:rPr>
@@ -3328,6 +4247,9 @@
             <w:tcW w:type="dxa" w:w="1514"/>
           </w:tcPr>
           <w:p>
+            <w:pPr>
+              <w:spacing w:before="20" w:after="20"/>
+            </w:pPr>
             <w:r/>
             <w:r>
               <w:rPr>
@@ -3348,6 +4270,9 @@
             <w:tcW w:type="dxa" w:w="1514"/>
           </w:tcPr>
           <w:p>
+            <w:pPr>
+              <w:spacing w:before="20" w:after="20"/>
+            </w:pPr>
             <w:r/>
             <w:r>
               <w:rPr>
@@ -3364,6 +4289,9 @@
             <w:tcW w:type="dxa" w:w="1514"/>
           </w:tcPr>
           <w:p>
+            <w:pPr>
+              <w:spacing w:before="20" w:after="20"/>
+            </w:pPr>
             <w:r/>
             <w:r>
               <w:rPr>
@@ -3380,11 +4308,13 @@
             <w:tcW w:type="dxa" w:w="1514"/>
           </w:tcPr>
           <w:p>
-            <w:r/>
-            <w:r>
-              <w:rPr>
-                <w:rFonts w:ascii="Verdana" w:hAnsi="Verdana"/>
-                <w:b w:val="0"/>
+            <w:pPr>
+              <w:spacing w:before="20" w:after="20"/>
+            </w:pPr>
+            <w:r/>
+            <w:r>
+              <w:rPr>
+                <w:rFonts w:ascii="Verdana" w:hAnsi="Verdana"/>
                 <w:sz w:val="16"/>
               </w:rPr>
               <w:t>Кодовая таблица</w:t>
@@ -3396,6 +4326,9 @@
             <w:tcW w:type="dxa" w:w="1514"/>
           </w:tcPr>
           <w:p>
+            <w:pPr>
+              <w:spacing w:before="20" w:after="20"/>
+            </w:pPr>
             <w:r/>
             <w:r>
               <w:rPr>
@@ -3412,6 +4345,9 @@
             <w:tcW w:type="dxa" w:w="1514"/>
           </w:tcPr>
           <w:p>
+            <w:pPr>
+              <w:spacing w:before="20" w:after="20"/>
+            </w:pPr>
             <w:r/>
             <w:r>
               <w:rPr>
@@ -3428,6 +4364,9 @@
             <w:tcW w:type="dxa" w:w="1514"/>
           </w:tcPr>
           <w:p>
+            <w:pPr>
+              <w:spacing w:before="20" w:after="20"/>
+            </w:pPr>
             <w:r/>
             <w:r>
               <w:rPr>
@@ -3444,11 +4383,13 @@
             <w:tcW w:type="dxa" w:w="1514"/>
           </w:tcPr>
           <w:p>
-            <w:r/>
-            <w:r>
-              <w:rPr>
-                <w:rFonts w:ascii="Verdana" w:hAnsi="Verdana"/>
-                <w:b w:val="0"/>
+            <w:pPr>
+              <w:spacing w:before="20" w:after="20"/>
+            </w:pPr>
+            <w:r/>
+            <w:r>
+              <w:rPr>
+                <w:rFonts w:ascii="Verdana" w:hAnsi="Verdana"/>
                 <w:sz w:val="16"/>
               </w:rPr>
               <w:t>Кодовая таблица</w:t>
@@ -3460,6 +4401,9 @@
             <w:tcW w:type="dxa" w:w="1514"/>
           </w:tcPr>
           <w:p>
+            <w:pPr>
+              <w:spacing w:before="20" w:after="20"/>
+            </w:pPr>
             <w:r/>
             <w:r>
               <w:rPr>
@@ -3476,6 +4420,9 @@
             <w:tcW w:type="dxa" w:w="1514"/>
           </w:tcPr>
           <w:p>
+            <w:pPr>
+              <w:spacing w:before="20" w:after="20"/>
+            </w:pPr>
             <w:r/>
             <w:r>
               <w:rPr>
@@ -3492,6 +4439,9 @@
             <w:tcW w:type="dxa" w:w="1514"/>
           </w:tcPr>
           <w:p>
+            <w:pPr>
+              <w:spacing w:before="20" w:after="20"/>
+            </w:pPr>
             <w:r/>
             <w:r>
               <w:rPr>
@@ -3512,6 +4462,9 @@
             <w:tcW w:type="dxa" w:w="1514"/>
           </w:tcPr>
           <w:p>
+            <w:pPr>
+              <w:spacing w:before="20" w:after="20"/>
+            </w:pPr>
             <w:r/>
             <w:r>
               <w:rPr>
@@ -3528,6 +4481,9 @@
             <w:tcW w:type="dxa" w:w="1514"/>
           </w:tcPr>
           <w:p>
+            <w:pPr>
+              <w:spacing w:before="20" w:after="20"/>
+            </w:pPr>
             <w:r/>
             <w:r>
               <w:rPr>
@@ -3544,11 +4500,13 @@
             <w:tcW w:type="dxa" w:w="1514"/>
           </w:tcPr>
           <w:p>
-            <w:r/>
-            <w:r>
-              <w:rPr>
-                <w:rFonts w:ascii="Verdana" w:hAnsi="Verdana"/>
-                <w:b w:val="0"/>
+            <w:pPr>
+              <w:spacing w:before="20" w:after="20"/>
+            </w:pPr>
+            <w:r/>
+            <w:r>
+              <w:rPr>
+                <w:rFonts w:ascii="Verdana" w:hAnsi="Verdana"/>
                 <w:sz w:val="16"/>
               </w:rPr>
               <w:t>%</w:t>
@@ -3560,6 +4518,9 @@
             <w:tcW w:type="dxa" w:w="1514"/>
           </w:tcPr>
           <w:p>
+            <w:pPr>
+              <w:spacing w:before="20" w:after="20"/>
+            </w:pPr>
             <w:r/>
             <w:r>
               <w:rPr>
@@ -3576,6 +4537,9 @@
             <w:tcW w:type="dxa" w:w="1514"/>
           </w:tcPr>
           <w:p>
+            <w:pPr>
+              <w:spacing w:before="20" w:after="20"/>
+            </w:pPr>
             <w:r/>
             <w:r>
               <w:rPr>
@@ -3592,6 +4556,9 @@
             <w:tcW w:type="dxa" w:w="1514"/>
           </w:tcPr>
           <w:p>
+            <w:pPr>
+              <w:spacing w:before="20" w:after="20"/>
+            </w:pPr>
             <w:r/>
             <w:r>
               <w:rPr>
@@ -3608,11 +4575,13 @@
             <w:tcW w:type="dxa" w:w="1514"/>
           </w:tcPr>
           <w:p>
-            <w:r/>
-            <w:r>
-              <w:rPr>
-                <w:rFonts w:ascii="Verdana" w:hAnsi="Verdana"/>
-                <w:b w:val="0"/>
+            <w:pPr>
+              <w:spacing w:before="20" w:after="20"/>
+            </w:pPr>
+            <w:r/>
+            <w:r>
+              <w:rPr>
+                <w:rFonts w:ascii="Verdana" w:hAnsi="Verdana"/>
                 <w:sz w:val="16"/>
               </w:rPr>
               <w:t>%</w:t>
@@ -3624,6 +4593,9 @@
             <w:tcW w:type="dxa" w:w="1514"/>
           </w:tcPr>
           <w:p>
+            <w:pPr>
+              <w:spacing w:before="20" w:after="20"/>
+            </w:pPr>
             <w:r/>
             <w:r>
               <w:rPr>
@@ -3640,6 +4612,9 @@
             <w:tcW w:type="dxa" w:w="1514"/>
           </w:tcPr>
           <w:p>
+            <w:pPr>
+              <w:spacing w:before="20" w:after="20"/>
+            </w:pPr>
             <w:r/>
             <w:r>
               <w:rPr>
@@ -3656,6 +4631,9 @@
             <w:tcW w:type="dxa" w:w="1514"/>
           </w:tcPr>
           <w:p>
+            <w:pPr>
+              <w:spacing w:before="20" w:after="20"/>
+            </w:pPr>
             <w:r/>
             <w:r>
               <w:rPr>
@@ -3676,6 +4654,9 @@
             <w:tcW w:type="dxa" w:w="1514"/>
           </w:tcPr>
           <w:p>
+            <w:pPr>
+              <w:spacing w:before="20" w:after="20"/>
+            </w:pPr>
             <w:r/>
             <w:r>
               <w:rPr>
@@ -3692,6 +4673,9 @@
             <w:tcW w:type="dxa" w:w="1514"/>
           </w:tcPr>
           <w:p>
+            <w:pPr>
+              <w:spacing w:before="20" w:after="20"/>
+            </w:pPr>
             <w:r/>
             <w:r>
               <w:rPr>
@@ -3708,11 +4692,13 @@
             <w:tcW w:type="dxa" w:w="1514"/>
           </w:tcPr>
           <w:p>
-            <w:r/>
-            <w:r>
-              <w:rPr>
-                <w:rFonts w:ascii="Verdana" w:hAnsi="Verdana"/>
-                <w:b w:val="0"/>
+            <w:pPr>
+              <w:spacing w:before="20" w:after="20"/>
+            </w:pPr>
+            <w:r/>
+            <w:r>
+              <w:rPr>
+                <w:rFonts w:ascii="Verdana" w:hAnsi="Verdana"/>
                 <w:sz w:val="16"/>
               </w:rPr>
               <w:t>Таблица флагов</w:t>
@@ -3724,6 +4710,9 @@
             <w:tcW w:type="dxa" w:w="1514"/>
           </w:tcPr>
           <w:p>
+            <w:pPr>
+              <w:spacing w:before="20" w:after="20"/>
+            </w:pPr>
             <w:r/>
             <w:r>
               <w:rPr>
@@ -3740,6 +4729,9 @@
             <w:tcW w:type="dxa" w:w="1514"/>
           </w:tcPr>
           <w:p>
+            <w:pPr>
+              <w:spacing w:before="20" w:after="20"/>
+            </w:pPr>
             <w:r/>
             <w:r>
               <w:rPr>
@@ -3756,6 +4748,9 @@
             <w:tcW w:type="dxa" w:w="1514"/>
           </w:tcPr>
           <w:p>
+            <w:pPr>
+              <w:spacing w:before="20" w:after="20"/>
+            </w:pPr>
             <w:r/>
             <w:r>
               <w:rPr>
@@ -3772,11 +4767,13 @@
             <w:tcW w:type="dxa" w:w="1514"/>
           </w:tcPr>
           <w:p>
-            <w:r/>
-            <w:r>
-              <w:rPr>
-                <w:rFonts w:ascii="Verdana" w:hAnsi="Verdana"/>
-                <w:b w:val="0"/>
+            <w:pPr>
+              <w:spacing w:before="20" w:after="20"/>
+            </w:pPr>
+            <w:r/>
+            <w:r>
+              <w:rPr>
+                <w:rFonts w:ascii="Verdana" w:hAnsi="Verdana"/>
                 <w:sz w:val="16"/>
               </w:rPr>
               <w:t>Таблица флагов</w:t>
@@ -3788,6 +4785,9 @@
             <w:tcW w:type="dxa" w:w="1514"/>
           </w:tcPr>
           <w:p>
+            <w:pPr>
+              <w:spacing w:before="20" w:after="20"/>
+            </w:pPr>
             <w:r/>
             <w:r>
               <w:rPr>
@@ -3804,6 +4804,9 @@
             <w:tcW w:type="dxa" w:w="1514"/>
           </w:tcPr>
           <w:p>
+            <w:pPr>
+              <w:spacing w:before="20" w:after="20"/>
+            </w:pPr>
             <w:r/>
             <w:r>
               <w:rPr>
@@ -3820,6 +4823,9 @@
             <w:tcW w:type="dxa" w:w="1514"/>
           </w:tcPr>
           <w:p>
+            <w:pPr>
+              <w:spacing w:before="20" w:after="20"/>
+            </w:pPr>
             <w:r/>
             <w:r>
               <w:rPr>
@@ -3840,6 +4846,9 @@
             <w:tcW w:type="dxa" w:w="1514"/>
           </w:tcPr>
           <w:p>
+            <w:pPr>
+              <w:spacing w:before="20" w:after="20"/>
+            </w:pPr>
             <w:r/>
             <w:r>
               <w:rPr>
@@ -3856,6 +4865,9 @@
             <w:tcW w:type="dxa" w:w="1514"/>
           </w:tcPr>
           <w:p>
+            <w:pPr>
+              <w:spacing w:before="20" w:after="20"/>
+            </w:pPr>
             <w:r/>
             <w:r>
               <w:rPr>
@@ -3872,11 +4884,13 @@
             <w:tcW w:type="dxa" w:w="1514"/>
           </w:tcPr>
           <w:p>
-            <w:r/>
-            <w:r>
-              <w:rPr>
-                <w:rFonts w:ascii="Verdana" w:hAnsi="Verdana"/>
-                <w:b w:val="0"/>
+            <w:pPr>
+              <w:spacing w:before="20" w:after="20"/>
+            </w:pPr>
+            <w:r/>
+            <w:r>
+              <w:rPr>
+                <w:rFonts w:ascii="Verdana" w:hAnsi="Verdana"/>
                 <w:sz w:val="16"/>
               </w:rPr>
               <w:t>Таблица флагов</w:t>
@@ -3888,6 +4902,9 @@
             <w:tcW w:type="dxa" w:w="1514"/>
           </w:tcPr>
           <w:p>
+            <w:pPr>
+              <w:spacing w:before="20" w:after="20"/>
+            </w:pPr>
             <w:r/>
             <w:r>
               <w:rPr>
@@ -3904,6 +4921,9 @@
             <w:tcW w:type="dxa" w:w="1514"/>
           </w:tcPr>
           <w:p>
+            <w:pPr>
+              <w:spacing w:before="20" w:after="20"/>
+            </w:pPr>
             <w:r/>
             <w:r>
               <w:rPr>
@@ -3920,6 +4940,9 @@
             <w:tcW w:type="dxa" w:w="1514"/>
           </w:tcPr>
           <w:p>
+            <w:pPr>
+              <w:spacing w:before="20" w:after="20"/>
+            </w:pPr>
             <w:r/>
             <w:r>
               <w:rPr>
@@ -3936,11 +4959,13 @@
             <w:tcW w:type="dxa" w:w="1514"/>
           </w:tcPr>
           <w:p>
-            <w:r/>
-            <w:r>
-              <w:rPr>
-                <w:rFonts w:ascii="Verdana" w:hAnsi="Verdana"/>
-                <w:b w:val="0"/>
+            <w:pPr>
+              <w:spacing w:before="20" w:after="20"/>
+            </w:pPr>
+            <w:r/>
+            <w:r>
+              <w:rPr>
+                <w:rFonts w:ascii="Verdana" w:hAnsi="Verdana"/>
                 <w:sz w:val="16"/>
               </w:rPr>
               <w:t>Таблица флагов</w:t>
@@ -3952,6 +4977,9 @@
             <w:tcW w:type="dxa" w:w="1514"/>
           </w:tcPr>
           <w:p>
+            <w:pPr>
+              <w:spacing w:before="20" w:after="20"/>
+            </w:pPr>
             <w:r/>
             <w:r>
               <w:rPr>
@@ -3968,6 +4996,9 @@
             <w:tcW w:type="dxa" w:w="1514"/>
           </w:tcPr>
           <w:p>
+            <w:pPr>
+              <w:spacing w:before="20" w:after="20"/>
+            </w:pPr>
             <w:r/>
             <w:r>
               <w:rPr>
@@ -3984,6 +5015,9 @@
             <w:tcW w:type="dxa" w:w="1514"/>
           </w:tcPr>
           <w:p>
+            <w:pPr>
+              <w:spacing w:before="20" w:after="20"/>
+            </w:pPr>
             <w:r/>
             <w:r>
               <w:rPr>
@@ -4004,6 +5038,9 @@
             <w:tcW w:type="dxa" w:w="1514"/>
           </w:tcPr>
           <w:p>
+            <w:pPr>
+              <w:spacing w:before="20" w:after="20"/>
+            </w:pPr>
             <w:r/>
             <w:r>
               <w:rPr>
@@ -4020,6 +5057,9 @@
             <w:tcW w:type="dxa" w:w="1514"/>
           </w:tcPr>
           <w:p>
+            <w:pPr>
+              <w:spacing w:before="20" w:after="20"/>
+            </w:pPr>
             <w:r/>
             <w:r>
               <w:rPr>
@@ -4036,11 +5076,13 @@
             <w:tcW w:type="dxa" w:w="1514"/>
           </w:tcPr>
           <w:p>
-            <w:r/>
-            <w:r>
-              <w:rPr>
-                <w:rFonts w:ascii="Verdana" w:hAnsi="Verdana"/>
-                <w:b w:val="0"/>
+            <w:pPr>
+              <w:spacing w:before="20" w:after="20"/>
+            </w:pPr>
+            <w:r/>
+            <w:r>
+              <w:rPr>
+                <w:rFonts w:ascii="Verdana" w:hAnsi="Verdana"/>
                 <w:sz w:val="16"/>
               </w:rPr>
               <w:t>Таблица флагов</w:t>
@@ -4052,6 +5094,9 @@
             <w:tcW w:type="dxa" w:w="1514"/>
           </w:tcPr>
           <w:p>
+            <w:pPr>
+              <w:spacing w:before="20" w:after="20"/>
+            </w:pPr>
             <w:r/>
             <w:r>
               <w:rPr>
@@ -4068,6 +5113,9 @@
             <w:tcW w:type="dxa" w:w="1514"/>
           </w:tcPr>
           <w:p>
+            <w:pPr>
+              <w:spacing w:before="20" w:after="20"/>
+            </w:pPr>
             <w:r/>
             <w:r>
               <w:rPr>
@@ -4084,6 +5132,9 @@
             <w:tcW w:type="dxa" w:w="1514"/>
           </w:tcPr>
           <w:p>
+            <w:pPr>
+              <w:spacing w:before="20" w:after="20"/>
+            </w:pPr>
             <w:r/>
             <w:r>
               <w:rPr>
@@ -4100,11 +5151,13 @@
             <w:tcW w:type="dxa" w:w="1514"/>
           </w:tcPr>
           <w:p>
-            <w:r/>
-            <w:r>
-              <w:rPr>
-                <w:rFonts w:ascii="Verdana" w:hAnsi="Verdana"/>
-                <w:b w:val="0"/>
+            <w:pPr>
+              <w:spacing w:before="20" w:after="20"/>
+            </w:pPr>
+            <w:r/>
+            <w:r>
+              <w:rPr>
+                <w:rFonts w:ascii="Verdana" w:hAnsi="Verdana"/>
                 <w:sz w:val="16"/>
               </w:rPr>
               <w:t>Таблица флагов</w:t>
@@ -4116,6 +5169,9 @@
             <w:tcW w:type="dxa" w:w="1514"/>
           </w:tcPr>
           <w:p>
+            <w:pPr>
+              <w:spacing w:before="20" w:after="20"/>
+            </w:pPr>
             <w:r/>
             <w:r>
               <w:rPr>
@@ -4132,6 +5188,9 @@
             <w:tcW w:type="dxa" w:w="1514"/>
           </w:tcPr>
           <w:p>
+            <w:pPr>
+              <w:spacing w:before="20" w:after="20"/>
+            </w:pPr>
             <w:r/>
             <w:r>
               <w:rPr>
@@ -4148,6 +5207,9 @@
             <w:tcW w:type="dxa" w:w="1514"/>
           </w:tcPr>
           <w:p>
+            <w:pPr>
+              <w:spacing w:before="20" w:after="20"/>
+            </w:pPr>
             <w:r/>
             <w:r>
               <w:rPr>
@@ -4168,6 +5230,9 @@
             <w:tcW w:type="dxa" w:w="1514"/>
           </w:tcPr>
           <w:p>
+            <w:pPr>
+              <w:spacing w:before="20" w:after="20"/>
+            </w:pPr>
             <w:r/>
             <w:r>
               <w:rPr>
@@ -4184,6 +5249,9 @@
             <w:tcW w:type="dxa" w:w="1514"/>
           </w:tcPr>
           <w:p>
+            <w:pPr>
+              <w:spacing w:before="20" w:after="20"/>
+            </w:pPr>
             <w:r/>
             <w:r>
               <w:rPr>
@@ -4200,11 +5268,13 @@
             <w:tcW w:type="dxa" w:w="1514"/>
           </w:tcPr>
           <w:p>
-            <w:r/>
-            <w:r>
-              <w:rPr>
-                <w:rFonts w:ascii="Verdana" w:hAnsi="Verdana"/>
-                <w:b w:val="0"/>
+            <w:pPr>
+              <w:spacing w:before="20" w:after="20"/>
+            </w:pPr>
+            <w:r/>
+            <w:r>
+              <w:rPr>
+                <w:rFonts w:ascii="Verdana" w:hAnsi="Verdana"/>
                 <w:sz w:val="16"/>
               </w:rPr>
               <w:t>%</w:t>
@@ -4216,6 +5286,9 @@
             <w:tcW w:type="dxa" w:w="1514"/>
           </w:tcPr>
           <w:p>
+            <w:pPr>
+              <w:spacing w:before="20" w:after="20"/>
+            </w:pPr>
             <w:r/>
             <w:r>
               <w:rPr>
@@ -4232,6 +5305,9 @@
             <w:tcW w:type="dxa" w:w="1514"/>
           </w:tcPr>
           <w:p>
+            <w:pPr>
+              <w:spacing w:before="20" w:after="20"/>
+            </w:pPr>
             <w:r/>
             <w:r>
               <w:rPr>
@@ -4248,6 +5324,9 @@
             <w:tcW w:type="dxa" w:w="1514"/>
           </w:tcPr>
           <w:p>
+            <w:pPr>
+              <w:spacing w:before="20" w:after="20"/>
+            </w:pPr>
             <w:r/>
             <w:r>
               <w:rPr>
@@ -4264,11 +5343,13 @@
             <w:tcW w:type="dxa" w:w="1514"/>
           </w:tcPr>
           <w:p>
-            <w:r/>
-            <w:r>
-              <w:rPr>
-                <w:rFonts w:ascii="Verdana" w:hAnsi="Verdana"/>
-                <w:b w:val="0"/>
+            <w:pPr>
+              <w:spacing w:before="20" w:after="20"/>
+            </w:pPr>
+            <w:r/>
+            <w:r>
+              <w:rPr>
+                <w:rFonts w:ascii="Verdana" w:hAnsi="Verdana"/>
                 <w:sz w:val="16"/>
               </w:rPr>
               <w:t>%</w:t>
@@ -4280,6 +5361,9 @@
             <w:tcW w:type="dxa" w:w="1514"/>
           </w:tcPr>
           <w:p>
+            <w:pPr>
+              <w:spacing w:before="20" w:after="20"/>
+            </w:pPr>
             <w:r/>
             <w:r>
               <w:rPr>
@@ -4296,6 +5380,9 @@
             <w:tcW w:type="dxa" w:w="1514"/>
           </w:tcPr>
           <w:p>
+            <w:pPr>
+              <w:spacing w:before="20" w:after="20"/>
+            </w:pPr>
             <w:r/>
             <w:r>
               <w:rPr>
@@ -4312,6 +5399,9 @@
             <w:tcW w:type="dxa" w:w="1514"/>
           </w:tcPr>
           <w:p>
+            <w:pPr>
+              <w:spacing w:before="20" w:after="20"/>
+            </w:pPr>
             <w:r/>
             <w:r>
               <w:rPr>
@@ -4332,6 +5422,9 @@
             <w:tcW w:type="dxa" w:w="1514"/>
           </w:tcPr>
           <w:p>
+            <w:pPr>
+              <w:spacing w:before="20" w:after="20"/>
+            </w:pPr>
             <w:r/>
             <w:r>
               <w:rPr>
@@ -4348,6 +5441,9 @@
             <w:tcW w:type="dxa" w:w="1514"/>
           </w:tcPr>
           <w:p>
+            <w:pPr>
+              <w:spacing w:before="20" w:after="20"/>
+            </w:pPr>
             <w:r/>
             <w:r>
               <w:rPr>
@@ -4364,11 +5460,13 @@
             <w:tcW w:type="dxa" w:w="1514"/>
           </w:tcPr>
           <w:p>
-            <w:r/>
-            <w:r>
-              <w:rPr>
-                <w:rFonts w:ascii="Verdana" w:hAnsi="Verdana"/>
-                <w:b w:val="0"/>
+            <w:pPr>
+              <w:spacing w:before="20" w:after="20"/>
+            </w:pPr>
+            <w:r/>
+            <w:r>
+              <w:rPr>
+                <w:rFonts w:ascii="Verdana" w:hAnsi="Verdana"/>
                 <w:sz w:val="16"/>
               </w:rPr>
               <w:t>Кодовая таблица</w:t>
@@ -4380,6 +5478,9 @@
             <w:tcW w:type="dxa" w:w="1514"/>
           </w:tcPr>
           <w:p>
+            <w:pPr>
+              <w:spacing w:before="20" w:after="20"/>
+            </w:pPr>
             <w:r/>
             <w:r>
               <w:rPr>
@@ -4396,6 +5497,9 @@
             <w:tcW w:type="dxa" w:w="1514"/>
           </w:tcPr>
           <w:p>
+            <w:pPr>
+              <w:spacing w:before="20" w:after="20"/>
+            </w:pPr>
             <w:r/>
             <w:r>
               <w:rPr>
@@ -4412,6 +5516,9 @@
             <w:tcW w:type="dxa" w:w="1514"/>
           </w:tcPr>
           <w:p>
+            <w:pPr>
+              <w:spacing w:before="20" w:after="20"/>
+            </w:pPr>
             <w:r/>
             <w:r>
               <w:rPr>
@@ -4428,11 +5535,13 @@
             <w:tcW w:type="dxa" w:w="1514"/>
           </w:tcPr>
           <w:p>
-            <w:r/>
-            <w:r>
-              <w:rPr>
-                <w:rFonts w:ascii="Verdana" w:hAnsi="Verdana"/>
-                <w:b w:val="0"/>
+            <w:pPr>
+              <w:spacing w:before="20" w:after="20"/>
+            </w:pPr>
+            <w:r/>
+            <w:r>
+              <w:rPr>
+                <w:rFonts w:ascii="Verdana" w:hAnsi="Verdana"/>
                 <w:sz w:val="16"/>
               </w:rPr>
               <w:t>Кодовая таблица</w:t>
@@ -4444,6 +5553,9 @@
             <w:tcW w:type="dxa" w:w="1514"/>
           </w:tcPr>
           <w:p>
+            <w:pPr>
+              <w:spacing w:before="20" w:after="20"/>
+            </w:pPr>
             <w:r/>
             <w:r>
               <w:rPr>
@@ -4460,6 +5572,9 @@
             <w:tcW w:type="dxa" w:w="1514"/>
           </w:tcPr>
           <w:p>
+            <w:pPr>
+              <w:spacing w:before="20" w:after="20"/>
+            </w:pPr>
             <w:r/>
             <w:r>
               <w:rPr>
@@ -4476,6 +5591,9 @@
             <w:tcW w:type="dxa" w:w="1514"/>
           </w:tcPr>
           <w:p>
+            <w:pPr>
+              <w:spacing w:before="20" w:after="20"/>
+            </w:pPr>
             <w:r/>
             <w:r>
               <w:rPr>
@@ -4496,6 +5614,9 @@
             <w:tcW w:type="dxa" w:w="1514"/>
           </w:tcPr>
           <w:p>
+            <w:pPr>
+              <w:spacing w:before="20" w:after="20"/>
+            </w:pPr>
             <w:r/>
             <w:r>
               <w:rPr>
@@ -4512,6 +5633,9 @@
             <w:tcW w:type="dxa" w:w="1514"/>
           </w:tcPr>
           <w:p>
+            <w:pPr>
+              <w:spacing w:before="20" w:after="20"/>
+            </w:pPr>
             <w:r/>
             <w:r>
               <w:rPr>
@@ -4528,11 +5652,13 @@
             <w:tcW w:type="dxa" w:w="1514"/>
           </w:tcPr>
           <w:p>
-            <w:r/>
-            <w:r>
-              <w:rPr>
-                <w:rFonts w:ascii="Verdana" w:hAnsi="Verdana"/>
-                <w:b w:val="0"/>
+            <w:pPr>
+              <w:spacing w:before="20" w:after="20"/>
+            </w:pPr>
+            <w:r/>
+            <w:r>
+              <w:rPr>
+                <w:rFonts w:ascii="Verdana" w:hAnsi="Verdana"/>
                 <w:sz w:val="16"/>
               </w:rPr>
               <w:t>Кодовая таблица</w:t>
@@ -4544,6 +5670,9 @@
             <w:tcW w:type="dxa" w:w="1514"/>
           </w:tcPr>
           <w:p>
+            <w:pPr>
+              <w:spacing w:before="20" w:after="20"/>
+            </w:pPr>
             <w:r/>
             <w:r>
               <w:rPr>
@@ -4560,6 +5689,9 @@
             <w:tcW w:type="dxa" w:w="1514"/>
           </w:tcPr>
           <w:p>
+            <w:pPr>
+              <w:spacing w:before="20" w:after="20"/>
+            </w:pPr>
             <w:r/>
             <w:r>
               <w:rPr>
@@ -4576,6 +5708,9 @@
             <w:tcW w:type="dxa" w:w="1514"/>
           </w:tcPr>
           <w:p>
+            <w:pPr>
+              <w:spacing w:before="20" w:after="20"/>
+            </w:pPr>
             <w:r/>
             <w:r>
               <w:rPr>
@@ -4592,11 +5727,13 @@
             <w:tcW w:type="dxa" w:w="1514"/>
           </w:tcPr>
           <w:p>
-            <w:r/>
-            <w:r>
-              <w:rPr>
-                <w:rFonts w:ascii="Verdana" w:hAnsi="Verdana"/>
-                <w:b w:val="0"/>
+            <w:pPr>
+              <w:spacing w:before="20" w:after="20"/>
+            </w:pPr>
+            <w:r/>
+            <w:r>
+              <w:rPr>
+                <w:rFonts w:ascii="Verdana" w:hAnsi="Verdana"/>
                 <w:sz w:val="16"/>
               </w:rPr>
               <w:t>Кодовая таблица</w:t>
@@ -4608,6 +5745,9 @@
             <w:tcW w:type="dxa" w:w="1514"/>
           </w:tcPr>
           <w:p>
+            <w:pPr>
+              <w:spacing w:before="20" w:after="20"/>
+            </w:pPr>
             <w:r/>
             <w:r>
               <w:rPr>
@@ -4624,6 +5764,9 @@
             <w:tcW w:type="dxa" w:w="1514"/>
           </w:tcPr>
           <w:p>
+            <w:pPr>
+              <w:spacing w:before="20" w:after="20"/>
+            </w:pPr>
             <w:r/>
             <w:r>
               <w:rPr>
@@ -4640,6 +5783,9 @@
             <w:tcW w:type="dxa" w:w="1514"/>
           </w:tcPr>
           <w:p>
+            <w:pPr>
+              <w:spacing w:before="20" w:after="20"/>
+            </w:pPr>
             <w:r/>
             <w:r>
               <w:rPr>
@@ -4660,6 +5806,9 @@
             <w:tcW w:type="dxa" w:w="1514"/>
           </w:tcPr>
           <w:p>
+            <w:pPr>
+              <w:spacing w:before="20" w:after="20"/>
+            </w:pPr>
             <w:r/>
             <w:r>
               <w:rPr>
@@ -4676,6 +5825,9 @@
             <w:tcW w:type="dxa" w:w="1514"/>
           </w:tcPr>
           <w:p>
+            <w:pPr>
+              <w:spacing w:before="20" w:after="20"/>
+            </w:pPr>
             <w:r/>
             <w:r>
               <w:rPr>
@@ -4692,11 +5844,13 @@
             <w:tcW w:type="dxa" w:w="1514"/>
           </w:tcPr>
           <w:p>
-            <w:r/>
-            <w:r>
-              <w:rPr>
-                <w:rFonts w:ascii="Verdana" w:hAnsi="Verdana"/>
-                <w:b w:val="0"/>
+            <w:pPr>
+              <w:spacing w:before="20" w:after="20"/>
+            </w:pPr>
+            <w:r/>
+            <w:r>
+              <w:rPr>
+                <w:rFonts w:ascii="Verdana" w:hAnsi="Verdana"/>
                 <w:sz w:val="16"/>
               </w:rPr>
               <w:t>Таблица флагов</w:t>
@@ -4708,6 +5862,9 @@
             <w:tcW w:type="dxa" w:w="1514"/>
           </w:tcPr>
           <w:p>
+            <w:pPr>
+              <w:spacing w:before="20" w:after="20"/>
+            </w:pPr>
             <w:r/>
             <w:r>
               <w:rPr>
@@ -4724,6 +5881,9 @@
             <w:tcW w:type="dxa" w:w="1514"/>
           </w:tcPr>
           <w:p>
+            <w:pPr>
+              <w:spacing w:before="20" w:after="20"/>
+            </w:pPr>
             <w:r/>
             <w:r>
               <w:rPr>
@@ -4740,6 +5900,9 @@
             <w:tcW w:type="dxa" w:w="1514"/>
           </w:tcPr>
           <w:p>
+            <w:pPr>
+              <w:spacing w:before="20" w:after="20"/>
+            </w:pPr>
             <w:r/>
             <w:r>
               <w:rPr>
@@ -4756,11 +5919,13 @@
             <w:tcW w:type="dxa" w:w="1514"/>
           </w:tcPr>
           <w:p>
-            <w:r/>
-            <w:r>
-              <w:rPr>
-                <w:rFonts w:ascii="Verdana" w:hAnsi="Verdana"/>
-                <w:b w:val="0"/>
+            <w:pPr>
+              <w:spacing w:before="20" w:after="20"/>
+            </w:pPr>
+            <w:r/>
+            <w:r>
+              <w:rPr>
+                <w:rFonts w:ascii="Verdana" w:hAnsi="Verdana"/>
                 <w:sz w:val="16"/>
               </w:rPr>
               <w:t>Таблица флагов</w:t>
@@ -4772,6 +5937,9 @@
             <w:tcW w:type="dxa" w:w="1514"/>
           </w:tcPr>
           <w:p>
+            <w:pPr>
+              <w:spacing w:before="20" w:after="20"/>
+            </w:pPr>
             <w:r/>
             <w:r>
               <w:rPr>
@@ -4788,6 +5956,9 @@
             <w:tcW w:type="dxa" w:w="1514"/>
           </w:tcPr>
           <w:p>
+            <w:pPr>
+              <w:spacing w:before="20" w:after="20"/>
+            </w:pPr>
             <w:r/>
             <w:r>
               <w:rPr>
@@ -4804,6 +5975,9 @@
             <w:tcW w:type="dxa" w:w="1514"/>
           </w:tcPr>
           <w:p>
+            <w:pPr>
+              <w:spacing w:before="20" w:after="20"/>
+            </w:pPr>
             <w:r/>
             <w:r>
               <w:rPr>
@@ -4824,6 +5998,9 @@
             <w:tcW w:type="dxa" w:w="1514"/>
           </w:tcPr>
           <w:p>
+            <w:pPr>
+              <w:spacing w:before="20" w:after="20"/>
+            </w:pPr>
             <w:r/>
             <w:r>
               <w:rPr>
@@ -4840,6 +6017,9 @@
             <w:tcW w:type="dxa" w:w="1514"/>
           </w:tcPr>
           <w:p>
+            <w:pPr>
+              <w:spacing w:before="20" w:after="20"/>
+            </w:pPr>
             <w:r/>
             <w:r>
               <w:rPr>
@@ -4856,11 +6036,13 @@
             <w:tcW w:type="dxa" w:w="1514"/>
           </w:tcPr>
           <w:p>
-            <w:r/>
-            <w:r>
-              <w:rPr>
-                <w:rFonts w:ascii="Verdana" w:hAnsi="Verdana"/>
-                <w:b w:val="0"/>
+            <w:pPr>
+              <w:spacing w:before="20" w:after="20"/>
+            </w:pPr>
+            <w:r/>
+            <w:r>
+              <w:rPr>
+                <w:rFonts w:ascii="Verdana" w:hAnsi="Verdana"/>
                 <w:sz w:val="16"/>
               </w:rPr>
               <w:t>Таблица флагов</w:t>
@@ -4872,6 +6054,9 @@
             <w:tcW w:type="dxa" w:w="1514"/>
           </w:tcPr>
           <w:p>
+            <w:pPr>
+              <w:spacing w:before="20" w:after="20"/>
+            </w:pPr>
             <w:r/>
             <w:r>
               <w:rPr>
@@ -4888,6 +6073,9 @@
             <w:tcW w:type="dxa" w:w="1514"/>
           </w:tcPr>
           <w:p>
+            <w:pPr>
+              <w:spacing w:before="20" w:after="20"/>
+            </w:pPr>
             <w:r/>
             <w:r>
               <w:rPr>
@@ -4904,6 +6092,9 @@
             <w:tcW w:type="dxa" w:w="1514"/>
           </w:tcPr>
           <w:p>
+            <w:pPr>
+              <w:spacing w:before="20" w:after="20"/>
+            </w:pPr>
             <w:r/>
             <w:r>
               <w:rPr>
@@ -4920,11 +6111,13 @@
             <w:tcW w:type="dxa" w:w="1514"/>
           </w:tcPr>
           <w:p>
-            <w:r/>
-            <w:r>
-              <w:rPr>
-                <w:rFonts w:ascii="Verdana" w:hAnsi="Verdana"/>
-                <w:b w:val="0"/>
+            <w:pPr>
+              <w:spacing w:before="20" w:after="20"/>
+            </w:pPr>
+            <w:r/>
+            <w:r>
+              <w:rPr>
+                <w:rFonts w:ascii="Verdana" w:hAnsi="Verdana"/>
                 <w:sz w:val="16"/>
               </w:rPr>
               <w:t>Таблица флагов</w:t>
@@ -4936,6 +6129,9 @@
             <w:tcW w:type="dxa" w:w="1514"/>
           </w:tcPr>
           <w:p>
+            <w:pPr>
+              <w:spacing w:before="20" w:after="20"/>
+            </w:pPr>
             <w:r/>
             <w:r>
               <w:rPr>
@@ -4952,6 +6148,9 @@
             <w:tcW w:type="dxa" w:w="1514"/>
           </w:tcPr>
           <w:p>
+            <w:pPr>
+              <w:spacing w:before="20" w:after="20"/>
+            </w:pPr>
             <w:r/>
             <w:r>
               <w:rPr>
@@ -4968,6 +6167,9 @@
             <w:tcW w:type="dxa" w:w="1514"/>
           </w:tcPr>
           <w:p>
+            <w:pPr>
+              <w:spacing w:before="20" w:after="20"/>
+            </w:pPr>
             <w:r/>
             <w:r>
               <w:rPr>
@@ -4988,6 +6190,9 @@
             <w:tcW w:type="dxa" w:w="1514"/>
           </w:tcPr>
           <w:p>
+            <w:pPr>
+              <w:spacing w:before="20" w:after="20"/>
+            </w:pPr>
             <w:r/>
             <w:r>
               <w:rPr>
@@ -5004,6 +6209,9 @@
             <w:tcW w:type="dxa" w:w="1514"/>
           </w:tcPr>
           <w:p>
+            <w:pPr>
+              <w:spacing w:before="20" w:after="20"/>
+            </w:pPr>
             <w:r/>
             <w:r>
               <w:rPr>
@@ -5020,11 +6228,13 @@
             <w:tcW w:type="dxa" w:w="1514"/>
           </w:tcPr>
           <w:p>
-            <w:r/>
-            <w:r>
-              <w:rPr>
-                <w:rFonts w:ascii="Verdana" w:hAnsi="Verdana"/>
-                <w:b w:val="0"/>
+            <w:pPr>
+              <w:spacing w:before="20" w:after="20"/>
+            </w:pPr>
+            <w:r/>
+            <w:r>
+              <w:rPr>
+                <w:rFonts w:ascii="Verdana" w:hAnsi="Verdana"/>
                 <w:sz w:val="16"/>
               </w:rPr>
               <w:t>%</w:t>
@@ -5036,6 +6246,9 @@
             <w:tcW w:type="dxa" w:w="1514"/>
           </w:tcPr>
           <w:p>
+            <w:pPr>
+              <w:spacing w:before="20" w:after="20"/>
+            </w:pPr>
             <w:r/>
             <w:r>
               <w:rPr>
@@ -5052,6 +6265,9 @@
             <w:tcW w:type="dxa" w:w="1514"/>
           </w:tcPr>
           <w:p>
+            <w:pPr>
+              <w:spacing w:before="20" w:after="20"/>
+            </w:pPr>
             <w:r/>
             <w:r>
               <w:rPr>
@@ -5068,6 +6284,9 @@
             <w:tcW w:type="dxa" w:w="1514"/>
           </w:tcPr>
           <w:p>
+            <w:pPr>
+              <w:spacing w:before="20" w:after="20"/>
+            </w:pPr>
             <w:r/>
             <w:r>
               <w:rPr>
@@ -5084,11 +6303,13 @@
             <w:tcW w:type="dxa" w:w="1514"/>
           </w:tcPr>
           <w:p>
-            <w:r/>
-            <w:r>
-              <w:rPr>
-                <w:rFonts w:ascii="Verdana" w:hAnsi="Verdana"/>
-                <w:b w:val="0"/>
+            <w:pPr>
+              <w:spacing w:before="20" w:after="20"/>
+            </w:pPr>
+            <w:r/>
+            <w:r>
+              <w:rPr>
+                <w:rFonts w:ascii="Verdana" w:hAnsi="Verdana"/>
                 <w:sz w:val="16"/>
               </w:rPr>
               <w:t>%</w:t>
@@ -5100,6 +6321,9 @@
             <w:tcW w:type="dxa" w:w="1514"/>
           </w:tcPr>
           <w:p>
+            <w:pPr>
+              <w:spacing w:before="20" w:after="20"/>
+            </w:pPr>
             <w:r/>
             <w:r>
               <w:rPr>
@@ -5116,6 +6340,9 @@
             <w:tcW w:type="dxa" w:w="1514"/>
           </w:tcPr>
           <w:p>
+            <w:pPr>
+              <w:spacing w:before="20" w:after="20"/>
+            </w:pPr>
             <w:r/>
             <w:r>
               <w:rPr>
@@ -5132,6 +6359,9 @@
             <w:tcW w:type="dxa" w:w="1514"/>
           </w:tcPr>
           <w:p>
+            <w:pPr>
+              <w:spacing w:before="20" w:after="20"/>
+            </w:pPr>
             <w:r/>
             <w:r>
               <w:rPr>
@@ -5153,6 +6383,9 @@
             <w:tcW w:type="dxa" w:w="1514"/>
           </w:tcPr>
           <w:p>
+            <w:pPr>
+              <w:spacing w:before="20" w:after="20"/>
+            </w:pPr>
             <w:r/>
             <w:r>
               <w:rPr>
@@ -5169,6 +6402,9 @@
             <w:tcW w:type="dxa" w:w="1514"/>
           </w:tcPr>
           <w:p>
+            <w:pPr>
+              <w:spacing w:before="20" w:after="20"/>
+            </w:pPr>
             <w:r/>
             <w:r>
               <w:rPr>
@@ -5185,11 +6421,13 @@
             <w:tcW w:type="dxa" w:w="1514"/>
           </w:tcPr>
           <w:p>
-            <w:r/>
-            <w:r>
-              <w:rPr>
-                <w:rFonts w:ascii="Verdana" w:hAnsi="Verdana"/>
-                <w:b w:val="0"/>
+            <w:pPr>
+              <w:spacing w:before="20" w:after="20"/>
+            </w:pPr>
+            <w:r/>
+            <w:r>
+              <w:rPr>
+                <w:rFonts w:ascii="Verdana" w:hAnsi="Verdana"/>
                 <w:sz w:val="16"/>
               </w:rPr>
               <w:t>%</w:t>
@@ -5201,6 +6439,9 @@
             <w:tcW w:type="dxa" w:w="1514"/>
           </w:tcPr>
           <w:p>
+            <w:pPr>
+              <w:spacing w:before="20" w:after="20"/>
+            </w:pPr>
             <w:r/>
             <w:r>
               <w:rPr>
@@ -5217,6 +6458,9 @@
             <w:tcW w:type="dxa" w:w="1514"/>
           </w:tcPr>
           <w:p>
+            <w:pPr>
+              <w:spacing w:before="20" w:after="20"/>
+            </w:pPr>
             <w:r/>
             <w:r>
               <w:rPr>
@@ -5233,6 +6477,9 @@
             <w:tcW w:type="dxa" w:w="1514"/>
           </w:tcPr>
           <w:p>
+            <w:pPr>
+              <w:spacing w:before="20" w:after="20"/>
+            </w:pPr>
             <w:r/>
             <w:r>
               <w:rPr>
@@ -5249,11 +6496,13 @@
             <w:tcW w:type="dxa" w:w="1514"/>
           </w:tcPr>
           <w:p>
-            <w:r/>
-            <w:r>
-              <w:rPr>
-                <w:rFonts w:ascii="Verdana" w:hAnsi="Verdana"/>
-                <w:b w:val="0"/>
+            <w:pPr>
+              <w:spacing w:before="20" w:after="20"/>
+            </w:pPr>
+            <w:r/>
+            <w:r>
+              <w:rPr>
+                <w:rFonts w:ascii="Verdana" w:hAnsi="Verdana"/>
                 <w:sz w:val="16"/>
               </w:rPr>
               <w:t>%</w:t>
@@ -5265,6 +6514,9 @@
             <w:tcW w:type="dxa" w:w="1514"/>
           </w:tcPr>
           <w:p>
+            <w:pPr>
+              <w:spacing w:before="20" w:after="20"/>
+            </w:pPr>
             <w:r/>
             <w:r>
               <w:rPr>
@@ -5281,6 +6533,9 @@
             <w:tcW w:type="dxa" w:w="1514"/>
           </w:tcPr>
           <w:p>
+            <w:pPr>
+              <w:spacing w:before="20" w:after="20"/>
+            </w:pPr>
             <w:r/>
             <w:r>
               <w:rPr>
@@ -5297,6 +6552,9 @@
             <w:tcW w:type="dxa" w:w="1514"/>
           </w:tcPr>
           <w:p>
+            <w:pPr>
+              <w:spacing w:before="20" w:after="20"/>
+            </w:pPr>
             <w:r/>
             <w:r>
               <w:rPr>
@@ -5318,6 +6576,9 @@
             <w:tcW w:type="dxa" w:w="1514"/>
           </w:tcPr>
           <w:p>
+            <w:pPr>
+              <w:spacing w:before="20" w:after="20"/>
+            </w:pPr>
             <w:r/>
             <w:r>
               <w:rPr>
@@ -5334,6 +6595,9 @@
             <w:tcW w:type="dxa" w:w="1514"/>
           </w:tcPr>
           <w:p>
+            <w:pPr>
+              <w:spacing w:before="20" w:after="20"/>
+            </w:pPr>
             <w:r/>
             <w:r>
               <w:rPr>
@@ -5350,11 +6614,13 @@
             <w:tcW w:type="dxa" w:w="1514"/>
           </w:tcPr>
           <w:p>
-            <w:r/>
-            <w:r>
-              <w:rPr>
-                <w:rFonts w:ascii="Verdana" w:hAnsi="Verdana"/>
-                <w:b w:val="0"/>
+            <w:pPr>
+              <w:spacing w:before="20" w:after="20"/>
+            </w:pPr>
+            <w:r/>
+            <w:r>
+              <w:rPr>
+                <w:rFonts w:ascii="Verdana" w:hAnsi="Verdana"/>
                 <w:sz w:val="16"/>
               </w:rPr>
               <w:t>Таблица флагов</w:t>
@@ -5366,6 +6632,9 @@
             <w:tcW w:type="dxa" w:w="1514"/>
           </w:tcPr>
           <w:p>
+            <w:pPr>
+              <w:spacing w:before="20" w:after="20"/>
+            </w:pPr>
             <w:r/>
             <w:r>
               <w:rPr>
@@ -5382,6 +6651,9 @@
             <w:tcW w:type="dxa" w:w="1514"/>
           </w:tcPr>
           <w:p>
+            <w:pPr>
+              <w:spacing w:before="20" w:after="20"/>
+            </w:pPr>
             <w:r/>
             <w:r>
               <w:rPr>
@@ -5398,6 +6670,9 @@
             <w:tcW w:type="dxa" w:w="1514"/>
           </w:tcPr>
           <w:p>
+            <w:pPr>
+              <w:spacing w:before="20" w:after="20"/>
+            </w:pPr>
             <w:r/>
             <w:r>
               <w:rPr>
@@ -5414,11 +6689,13 @@
             <w:tcW w:type="dxa" w:w="1514"/>
           </w:tcPr>
           <w:p>
-            <w:r/>
-            <w:r>
-              <w:rPr>
-                <w:rFonts w:ascii="Verdana" w:hAnsi="Verdana"/>
-                <w:b w:val="0"/>
+            <w:pPr>
+              <w:spacing w:before="20" w:after="20"/>
+            </w:pPr>
+            <w:r/>
+            <w:r>
+              <w:rPr>
+                <w:rFonts w:ascii="Verdana" w:hAnsi="Verdana"/>
                 <w:sz w:val="16"/>
               </w:rPr>
               <w:t>Таблица флагов</w:t>
@@ -5430,6 +6707,9 @@
             <w:tcW w:type="dxa" w:w="1514"/>
           </w:tcPr>
           <w:p>
+            <w:pPr>
+              <w:spacing w:before="20" w:after="20"/>
+            </w:pPr>
             <w:r/>
             <w:r>
               <w:rPr>
@@ -5446,6 +6726,9 @@
             <w:tcW w:type="dxa" w:w="1514"/>
           </w:tcPr>
           <w:p>
+            <w:pPr>
+              <w:spacing w:before="20" w:after="20"/>
+            </w:pPr>
             <w:r/>
             <w:r>
               <w:rPr>
@@ -5462,6 +6745,9 @@
             <w:tcW w:type="dxa" w:w="1514"/>
           </w:tcPr>
           <w:p>
+            <w:pPr>
+              <w:spacing w:before="20" w:after="20"/>
+            </w:pPr>
             <w:r/>
             <w:r>
               <w:rPr>
@@ -5482,6 +6768,9 @@
             <w:tcW w:type="dxa" w:w="1514"/>
           </w:tcPr>
           <w:p>
+            <w:pPr>
+              <w:spacing w:before="20" w:after="20"/>
+            </w:pPr>
             <w:r/>
             <w:r>
               <w:rPr>
@@ -5498,6 +6787,9 @@
             <w:tcW w:type="dxa" w:w="1514"/>
           </w:tcPr>
           <w:p>
+            <w:pPr>
+              <w:spacing w:before="20" w:after="20"/>
+            </w:pPr>
             <w:r/>
             <w:r>
               <w:rPr>
@@ -5514,11 +6806,13 @@
             <w:tcW w:type="dxa" w:w="1514"/>
           </w:tcPr>
           <w:p>
-            <w:r/>
-            <w:r>
-              <w:rPr>
-                <w:rFonts w:ascii="Verdana" w:hAnsi="Verdana"/>
-                <w:b w:val="0"/>
+            <w:pPr>
+              <w:spacing w:before="20" w:after="20"/>
+            </w:pPr>
+            <w:r/>
+            <w:r>
+              <w:rPr>
+                <w:rFonts w:ascii="Verdana" w:hAnsi="Verdana"/>
                 <w:sz w:val="16"/>
               </w:rPr>
               <w:t>Кодовая таблица</w:t>
@@ -5530,6 +6824,9 @@
             <w:tcW w:type="dxa" w:w="1514"/>
           </w:tcPr>
           <w:p>
+            <w:pPr>
+              <w:spacing w:before="20" w:after="20"/>
+            </w:pPr>
             <w:r/>
             <w:r>
               <w:rPr>
@@ -5546,6 +6843,9 @@
             <w:tcW w:type="dxa" w:w="1514"/>
           </w:tcPr>
           <w:p>
+            <w:pPr>
+              <w:spacing w:before="20" w:after="20"/>
+            </w:pPr>
             <w:r/>
             <w:r>
               <w:rPr>
@@ -5562,6 +6862,9 @@
             <w:tcW w:type="dxa" w:w="1514"/>
           </w:tcPr>
           <w:p>
+            <w:pPr>
+              <w:spacing w:before="20" w:after="20"/>
+            </w:pPr>
             <w:r/>
             <w:r>
               <w:rPr>
@@ -5578,11 +6881,13 @@
             <w:tcW w:type="dxa" w:w="1514"/>
           </w:tcPr>
           <w:p>
-            <w:r/>
-            <w:r>
-              <w:rPr>
-                <w:rFonts w:ascii="Verdana" w:hAnsi="Verdana"/>
-                <w:b w:val="0"/>
+            <w:pPr>
+              <w:spacing w:before="20" w:after="20"/>
+            </w:pPr>
+            <w:r/>
+            <w:r>
+              <w:rPr>
+                <w:rFonts w:ascii="Verdana" w:hAnsi="Verdana"/>
                 <w:sz w:val="16"/>
               </w:rPr>
               <w:t>Кодовая таблица</w:t>
@@ -5594,6 +6899,9 @@
             <w:tcW w:type="dxa" w:w="1514"/>
           </w:tcPr>
           <w:p>
+            <w:pPr>
+              <w:spacing w:before="20" w:after="20"/>
+            </w:pPr>
             <w:r/>
             <w:r>
               <w:rPr>
@@ -5610,6 +6918,9 @@
             <w:tcW w:type="dxa" w:w="1514"/>
           </w:tcPr>
           <w:p>
+            <w:pPr>
+              <w:spacing w:before="20" w:after="20"/>
+            </w:pPr>
             <w:r/>
             <w:r>
               <w:rPr>
@@ -5626,6 +6937,9 @@
             <w:tcW w:type="dxa" w:w="1514"/>
           </w:tcPr>
           <w:p>
+            <w:pPr>
+              <w:spacing w:before="20" w:after="20"/>
+            </w:pPr>
             <w:r/>
             <w:r>
               <w:rPr>
@@ -5646,6 +6960,9 @@
             <w:tcW w:type="dxa" w:w="1514"/>
           </w:tcPr>
           <w:p>
+            <w:pPr>
+              <w:spacing w:before="20" w:after="20"/>
+            </w:pPr>
             <w:r/>
             <w:r>
               <w:rPr>
@@ -5662,6 +6979,9 @@
             <w:tcW w:type="dxa" w:w="1514"/>
           </w:tcPr>
           <w:p>
+            <w:pPr>
+              <w:spacing w:before="20" w:after="20"/>
+            </w:pPr>
             <w:r/>
             <w:r>
               <w:rPr>
@@ -5678,11 +6998,13 @@
             <w:tcW w:type="dxa" w:w="1514"/>
           </w:tcPr>
           <w:p>
-            <w:r/>
-            <w:r>
-              <w:rPr>
-                <w:rFonts w:ascii="Verdana" w:hAnsi="Verdana"/>
-                <w:b w:val="0"/>
+            <w:pPr>
+              <w:spacing w:before="20" w:after="20"/>
+            </w:pPr>
+            <w:r/>
+            <w:r>
+              <w:rPr>
+                <w:rFonts w:ascii="Verdana" w:hAnsi="Verdana"/>
                 <w:sz w:val="16"/>
               </w:rPr>
               <w:t>Кодовая таблица</w:t>
@@ -5694,6 +7016,9 @@
             <w:tcW w:type="dxa" w:w="1514"/>
           </w:tcPr>
           <w:p>
+            <w:pPr>
+              <w:spacing w:before="20" w:after="20"/>
+            </w:pPr>
             <w:r/>
             <w:r>
               <w:rPr>
@@ -5710,6 +7035,9 @@
             <w:tcW w:type="dxa" w:w="1514"/>
           </w:tcPr>
           <w:p>
+            <w:pPr>
+              <w:spacing w:before="20" w:after="20"/>
+            </w:pPr>
             <w:r/>
             <w:r>
               <w:rPr>
@@ -5726,6 +7054,9 @@
             <w:tcW w:type="dxa" w:w="1514"/>
           </w:tcPr>
           <w:p>
+            <w:pPr>
+              <w:spacing w:before="20" w:after="20"/>
+            </w:pPr>
             <w:r/>
             <w:r>
               <w:rPr>
@@ -5742,11 +7073,13 @@
             <w:tcW w:type="dxa" w:w="1514"/>
           </w:tcPr>
           <w:p>
-            <w:r/>
-            <w:r>
-              <w:rPr>
-                <w:rFonts w:ascii="Verdana" w:hAnsi="Verdana"/>
-                <w:b w:val="0"/>
+            <w:pPr>
+              <w:spacing w:before="20" w:after="20"/>
+            </w:pPr>
+            <w:r/>
+            <w:r>
+              <w:rPr>
+                <w:rFonts w:ascii="Verdana" w:hAnsi="Verdana"/>
                 <w:sz w:val="16"/>
               </w:rPr>
               <w:t>Кодовая таблица</w:t>
@@ -5758,6 +7091,9 @@
             <w:tcW w:type="dxa" w:w="1514"/>
           </w:tcPr>
           <w:p>
+            <w:pPr>
+              <w:spacing w:before="20" w:after="20"/>
+            </w:pPr>
             <w:r/>
             <w:r>
               <w:rPr>
@@ -5774,6 +7110,9 @@
             <w:tcW w:type="dxa" w:w="1514"/>
           </w:tcPr>
           <w:p>
+            <w:pPr>
+              <w:spacing w:before="20" w:after="20"/>
+            </w:pPr>
             <w:r/>
             <w:r>
               <w:rPr>
@@ -5790,6 +7129,9 @@
             <w:tcW w:type="dxa" w:w="1514"/>
           </w:tcPr>
           <w:p>
+            <w:pPr>
+              <w:spacing w:before="20" w:after="20"/>
+            </w:pPr>
             <w:r/>
             <w:r>
               <w:rPr>
@@ -5810,6 +7152,9 @@
             <w:tcW w:type="dxa" w:w="1514"/>
           </w:tcPr>
           <w:p>
+            <w:pPr>
+              <w:spacing w:before="20" w:after="20"/>
+            </w:pPr>
             <w:r/>
             <w:r>
               <w:rPr>
@@ -5826,6 +7171,9 @@
             <w:tcW w:type="dxa" w:w="1514"/>
           </w:tcPr>
           <w:p>
+            <w:pPr>
+              <w:spacing w:before="20" w:after="20"/>
+            </w:pPr>
             <w:r/>
             <w:r>
               <w:rPr>
@@ -5842,11 +7190,13 @@
             <w:tcW w:type="dxa" w:w="1514"/>
           </w:tcPr>
           <w:p>
-            <w:r/>
-            <w:r>
-              <w:rPr>
-                <w:rFonts w:ascii="Verdana" w:hAnsi="Verdana"/>
-                <w:b w:val="0"/>
+            <w:pPr>
+              <w:spacing w:before="20" w:after="20"/>
+            </w:pPr>
+            <w:r/>
+            <w:r>
+              <w:rPr>
+                <w:rFonts w:ascii="Verdana" w:hAnsi="Verdana"/>
                 <w:sz w:val="16"/>
               </w:rPr>
               <w:t>Кодовая таблица</w:t>
@@ -5858,6 +7208,9 @@
             <w:tcW w:type="dxa" w:w="1514"/>
           </w:tcPr>
           <w:p>
+            <w:pPr>
+              <w:spacing w:before="20" w:after="20"/>
+            </w:pPr>
             <w:r/>
             <w:r>
               <w:rPr>
@@ -5874,6 +7227,9 @@
             <w:tcW w:type="dxa" w:w="1514"/>
           </w:tcPr>
           <w:p>
+            <w:pPr>
+              <w:spacing w:before="20" w:after="20"/>
+            </w:pPr>
             <w:r/>
             <w:r>
               <w:rPr>
@@ -5890,6 +7246,9 @@
             <w:tcW w:type="dxa" w:w="1514"/>
           </w:tcPr>
           <w:p>
+            <w:pPr>
+              <w:spacing w:before="20" w:after="20"/>
+            </w:pPr>
             <w:r/>
             <w:r>
               <w:rPr>
@@ -5906,11 +7265,13 @@
             <w:tcW w:type="dxa" w:w="1514"/>
           </w:tcPr>
           <w:p>
-            <w:r/>
-            <w:r>
-              <w:rPr>
-                <w:rFonts w:ascii="Verdana" w:hAnsi="Verdana"/>
-                <w:b w:val="0"/>
+            <w:pPr>
+              <w:spacing w:before="20" w:after="20"/>
+            </w:pPr>
+            <w:r/>
+            <w:r>
+              <w:rPr>
+                <w:rFonts w:ascii="Verdana" w:hAnsi="Verdana"/>
                 <w:sz w:val="16"/>
               </w:rPr>
               <w:t>Кодовая таблица</w:t>
@@ -5922,6 +7283,9 @@
             <w:tcW w:type="dxa" w:w="1514"/>
           </w:tcPr>
           <w:p>
+            <w:pPr>
+              <w:spacing w:before="20" w:after="20"/>
+            </w:pPr>
             <w:r/>
             <w:r>
               <w:rPr>
@@ -5938,6 +7302,9 @@
             <w:tcW w:type="dxa" w:w="1514"/>
           </w:tcPr>
           <w:p>
+            <w:pPr>
+              <w:spacing w:before="20" w:after="20"/>
+            </w:pPr>
             <w:r/>
             <w:r>
               <w:rPr>
@@ -5954,6 +7321,9 @@
             <w:tcW w:type="dxa" w:w="1514"/>
           </w:tcPr>
           <w:p>
+            <w:pPr>
+              <w:spacing w:before="20" w:after="20"/>
+            </w:pPr>
             <w:r/>
             <w:r>
               <w:rPr>
@@ -5974,6 +7344,9 @@
             <w:tcW w:type="dxa" w:w="1514"/>
           </w:tcPr>
           <w:p>
+            <w:pPr>
+              <w:spacing w:before="20" w:after="20"/>
+            </w:pPr>
             <w:r/>
             <w:r>
               <w:rPr>
@@ -5990,6 +7363,9 @@
             <w:tcW w:type="dxa" w:w="1514"/>
           </w:tcPr>
           <w:p>
+            <w:pPr>
+              <w:spacing w:before="20" w:after="20"/>
+            </w:pPr>
             <w:r/>
             <w:r>
               <w:rPr>
@@ -6006,11 +7382,13 @@
             <w:tcW w:type="dxa" w:w="1514"/>
           </w:tcPr>
           <w:p>
-            <w:r/>
-            <w:r>
-              <w:rPr>
-                <w:rFonts w:ascii="Verdana" w:hAnsi="Verdana"/>
-                <w:b w:val="0"/>
+            <w:pPr>
+              <w:spacing w:before="20" w:after="20"/>
+            </w:pPr>
+            <w:r/>
+            <w:r>
+              <w:rPr>
+                <w:rFonts w:ascii="Verdana" w:hAnsi="Verdana"/>
                 <w:sz w:val="16"/>
               </w:rPr>
               <w:t>Таблица флагов</w:t>
@@ -6022,6 +7400,9 @@
             <w:tcW w:type="dxa" w:w="1514"/>
           </w:tcPr>
           <w:p>
+            <w:pPr>
+              <w:spacing w:before="20" w:after="20"/>
+            </w:pPr>
             <w:r/>
             <w:r>
               <w:rPr>
@@ -6038,6 +7419,9 @@
             <w:tcW w:type="dxa" w:w="1514"/>
           </w:tcPr>
           <w:p>
+            <w:pPr>
+              <w:spacing w:before="20" w:after="20"/>
+            </w:pPr>
             <w:r/>
             <w:r>
               <w:rPr>
@@ -6054,6 +7438,9 @@
             <w:tcW w:type="dxa" w:w="1514"/>
           </w:tcPr>
           <w:p>
+            <w:pPr>
+              <w:spacing w:before="20" w:after="20"/>
+            </w:pPr>
             <w:r/>
             <w:r>
               <w:rPr>
@@ -6070,11 +7457,13 @@
             <w:tcW w:type="dxa" w:w="1514"/>
           </w:tcPr>
           <w:p>
-            <w:r/>
-            <w:r>
-              <w:rPr>
-                <w:rFonts w:ascii="Verdana" w:hAnsi="Verdana"/>
-                <w:b w:val="0"/>
+            <w:pPr>
+              <w:spacing w:before="20" w:after="20"/>
+            </w:pPr>
+            <w:r/>
+            <w:r>
+              <w:rPr>
+                <w:rFonts w:ascii="Verdana" w:hAnsi="Verdana"/>
                 <w:sz w:val="16"/>
               </w:rPr>
               <w:t>Таблица флагов</w:t>
@@ -6086,6 +7475,9 @@
             <w:tcW w:type="dxa" w:w="1514"/>
           </w:tcPr>
           <w:p>
+            <w:pPr>
+              <w:spacing w:before="20" w:after="20"/>
+            </w:pPr>
             <w:r/>
             <w:r>
               <w:rPr>
@@ -6102,6 +7494,9 @@
             <w:tcW w:type="dxa" w:w="1514"/>
           </w:tcPr>
           <w:p>
+            <w:pPr>
+              <w:spacing w:before="20" w:after="20"/>
+            </w:pPr>
             <w:r/>
             <w:r>
               <w:rPr>
@@ -6118,6 +7513,9 @@
             <w:tcW w:type="dxa" w:w="1514"/>
           </w:tcPr>
           <w:p>
+            <w:pPr>
+              <w:spacing w:before="20" w:after="20"/>
+            </w:pPr>
             <w:r/>
             <w:r>
               <w:rPr>
@@ -6138,6 +7536,9 @@
             <w:tcW w:type="dxa" w:w="1514"/>
           </w:tcPr>
           <w:p>
+            <w:pPr>
+              <w:spacing w:before="20" w:after="20"/>
+            </w:pPr>
             <w:r/>
             <w:r>
               <w:rPr>
@@ -6154,6 +7555,9 @@
             <w:tcW w:type="dxa" w:w="1514"/>
           </w:tcPr>
           <w:p>
+            <w:pPr>
+              <w:spacing w:before="20" w:after="20"/>
+            </w:pPr>
             <w:r/>
             <w:r>
               <w:rPr>
@@ -6170,11 +7574,13 @@
             <w:tcW w:type="dxa" w:w="1514"/>
           </w:tcPr>
           <w:p>
-            <w:r/>
-            <w:r>
-              <w:rPr>
-                <w:rFonts w:ascii="Verdana" w:hAnsi="Verdana"/>
-                <w:b w:val="0"/>
+            <w:pPr>
+              <w:spacing w:before="20" w:after="20"/>
+            </w:pPr>
+            <w:r/>
+            <w:r>
+              <w:rPr>
+                <w:rFonts w:ascii="Verdana" w:hAnsi="Verdana"/>
                 <w:sz w:val="16"/>
               </w:rPr>
               <w:t>Таблица флагов</w:t>
@@ -6186,6 +7592,9 @@
             <w:tcW w:type="dxa" w:w="1514"/>
           </w:tcPr>
           <w:p>
+            <w:pPr>
+              <w:spacing w:before="20" w:after="20"/>
+            </w:pPr>
             <w:r/>
             <w:r>
               <w:rPr>
@@ -6202,6 +7611,9 @@
             <w:tcW w:type="dxa" w:w="1514"/>
           </w:tcPr>
           <w:p>
+            <w:pPr>
+              <w:spacing w:before="20" w:after="20"/>
+            </w:pPr>
             <w:r/>
             <w:r>
               <w:rPr>
@@ -6218,6 +7630,9 @@
             <w:tcW w:type="dxa" w:w="1514"/>
           </w:tcPr>
           <w:p>
+            <w:pPr>
+              <w:spacing w:before="20" w:after="20"/>
+            </w:pPr>
             <w:r/>
             <w:r>
               <w:rPr>
@@ -6234,11 +7649,13 @@
             <w:tcW w:type="dxa" w:w="1514"/>
           </w:tcPr>
           <w:p>
-            <w:r/>
-            <w:r>
-              <w:rPr>
-                <w:rFonts w:ascii="Verdana" w:hAnsi="Verdana"/>
-                <w:b w:val="0"/>
+            <w:pPr>
+              <w:spacing w:before="20" w:after="20"/>
+            </w:pPr>
+            <w:r/>
+            <w:r>
+              <w:rPr>
+                <w:rFonts w:ascii="Verdana" w:hAnsi="Verdana"/>
                 <w:sz w:val="16"/>
               </w:rPr>
               <w:t>Таблица флагов</w:t>
@@ -6250,6 +7667,9 @@
             <w:tcW w:type="dxa" w:w="1514"/>
           </w:tcPr>
           <w:p>
+            <w:pPr>
+              <w:spacing w:before="20" w:after="20"/>
+            </w:pPr>
             <w:r/>
             <w:r>
               <w:rPr>
@@ -6266,6 +7686,9 @@
             <w:tcW w:type="dxa" w:w="1514"/>
           </w:tcPr>
           <w:p>
+            <w:pPr>
+              <w:spacing w:before="20" w:after="20"/>
+            </w:pPr>
             <w:r/>
             <w:r>
               <w:rPr>
@@ -6282,6 +7705,9 @@
             <w:tcW w:type="dxa" w:w="1514"/>
           </w:tcPr>
           <w:p>
+            <w:pPr>
+              <w:spacing w:before="20" w:after="20"/>
+            </w:pPr>
             <w:r/>
             <w:r>
               <w:rPr>
@@ -6302,6 +7728,9 @@
             <w:tcW w:type="dxa" w:w="1514"/>
           </w:tcPr>
           <w:p>
+            <w:pPr>
+              <w:spacing w:before="20" w:after="20"/>
+            </w:pPr>
             <w:r/>
             <w:r>
               <w:rPr>
@@ -6318,6 +7747,9 @@
             <w:tcW w:type="dxa" w:w="1514"/>
           </w:tcPr>
           <w:p>
+            <w:pPr>
+              <w:spacing w:before="20" w:after="20"/>
+            </w:pPr>
             <w:r/>
             <w:r>
               <w:rPr>
@@ -6334,11 +7766,13 @@
             <w:tcW w:type="dxa" w:w="1514"/>
           </w:tcPr>
           <w:p>
-            <w:r/>
-            <w:r>
-              <w:rPr>
-                <w:rFonts w:ascii="Verdana" w:hAnsi="Verdana"/>
-                <w:b w:val="0"/>
+            <w:pPr>
+              <w:spacing w:before="20" w:after="20"/>
+            </w:pPr>
+            <w:r/>
+            <w:r>
+              <w:rPr>
+                <w:rFonts w:ascii="Verdana" w:hAnsi="Verdana"/>
                 <w:sz w:val="16"/>
               </w:rPr>
               <w:t>Кодовая таблица</w:t>
@@ -6350,6 +7784,9 @@
             <w:tcW w:type="dxa" w:w="1514"/>
           </w:tcPr>
           <w:p>
+            <w:pPr>
+              <w:spacing w:before="20" w:after="20"/>
+            </w:pPr>
             <w:r/>
             <w:r>
               <w:rPr>
@@ -6366,6 +7803,9 @@
             <w:tcW w:type="dxa" w:w="1514"/>
           </w:tcPr>
           <w:p>
+            <w:pPr>
+              <w:spacing w:before="20" w:after="20"/>
+            </w:pPr>
             <w:r/>
             <w:r>
               <w:rPr>
@@ -6382,6 +7822,9 @@
             <w:tcW w:type="dxa" w:w="1514"/>
           </w:tcPr>
           <w:p>
+            <w:pPr>
+              <w:spacing w:before="20" w:after="20"/>
+            </w:pPr>
             <w:r/>
             <w:r>
               <w:rPr>
@@ -6398,11 +7841,13 @@
             <w:tcW w:type="dxa" w:w="1514"/>
           </w:tcPr>
           <w:p>
-            <w:r/>
-            <w:r>
-              <w:rPr>
-                <w:rFonts w:ascii="Verdana" w:hAnsi="Verdana"/>
-                <w:b w:val="0"/>
+            <w:pPr>
+              <w:spacing w:before="20" w:after="20"/>
+            </w:pPr>
+            <w:r/>
+            <w:r>
+              <w:rPr>
+                <w:rFonts w:ascii="Verdana" w:hAnsi="Verdana"/>
                 <w:sz w:val="16"/>
               </w:rPr>
               <w:t>Кодовая таблица</w:t>
@@ -6414,6 +7859,9 @@
             <w:tcW w:type="dxa" w:w="1514"/>
           </w:tcPr>
           <w:p>
+            <w:pPr>
+              <w:spacing w:before="20" w:after="20"/>
+            </w:pPr>
             <w:r/>
             <w:r>
               <w:rPr>
@@ -6430,6 +7878,9 @@
             <w:tcW w:type="dxa" w:w="1514"/>
           </w:tcPr>
           <w:p>
+            <w:pPr>
+              <w:spacing w:before="20" w:after="20"/>
+            </w:pPr>
             <w:r/>
             <w:r>
               <w:rPr>
@@ -6446,6 +7897,9 @@
             <w:tcW w:type="dxa" w:w="1514"/>
           </w:tcPr>
           <w:p>
+            <w:pPr>
+              <w:spacing w:before="20" w:after="20"/>
+            </w:pPr>
             <w:r/>
             <w:r>
               <w:rPr>
@@ -6466,6 +7920,9 @@
             <w:tcW w:type="dxa" w:w="1514"/>
           </w:tcPr>
           <w:p>
+            <w:pPr>
+              <w:spacing w:before="20" w:after="20"/>
+            </w:pPr>
             <w:r/>
             <w:r>
               <w:rPr>
@@ -6482,6 +7939,9 @@
             <w:tcW w:type="dxa" w:w="1514"/>
           </w:tcPr>
           <w:p>
+            <w:pPr>
+              <w:spacing w:before="20" w:after="20"/>
+            </w:pPr>
             <w:r/>
             <w:r>
               <w:rPr>
@@ -6498,11 +7958,13 @@
             <w:tcW w:type="dxa" w:w="1514"/>
           </w:tcPr>
           <w:p>
-            <w:r/>
-            <w:r>
-              <w:rPr>
-                <w:rFonts w:ascii="Verdana" w:hAnsi="Verdana"/>
-                <w:b w:val="0"/>
+            <w:pPr>
+              <w:spacing w:before="20" w:after="20"/>
+            </w:pPr>
+            <w:r/>
+            <w:r>
+              <w:rPr>
+                <w:rFonts w:ascii="Verdana" w:hAnsi="Verdana"/>
                 <w:sz w:val="16"/>
               </w:rPr>
               <w:t>%</w:t>
@@ -6514,6 +7976,9 @@
             <w:tcW w:type="dxa" w:w="1514"/>
           </w:tcPr>
           <w:p>
+            <w:pPr>
+              <w:spacing w:before="20" w:after="20"/>
+            </w:pPr>
             <w:r/>
             <w:r>
               <w:rPr>
@@ -6530,6 +7995,9 @@
             <w:tcW w:type="dxa" w:w="1514"/>
           </w:tcPr>
           <w:p>
+            <w:pPr>
+              <w:spacing w:before="20" w:after="20"/>
+            </w:pPr>
             <w:r/>
             <w:r>
               <w:rPr>
@@ -6546,6 +8014,9 @@
             <w:tcW w:type="dxa" w:w="1514"/>
           </w:tcPr>
           <w:p>
+            <w:pPr>
+              <w:spacing w:before="20" w:after="20"/>
+            </w:pPr>
             <w:r/>
             <w:r>
               <w:rPr>
@@ -6562,11 +8033,13 @@
             <w:tcW w:type="dxa" w:w="1514"/>
           </w:tcPr>
           <w:p>
-            <w:r/>
-            <w:r>
-              <w:rPr>
-                <w:rFonts w:ascii="Verdana" w:hAnsi="Verdana"/>
-                <w:b w:val="0"/>
+            <w:pPr>
+              <w:spacing w:before="20" w:after="20"/>
+            </w:pPr>
+            <w:r/>
+            <w:r>
+              <w:rPr>
+                <w:rFonts w:ascii="Verdana" w:hAnsi="Verdana"/>
                 <w:sz w:val="16"/>
               </w:rPr>
               <w:t>%</w:t>
@@ -6578,6 +8051,9 @@
             <w:tcW w:type="dxa" w:w="1514"/>
           </w:tcPr>
           <w:p>
+            <w:pPr>
+              <w:spacing w:before="20" w:after="20"/>
+            </w:pPr>
             <w:r/>
             <w:r>
               <w:rPr>
@@ -6594,6 +8070,9 @@
             <w:tcW w:type="dxa" w:w="1514"/>
           </w:tcPr>
           <w:p>
+            <w:pPr>
+              <w:spacing w:before="20" w:after="20"/>
+            </w:pPr>
             <w:r/>
             <w:r>
               <w:rPr>
@@ -6610,6 +8089,9 @@
             <w:tcW w:type="dxa" w:w="1514"/>
           </w:tcPr>
           <w:p>
+            <w:pPr>
+              <w:spacing w:before="20" w:after="20"/>
+            </w:pPr>
             <w:r/>
             <w:r>
               <w:rPr>
@@ -6630,6 +8112,9 @@
             <w:tcW w:type="dxa" w:w="1514"/>
           </w:tcPr>
           <w:p>
+            <w:pPr>
+              <w:spacing w:before="20" w:after="20"/>
+            </w:pPr>
             <w:r/>
             <w:r>
               <w:rPr>
@@ -6646,6 +8131,9 @@
             <w:tcW w:type="dxa" w:w="1514"/>
           </w:tcPr>
           <w:p>
+            <w:pPr>
+              <w:spacing w:before="20" w:after="20"/>
+            </w:pPr>
             <w:r/>
             <w:r>
               <w:rPr>
@@ -6662,11 +8150,13 @@
             <w:tcW w:type="dxa" w:w="1514"/>
           </w:tcPr>
           <w:p>
-            <w:r/>
-            <w:r>
-              <w:rPr>
-                <w:rFonts w:ascii="Verdana" w:hAnsi="Verdana"/>
-                <w:b w:val="0"/>
+            <w:pPr>
+              <w:spacing w:before="20" w:after="20"/>
+            </w:pPr>
+            <w:r/>
+            <w:r>
+              <w:rPr>
+                <w:rFonts w:ascii="Verdana" w:hAnsi="Verdana"/>
                 <w:sz w:val="16"/>
               </w:rPr>
               <w:t>%</w:t>
@@ -6678,6 +8168,9 @@
             <w:tcW w:type="dxa" w:w="1514"/>
           </w:tcPr>
           <w:p>
+            <w:pPr>
+              <w:spacing w:before="20" w:after="20"/>
+            </w:pPr>
             <w:r/>
             <w:r>
               <w:rPr>
@@ -6694,6 +8187,9 @@
             <w:tcW w:type="dxa" w:w="1514"/>
           </w:tcPr>
           <w:p>
+            <w:pPr>
+              <w:spacing w:before="20" w:after="20"/>
+            </w:pPr>
             <w:r/>
             <w:r>
               <w:rPr>
@@ -6710,6 +8206,9 @@
             <w:tcW w:type="dxa" w:w="1514"/>
           </w:tcPr>
           <w:p>
+            <w:pPr>
+              <w:spacing w:before="20" w:after="20"/>
+            </w:pPr>
             <w:r/>
             <w:r>
               <w:rPr>
@@ -6726,11 +8225,13 @@
             <w:tcW w:type="dxa" w:w="1514"/>
           </w:tcPr>
           <w:p>
-            <w:r/>
-            <w:r>
-              <w:rPr>
-                <w:rFonts w:ascii="Verdana" w:hAnsi="Verdana"/>
-                <w:b w:val="0"/>
+            <w:pPr>
+              <w:spacing w:before="20" w:after="20"/>
+            </w:pPr>
+            <w:r/>
+            <w:r>
+              <w:rPr>
+                <w:rFonts w:ascii="Verdana" w:hAnsi="Verdana"/>
                 <w:sz w:val="16"/>
               </w:rPr>
               <w:t>%</w:t>
@@ -6742,6 +8243,9 @@
             <w:tcW w:type="dxa" w:w="1514"/>
           </w:tcPr>
           <w:p>
+            <w:pPr>
+              <w:spacing w:before="20" w:after="20"/>
+            </w:pPr>
             <w:r/>
             <w:r>
               <w:rPr>
@@ -6758,6 +8262,9 @@
             <w:tcW w:type="dxa" w:w="1514"/>
           </w:tcPr>
           <w:p>
+            <w:pPr>
+              <w:spacing w:before="20" w:after="20"/>
+            </w:pPr>
             <w:r/>
             <w:r>
               <w:rPr>
@@ -6774,6 +8281,9 @@
             <w:tcW w:type="dxa" w:w="1514"/>
           </w:tcPr>
           <w:p>
+            <w:pPr>
+              <w:spacing w:before="20" w:after="20"/>
+            </w:pPr>
             <w:r/>
             <w:r>
               <w:rPr>
@@ -6794,6 +8304,9 @@
             <w:tcW w:type="dxa" w:w="1514"/>
           </w:tcPr>
           <w:p>
+            <w:pPr>
+              <w:spacing w:before="20" w:after="20"/>
+            </w:pPr>
             <w:r/>
             <w:r>
               <w:rPr>
@@ -6810,6 +8323,9 @@
             <w:tcW w:type="dxa" w:w="1514"/>
           </w:tcPr>
           <w:p>
+            <w:pPr>
+              <w:spacing w:before="20" w:after="20"/>
+            </w:pPr>
             <w:r/>
             <w:r>
               <w:rPr>
@@ -6826,11 +8342,13 @@
             <w:tcW w:type="dxa" w:w="1514"/>
           </w:tcPr>
           <w:p>
-            <w:r/>
-            <w:r>
-              <w:rPr>
-                <w:rFonts w:ascii="Verdana" w:hAnsi="Verdana"/>
-                <w:b w:val="0"/>
+            <w:pPr>
+              <w:spacing w:before="20" w:after="20"/>
+            </w:pPr>
+            <w:r/>
+            <w:r>
+              <w:rPr>
+                <w:rFonts w:ascii="Verdana" w:hAnsi="Verdana"/>
                 <w:sz w:val="16"/>
               </w:rPr>
               <w:t>%</w:t>
@@ -6842,6 +8360,9 @@
             <w:tcW w:type="dxa" w:w="1514"/>
           </w:tcPr>
           <w:p>
+            <w:pPr>
+              <w:spacing w:before="20" w:after="20"/>
+            </w:pPr>
             <w:r/>
             <w:r>
               <w:rPr>
@@ -6858,6 +8379,9 @@
             <w:tcW w:type="dxa" w:w="1514"/>
           </w:tcPr>
           <w:p>
+            <w:pPr>
+              <w:spacing w:before="20" w:after="20"/>
+            </w:pPr>
             <w:r/>
             <w:r>
               <w:rPr>
@@ -6874,6 +8398,9 @@
             <w:tcW w:type="dxa" w:w="1514"/>
           </w:tcPr>
           <w:p>
+            <w:pPr>
+              <w:spacing w:before="20" w:after="20"/>
+            </w:pPr>
             <w:r/>
             <w:r>
               <w:rPr>
@@ -6890,11 +8417,13 @@
             <w:tcW w:type="dxa" w:w="1514"/>
           </w:tcPr>
           <w:p>
-            <w:r/>
-            <w:r>
-              <w:rPr>
-                <w:rFonts w:ascii="Verdana" w:hAnsi="Verdana"/>
-                <w:b w:val="0"/>
+            <w:pPr>
+              <w:spacing w:before="20" w:after="20"/>
+            </w:pPr>
+            <w:r/>
+            <w:r>
+              <w:rPr>
+                <w:rFonts w:ascii="Verdana" w:hAnsi="Verdana"/>
                 <w:sz w:val="16"/>
               </w:rPr>
               <w:t>%</w:t>
@@ -6906,6 +8435,9 @@
             <w:tcW w:type="dxa" w:w="1514"/>
           </w:tcPr>
           <w:p>
+            <w:pPr>
+              <w:spacing w:before="20" w:after="20"/>
+            </w:pPr>
             <w:r/>
             <w:r>
               <w:rPr>
@@ -6922,6 +8454,9 @@
             <w:tcW w:type="dxa" w:w="1514"/>
           </w:tcPr>
           <w:p>
+            <w:pPr>
+              <w:spacing w:before="20" w:after="20"/>
+            </w:pPr>
             <w:r/>
             <w:r>
               <w:rPr>
@@ -6938,6 +8473,9 @@
             <w:tcW w:type="dxa" w:w="1514"/>
           </w:tcPr>
           <w:p>
+            <w:pPr>
+              <w:spacing w:before="20" w:after="20"/>
+            </w:pPr>
             <w:r/>
             <w:r>
               <w:rPr>
@@ -6958,6 +8496,9 @@
             <w:tcW w:type="dxa" w:w="1514"/>
           </w:tcPr>
           <w:p>
+            <w:pPr>
+              <w:spacing w:before="20" w:after="20"/>
+            </w:pPr>
             <w:r/>
             <w:r>
               <w:rPr>
@@ -6974,6 +8515,9 @@
             <w:tcW w:type="dxa" w:w="1514"/>
           </w:tcPr>
           <w:p>
+            <w:pPr>
+              <w:spacing w:before="20" w:after="20"/>
+            </w:pPr>
             <w:r/>
             <w:r>
               <w:rPr>
@@ -6990,11 +8534,13 @@
             <w:tcW w:type="dxa" w:w="1514"/>
           </w:tcPr>
           <w:p>
-            <w:r/>
-            <w:r>
-              <w:rPr>
-                <w:rFonts w:ascii="Verdana" w:hAnsi="Verdana"/>
-                <w:b w:val="0"/>
+            <w:pPr>
+              <w:spacing w:before="20" w:after="20"/>
+            </w:pPr>
+            <w:r/>
+            <w:r>
+              <w:rPr>
+                <w:rFonts w:ascii="Verdana" w:hAnsi="Verdana"/>
                 <w:sz w:val="16"/>
               </w:rPr>
               <w:t>%</w:t>
@@ -7006,6 +8552,9 @@
             <w:tcW w:type="dxa" w:w="1514"/>
           </w:tcPr>
           <w:p>
+            <w:pPr>
+              <w:spacing w:before="20" w:after="20"/>
+            </w:pPr>
             <w:r/>
             <w:r>
               <w:rPr>
@@ -7022,6 +8571,9 @@
             <w:tcW w:type="dxa" w:w="1514"/>
           </w:tcPr>
           <w:p>
+            <w:pPr>
+              <w:spacing w:before="20" w:after="20"/>
+            </w:pPr>
             <w:r/>
             <w:r>
               <w:rPr>
@@ -7038,6 +8590,9 @@
             <w:tcW w:type="dxa" w:w="1514"/>
           </w:tcPr>
           <w:p>
+            <w:pPr>
+              <w:spacing w:before="20" w:after="20"/>
+            </w:pPr>
             <w:r/>
             <w:r>
               <w:rPr>
@@ -7054,11 +8609,13 @@
             <w:tcW w:type="dxa" w:w="1514"/>
           </w:tcPr>
           <w:p>
-            <w:r/>
-            <w:r>
-              <w:rPr>
-                <w:rFonts w:ascii="Verdana" w:hAnsi="Verdana"/>
-                <w:b w:val="0"/>
+            <w:pPr>
+              <w:spacing w:before="20" w:after="20"/>
+            </w:pPr>
+            <w:r/>
+            <w:r>
+              <w:rPr>
+                <w:rFonts w:ascii="Verdana" w:hAnsi="Verdana"/>
                 <w:sz w:val="16"/>
               </w:rPr>
               <w:t>%</w:t>
@@ -7070,6 +8627,9 @@
             <w:tcW w:type="dxa" w:w="1514"/>
           </w:tcPr>
           <w:p>
+            <w:pPr>
+              <w:spacing w:before="20" w:after="20"/>
+            </w:pPr>
             <w:r/>
             <w:r>
               <w:rPr>
@@ -7086,6 +8646,9 @@
             <w:tcW w:type="dxa" w:w="1514"/>
           </w:tcPr>
           <w:p>
+            <w:pPr>
+              <w:spacing w:before="20" w:after="20"/>
+            </w:pPr>
             <w:r/>
             <w:r>
               <w:rPr>
@@ -7102,6 +8665,9 @@
             <w:tcW w:type="dxa" w:w="1514"/>
           </w:tcPr>
           <w:p>
+            <w:pPr>
+              <w:spacing w:before="20" w:after="20"/>
+            </w:pPr>
             <w:r/>
             <w:r>
               <w:rPr>
@@ -7122,6 +8688,9 @@
             <w:tcW w:type="dxa" w:w="1514"/>
           </w:tcPr>
           <w:p>
+            <w:pPr>
+              <w:spacing w:before="20" w:after="20"/>
+            </w:pPr>
             <w:r/>
             <w:r>
               <w:rPr>
@@ -7138,6 +8707,9 @@
             <w:tcW w:type="dxa" w:w="1514"/>
           </w:tcPr>
           <w:p>
+            <w:pPr>
+              <w:spacing w:before="20" w:after="20"/>
+            </w:pPr>
             <w:r/>
             <w:r>
               <w:rPr>
@@ -7154,11 +8726,13 @@
             <w:tcW w:type="dxa" w:w="1514"/>
           </w:tcPr>
           <w:p>
-            <w:r/>
-            <w:r>
-              <w:rPr>
-                <w:rFonts w:ascii="Verdana" w:hAnsi="Verdana"/>
-                <w:b w:val="0"/>
+            <w:pPr>
+              <w:spacing w:before="20" w:after="20"/>
+            </w:pPr>
+            <w:r/>
+            <w:r>
+              <w:rPr>
+                <w:rFonts w:ascii="Verdana" w:hAnsi="Verdana"/>
                 <w:sz w:val="16"/>
               </w:rPr>
               <w:t>Числовой</w:t>
@@ -7170,6 +8744,9 @@
             <w:tcW w:type="dxa" w:w="1514"/>
           </w:tcPr>
           <w:p>
+            <w:pPr>
+              <w:spacing w:before="20" w:after="20"/>
+            </w:pPr>
             <w:r/>
             <w:r>
               <w:rPr>
@@ -7186,6 +8763,9 @@
             <w:tcW w:type="dxa" w:w="1514"/>
           </w:tcPr>
           <w:p>
+            <w:pPr>
+              <w:spacing w:before="20" w:after="20"/>
+            </w:pPr>
             <w:r/>
             <w:r>
               <w:rPr>
@@ -7202,6 +8782,9 @@
             <w:tcW w:type="dxa" w:w="1514"/>
           </w:tcPr>
           <w:p>
+            <w:pPr>
+              <w:spacing w:before="20" w:after="20"/>
+            </w:pPr>
             <w:r/>
             <w:r>
               <w:rPr>
@@ -7218,11 +8801,13 @@
             <w:tcW w:type="dxa" w:w="1514"/>
           </w:tcPr>
           <w:p>
-            <w:r/>
-            <w:r>
-              <w:rPr>
-                <w:rFonts w:ascii="Verdana" w:hAnsi="Verdana"/>
-                <w:b w:val="0"/>
+            <w:pPr>
+              <w:spacing w:before="20" w:after="20"/>
+            </w:pPr>
+            <w:r/>
+            <w:r>
+              <w:rPr>
+                <w:rFonts w:ascii="Verdana" w:hAnsi="Verdana"/>
                 <w:sz w:val="16"/>
               </w:rPr>
               <w:t>Числовой</w:t>
@@ -7234,6 +8819,9 @@
             <w:tcW w:type="dxa" w:w="1514"/>
           </w:tcPr>
           <w:p>
+            <w:pPr>
+              <w:spacing w:before="20" w:after="20"/>
+            </w:pPr>
             <w:r/>
             <w:r>
               <w:rPr>
@@ -7250,6 +8838,9 @@
             <w:tcW w:type="dxa" w:w="1514"/>
           </w:tcPr>
           <w:p>
+            <w:pPr>
+              <w:spacing w:before="20" w:after="20"/>
+            </w:pPr>
             <w:r/>
             <w:r>
               <w:rPr>
@@ -7266,6 +8857,9 @@
             <w:tcW w:type="dxa" w:w="1514"/>
           </w:tcPr>
           <w:p>
+            <w:pPr>
+              <w:spacing w:before="20" w:after="20"/>
+            </w:pPr>
             <w:r/>
             <w:r>
               <w:rPr>
@@ -7286,6 +8880,9 @@
             <w:tcW w:type="dxa" w:w="1514"/>
           </w:tcPr>
           <w:p>
+            <w:pPr>
+              <w:spacing w:before="20" w:after="20"/>
+            </w:pPr>
             <w:r/>
             <w:r>
               <w:rPr>
@@ -7302,6 +8899,9 @@
             <w:tcW w:type="dxa" w:w="1514"/>
           </w:tcPr>
           <w:p>
+            <w:pPr>
+              <w:spacing w:before="20" w:after="20"/>
+            </w:pPr>
             <w:r/>
             <w:r>
               <w:rPr>
@@ -7318,11 +8918,13 @@
             <w:tcW w:type="dxa" w:w="1514"/>
           </w:tcPr>
           <w:p>
-            <w:r/>
-            <w:r>
-              <w:rPr>
-                <w:rFonts w:ascii="Verdana" w:hAnsi="Verdana"/>
-                <w:b w:val="0"/>
+            <w:pPr>
+              <w:spacing w:before="20" w:after="20"/>
+            </w:pPr>
+            <w:r/>
+            <w:r>
+              <w:rPr>
+                <w:rFonts w:ascii="Verdana" w:hAnsi="Verdana"/>
                 <w:sz w:val="16"/>
               </w:rPr>
               <w:t>Таблица флагов</w:t>
@@ -7334,6 +8936,9 @@
             <w:tcW w:type="dxa" w:w="1514"/>
           </w:tcPr>
           <w:p>
+            <w:pPr>
+              <w:spacing w:before="20" w:after="20"/>
+            </w:pPr>
             <w:r/>
             <w:r>
               <w:rPr>
@@ -7350,6 +8955,9 @@
             <w:tcW w:type="dxa" w:w="1514"/>
           </w:tcPr>
           <w:p>
+            <w:pPr>
+              <w:spacing w:before="20" w:after="20"/>
+            </w:pPr>
             <w:r/>
             <w:r>
               <w:rPr>
@@ -7366,6 +8974,9 @@
             <w:tcW w:type="dxa" w:w="1514"/>
           </w:tcPr>
           <w:p>
+            <w:pPr>
+              <w:spacing w:before="20" w:after="20"/>
+            </w:pPr>
             <w:r/>
             <w:r>
               <w:rPr>
@@ -7382,11 +8993,13 @@
             <w:tcW w:type="dxa" w:w="1514"/>
           </w:tcPr>
           <w:p>
-            <w:r/>
-            <w:r>
-              <w:rPr>
-                <w:rFonts w:ascii="Verdana" w:hAnsi="Verdana"/>
-                <w:b w:val="0"/>
+            <w:pPr>
+              <w:spacing w:before="20" w:after="20"/>
+            </w:pPr>
+            <w:r/>
+            <w:r>
+              <w:rPr>
+                <w:rFonts w:ascii="Verdana" w:hAnsi="Verdana"/>
                 <w:sz w:val="16"/>
               </w:rPr>
               <w:t>Таблица флагов</w:t>
@@ -7398,6 +9011,9 @@
             <w:tcW w:type="dxa" w:w="1514"/>
           </w:tcPr>
           <w:p>
+            <w:pPr>
+              <w:spacing w:before="20" w:after="20"/>
+            </w:pPr>
             <w:r/>
             <w:r>
               <w:rPr>
@@ -7414,6 +9030,9 @@
             <w:tcW w:type="dxa" w:w="1514"/>
           </w:tcPr>
           <w:p>
+            <w:pPr>
+              <w:spacing w:before="20" w:after="20"/>
+            </w:pPr>
             <w:r/>
             <w:r>
               <w:rPr>
@@ -7430,6 +9049,9 @@
             <w:tcW w:type="dxa" w:w="1514"/>
           </w:tcPr>
           <w:p>
+            <w:pPr>
+              <w:spacing w:before="20" w:after="20"/>
+            </w:pPr>
             <w:r/>
             <w:r>
               <w:rPr>
@@ -7450,6 +9072,9 @@
             <w:tcW w:type="dxa" w:w="1514"/>
           </w:tcPr>
           <w:p>
+            <w:pPr>
+              <w:spacing w:before="20" w:after="20"/>
+            </w:pPr>
             <w:r/>
             <w:r>
               <w:rPr>
@@ -7466,6 +9091,9 @@
             <w:tcW w:type="dxa" w:w="1514"/>
           </w:tcPr>
           <w:p>
+            <w:pPr>
+              <w:spacing w:before="20" w:after="20"/>
+            </w:pPr>
             <w:r/>
             <w:r>
               <w:rPr>
@@ -7482,11 +9110,13 @@
             <w:tcW w:type="dxa" w:w="1514"/>
           </w:tcPr>
           <w:p>
-            <w:r/>
-            <w:r>
-              <w:rPr>
-                <w:rFonts w:ascii="Verdana" w:hAnsi="Verdana"/>
-                <w:b w:val="0"/>
+            <w:pPr>
+              <w:spacing w:before="20" w:after="20"/>
+            </w:pPr>
+            <w:r/>
+            <w:r>
+              <w:rPr>
+                <w:rFonts w:ascii="Verdana" w:hAnsi="Verdana"/>
                 <w:sz w:val="16"/>
               </w:rPr>
               <w:t>Кодовая таблица</w:t>
@@ -7498,6 +9128,9 @@
             <w:tcW w:type="dxa" w:w="1514"/>
           </w:tcPr>
           <w:p>
+            <w:pPr>
+              <w:spacing w:before="20" w:after="20"/>
+            </w:pPr>
             <w:r/>
             <w:r>
               <w:rPr>
@@ -7514,6 +9147,9 @@
             <w:tcW w:type="dxa" w:w="1514"/>
           </w:tcPr>
           <w:p>
+            <w:pPr>
+              <w:spacing w:before="20" w:after="20"/>
+            </w:pPr>
             <w:r/>
             <w:r>
               <w:rPr>
@@ -7530,6 +9166,9 @@
             <w:tcW w:type="dxa" w:w="1514"/>
           </w:tcPr>
           <w:p>
+            <w:pPr>
+              <w:spacing w:before="20" w:after="20"/>
+            </w:pPr>
             <w:r/>
             <w:r>
               <w:rPr>
@@ -7546,11 +9185,13 @@
             <w:tcW w:type="dxa" w:w="1514"/>
           </w:tcPr>
           <w:p>
-            <w:r/>
-            <w:r>
-              <w:rPr>
-                <w:rFonts w:ascii="Verdana" w:hAnsi="Verdana"/>
-                <w:b w:val="0"/>
+            <w:pPr>
+              <w:spacing w:before="20" w:after="20"/>
+            </w:pPr>
+            <w:r/>
+            <w:r>
+              <w:rPr>
+                <w:rFonts w:ascii="Verdana" w:hAnsi="Verdana"/>
                 <w:sz w:val="16"/>
               </w:rPr>
               <w:t>Кодовая таблица</w:t>
@@ -7562,6 +9203,9 @@
             <w:tcW w:type="dxa" w:w="1514"/>
           </w:tcPr>
           <w:p>
+            <w:pPr>
+              <w:spacing w:before="20" w:after="20"/>
+            </w:pPr>
             <w:r/>
             <w:r>
               <w:rPr>
@@ -7578,6 +9222,9 @@
             <w:tcW w:type="dxa" w:w="1514"/>
           </w:tcPr>
           <w:p>
+            <w:pPr>
+              <w:spacing w:before="20" w:after="20"/>
+            </w:pPr>
             <w:r/>
             <w:r>
               <w:rPr>
@@ -7594,6 +9241,9 @@
             <w:tcW w:type="dxa" w:w="1514"/>
           </w:tcPr>
           <w:p>
+            <w:pPr>
+              <w:spacing w:before="20" w:after="20"/>
+            </w:pPr>
             <w:r/>
             <w:r>
               <w:rPr>
@@ -7614,6 +9264,9 @@
             <w:tcW w:type="dxa" w:w="1514"/>
           </w:tcPr>
           <w:p>
+            <w:pPr>
+              <w:spacing w:before="20" w:after="20"/>
+            </w:pPr>
             <w:r/>
             <w:r>
               <w:rPr>
@@ -7630,6 +9283,9 @@
             <w:tcW w:type="dxa" w:w="1514"/>
           </w:tcPr>
           <w:p>
+            <w:pPr>
+              <w:spacing w:before="20" w:after="20"/>
+            </w:pPr>
             <w:r/>
             <w:r>
               <w:rPr>
@@ -7646,11 +9302,13 @@
             <w:tcW w:type="dxa" w:w="1514"/>
           </w:tcPr>
           <w:p>
-            <w:r/>
-            <w:r>
-              <w:rPr>
-                <w:rFonts w:ascii="Verdana" w:hAnsi="Verdana"/>
-                <w:b w:val="0"/>
+            <w:pPr>
+              <w:spacing w:before="20" w:after="20"/>
+            </w:pPr>
+            <w:r/>
+            <w:r>
+              <w:rPr>
+                <w:rFonts w:ascii="Verdana" w:hAnsi="Verdana"/>
                 <w:sz w:val="16"/>
               </w:rPr>
               <w:t>Кодовая таблица</w:t>
@@ -7662,6 +9320,9 @@
             <w:tcW w:type="dxa" w:w="1514"/>
           </w:tcPr>
           <w:p>
+            <w:pPr>
+              <w:spacing w:before="20" w:after="20"/>
+            </w:pPr>
             <w:r/>
             <w:r>
               <w:rPr>
@@ -7678,6 +9339,9 @@
             <w:tcW w:type="dxa" w:w="1514"/>
           </w:tcPr>
           <w:p>
+            <w:pPr>
+              <w:spacing w:before="20" w:after="20"/>
+            </w:pPr>
             <w:r/>
             <w:r>
               <w:rPr>
@@ -7694,6 +9358,9 @@
             <w:tcW w:type="dxa" w:w="1514"/>
           </w:tcPr>
           <w:p>
+            <w:pPr>
+              <w:spacing w:before="20" w:after="20"/>
+            </w:pPr>
             <w:r/>
             <w:r>
               <w:rPr>
@@ -7710,11 +9377,13 @@
             <w:tcW w:type="dxa" w:w="1514"/>
           </w:tcPr>
           <w:p>
-            <w:r/>
-            <w:r>
-              <w:rPr>
-                <w:rFonts w:ascii="Verdana" w:hAnsi="Verdana"/>
-                <w:b w:val="0"/>
+            <w:pPr>
+              <w:spacing w:before="20" w:after="20"/>
+            </w:pPr>
+            <w:r/>
+            <w:r>
+              <w:rPr>
+                <w:rFonts w:ascii="Verdana" w:hAnsi="Verdana"/>
                 <w:sz w:val="16"/>
               </w:rPr>
               <w:t>Кодовая таблица</w:t>
@@ -7726,6 +9395,9 @@
             <w:tcW w:type="dxa" w:w="1514"/>
           </w:tcPr>
           <w:p>
+            <w:pPr>
+              <w:spacing w:before="20" w:after="20"/>
+            </w:pPr>
             <w:r/>
             <w:r>
               <w:rPr>
@@ -7742,6 +9414,9 @@
             <w:tcW w:type="dxa" w:w="1514"/>
           </w:tcPr>
           <w:p>
+            <w:pPr>
+              <w:spacing w:before="20" w:after="20"/>
+            </w:pPr>
             <w:r/>
             <w:r>
               <w:rPr>
@@ -7758,6 +9433,9 @@
             <w:tcW w:type="dxa" w:w="1514"/>
           </w:tcPr>
           <w:p>
+            <w:pPr>
+              <w:spacing w:before="20" w:after="20"/>
+            </w:pPr>
             <w:r/>
             <w:r>
               <w:rPr>
@@ -7778,6 +9456,9 @@
             <w:tcW w:type="dxa" w:w="1514"/>
           </w:tcPr>
           <w:p>
+            <w:pPr>
+              <w:spacing w:before="20" w:after="20"/>
+            </w:pPr>
             <w:r/>
             <w:r>
               <w:rPr>
@@ -7794,6 +9475,9 @@
             <w:tcW w:type="dxa" w:w="1514"/>
           </w:tcPr>
           <w:p>
+            <w:pPr>
+              <w:spacing w:before="20" w:after="20"/>
+            </w:pPr>
             <w:r/>
             <w:r>
               <w:rPr>
@@ -7810,11 +9494,13 @@
             <w:tcW w:type="dxa" w:w="1514"/>
           </w:tcPr>
           <w:p>
-            <w:r/>
-            <w:r>
-              <w:rPr>
-                <w:rFonts w:ascii="Verdana" w:hAnsi="Verdana"/>
-                <w:b w:val="0"/>
+            <w:pPr>
+              <w:spacing w:before="20" w:after="20"/>
+            </w:pPr>
+            <w:r/>
+            <w:r>
+              <w:rPr>
+                <w:rFonts w:ascii="Verdana" w:hAnsi="Verdana"/>
                 <w:sz w:val="16"/>
               </w:rPr>
               <w:t>Кодовая таблица</w:t>
@@ -7826,6 +9512,9 @@
             <w:tcW w:type="dxa" w:w="1514"/>
           </w:tcPr>
           <w:p>
+            <w:pPr>
+              <w:spacing w:before="20" w:after="20"/>
+            </w:pPr>
             <w:r/>
             <w:r>
               <w:rPr>
@@ -7842,6 +9531,9 @@
             <w:tcW w:type="dxa" w:w="1514"/>
           </w:tcPr>
           <w:p>
+            <w:pPr>
+              <w:spacing w:before="20" w:after="20"/>
+            </w:pPr>
             <w:r/>
             <w:r>
               <w:rPr>
@@ -7858,6 +9550,9 @@
             <w:tcW w:type="dxa" w:w="1514"/>
           </w:tcPr>
           <w:p>
+            <w:pPr>
+              <w:spacing w:before="20" w:after="20"/>
+            </w:pPr>
             <w:r/>
             <w:r>
               <w:rPr>
@@ -7874,11 +9569,13 @@
             <w:tcW w:type="dxa" w:w="1514"/>
           </w:tcPr>
           <w:p>
-            <w:r/>
-            <w:r>
-              <w:rPr>
-                <w:rFonts w:ascii="Verdana" w:hAnsi="Verdana"/>
-                <w:b w:val="0"/>
+            <w:pPr>
+              <w:spacing w:before="20" w:after="20"/>
+            </w:pPr>
+            <w:r/>
+            <w:r>
+              <w:rPr>
+                <w:rFonts w:ascii="Verdana" w:hAnsi="Verdana"/>
                 <w:sz w:val="16"/>
               </w:rPr>
               <w:t>Кодовая таблица</w:t>
@@ -7890,6 +9587,9 @@
             <w:tcW w:type="dxa" w:w="1514"/>
           </w:tcPr>
           <w:p>
+            <w:pPr>
+              <w:spacing w:before="20" w:after="20"/>
+            </w:pPr>
             <w:r/>
             <w:r>
               <w:rPr>
@@ -7906,6 +9606,9 @@
             <w:tcW w:type="dxa" w:w="1514"/>
           </w:tcPr>
           <w:p>
+            <w:pPr>
+              <w:spacing w:before="20" w:after="20"/>
+            </w:pPr>
             <w:r/>
             <w:r>
               <w:rPr>
@@ -7922,6 +9625,9 @@
             <w:tcW w:type="dxa" w:w="1514"/>
           </w:tcPr>
           <w:p>
+            <w:pPr>
+              <w:spacing w:before="20" w:after="20"/>
+            </w:pPr>
             <w:r/>
             <w:r>
               <w:rPr>
@@ -7942,6 +9648,9 @@
             <w:tcW w:type="dxa" w:w="1514"/>
           </w:tcPr>
           <w:p>
+            <w:pPr>
+              <w:spacing w:before="20" w:after="20"/>
+            </w:pPr>
             <w:r/>
             <w:r>
               <w:rPr>
@@ -7958,6 +9667,9 @@
             <w:tcW w:type="dxa" w:w="1514"/>
           </w:tcPr>
           <w:p>
+            <w:pPr>
+              <w:spacing w:before="20" w:after="20"/>
+            </w:pPr>
             <w:r/>
             <w:r>
               <w:rPr>
@@ -7974,11 +9686,13 @@
             <w:tcW w:type="dxa" w:w="1514"/>
           </w:tcPr>
           <w:p>
-            <w:r/>
-            <w:r>
-              <w:rPr>
-                <w:rFonts w:ascii="Verdana" w:hAnsi="Verdana"/>
-                <w:b w:val="0"/>
+            <w:pPr>
+              <w:spacing w:before="20" w:after="20"/>
+            </w:pPr>
+            <w:r/>
+            <w:r>
+              <w:rPr>
+                <w:rFonts w:ascii="Verdana" w:hAnsi="Verdana"/>
                 <w:sz w:val="16"/>
               </w:rPr>
               <w:t>Таблица флагов</w:t>
@@ -7990,6 +9704,9 @@
             <w:tcW w:type="dxa" w:w="1514"/>
           </w:tcPr>
           <w:p>
+            <w:pPr>
+              <w:spacing w:before="20" w:after="20"/>
+            </w:pPr>
             <w:r/>
             <w:r>
               <w:rPr>
@@ -8006,6 +9723,9 @@
             <w:tcW w:type="dxa" w:w="1514"/>
           </w:tcPr>
           <w:p>
+            <w:pPr>
+              <w:spacing w:before="20" w:after="20"/>
+            </w:pPr>
             <w:r/>
             <w:r>
               <w:rPr>
@@ -8022,6 +9742,9 @@
             <w:tcW w:type="dxa" w:w="1514"/>
           </w:tcPr>
           <w:p>
+            <w:pPr>
+              <w:spacing w:before="20" w:after="20"/>
+            </w:pPr>
             <w:r/>
             <w:r>
               <w:rPr>
@@ -8038,11 +9761,13 @@
             <w:tcW w:type="dxa" w:w="1514"/>
           </w:tcPr>
           <w:p>
-            <w:r/>
-            <w:r>
-              <w:rPr>
-                <w:rFonts w:ascii="Verdana" w:hAnsi="Verdana"/>
-                <w:b w:val="0"/>
+            <w:pPr>
+              <w:spacing w:before="20" w:after="20"/>
+            </w:pPr>
+            <w:r/>
+            <w:r>
+              <w:rPr>
+                <w:rFonts w:ascii="Verdana" w:hAnsi="Verdana"/>
                 <w:sz w:val="16"/>
               </w:rPr>
               <w:t>Таблица флагов</w:t>
@@ -8054,6 +9779,9 @@
             <w:tcW w:type="dxa" w:w="1514"/>
           </w:tcPr>
           <w:p>
+            <w:pPr>
+              <w:spacing w:before="20" w:after="20"/>
+            </w:pPr>
             <w:r/>
             <w:r>
               <w:rPr>
@@ -8070,6 +9798,9 @@
             <w:tcW w:type="dxa" w:w="1514"/>
           </w:tcPr>
           <w:p>
+            <w:pPr>
+              <w:spacing w:before="20" w:after="20"/>
+            </w:pPr>
             <w:r/>
             <w:r>
               <w:rPr>
@@ -8086,6 +9817,9 @@
             <w:tcW w:type="dxa" w:w="1514"/>
           </w:tcPr>
           <w:p>
+            <w:pPr>
+              <w:spacing w:before="20" w:after="20"/>
+            </w:pPr>
             <w:r/>
             <w:r>
               <w:rPr>
@@ -8106,6 +9840,9 @@
             <w:tcW w:type="dxa" w:w="1514"/>
           </w:tcPr>
           <w:p>
+            <w:pPr>
+              <w:spacing w:before="20" w:after="20"/>
+            </w:pPr>
             <w:r/>
             <w:r>
               <w:rPr>
@@ -8122,6 +9859,9 @@
             <w:tcW w:type="dxa" w:w="1514"/>
           </w:tcPr>
           <w:p>
+            <w:pPr>
+              <w:spacing w:before="20" w:after="20"/>
+            </w:pPr>
             <w:r/>
             <w:r>
               <w:rPr>
@@ -8138,11 +9878,13 @@
             <w:tcW w:type="dxa" w:w="1514"/>
           </w:tcPr>
           <w:p>
-            <w:r/>
-            <w:r>
-              <w:rPr>
-                <w:rFonts w:ascii="Verdana" w:hAnsi="Verdana"/>
-                <w:b w:val="0"/>
+            <w:pPr>
+              <w:spacing w:before="20" w:after="20"/>
+            </w:pPr>
+            <w:r/>
+            <w:r>
+              <w:rPr>
+                <w:rFonts w:ascii="Verdana" w:hAnsi="Verdana"/>
                 <w:sz w:val="16"/>
               </w:rPr>
               <w:t>Таблица флагов</w:t>
@@ -8154,6 +9896,9 @@
             <w:tcW w:type="dxa" w:w="1514"/>
           </w:tcPr>
           <w:p>
+            <w:pPr>
+              <w:spacing w:before="20" w:after="20"/>
+            </w:pPr>
             <w:r/>
             <w:r>
               <w:rPr>
@@ -8170,6 +9915,9 @@
             <w:tcW w:type="dxa" w:w="1514"/>
           </w:tcPr>
           <w:p>
+            <w:pPr>
+              <w:spacing w:before="20" w:after="20"/>
+            </w:pPr>
             <w:r/>
             <w:r>
               <w:rPr>
@@ -8186,6 +9934,9 @@
             <w:tcW w:type="dxa" w:w="1514"/>
           </w:tcPr>
           <w:p>
+            <w:pPr>
+              <w:spacing w:before="20" w:after="20"/>
+            </w:pPr>
             <w:r/>
             <w:r>
               <w:rPr>
@@ -8202,11 +9953,13 @@
             <w:tcW w:type="dxa" w:w="1514"/>
           </w:tcPr>
           <w:p>
-            <w:r/>
-            <w:r>
-              <w:rPr>
-                <w:rFonts w:ascii="Verdana" w:hAnsi="Verdana"/>
-                <w:b w:val="0"/>
+            <w:pPr>
+              <w:spacing w:before="20" w:after="20"/>
+            </w:pPr>
+            <w:r/>
+            <w:r>
+              <w:rPr>
+                <w:rFonts w:ascii="Verdana" w:hAnsi="Verdana"/>
                 <w:sz w:val="16"/>
               </w:rPr>
               <w:t>Таблица флагов</w:t>
@@ -8218,6 +9971,9 @@
             <w:tcW w:type="dxa" w:w="1514"/>
           </w:tcPr>
           <w:p>
+            <w:pPr>
+              <w:spacing w:before="20" w:after="20"/>
+            </w:pPr>
             <w:r/>
             <w:r>
               <w:rPr>
@@ -8234,6 +9990,9 @@
             <w:tcW w:type="dxa" w:w="1514"/>
           </w:tcPr>
           <w:p>
+            <w:pPr>
+              <w:spacing w:before="20" w:after="20"/>
+            </w:pPr>
             <w:r/>
             <w:r>
               <w:rPr>
@@ -8250,6 +10009,9 @@
             <w:tcW w:type="dxa" w:w="1514"/>
           </w:tcPr>
           <w:p>
+            <w:pPr>
+              <w:spacing w:before="20" w:after="20"/>
+            </w:pPr>
             <w:r/>
             <w:r>
               <w:rPr>
@@ -8270,6 +10032,9 @@
             <w:tcW w:type="dxa" w:w="1514"/>
           </w:tcPr>
           <w:p>
+            <w:pPr>
+              <w:spacing w:before="20" w:after="20"/>
+            </w:pPr>
             <w:r/>
             <w:r>
               <w:rPr>
@@ -8286,6 +10051,9 @@
             <w:tcW w:type="dxa" w:w="1514"/>
           </w:tcPr>
           <w:p>
+            <w:pPr>
+              <w:spacing w:before="20" w:after="20"/>
+            </w:pPr>
             <w:r/>
             <w:r>
               <w:rPr>
@@ -8302,11 +10070,13 @@
             <w:tcW w:type="dxa" w:w="1514"/>
           </w:tcPr>
           <w:p>
-            <w:r/>
-            <w:r>
-              <w:rPr>
-                <w:rFonts w:ascii="Verdana" w:hAnsi="Verdana"/>
-                <w:b w:val="0"/>
+            <w:pPr>
+              <w:spacing w:before="20" w:after="20"/>
+            </w:pPr>
+            <w:r/>
+            <w:r>
+              <w:rPr>
+                <w:rFonts w:ascii="Verdana" w:hAnsi="Verdana"/>
                 <w:sz w:val="16"/>
               </w:rPr>
               <w:t>Таблица флагов</w:t>
@@ -8318,6 +10088,9 @@
             <w:tcW w:type="dxa" w:w="1514"/>
           </w:tcPr>
           <w:p>
+            <w:pPr>
+              <w:spacing w:before="20" w:after="20"/>
+            </w:pPr>
             <w:r/>
             <w:r>
               <w:rPr>
@@ -8334,6 +10107,9 @@
             <w:tcW w:type="dxa" w:w="1514"/>
           </w:tcPr>
           <w:p>
+            <w:pPr>
+              <w:spacing w:before="20" w:after="20"/>
+            </w:pPr>
             <w:r/>
             <w:r>
               <w:rPr>
@@ -8350,6 +10126,9 @@
             <w:tcW w:type="dxa" w:w="1514"/>
           </w:tcPr>
           <w:p>
+            <w:pPr>
+              <w:spacing w:before="20" w:after="20"/>
+            </w:pPr>
             <w:r/>
             <w:r>
               <w:rPr>
@@ -8366,11 +10145,13 @@
             <w:tcW w:type="dxa" w:w="1514"/>
           </w:tcPr>
           <w:p>
-            <w:r/>
-            <w:r>
-              <w:rPr>
-                <w:rFonts w:ascii="Verdana" w:hAnsi="Verdana"/>
-                <w:b w:val="0"/>
+            <w:pPr>
+              <w:spacing w:before="20" w:after="20"/>
+            </w:pPr>
+            <w:r/>
+            <w:r>
+              <w:rPr>
+                <w:rFonts w:ascii="Verdana" w:hAnsi="Verdana"/>
                 <w:sz w:val="16"/>
               </w:rPr>
               <w:t>Таблица флагов</w:t>
@@ -8382,6 +10163,9 @@
             <w:tcW w:type="dxa" w:w="1514"/>
           </w:tcPr>
           <w:p>
+            <w:pPr>
+              <w:spacing w:before="20" w:after="20"/>
+            </w:pPr>
             <w:r/>
             <w:r>
               <w:rPr>
@@ -8398,6 +10182,9 @@
             <w:tcW w:type="dxa" w:w="1514"/>
           </w:tcPr>
           <w:p>
+            <w:pPr>
+              <w:spacing w:before="20" w:after="20"/>
+            </w:pPr>
             <w:r/>
             <w:r>
               <w:rPr>
@@ -8414,6 +10201,9 @@
             <w:tcW w:type="dxa" w:w="1514"/>
           </w:tcPr>
           <w:p>
+            <w:pPr>
+              <w:spacing w:before="20" w:after="20"/>
+            </w:pPr>
             <w:r/>
             <w:r>
               <w:rPr>
@@ -8434,6 +10224,9 @@
             <w:tcW w:type="dxa" w:w="1514"/>
           </w:tcPr>
           <w:p>
+            <w:pPr>
+              <w:spacing w:before="20" w:after="20"/>
+            </w:pPr>
             <w:r/>
             <w:r>
               <w:rPr>
@@ -8450,6 +10243,9 @@
             <w:tcW w:type="dxa" w:w="1514"/>
           </w:tcPr>
           <w:p>
+            <w:pPr>
+              <w:spacing w:before="20" w:after="20"/>
+            </w:pPr>
             <w:r/>
             <w:r>
               <w:rPr>
@@ -8466,11 +10262,13 @@
             <w:tcW w:type="dxa" w:w="1514"/>
           </w:tcPr>
           <w:p>
-            <w:r/>
-            <w:r>
-              <w:rPr>
-                <w:rFonts w:ascii="Verdana" w:hAnsi="Verdana"/>
-                <w:b w:val="0"/>
+            <w:pPr>
+              <w:spacing w:before="20" w:after="20"/>
+            </w:pPr>
+            <w:r/>
+            <w:r>
+              <w:rPr>
+                <w:rFonts w:ascii="Verdana" w:hAnsi="Verdana"/>
                 <w:sz w:val="16"/>
               </w:rPr>
               <w:t>Кодовая таблица</w:t>
@@ -8482,6 +10280,9 @@
             <w:tcW w:type="dxa" w:w="1514"/>
           </w:tcPr>
           <w:p>
+            <w:pPr>
+              <w:spacing w:before="20" w:after="20"/>
+            </w:pPr>
             <w:r/>
             <w:r>
               <w:rPr>
@@ -8498,6 +10299,9 @@
             <w:tcW w:type="dxa" w:w="1514"/>
           </w:tcPr>
           <w:p>
+            <w:pPr>
+              <w:spacing w:before="20" w:after="20"/>
+            </w:pPr>
             <w:r/>
             <w:r>
               <w:rPr>
@@ -8514,6 +10318,9 @@
             <w:tcW w:type="dxa" w:w="1514"/>
           </w:tcPr>
           <w:p>
+            <w:pPr>
+              <w:spacing w:before="20" w:after="20"/>
+            </w:pPr>
             <w:r/>
             <w:r>
               <w:rPr>
@@ -8530,11 +10337,13 @@
             <w:tcW w:type="dxa" w:w="1514"/>
           </w:tcPr>
           <w:p>
-            <w:r/>
-            <w:r>
-              <w:rPr>
-                <w:rFonts w:ascii="Verdana" w:hAnsi="Verdana"/>
-                <w:b w:val="0"/>
+            <w:pPr>
+              <w:spacing w:before="20" w:after="20"/>
+            </w:pPr>
+            <w:r/>
+            <w:r>
+              <w:rPr>
+                <w:rFonts w:ascii="Verdana" w:hAnsi="Verdana"/>
                 <w:sz w:val="16"/>
               </w:rPr>
               <w:t>Кодовая таблица</w:t>
@@ -8546,6 +10355,9 @@
             <w:tcW w:type="dxa" w:w="1514"/>
           </w:tcPr>
           <w:p>
+            <w:pPr>
+              <w:spacing w:before="20" w:after="20"/>
+            </w:pPr>
             <w:r/>
             <w:r>
               <w:rPr>
@@ -8562,6 +10374,9 @@
             <w:tcW w:type="dxa" w:w="1514"/>
           </w:tcPr>
           <w:p>
+            <w:pPr>
+              <w:spacing w:before="20" w:after="20"/>
+            </w:pPr>
             <w:r/>
             <w:r>
               <w:rPr>
@@ -8578,6 +10393,9 @@
             <w:tcW w:type="dxa" w:w="1514"/>
           </w:tcPr>
           <w:p>
+            <w:pPr>
+              <w:spacing w:before="20" w:after="20"/>
+            </w:pPr>
             <w:r/>
             <w:r>
               <w:rPr>
@@ -8598,6 +10416,9 @@
             <w:tcW w:type="dxa" w:w="1514"/>
           </w:tcPr>
           <w:p>
+            <w:pPr>
+              <w:spacing w:before="20" w:after="20"/>
+            </w:pPr>
             <w:r/>
             <w:r>
               <w:rPr>
@@ -8614,6 +10435,9 @@
             <w:tcW w:type="dxa" w:w="1514"/>
           </w:tcPr>
           <w:p>
+            <w:pPr>
+              <w:spacing w:before="20" w:after="20"/>
+            </w:pPr>
             <w:r/>
             <w:r>
               <w:rPr>
@@ -8630,11 +10454,13 @@
             <w:tcW w:type="dxa" w:w="1514"/>
           </w:tcPr>
           <w:p>
-            <w:r/>
-            <w:r>
-              <w:rPr>
-                <w:rFonts w:ascii="Verdana" w:hAnsi="Verdana"/>
-                <w:b w:val="0"/>
+            <w:pPr>
+              <w:spacing w:before="20" w:after="20"/>
+            </w:pPr>
+            <w:r/>
+            <w:r>
+              <w:rPr>
+                <w:rFonts w:ascii="Verdana" w:hAnsi="Verdana"/>
                 <w:sz w:val="16"/>
               </w:rPr>
               <w:t>Таблица флагов</w:t>
@@ -8646,6 +10472,9 @@
             <w:tcW w:type="dxa" w:w="1514"/>
           </w:tcPr>
           <w:p>
+            <w:pPr>
+              <w:spacing w:before="20" w:after="20"/>
+            </w:pPr>
             <w:r/>
             <w:r>
               <w:rPr>
@@ -8662,6 +10491,9 @@
             <w:tcW w:type="dxa" w:w="1514"/>
           </w:tcPr>
           <w:p>
+            <w:pPr>
+              <w:spacing w:before="20" w:after="20"/>
+            </w:pPr>
             <w:r/>
             <w:r>
               <w:rPr>
@@ -8678,6 +10510,9 @@
             <w:tcW w:type="dxa" w:w="1514"/>
           </w:tcPr>
           <w:p>
+            <w:pPr>
+              <w:spacing w:before="20" w:after="20"/>
+            </w:pPr>
             <w:r/>
             <w:r>
               <w:rPr>
@@ -8694,11 +10529,13 @@
             <w:tcW w:type="dxa" w:w="1514"/>
           </w:tcPr>
           <w:p>
-            <w:r/>
-            <w:r>
-              <w:rPr>
-                <w:rFonts w:ascii="Verdana" w:hAnsi="Verdana"/>
-                <w:b w:val="0"/>
+            <w:pPr>
+              <w:spacing w:before="20" w:after="20"/>
+            </w:pPr>
+            <w:r/>
+            <w:r>
+              <w:rPr>
+                <w:rFonts w:ascii="Verdana" w:hAnsi="Verdana"/>
                 <w:sz w:val="16"/>
               </w:rPr>
               <w:t>Таблица флагов</w:t>
@@ -8710,6 +10547,9 @@
             <w:tcW w:type="dxa" w:w="1514"/>
           </w:tcPr>
           <w:p>
+            <w:pPr>
+              <w:spacing w:before="20" w:after="20"/>
+            </w:pPr>
             <w:r/>
             <w:r>
               <w:rPr>
@@ -8726,6 +10566,9 @@
             <w:tcW w:type="dxa" w:w="1514"/>
           </w:tcPr>
           <w:p>
+            <w:pPr>
+              <w:spacing w:before="20" w:after="20"/>
+            </w:pPr>
             <w:r/>
             <w:r>
               <w:rPr>
@@ -8742,6 +10585,9 @@
             <w:tcW w:type="dxa" w:w="1514"/>
           </w:tcPr>
           <w:p>
+            <w:pPr>
+              <w:spacing w:before="20" w:after="20"/>
+            </w:pPr>
             <w:r/>
             <w:r>
               <w:rPr>
@@ -8762,6 +10608,9 @@
             <w:tcW w:type="dxa" w:w="1514"/>
           </w:tcPr>
           <w:p>
+            <w:pPr>
+              <w:spacing w:before="20" w:after="20"/>
+            </w:pPr>
             <w:r/>
             <w:r>
               <w:rPr>
@@ -8778,6 +10627,9 @@
             <w:tcW w:type="dxa" w:w="1514"/>
           </w:tcPr>
           <w:p>
+            <w:pPr>
+              <w:spacing w:before="20" w:after="20"/>
+            </w:pPr>
             <w:r/>
             <w:r>
               <w:rPr>
@@ -8794,11 +10646,13 @@
             <w:tcW w:type="dxa" w:w="1514"/>
           </w:tcPr>
           <w:p>
-            <w:r/>
-            <w:r>
-              <w:rPr>
-                <w:rFonts w:ascii="Verdana" w:hAnsi="Verdana"/>
-                <w:b w:val="0"/>
+            <w:pPr>
+              <w:spacing w:before="20" w:after="20"/>
+            </w:pPr>
+            <w:r/>
+            <w:r>
+              <w:rPr>
+                <w:rFonts w:ascii="Verdana" w:hAnsi="Verdana"/>
                 <w:sz w:val="16"/>
               </w:rPr>
               <w:t>Таблица флагов</w:t>
@@ -8810,6 +10664,9 @@
             <w:tcW w:type="dxa" w:w="1514"/>
           </w:tcPr>
           <w:p>
+            <w:pPr>
+              <w:spacing w:before="20" w:after="20"/>
+            </w:pPr>
             <w:r/>
             <w:r>
               <w:rPr>
@@ -8826,6 +10683,9 @@
             <w:tcW w:type="dxa" w:w="1514"/>
           </w:tcPr>
           <w:p>
+            <w:pPr>
+              <w:spacing w:before="20" w:after="20"/>
+            </w:pPr>
             <w:r/>
             <w:r>
               <w:rPr>
@@ -8842,6 +10702,9 @@
             <w:tcW w:type="dxa" w:w="1514"/>
           </w:tcPr>
           <w:p>
+            <w:pPr>
+              <w:spacing w:before="20" w:after="20"/>
+            </w:pPr>
             <w:r/>
             <w:r>
               <w:rPr>
@@ -8858,11 +10721,13 @@
             <w:tcW w:type="dxa" w:w="1514"/>
           </w:tcPr>
           <w:p>
-            <w:r/>
-            <w:r>
-              <w:rPr>
-                <w:rFonts w:ascii="Verdana" w:hAnsi="Verdana"/>
-                <w:b w:val="0"/>
+            <w:pPr>
+              <w:spacing w:before="20" w:after="20"/>
+            </w:pPr>
+            <w:r/>
+            <w:r>
+              <w:rPr>
+                <w:rFonts w:ascii="Verdana" w:hAnsi="Verdana"/>
                 <w:sz w:val="16"/>
               </w:rPr>
               <w:t>Таблица флагов</w:t>
@@ -8874,6 +10739,9 @@
             <w:tcW w:type="dxa" w:w="1514"/>
           </w:tcPr>
           <w:p>
+            <w:pPr>
+              <w:spacing w:before="20" w:after="20"/>
+            </w:pPr>
             <w:r/>
             <w:r>
               <w:rPr>
@@ -8890,6 +10758,9 @@
             <w:tcW w:type="dxa" w:w="1514"/>
           </w:tcPr>
           <w:p>
+            <w:pPr>
+              <w:spacing w:before="20" w:after="20"/>
+            </w:pPr>
             <w:r/>
             <w:r>
               <w:rPr>
@@ -8906,6 +10777,9 @@
             <w:tcW w:type="dxa" w:w="1514"/>
           </w:tcPr>
           <w:p>
+            <w:pPr>
+              <w:spacing w:before="20" w:after="20"/>
+            </w:pPr>
             <w:r/>
             <w:r>
               <w:rPr>
@@ -8926,6 +10800,9 @@
             <w:tcW w:type="dxa" w:w="1514"/>
           </w:tcPr>
           <w:p>
+            <w:pPr>
+              <w:spacing w:before="20" w:after="20"/>
+            </w:pPr>
             <w:r/>
             <w:r>
               <w:rPr>
@@ -8942,6 +10819,9 @@
             <w:tcW w:type="dxa" w:w="1514"/>
           </w:tcPr>
           <w:p>
+            <w:pPr>
+              <w:spacing w:before="20" w:after="20"/>
+            </w:pPr>
             <w:r/>
             <w:r>
               <w:rPr>
@@ -8958,11 +10838,13 @@
             <w:tcW w:type="dxa" w:w="1514"/>
           </w:tcPr>
           <w:p>
-            <w:r/>
-            <w:r>
-              <w:rPr>
-                <w:rFonts w:ascii="Verdana" w:hAnsi="Verdana"/>
-                <w:b w:val="0"/>
+            <w:pPr>
+              <w:spacing w:before="20" w:after="20"/>
+            </w:pPr>
+            <w:r/>
+            <w:r>
+              <w:rPr>
+                <w:rFonts w:ascii="Verdana" w:hAnsi="Verdana"/>
                 <w:sz w:val="16"/>
               </w:rPr>
               <w:t>Таблица флагов</w:t>
@@ -8974,6 +10856,9 @@
             <w:tcW w:type="dxa" w:w="1514"/>
           </w:tcPr>
           <w:p>
+            <w:pPr>
+              <w:spacing w:before="20" w:after="20"/>
+            </w:pPr>
             <w:r/>
             <w:r>
               <w:rPr>
@@ -8990,6 +10875,9 @@
             <w:tcW w:type="dxa" w:w="1514"/>
           </w:tcPr>
           <w:p>
+            <w:pPr>
+              <w:spacing w:before="20" w:after="20"/>
+            </w:pPr>
             <w:r/>
             <w:r>
               <w:rPr>
@@ -9006,6 +10894,9 @@
             <w:tcW w:type="dxa" w:w="1514"/>
           </w:tcPr>
           <w:p>
+            <w:pPr>
+              <w:spacing w:before="20" w:after="20"/>
+            </w:pPr>
             <w:r/>
             <w:r>
               <w:rPr>
@@ -9022,11 +10913,13 @@
             <w:tcW w:type="dxa" w:w="1514"/>
           </w:tcPr>
           <w:p>
-            <w:r/>
-            <w:r>
-              <w:rPr>
-                <w:rFonts w:ascii="Verdana" w:hAnsi="Verdana"/>
-                <w:b w:val="0"/>
+            <w:pPr>
+              <w:spacing w:before="20" w:after="20"/>
+            </w:pPr>
+            <w:r/>
+            <w:r>
+              <w:rPr>
+                <w:rFonts w:ascii="Verdana" w:hAnsi="Verdana"/>
                 <w:sz w:val="16"/>
               </w:rPr>
               <w:t>Таблица флагов</w:t>
@@ -9038,6 +10931,9 @@
             <w:tcW w:type="dxa" w:w="1514"/>
           </w:tcPr>
           <w:p>
+            <w:pPr>
+              <w:spacing w:before="20" w:after="20"/>
+            </w:pPr>
             <w:r/>
             <w:r>
               <w:rPr>
@@ -9054,6 +10950,9 @@
             <w:tcW w:type="dxa" w:w="1514"/>
           </w:tcPr>
           <w:p>
+            <w:pPr>
+              <w:spacing w:before="20" w:after="20"/>
+            </w:pPr>
             <w:r/>
             <w:r>
               <w:rPr>
@@ -9070,6 +10969,9 @@
             <w:tcW w:type="dxa" w:w="1514"/>
           </w:tcPr>
           <w:p>
+            <w:pPr>
+              <w:spacing w:before="20" w:after="20"/>
+            </w:pPr>
             <w:r/>
             <w:r>
               <w:rPr>
@@ -9090,6 +10992,9 @@
             <w:tcW w:type="dxa" w:w="1514"/>
           </w:tcPr>
           <w:p>
+            <w:pPr>
+              <w:spacing w:before="20" w:after="20"/>
+            </w:pPr>
             <w:r/>
             <w:r>
               <w:rPr>
@@ -9106,6 +11011,9 @@
             <w:tcW w:type="dxa" w:w="1514"/>
           </w:tcPr>
           <w:p>
+            <w:pPr>
+              <w:spacing w:before="20" w:after="20"/>
+            </w:pPr>
             <w:r/>
             <w:r>
               <w:rPr>
@@ -9122,11 +11030,13 @@
             <w:tcW w:type="dxa" w:w="1514"/>
           </w:tcPr>
           <w:p>
-            <w:r/>
-            <w:r>
-              <w:rPr>
-                <w:rFonts w:ascii="Verdana" w:hAnsi="Verdana"/>
-                <w:b w:val="0"/>
+            <w:pPr>
+              <w:spacing w:before="20" w:after="20"/>
+            </w:pPr>
+            <w:r/>
+            <w:r>
+              <w:rPr>
+                <w:rFonts w:ascii="Verdana" w:hAnsi="Verdana"/>
                 <w:sz w:val="16"/>
               </w:rPr>
               <w:t>Таблица флагов</w:t>
@@ -9138,6 +11048,9 @@
             <w:tcW w:type="dxa" w:w="1514"/>
           </w:tcPr>
           <w:p>
+            <w:pPr>
+              <w:spacing w:before="20" w:after="20"/>
+            </w:pPr>
             <w:r/>
             <w:r>
               <w:rPr>
@@ -9154,6 +11067,9 @@
             <w:tcW w:type="dxa" w:w="1514"/>
           </w:tcPr>
           <w:p>
+            <w:pPr>
+              <w:spacing w:before="20" w:after="20"/>
+            </w:pPr>
             <w:r/>
             <w:r>
               <w:rPr>
@@ -9170,6 +11086,9 @@
             <w:tcW w:type="dxa" w:w="1514"/>
           </w:tcPr>
           <w:p>
+            <w:pPr>
+              <w:spacing w:before="20" w:after="20"/>
+            </w:pPr>
             <w:r/>
             <w:r>
               <w:rPr>
@@ -9186,11 +11105,13 @@
             <w:tcW w:type="dxa" w:w="1514"/>
           </w:tcPr>
           <w:p>
-            <w:r/>
-            <w:r>
-              <w:rPr>
-                <w:rFonts w:ascii="Verdana" w:hAnsi="Verdana"/>
-                <w:b w:val="0"/>
+            <w:pPr>
+              <w:spacing w:before="20" w:after="20"/>
+            </w:pPr>
+            <w:r/>
+            <w:r>
+              <w:rPr>
+                <w:rFonts w:ascii="Verdana" w:hAnsi="Verdana"/>
                 <w:sz w:val="16"/>
               </w:rPr>
               <w:t>Таблица флагов</w:t>
@@ -9202,6 +11123,9 @@
             <w:tcW w:type="dxa" w:w="1514"/>
           </w:tcPr>
           <w:p>
+            <w:pPr>
+              <w:spacing w:before="20" w:after="20"/>
+            </w:pPr>
             <w:r/>
             <w:r>
               <w:rPr>
@@ -9218,6 +11142,9 @@
             <w:tcW w:type="dxa" w:w="1514"/>
           </w:tcPr>
           <w:p>
+            <w:pPr>
+              <w:spacing w:before="20" w:after="20"/>
+            </w:pPr>
             <w:r/>
             <w:r>
               <w:rPr>
@@ -9234,6 +11161,9 @@
             <w:tcW w:type="dxa" w:w="1514"/>
           </w:tcPr>
           <w:p>
+            <w:pPr>
+              <w:spacing w:before="20" w:after="20"/>
+            </w:pPr>
             <w:r/>
             <w:r>
               <w:rPr>
@@ -9254,6 +11184,9 @@
             <w:tcW w:type="dxa" w:w="1514"/>
           </w:tcPr>
           <w:p>
+            <w:pPr>
+              <w:spacing w:before="20" w:after="20"/>
+            </w:pPr>
             <w:r/>
             <w:r>
               <w:rPr>
@@ -9270,6 +11203,9 @@
             <w:tcW w:type="dxa" w:w="1514"/>
           </w:tcPr>
           <w:p>
+            <w:pPr>
+              <w:spacing w:before="20" w:after="20"/>
+            </w:pPr>
             <w:r/>
             <w:r>
               <w:rPr>
@@ -9286,11 +11222,13 @@
             <w:tcW w:type="dxa" w:w="1514"/>
           </w:tcPr>
           <w:p>
-            <w:r/>
-            <w:r>
-              <w:rPr>
-                <w:rFonts w:ascii="Verdana" w:hAnsi="Verdana"/>
-                <w:b w:val="0"/>
+            <w:pPr>
+              <w:spacing w:before="20" w:after="20"/>
+            </w:pPr>
+            <w:r/>
+            <w:r>
+              <w:rPr>
+                <w:rFonts w:ascii="Verdana" w:hAnsi="Verdana"/>
                 <w:sz w:val="16"/>
               </w:rPr>
               <w:t>Таблица флагов</w:t>
@@ -9302,6 +11240,9 @@
             <w:tcW w:type="dxa" w:w="1514"/>
           </w:tcPr>
           <w:p>
+            <w:pPr>
+              <w:spacing w:before="20" w:after="20"/>
+            </w:pPr>
             <w:r/>
             <w:r>
               <w:rPr>
@@ -9318,6 +11259,9 @@
             <w:tcW w:type="dxa" w:w="1514"/>
           </w:tcPr>
           <w:p>
+            <w:pPr>
+              <w:spacing w:before="20" w:after="20"/>
+            </w:pPr>
             <w:r/>
             <w:r>
               <w:rPr>
@@ -9334,6 +11278,9 @@
             <w:tcW w:type="dxa" w:w="1514"/>
           </w:tcPr>
           <w:p>
+            <w:pPr>
+              <w:spacing w:before="20" w:after="20"/>
+            </w:pPr>
             <w:r/>
             <w:r>
               <w:rPr>
@@ -9350,11 +11297,13 @@
             <w:tcW w:type="dxa" w:w="1514"/>
           </w:tcPr>
           <w:p>
-            <w:r/>
-            <w:r>
-              <w:rPr>
-                <w:rFonts w:ascii="Verdana" w:hAnsi="Verdana"/>
-                <w:b w:val="0"/>
+            <w:pPr>
+              <w:spacing w:before="20" w:after="20"/>
+            </w:pPr>
+            <w:r/>
+            <w:r>
+              <w:rPr>
+                <w:rFonts w:ascii="Verdana" w:hAnsi="Verdana"/>
                 <w:sz w:val="16"/>
               </w:rPr>
               <w:t>Таблица флагов</w:t>
@@ -9366,6 +11315,9 @@
             <w:tcW w:type="dxa" w:w="1514"/>
           </w:tcPr>
           <w:p>
+            <w:pPr>
+              <w:spacing w:before="20" w:after="20"/>
+            </w:pPr>
             <w:r/>
             <w:r>
               <w:rPr>
@@ -9382,6 +11334,9 @@
             <w:tcW w:type="dxa" w:w="1514"/>
           </w:tcPr>
           <w:p>
+            <w:pPr>
+              <w:spacing w:before="20" w:after="20"/>
+            </w:pPr>
             <w:r/>
             <w:r>
               <w:rPr>
@@ -9398,6 +11353,9 @@
             <w:tcW w:type="dxa" w:w="1514"/>
           </w:tcPr>
           <w:p>
+            <w:pPr>
+              <w:spacing w:before="20" w:after="20"/>
+            </w:pPr>
             <w:r/>
             <w:r>
               <w:rPr>
@@ -9418,6 +11376,9 @@
             <w:tcW w:type="dxa" w:w="1514"/>
           </w:tcPr>
           <w:p>
+            <w:pPr>
+              <w:spacing w:before="20" w:after="20"/>
+            </w:pPr>
             <w:r/>
             <w:r>
               <w:rPr>
@@ -9434,6 +11395,9 @@
             <w:tcW w:type="dxa" w:w="1514"/>
           </w:tcPr>
           <w:p>
+            <w:pPr>
+              <w:spacing w:before="20" w:after="20"/>
+            </w:pPr>
             <w:r/>
             <w:r>
               <w:rPr>
@@ -9450,11 +11414,13 @@
             <w:tcW w:type="dxa" w:w="1514"/>
           </w:tcPr>
           <w:p>
-            <w:r/>
-            <w:r>
-              <w:rPr>
-                <w:rFonts w:ascii="Verdana" w:hAnsi="Verdana"/>
-                <w:b w:val="0"/>
+            <w:pPr>
+              <w:spacing w:before="20" w:after="20"/>
+            </w:pPr>
+            <w:r/>
+            <w:r>
+              <w:rPr>
+                <w:rFonts w:ascii="Verdana" w:hAnsi="Verdana"/>
                 <w:sz w:val="16"/>
               </w:rPr>
               <w:t>Таблица флагов</w:t>
@@ -9466,6 +11432,9 @@
             <w:tcW w:type="dxa" w:w="1514"/>
           </w:tcPr>
           <w:p>
+            <w:pPr>
+              <w:spacing w:before="20" w:after="20"/>
+            </w:pPr>
             <w:r/>
             <w:r>
               <w:rPr>
@@ -9482,6 +11451,9 @@
             <w:tcW w:type="dxa" w:w="1514"/>
           </w:tcPr>
           <w:p>
+            <w:pPr>
+              <w:spacing w:before="20" w:after="20"/>
+            </w:pPr>
             <w:r/>
             <w:r>
               <w:rPr>
@@ -9498,6 +11470,9 @@
             <w:tcW w:type="dxa" w:w="1514"/>
           </w:tcPr>
           <w:p>
+            <w:pPr>
+              <w:spacing w:before="20" w:after="20"/>
+            </w:pPr>
             <w:r/>
             <w:r>
               <w:rPr>
@@ -9514,11 +11489,13 @@
             <w:tcW w:type="dxa" w:w="1514"/>
           </w:tcPr>
           <w:p>
-            <w:r/>
-            <w:r>
-              <w:rPr>
-                <w:rFonts w:ascii="Verdana" w:hAnsi="Verdana"/>
-                <w:b w:val="0"/>
+            <w:pPr>
+              <w:spacing w:before="20" w:after="20"/>
+            </w:pPr>
+            <w:r/>
+            <w:r>
+              <w:rPr>
+                <w:rFonts w:ascii="Verdana" w:hAnsi="Verdana"/>
                 <w:sz w:val="16"/>
               </w:rPr>
               <w:t>Таблица флагов</w:t>
@@ -9530,6 +11507,9 @@
             <w:tcW w:type="dxa" w:w="1514"/>
           </w:tcPr>
           <w:p>
+            <w:pPr>
+              <w:spacing w:before="20" w:after="20"/>
+            </w:pPr>
             <w:r/>
             <w:r>
               <w:rPr>
@@ -9546,6 +11526,9 @@
             <w:tcW w:type="dxa" w:w="1514"/>
           </w:tcPr>
           <w:p>
+            <w:pPr>
+              <w:spacing w:before="20" w:after="20"/>
+            </w:pPr>
             <w:r/>
             <w:r>
               <w:rPr>
@@ -9562,6 +11545,9 @@
             <w:tcW w:type="dxa" w:w="1514"/>
           </w:tcPr>
           <w:p>
+            <w:pPr>
+              <w:spacing w:before="20" w:after="20"/>
+            </w:pPr>
             <w:r/>
             <w:r>
               <w:rPr>
@@ -9582,6 +11568,9 @@
             <w:tcW w:type="dxa" w:w="1514"/>
           </w:tcPr>
           <w:p>
+            <w:pPr>
+              <w:spacing w:before="20" w:after="20"/>
+            </w:pPr>
             <w:r/>
             <w:r>
               <w:rPr>
@@ -9598,6 +11587,9 @@
             <w:tcW w:type="dxa" w:w="1514"/>
           </w:tcPr>
           <w:p>
+            <w:pPr>
+              <w:spacing w:before="20" w:after="20"/>
+            </w:pPr>
             <w:r/>
             <w:r>
               <w:rPr>
@@ -9614,11 +11606,13 @@
             <w:tcW w:type="dxa" w:w="1514"/>
           </w:tcPr>
           <w:p>
-            <w:r/>
-            <w:r>
-              <w:rPr>
-                <w:rFonts w:ascii="Verdana" w:hAnsi="Verdana"/>
-                <w:b w:val="0"/>
+            <w:pPr>
+              <w:spacing w:before="20" w:after="20"/>
+            </w:pPr>
+            <w:r/>
+            <w:r>
+              <w:rPr>
+                <w:rFonts w:ascii="Verdana" w:hAnsi="Verdana"/>
                 <w:sz w:val="16"/>
               </w:rPr>
               <w:t>Таблица флагов</w:t>
@@ -9630,6 +11624,9 @@
             <w:tcW w:type="dxa" w:w="1514"/>
           </w:tcPr>
           <w:p>
+            <w:pPr>
+              <w:spacing w:before="20" w:after="20"/>
+            </w:pPr>
             <w:r/>
             <w:r>
               <w:rPr>
@@ -9646,6 +11643,9 @@
             <w:tcW w:type="dxa" w:w="1514"/>
           </w:tcPr>
           <w:p>
+            <w:pPr>
+              <w:spacing w:before="20" w:after="20"/>
+            </w:pPr>
             <w:r/>
             <w:r>
               <w:rPr>
@@ -9662,6 +11662,9 @@
             <w:tcW w:type="dxa" w:w="1514"/>
           </w:tcPr>
           <w:p>
+            <w:pPr>
+              <w:spacing w:before="20" w:after="20"/>
+            </w:pPr>
             <w:r/>
             <w:r>
               <w:rPr>
@@ -9678,11 +11681,13 @@
             <w:tcW w:type="dxa" w:w="1514"/>
           </w:tcPr>
           <w:p>
-            <w:r/>
-            <w:r>
-              <w:rPr>
-                <w:rFonts w:ascii="Verdana" w:hAnsi="Verdana"/>
-                <w:b w:val="0"/>
+            <w:pPr>
+              <w:spacing w:before="20" w:after="20"/>
+            </w:pPr>
+            <w:r/>
+            <w:r>
+              <w:rPr>
+                <w:rFonts w:ascii="Verdana" w:hAnsi="Verdana"/>
                 <w:sz w:val="16"/>
               </w:rPr>
               <w:t>Таблица флагов</w:t>
@@ -9694,6 +11699,9 @@
             <w:tcW w:type="dxa" w:w="1514"/>
           </w:tcPr>
           <w:p>
+            <w:pPr>
+              <w:spacing w:before="20" w:after="20"/>
+            </w:pPr>
             <w:r/>
             <w:r>
               <w:rPr>
@@ -9710,6 +11718,9 @@
             <w:tcW w:type="dxa" w:w="1514"/>
           </w:tcPr>
           <w:p>
+            <w:pPr>
+              <w:spacing w:before="20" w:after="20"/>
+            </w:pPr>
             <w:r/>
             <w:r>
               <w:rPr>
@@ -9726,6 +11737,9 @@
             <w:tcW w:type="dxa" w:w="1514"/>
           </w:tcPr>
           <w:p>
+            <w:pPr>
+              <w:spacing w:before="20" w:after="20"/>
+            </w:pPr>
             <w:r/>
             <w:r>
               <w:rPr>
@@ -9746,6 +11760,9 @@
             <w:tcW w:type="dxa" w:w="1514"/>
           </w:tcPr>
           <w:p>
+            <w:pPr>
+              <w:spacing w:before="20" w:after="20"/>
+            </w:pPr>
             <w:r/>
             <w:r>
               <w:rPr>
@@ -9762,6 +11779,9 @@
             <w:tcW w:type="dxa" w:w="1514"/>
           </w:tcPr>
           <w:p>
+            <w:pPr>
+              <w:spacing w:before="20" w:after="20"/>
+            </w:pPr>
             <w:r/>
             <w:r>
               <w:rPr>
@@ -9778,11 +11798,13 @@
             <w:tcW w:type="dxa" w:w="1514"/>
           </w:tcPr>
           <w:p>
-            <w:r/>
-            <w:r>
-              <w:rPr>
-                <w:rFonts w:ascii="Verdana" w:hAnsi="Verdana"/>
-                <w:b w:val="0"/>
+            <w:pPr>
+              <w:spacing w:before="20" w:after="20"/>
+            </w:pPr>
+            <w:r/>
+            <w:r>
+              <w:rPr>
+                <w:rFonts w:ascii="Verdana" w:hAnsi="Verdana"/>
                 <w:sz w:val="16"/>
               </w:rPr>
               <w:t>Кодовая таблица</w:t>
@@ -9794,6 +11816,9 @@
             <w:tcW w:type="dxa" w:w="1514"/>
           </w:tcPr>
           <w:p>
+            <w:pPr>
+              <w:spacing w:before="20" w:after="20"/>
+            </w:pPr>
             <w:r/>
             <w:r>
               <w:rPr>
@@ -9810,6 +11835,9 @@
             <w:tcW w:type="dxa" w:w="1514"/>
           </w:tcPr>
           <w:p>
+            <w:pPr>
+              <w:spacing w:before="20" w:after="20"/>
+            </w:pPr>
             <w:r/>
             <w:r>
               <w:rPr>
@@ -9826,6 +11854,9 @@
             <w:tcW w:type="dxa" w:w="1514"/>
           </w:tcPr>
           <w:p>
+            <w:pPr>
+              <w:spacing w:before="20" w:after="20"/>
+            </w:pPr>
             <w:r/>
             <w:r>
               <w:rPr>
@@ -9842,11 +11873,13 @@
             <w:tcW w:type="dxa" w:w="1514"/>
           </w:tcPr>
           <w:p>
-            <w:r/>
-            <w:r>
-              <w:rPr>
-                <w:rFonts w:ascii="Verdana" w:hAnsi="Verdana"/>
-                <w:b w:val="0"/>
+            <w:pPr>
+              <w:spacing w:before="20" w:after="20"/>
+            </w:pPr>
+            <w:r/>
+            <w:r>
+              <w:rPr>
+                <w:rFonts w:ascii="Verdana" w:hAnsi="Verdana"/>
                 <w:sz w:val="16"/>
               </w:rPr>
               <w:t>Кодовая таблица</w:t>
@@ -9858,6 +11891,9 @@
             <w:tcW w:type="dxa" w:w="1514"/>
           </w:tcPr>
           <w:p>
+            <w:pPr>
+              <w:spacing w:before="20" w:after="20"/>
+            </w:pPr>
             <w:r/>
             <w:r>
               <w:rPr>
@@ -9874,6 +11910,9 @@
             <w:tcW w:type="dxa" w:w="1514"/>
           </w:tcPr>
           <w:p>
+            <w:pPr>
+              <w:spacing w:before="20" w:after="20"/>
+            </w:pPr>
             <w:r/>
             <w:r>
               <w:rPr>
@@ -9890,6 +11929,9 @@
             <w:tcW w:type="dxa" w:w="1514"/>
           </w:tcPr>
           <w:p>
+            <w:pPr>
+              <w:spacing w:before="20" w:after="20"/>
+            </w:pPr>
             <w:r/>
             <w:r>
               <w:rPr>
@@ -9910,6 +11952,9 @@
             <w:tcW w:type="dxa" w:w="1514"/>
           </w:tcPr>
           <w:p>
+            <w:pPr>
+              <w:spacing w:before="20" w:after="20"/>
+            </w:pPr>
             <w:r/>
             <w:r>
               <w:rPr>
@@ -9926,6 +11971,9 @@
             <w:tcW w:type="dxa" w:w="1514"/>
           </w:tcPr>
           <w:p>
+            <w:pPr>
+              <w:spacing w:before="20" w:after="20"/>
+            </w:pPr>
             <w:r/>
             <w:r>
               <w:rPr>
@@ -9942,11 +11990,13 @@
             <w:tcW w:type="dxa" w:w="1514"/>
           </w:tcPr>
           <w:p>
-            <w:r/>
-            <w:r>
-              <w:rPr>
-                <w:rFonts w:ascii="Verdana" w:hAnsi="Verdana"/>
-                <w:b w:val="0"/>
+            <w:pPr>
+              <w:spacing w:before="20" w:after="20"/>
+            </w:pPr>
+            <w:r/>
+            <w:r>
+              <w:rPr>
+                <w:rFonts w:ascii="Verdana" w:hAnsi="Verdana"/>
                 <w:sz w:val="16"/>
               </w:rPr>
               <w:t>Кодовая таблица</w:t>
@@ -9958,6 +12008,9 @@
             <w:tcW w:type="dxa" w:w="1514"/>
           </w:tcPr>
           <w:p>
+            <w:pPr>
+              <w:spacing w:before="20" w:after="20"/>
+            </w:pPr>
             <w:r/>
             <w:r>
               <w:rPr>
@@ -9974,6 +12027,9 @@
             <w:tcW w:type="dxa" w:w="1514"/>
           </w:tcPr>
           <w:p>
+            <w:pPr>
+              <w:spacing w:before="20" w:after="20"/>
+            </w:pPr>
             <w:r/>
             <w:r>
               <w:rPr>
@@ -9990,6 +12046,9 @@
             <w:tcW w:type="dxa" w:w="1514"/>
           </w:tcPr>
           <w:p>
+            <w:pPr>
+              <w:spacing w:before="20" w:after="20"/>
+            </w:pPr>
             <w:r/>
             <w:r>
               <w:rPr>
@@ -10006,11 +12065,13 @@
             <w:tcW w:type="dxa" w:w="1514"/>
           </w:tcPr>
           <w:p>
-            <w:r/>
-            <w:r>
-              <w:rPr>
-                <w:rFonts w:ascii="Verdana" w:hAnsi="Verdana"/>
-                <w:b w:val="0"/>
+            <w:pPr>
+              <w:spacing w:before="20" w:after="20"/>
+            </w:pPr>
+            <w:r/>
+            <w:r>
+              <w:rPr>
+                <w:rFonts w:ascii="Verdana" w:hAnsi="Verdana"/>
                 <w:sz w:val="16"/>
               </w:rPr>
               <w:t>Кодовая таблица</w:t>
@@ -10022,6 +12083,9 @@
             <w:tcW w:type="dxa" w:w="1514"/>
           </w:tcPr>
           <w:p>
+            <w:pPr>
+              <w:spacing w:before="20" w:after="20"/>
+            </w:pPr>
             <w:r/>
             <w:r>
               <w:rPr>
@@ -10038,6 +12102,9 @@
             <w:tcW w:type="dxa" w:w="1514"/>
           </w:tcPr>
           <w:p>
+            <w:pPr>
+              <w:spacing w:before="20" w:after="20"/>
+            </w:pPr>
             <w:r/>
             <w:r>
               <w:rPr>
@@ -10054,6 +12121,9 @@
             <w:tcW w:type="dxa" w:w="1514"/>
           </w:tcPr>
           <w:p>
+            <w:pPr>
+              <w:spacing w:before="20" w:after="20"/>
+            </w:pPr>
             <w:r/>
             <w:r>
               <w:rPr>
@@ -10074,6 +12144,9 @@
             <w:tcW w:type="dxa" w:w="1514"/>
           </w:tcPr>
           <w:p>
+            <w:pPr>
+              <w:spacing w:before="20" w:after="20"/>
+            </w:pPr>
             <w:r/>
             <w:r>
               <w:rPr>
@@ -10090,6 +12163,9 @@
             <w:tcW w:type="dxa" w:w="1514"/>
           </w:tcPr>
           <w:p>
+            <w:pPr>
+              <w:spacing w:before="20" w:after="20"/>
+            </w:pPr>
             <w:r/>
             <w:r>
               <w:rPr>
@@ -10106,11 +12182,13 @@
             <w:tcW w:type="dxa" w:w="1514"/>
           </w:tcPr>
           <w:p>
-            <w:r/>
-            <w:r>
-              <w:rPr>
-                <w:rFonts w:ascii="Verdana" w:hAnsi="Verdana"/>
-                <w:b w:val="0"/>
+            <w:pPr>
+              <w:spacing w:before="20" w:after="20"/>
+            </w:pPr>
+            <w:r/>
+            <w:r>
+              <w:rPr>
+                <w:rFonts w:ascii="Verdana" w:hAnsi="Verdana"/>
                 <w:sz w:val="16"/>
               </w:rPr>
               <w:t>Таблица флагов</w:t>
@@ -10122,6 +12200,9 @@
             <w:tcW w:type="dxa" w:w="1514"/>
           </w:tcPr>
           <w:p>
+            <w:pPr>
+              <w:spacing w:before="20" w:after="20"/>
+            </w:pPr>
             <w:r/>
             <w:r>
               <w:rPr>
@@ -10138,6 +12219,9 @@
             <w:tcW w:type="dxa" w:w="1514"/>
           </w:tcPr>
           <w:p>
+            <w:pPr>
+              <w:spacing w:before="20" w:after="20"/>
+            </w:pPr>
             <w:r/>
             <w:r>
               <w:rPr>
@@ -10154,6 +12238,9 @@
             <w:tcW w:type="dxa" w:w="1514"/>
           </w:tcPr>
           <w:p>
+            <w:pPr>
+              <w:spacing w:before="20" w:after="20"/>
+            </w:pPr>
             <w:r/>
             <w:r>
               <w:rPr>
@@ -10170,11 +12257,13 @@
             <w:tcW w:type="dxa" w:w="1514"/>
           </w:tcPr>
           <w:p>
-            <w:r/>
-            <w:r>
-              <w:rPr>
-                <w:rFonts w:ascii="Verdana" w:hAnsi="Verdana"/>
-                <w:b w:val="0"/>
+            <w:pPr>
+              <w:spacing w:before="20" w:after="20"/>
+            </w:pPr>
+            <w:r/>
+            <w:r>
+              <w:rPr>
+                <w:rFonts w:ascii="Verdana" w:hAnsi="Verdana"/>
                 <w:sz w:val="16"/>
               </w:rPr>
               <w:t>Таблица флагов</w:t>
@@ -10186,6 +12275,9 @@
             <w:tcW w:type="dxa" w:w="1514"/>
           </w:tcPr>
           <w:p>
+            <w:pPr>
+              <w:spacing w:before="20" w:after="20"/>
+            </w:pPr>
             <w:r/>
             <w:r>
               <w:rPr>
@@ -10202,6 +12294,9 @@
             <w:tcW w:type="dxa" w:w="1514"/>
           </w:tcPr>
           <w:p>
+            <w:pPr>
+              <w:spacing w:before="20" w:after="20"/>
+            </w:pPr>
             <w:r/>
             <w:r>
               <w:rPr>
@@ -10218,6 +12313,9 @@
             <w:tcW w:type="dxa" w:w="1514"/>
           </w:tcPr>
           <w:p>
+            <w:pPr>
+              <w:spacing w:before="20" w:after="20"/>
+            </w:pPr>
             <w:r/>
             <w:r>
               <w:rPr>
@@ -10238,6 +12336,9 @@
             <w:tcW w:type="dxa" w:w="1514"/>
           </w:tcPr>
           <w:p>
+            <w:pPr>
+              <w:spacing w:before="20" w:after="20"/>
+            </w:pPr>
             <w:r/>
             <w:r>
               <w:rPr>
@@ -10254,6 +12355,9 @@
             <w:tcW w:type="dxa" w:w="1514"/>
           </w:tcPr>
           <w:p>
+            <w:pPr>
+              <w:spacing w:before="20" w:after="20"/>
+            </w:pPr>
             <w:r/>
             <w:r>
               <w:rPr>
@@ -10270,11 +12374,13 @@
             <w:tcW w:type="dxa" w:w="1514"/>
           </w:tcPr>
           <w:p>
-            <w:r/>
-            <w:r>
-              <w:rPr>
-                <w:rFonts w:ascii="Verdana" w:hAnsi="Verdana"/>
-                <w:b w:val="0"/>
+            <w:pPr>
+              <w:spacing w:before="20" w:after="20"/>
+            </w:pPr>
+            <w:r/>
+            <w:r>
+              <w:rPr>
+                <w:rFonts w:ascii="Verdana" w:hAnsi="Verdana"/>
                 <w:sz w:val="16"/>
               </w:rPr>
               <w:t>K</w:t>
@@ -10286,6 +12392,9 @@
             <w:tcW w:type="dxa" w:w="1514"/>
           </w:tcPr>
           <w:p>
+            <w:pPr>
+              <w:spacing w:before="20" w:after="20"/>
+            </w:pPr>
             <w:r/>
             <w:r>
               <w:rPr>
@@ -10302,6 +12411,9 @@
             <w:tcW w:type="dxa" w:w="1514"/>
           </w:tcPr>
           <w:p>
+            <w:pPr>
+              <w:spacing w:before="20" w:after="20"/>
+            </w:pPr>
             <w:r/>
             <w:r>
               <w:rPr>
@@ -10318,6 +12430,9 @@
             <w:tcW w:type="dxa" w:w="1514"/>
           </w:tcPr>
           <w:p>
+            <w:pPr>
+              <w:spacing w:before="20" w:after="20"/>
+            </w:pPr>
             <w:r/>
             <w:r>
               <w:rPr>
@@ -10334,11 +12449,13 @@
             <w:tcW w:type="dxa" w:w="1514"/>
           </w:tcPr>
           <w:p>
-            <w:r/>
-            <w:r>
-              <w:rPr>
-                <w:rFonts w:ascii="Verdana" w:hAnsi="Verdana"/>
-                <w:b w:val="0"/>
+            <w:pPr>
+              <w:spacing w:before="20" w:after="20"/>
+            </w:pPr>
+            <w:r/>
+            <w:r>
+              <w:rPr>
+                <w:rFonts w:ascii="Verdana" w:hAnsi="Verdana"/>
                 <w:sz w:val="16"/>
               </w:rPr>
               <w:t>K</w:t>
@@ -10350,6 +12467,9 @@
             <w:tcW w:type="dxa" w:w="1514"/>
           </w:tcPr>
           <w:p>
+            <w:pPr>
+              <w:spacing w:before="20" w:after="20"/>
+            </w:pPr>
             <w:r/>
             <w:r>
               <w:rPr>
@@ -10366,6 +12486,9 @@
             <w:tcW w:type="dxa" w:w="1514"/>
           </w:tcPr>
           <w:p>
+            <w:pPr>
+              <w:spacing w:before="20" w:after="20"/>
+            </w:pPr>
             <w:r/>
             <w:r>
               <w:rPr>
@@ -10382,6 +12505,9 @@
             <w:tcW w:type="dxa" w:w="1514"/>
           </w:tcPr>
           <w:p>
+            <w:pPr>
+              <w:spacing w:before="20" w:after="20"/>
+            </w:pPr>
             <w:r/>
             <w:r>
               <w:rPr>
@@ -10402,6 +12528,9 @@
             <w:tcW w:type="dxa" w:w="1514"/>
           </w:tcPr>
           <w:p>
+            <w:pPr>
+              <w:spacing w:before="20" w:after="20"/>
+            </w:pPr>
             <w:r/>
             <w:r>
               <w:rPr>
@@ -10418,6 +12547,9 @@
             <w:tcW w:type="dxa" w:w="1514"/>
           </w:tcPr>
           <w:p>
+            <w:pPr>
+              <w:spacing w:before="20" w:after="20"/>
+            </w:pPr>
             <w:r/>
             <w:r>
               <w:rPr>
@@ -10434,11 +12566,13 @@
             <w:tcW w:type="dxa" w:w="1514"/>
           </w:tcPr>
           <w:p>
-            <w:r/>
-            <w:r>
-              <w:rPr>
-                <w:rFonts w:ascii="Verdana" w:hAnsi="Verdana"/>
-                <w:b w:val="0"/>
+            <w:pPr>
+              <w:spacing w:before="20" w:after="20"/>
+            </w:pPr>
+            <w:r/>
+            <w:r>
+              <w:rPr>
+                <w:rFonts w:ascii="Verdana" w:hAnsi="Verdana"/>
                 <w:sz w:val="16"/>
               </w:rPr>
               <w:t>K</w:t>
@@ -10450,6 +12584,9 @@
             <w:tcW w:type="dxa" w:w="1514"/>
           </w:tcPr>
           <w:p>
+            <w:pPr>
+              <w:spacing w:before="20" w:after="20"/>
+            </w:pPr>
             <w:r/>
             <w:r>
               <w:rPr>
@@ -10466,6 +12603,9 @@
             <w:tcW w:type="dxa" w:w="1514"/>
           </w:tcPr>
           <w:p>
+            <w:pPr>
+              <w:spacing w:before="20" w:after="20"/>
+            </w:pPr>
             <w:r/>
             <w:r>
               <w:rPr>
@@ -10482,6 +12622,9 @@
             <w:tcW w:type="dxa" w:w="1514"/>
           </w:tcPr>
           <w:p>
+            <w:pPr>
+              <w:spacing w:before="20" w:after="20"/>
+            </w:pPr>
             <w:r/>
             <w:r>
               <w:rPr>
@@ -10498,11 +12641,13 @@
             <w:tcW w:type="dxa" w:w="1514"/>
           </w:tcPr>
           <w:p>
-            <w:r/>
-            <w:r>
-              <w:rPr>
-                <w:rFonts w:ascii="Verdana" w:hAnsi="Verdana"/>
-                <w:b w:val="0"/>
+            <w:pPr>
+              <w:spacing w:before="20" w:after="20"/>
+            </w:pPr>
+            <w:r/>
+            <w:r>
+              <w:rPr>
+                <w:rFonts w:ascii="Verdana" w:hAnsi="Verdana"/>
                 <w:sz w:val="16"/>
               </w:rPr>
               <w:t>K</w:t>
@@ -10514,6 +12659,9 @@
             <w:tcW w:type="dxa" w:w="1514"/>
           </w:tcPr>
           <w:p>
+            <w:pPr>
+              <w:spacing w:before="20" w:after="20"/>
+            </w:pPr>
             <w:r/>
             <w:r>
               <w:rPr>
@@ -10530,6 +12678,9 @@
             <w:tcW w:type="dxa" w:w="1514"/>
           </w:tcPr>
           <w:p>
+            <w:pPr>
+              <w:spacing w:before="20" w:after="20"/>
+            </w:pPr>
             <w:r/>
             <w:r>
               <w:rPr>
@@ -10546,6 +12697,9 @@
             <w:tcW w:type="dxa" w:w="1514"/>
           </w:tcPr>
           <w:p>
+            <w:pPr>
+              <w:spacing w:before="20" w:after="20"/>
+            </w:pPr>
             <w:r/>
             <w:r>
               <w:rPr>
@@ -10566,6 +12720,9 @@
             <w:tcW w:type="dxa" w:w="1514"/>
           </w:tcPr>
           <w:p>
+            <w:pPr>
+              <w:spacing w:before="20" w:after="20"/>
+            </w:pPr>
             <w:r/>
             <w:r>
               <w:rPr>
@@ -10582,6 +12739,9 @@
             <w:tcW w:type="dxa" w:w="1514"/>
           </w:tcPr>
           <w:p>
+            <w:pPr>
+              <w:spacing w:before="20" w:after="20"/>
+            </w:pPr>
             <w:r/>
             <w:r>
               <w:rPr>
@@ -10598,11 +12758,13 @@
             <w:tcW w:type="dxa" w:w="1514"/>
           </w:tcPr>
           <w:p>
-            <w:r/>
-            <w:r>
-              <w:rPr>
-                <w:rFonts w:ascii="Verdana" w:hAnsi="Verdana"/>
-                <w:b w:val="0"/>
+            <w:pPr>
+              <w:spacing w:before="20" w:after="20"/>
+            </w:pPr>
+            <w:r/>
+            <w:r>
+              <w:rPr>
+                <w:rFonts w:ascii="Verdana" w:hAnsi="Verdana"/>
                 <w:sz w:val="16"/>
               </w:rPr>
               <w:t>K</w:t>
@@ -10614,6 +12776,9 @@
             <w:tcW w:type="dxa" w:w="1514"/>
           </w:tcPr>
           <w:p>
+            <w:pPr>
+              <w:spacing w:before="20" w:after="20"/>
+            </w:pPr>
             <w:r/>
             <w:r>
               <w:rPr>
@@ -10630,6 +12795,9 @@
             <w:tcW w:type="dxa" w:w="1514"/>
           </w:tcPr>
           <w:p>
+            <w:pPr>
+              <w:spacing w:before="20" w:after="20"/>
+            </w:pPr>
             <w:r/>
             <w:r>
               <w:rPr>
@@ -10646,6 +12814,9 @@
             <w:tcW w:type="dxa" w:w="1514"/>
           </w:tcPr>
           <w:p>
+            <w:pPr>
+              <w:spacing w:before="20" w:after="20"/>
+            </w:pPr>
             <w:r/>
             <w:r>
               <w:rPr>
@@ -10662,11 +12833,13 @@
             <w:tcW w:type="dxa" w:w="1514"/>
           </w:tcPr>
           <w:p>
-            <w:r/>
-            <w:r>
-              <w:rPr>
-                <w:rFonts w:ascii="Verdana" w:hAnsi="Verdana"/>
-                <w:b w:val="0"/>
+            <w:pPr>
+              <w:spacing w:before="20" w:after="20"/>
+            </w:pPr>
+            <w:r/>
+            <w:r>
+              <w:rPr>
+                <w:rFonts w:ascii="Verdana" w:hAnsi="Verdana"/>
                 <w:sz w:val="16"/>
               </w:rPr>
               <w:t>K</w:t>
@@ -10678,6 +12851,9 @@
             <w:tcW w:type="dxa" w:w="1514"/>
           </w:tcPr>
           <w:p>
+            <w:pPr>
+              <w:spacing w:before="20" w:after="20"/>
+            </w:pPr>
             <w:r/>
             <w:r>
               <w:rPr>
@@ -10694,6 +12870,9 @@
             <w:tcW w:type="dxa" w:w="1514"/>
           </w:tcPr>
           <w:p>
+            <w:pPr>
+              <w:spacing w:before="20" w:after="20"/>
+            </w:pPr>
             <w:r/>
             <w:r>
               <w:rPr>
@@ -10710,6 +12889,9 @@
             <w:tcW w:type="dxa" w:w="1514"/>
           </w:tcPr>
           <w:p>
+            <w:pPr>
+              <w:spacing w:before="20" w:after="20"/>
+            </w:pPr>
             <w:r/>
             <w:r>
               <w:rPr>
@@ -10730,6 +12912,9 @@
             <w:tcW w:type="dxa" w:w="1514"/>
           </w:tcPr>
           <w:p>
+            <w:pPr>
+              <w:spacing w:before="20" w:after="20"/>
+            </w:pPr>
             <w:r/>
             <w:r>
               <w:rPr>
@@ -10746,6 +12931,9 @@
             <w:tcW w:type="dxa" w:w="1514"/>
           </w:tcPr>
           <w:p>
+            <w:pPr>
+              <w:spacing w:before="20" w:after="20"/>
+            </w:pPr>
             <w:r/>
             <w:r>
               <w:rPr>
@@ -10762,11 +12950,13 @@
             <w:tcW w:type="dxa" w:w="1514"/>
           </w:tcPr>
           <w:p>
-            <w:r/>
-            <w:r>
-              <w:rPr>
-                <w:rFonts w:ascii="Verdana" w:hAnsi="Verdana"/>
-                <w:b w:val="0"/>
+            <w:pPr>
+              <w:spacing w:before="20" w:after="20"/>
+            </w:pPr>
+            <w:r/>
+            <w:r>
+              <w:rPr>
+                <w:rFonts w:ascii="Verdana" w:hAnsi="Verdana"/>
                 <w:sz w:val="16"/>
               </w:rPr>
               <w:t>Таблица флагов</w:t>
@@ -10778,6 +12968,9 @@
             <w:tcW w:type="dxa" w:w="1514"/>
           </w:tcPr>
           <w:p>
+            <w:pPr>
+              <w:spacing w:before="20" w:after="20"/>
+            </w:pPr>
             <w:r/>
             <w:r>
               <w:rPr>
@@ -10794,6 +12987,9 @@
             <w:tcW w:type="dxa" w:w="1514"/>
           </w:tcPr>
           <w:p>
+            <w:pPr>
+              <w:spacing w:before="20" w:after="20"/>
+            </w:pPr>
             <w:r/>
             <w:r>
               <w:rPr>
@@ -10810,6 +13006,9 @@
             <w:tcW w:type="dxa" w:w="1514"/>
           </w:tcPr>
           <w:p>
+            <w:pPr>
+              <w:spacing w:before="20" w:after="20"/>
+            </w:pPr>
             <w:r/>
             <w:r>
               <w:rPr>
@@ -10826,11 +13025,13 @@
             <w:tcW w:type="dxa" w:w="1514"/>
           </w:tcPr>
           <w:p>
-            <w:r/>
-            <w:r>
-              <w:rPr>
-                <w:rFonts w:ascii="Verdana" w:hAnsi="Verdana"/>
-                <w:b w:val="0"/>
+            <w:pPr>
+              <w:spacing w:before="20" w:after="20"/>
+            </w:pPr>
+            <w:r/>
+            <w:r>
+              <w:rPr>
+                <w:rFonts w:ascii="Verdana" w:hAnsi="Verdana"/>
                 <w:sz w:val="16"/>
               </w:rPr>
               <w:t>Таблица флагов</w:t>
@@ -10842,6 +13043,9 @@
             <w:tcW w:type="dxa" w:w="1514"/>
           </w:tcPr>
           <w:p>
+            <w:pPr>
+              <w:spacing w:before="20" w:after="20"/>
+            </w:pPr>
             <w:r/>
             <w:r>
               <w:rPr>
@@ -10858,6 +13062,9 @@
             <w:tcW w:type="dxa" w:w="1514"/>
           </w:tcPr>
           <w:p>
+            <w:pPr>
+              <w:spacing w:before="20" w:after="20"/>
+            </w:pPr>
             <w:r/>
             <w:r>
               <w:rPr>
@@ -10874,6 +13081,9 @@
             <w:tcW w:type="dxa" w:w="1514"/>
           </w:tcPr>
           <w:p>
+            <w:pPr>
+              <w:spacing w:before="20" w:after="20"/>
+            </w:pPr>
             <w:r/>
             <w:r>
               <w:rPr>

--- a/docx/ru/BUFRCREX_TableB_ru_33.docx
+++ b/docx/ru/BUFRCREX_TableB_ru_33.docx
@@ -12736,367 +12736,6 @@
         </w:tc>
       </w:tr>
     </w:tbl>
-    <w:p/>
-    <w:p>
-      <w:r>
-        <w:rPr>
-          <w:rFonts w:ascii="Verdana" w:hAnsi="Verdana"/>
-          <w:i/>
-          <w:sz w:val="14"/>
-        </w:rPr>
-        <w:t>Note 23: Значение осадков –0,1 кг·м-2 до масштабирования (–1 после масштабирования или в коде CREX) должно указывать на «следы» осадков (не поддающиеся измерению, менее 0,05 кг·м-2).</w:t>
-      </w:r>
-    </w:p>
-    <w:p>
-      <w:r>
-        <w:rPr>
-          <w:rFonts w:ascii="Verdana" w:hAnsi="Verdana"/>
-          <w:i/>
-          <w:sz w:val="14"/>
-        </w:rPr>
-        <w:t>Note 25: Ранее определенное значение может быть отменено путем передачи «отсутствующего значения» из соответствующей кодовой таблицы или таблицы флагов.</w:t>
-      </w:r>
-    </w:p>
-    <w:p>
-      <w:r>
-        <w:rPr>
-          <w:rFonts w:ascii="Verdana" w:hAnsi="Verdana"/>
-          <w:i/>
-          <w:sz w:val="14"/>
-        </w:rPr>
-        <w:t>Note 27: Все время дается во Всемирном скоординированном времени (ВСВ), если не предусмотрено иного.</w:t>
-      </w:r>
-    </w:p>
-    <w:p>
-      <w:r>
-        <w:rPr>
-          <w:rFonts w:ascii="Verdana" w:hAnsi="Verdana"/>
-          <w:i/>
-          <w:sz w:val="14"/>
-        </w:rPr>
-        <w:t>Note 32: Пеленг или азимут следует использовать только для установленного местоположения и не должен переопределять это местоположение.</w:t>
-      </w:r>
-    </w:p>
-    <w:p>
-      <w:r>
-        <w:rPr>
-          <w:rFonts w:ascii="Verdana" w:hAnsi="Verdana"/>
-          <w:i/>
-          <w:sz w:val="14"/>
-        </w:rPr>
-        <w:t>Note 62: Расстояние следует использовать только для установленного местоположения, а также пеленга, азимута или превышения; оно не должно переопределять это местоположение.</w:t>
-      </w:r>
-    </w:p>
-    <w:p>
-      <w:r>
-        <w:rPr>
-          <w:rFonts w:ascii="Verdana" w:hAnsi="Verdana"/>
-          <w:i/>
-          <w:sz w:val="14"/>
-        </w:rPr>
-        <w:t>Note 63: Приходящей радиации следует присваивать положительные значения.</w:t>
-      </w:r>
-    </w:p>
-    <w:p>
-      <w:r>
-        <w:rPr>
-          <w:rFonts w:ascii="Verdana" w:hAnsi="Verdana"/>
-          <w:i/>
-          <w:sz w:val="14"/>
-        </w:rPr>
-        <w:t>Note 64: Для компонент w, направленных вниз, следует выделять положительные значения с единицами измерения в Па·с-1.</w:t>
-      </w:r>
-    </w:p>
-    <w:p>
-      <w:r>
-        <w:rPr>
-          <w:rFonts w:ascii="Verdana" w:hAnsi="Verdana"/>
-          <w:i/>
-          <w:sz w:val="14"/>
-        </w:rPr>
-        <w:t>Note 66: Увеличение широты с востока на запад следует выражать отрицательным значением.</w:t>
-      </w:r>
-    </w:p>
-    <w:p>
-      <w:r>
-        <w:rPr>
-          <w:rFonts w:ascii="Verdana" w:hAnsi="Verdana"/>
-          <w:i/>
-          <w:sz w:val="14"/>
-        </w:rPr>
-        <w:t>Note 75: Для дескрипторов кода CREX F = B, а не 0.</w:t>
-      </w:r>
-    </w:p>
-    <w:p>
-      <w:r>
-        <w:rPr>
-          <w:rFonts w:ascii="Verdana" w:hAnsi="Verdana"/>
-          <w:i/>
-          <w:sz w:val="14"/>
-        </w:rPr>
-        <w:t>Note 92: Для однозначного различения случаев отсутствия данных и насыщенных пикселей, n-битовые данные об изображении следует кодировать, используя длину данных n+1. Когда такого дескриптора еще нет в классе 30, дескриптор оператора 2 01 YYY следует использовать для изменения длины данных существующей позиции, по мере необходимости.</w:t>
-      </w:r>
-    </w:p>
-    <w:p>
-      <w:r>
-        <w:rPr>
-          <w:rFonts w:ascii="Verdana" w:hAnsi="Verdana"/>
-          <w:i/>
-          <w:sz w:val="14"/>
-        </w:rPr>
-        <w:t>Note 105: Негативные временные периоды или отклонения следует использовать для указания временных периодов или отклонений, предшествующих определенному текущему времени.</w:t>
-      </w:r>
-    </w:p>
-    <w:p>
-      <w:r>
-        <w:rPr>
-          <w:rFonts w:ascii="Verdana" w:hAnsi="Verdana"/>
-          <w:i/>
-          <w:sz w:val="14"/>
-        </w:rPr>
-        <w:t>Note 110: Увеличение широты с севера на юг следует выражать отрицательными значениями.</w:t>
-      </w:r>
-    </w:p>
-    <w:p>
-      <w:r>
-        <w:rPr>
-          <w:rFonts w:ascii="Verdana" w:hAnsi="Verdana"/>
-          <w:i/>
-          <w:sz w:val="14"/>
-        </w:rPr>
-        <w:t>Note 115: Длина данных пикселя может быть изменена с помощью дескриптора 2 01 YYY.</w:t>
-      </w:r>
-    </w:p>
-    <w:p>
-      <w:r>
-        <w:rPr>
-          <w:rFonts w:ascii="Verdana" w:hAnsi="Verdana"/>
-          <w:i/>
-          <w:sz w:val="14"/>
-        </w:rPr>
-        <w:t>Note 121: Некоторые указания ожидаемой точности могут в неявной форме содержаться в ряде элементов данного класса.</w:t>
-      </w:r>
-    </w:p>
-    <w:p>
-      <w:r>
-        <w:rPr>
-          <w:rFonts w:ascii="Verdana" w:hAnsi="Verdana"/>
-          <w:i/>
-          <w:sz w:val="14"/>
-        </w:rPr>
-        <w:t>Note 122: Южную широту следует выражать отрицательными значениями.</w:t>
-      </w:r>
-    </w:p>
-    <w:p>
-      <w:r>
-        <w:rPr>
-          <w:rFonts w:ascii="Verdana" w:hAnsi="Verdana"/>
-          <w:i/>
-          <w:sz w:val="14"/>
-        </w:rPr>
-        <w:t>Note 123: Для компонент v, направленных с юга на север, следует выделять положительные значения.</w:t>
-      </w:r>
-    </w:p>
-    <w:p>
-      <w:r>
-        <w:rPr>
-          <w:rFonts w:ascii="Verdana" w:hAnsi="Verdana"/>
-          <w:i/>
-          <w:sz w:val="14"/>
-        </w:rPr>
-        <w:t>Note 126: Направление приземного ветра, измеренное на станции в пределах 1° от Северного полюса или в пределах 1° от Южного полюса, следует сообщать таким образом, чтобы азимутальный круг был выровнен с нулем прибора, соответствуя 0° по Гринвичскому меридиану.</w:t>
-      </w:r>
-    </w:p>
-    <w:p>
-      <w:r>
-        <w:rPr>
-          <w:rFonts w:ascii="Verdana" w:hAnsi="Verdana"/>
-          <w:i/>
-          <w:sz w:val="14"/>
-        </w:rPr>
-        <w:t>Note 140: Размер элемента изображения на горизонтали — 1 приводится в положении, где масштабный коэффициент карты равен единице.</w:t>
-      </w:r>
-    </w:p>
-    <w:p>
-      <w:r>
-        <w:rPr>
-          <w:rFonts w:ascii="Verdana" w:hAnsi="Verdana"/>
-          <w:i/>
-          <w:sz w:val="14"/>
-        </w:rPr>
-        <w:t>Note 141: Размер элемента изображения на горизонтали — 2 указывается в положении, где масштабный коэффициент карты равен единице.</w:t>
-      </w:r>
-    </w:p>
-    <w:p>
-      <w:r>
-        <w:rPr>
-          <w:rFonts w:ascii="Verdana" w:hAnsi="Verdana"/>
-          <w:i/>
-          <w:sz w:val="14"/>
-        </w:rPr>
-        <w:t>Note 145: Значение временных периодов или отклонений может быть указано с использованием значений времени в коде, соответствующем табличной ссылке 0 08 021.</w:t>
-      </w:r>
-    </w:p>
-    <w:p>
-      <w:r>
-        <w:rPr>
-          <w:rFonts w:ascii="Verdana" w:hAnsi="Verdana"/>
-          <w:i/>
-          <w:sz w:val="14"/>
-        </w:rPr>
-        <w:t>Note 149: При использовании с прогнозируемыми величинами временное местоположение должно указывать время исходного состояния или начала для прогностического периода; при использовании с множеством средних прогностических значений временное местоположение должно указывать исходное состояние или начало первого прогноза, по которому получены множественные средние.</w:t>
-      </w:r>
-    </w:p>
-    <w:p>
-      <w:r>
-        <w:rPr>
-          <w:rFonts w:ascii="Verdana" w:hAnsi="Verdana"/>
-          <w:i/>
-          <w:sz w:val="14"/>
-        </w:rPr>
-        <w:t>Note 155: В данный класс могут также войти элементы, относящиеся к процедурам наблюдений.</w:t>
-      </w:r>
-    </w:p>
-    <w:p>
-      <w:r>
-        <w:rPr>
-          <w:rFonts w:ascii="Verdana" w:hAnsi="Verdana"/>
-          <w:i/>
-          <w:sz w:val="14"/>
-        </w:rPr>
-        <w:t>Note 156: Данный класс должен содержать элементы описания приборов, используемых для получения сообщаемых метеорологических элементов.</w:t>
-      </w:r>
-    </w:p>
-    <w:p>
-      <w:r>
-        <w:rPr>
-          <w:rFonts w:ascii="Verdana" w:hAnsi="Verdana"/>
-          <w:i/>
-          <w:sz w:val="14"/>
-        </w:rPr>
-        <w:t>Note 158: Прежде чем использовать временные периоды или отклонения и временные инкременты, необходимо определить исходное временное местоположение, за которым, по мере необходимости, следует определение значимости времени.</w:t>
-      </w:r>
-    </w:p>
-    <w:p>
-      <w:r>
-        <w:rPr>
-          <w:rFonts w:ascii="Verdana" w:hAnsi="Verdana"/>
-          <w:i/>
-          <w:sz w:val="14"/>
-        </w:rPr>
-        <w:t>Note 160: Уходящей радиации следует присваивать отрицательные значения.</w:t>
-      </w:r>
-    </w:p>
-    <w:p>
-      <w:r>
-        <w:rPr>
-          <w:rFonts w:ascii="Verdana" w:hAnsi="Verdana"/>
-          <w:i/>
-          <w:sz w:val="14"/>
-        </w:rPr>
-        <w:t>Note 161: Для компонент w, направленных вверх, следует выделять положительные значения с единицами измерения в м·с-1.</w:t>
-      </w:r>
-    </w:p>
-    <w:p>
-      <w:r>
-        <w:rPr>
-          <w:rFonts w:ascii="Verdana" w:hAnsi="Verdana"/>
-          <w:i/>
-          <w:sz w:val="14"/>
-        </w:rPr>
-        <w:t>Note 162: Пригодные диапазоны, использованные выше: 1011–1019 Бк для выбросов; 10-2–107 Бк и 10-2–107 мЗв для концентраций и доз.</w:t>
-      </w:r>
-    </w:p>
-    <w:p>
-      <w:r>
-        <w:rPr>
-          <w:rFonts w:ascii="Verdana" w:hAnsi="Verdana"/>
-          <w:i/>
-          <w:sz w:val="14"/>
-        </w:rPr>
-        <w:t>Note 163: Величины широты и приращений широты ограничены диапазоном от –90 до +90 градусов.</w:t>
-      </w:r>
-    </w:p>
-    <w:p>
-      <w:r>
-        <w:rPr>
-          <w:rFonts w:ascii="Verdana" w:hAnsi="Verdana"/>
-          <w:i/>
-          <w:sz w:val="14"/>
-        </w:rPr>
-        <w:t>Note 164: Величины долготы ограничены диапазоном от –180 до +180 градусов.</w:t>
-      </w:r>
-    </w:p>
-    <w:p>
-      <w:r>
-        <w:rPr>
-          <w:rFonts w:ascii="Verdana" w:hAnsi="Verdana"/>
-          <w:i/>
-          <w:sz w:val="14"/>
-        </w:rPr>
-        <w:t>Note 165: Вертикальные элементы и давление следует использовать для определения значений этих элементов независимо от элемента или переменной, означающей вертикальную координату.</w:t>
-      </w:r>
-    </w:p>
-    <w:p>
-      <w:r>
-        <w:rPr>
-          <w:rFonts w:ascii="Verdana" w:hAnsi="Verdana"/>
-          <w:i/>
-          <w:sz w:val="14"/>
-        </w:rPr>
-        <w:t>Note 166: Западная долгота выражается отрицательными величинами.</w:t>
-      </w:r>
-    </w:p>
-    <w:p>
-      <w:r>
-        <w:rPr>
-          <w:rFonts w:ascii="Verdana" w:hAnsi="Verdana"/>
-          <w:i/>
-          <w:sz w:val="14"/>
-        </w:rPr>
-        <w:t>Note 167: Для компонент u, направленных с запада на восток, следует выделять положительные значения.</w:t>
-      </w:r>
-    </w:p>
-    <w:p>
-      <w:r>
-        <w:rPr>
-          <w:rFonts w:ascii="Verdana" w:hAnsi="Verdana"/>
-          <w:i/>
-          <w:sz w:val="14"/>
-        </w:rPr>
-        <w:t>Note 176: Там, где в колонку «НАЗВАНИЕ ЭЛЕМЕНТА» вводится выражение «на указанной высоте и за указанный период», соответствующее вертикальное местоположение должно быть определено с использованием дескрипторов из класса 07 совместно с соответствующим периодом с использованием дескрипторов из класса 04.</w:t>
-      </w:r>
-    </w:p>
-    <w:p>
-      <w:r>
-        <w:rPr>
-          <w:rFonts w:ascii="Verdana" w:hAnsi="Verdana"/>
-          <w:i/>
-          <w:sz w:val="14"/>
-        </w:rPr>
-        <w:t>Note 178: Там, где величины суммируются или усредняются (например, за временной период), общее число значений, из которых получается сумма или среднее значение, может быть представлено с использованием ссылки 0 08 022.</w:t>
-      </w:r>
-    </w:p>
-    <w:p>
-      <w:r>
-        <w:rPr>
-          <w:rFonts w:ascii="Verdana" w:hAnsi="Verdana"/>
-          <w:i/>
-          <w:sz w:val="14"/>
-        </w:rPr>
-        <w:t>Note 179: Стандарты ветровых данных: Скорость Направление; Наблюдение отсутствует Отсутствует Отсутствует; Штиль 0 0; Обычное наблюдение &gt;0 1°–360°; Только скорость &gt;0 Отсутствует; Только направление Отсутствует 1°–360°; «Слабый и переменный» &gt;0 0</w:t>
-      </w:r>
-    </w:p>
-    <w:p>
-      <w:r>
-        <w:rPr>
-          <w:rFonts w:ascii="Verdana" w:hAnsi="Verdana"/>
-          <w:i/>
-          <w:sz w:val="14"/>
-        </w:rPr>
-        <w:t>Note 180: Стандарты сообщения о ветровых волнах и волнении: Наблюдения Скорость Направление; Нет наблюдений Отсутствует Отсутствует; Штиль 0 0; Обычное наблюдение &gt;0 1–360; Только скорость &gt;0 Отсутствует; Только направление Отсутствует 1–360; «Легкий и переменный» &gt;0 0</w:t>
-      </w:r>
-    </w:p>
     <w:sectPr>
       <w:pgSz w:w="16838" w:h="11906" w:orient="landscape"/>
       <w:pgMar w:top="850" w:right="850" w:bottom="850" w:left="850" w:header="720" w:footer="720" w:gutter="0"/>
